--- a/TS Jatai Ghanam Project/TS 1.5/TS 1.5 Jatai Malayalam Corrections.docx
+++ b/TS Jatai Ghanam Project/TS 1.5/TS 1.5 Jatai Malayalam Corrections.docx
@@ -1,7 +1,1611 @@
 
 <file path=word/document.xml><?xml version="1.0" encoding="utf-8"?>
-<w:document xmlns:wpc="http://schemas.microsoft.com/office/word/2010/wordprocessingCanvas" xmlns:cx="http://schemas.microsoft.com/office/drawing/2014/chartex" xmlns:cx1="http://schemas.microsoft.com/office/drawing/2015/9/8/chartex" xmlns:cx2="http://schemas.microsoft.com/office/drawing/2015/10/21/chartex" xmlns:cx3="http://schemas.microsoft.com/office/drawing/2016/5/9/chartex" xmlns:cx4="http://schemas.microsoft.com/office/drawing/2016/5/10/chartex" xmlns:cx5="http://schemas.microsoft.com/office/drawing/2016/5/11/chartex" xmlns:cx6="http://schemas.microsoft.com/office/drawing/2016/5/12/chartex" xmlns:cx7="http://schemas.microsoft.com/office/drawing/2016/5/13/chartex" xmlns:cx8="http://schemas.microsoft.com/office/drawing/2016/5/14/chartex" xmlns:mc="http://schemas.openxmlformats.org/markup-compatibility/2006" xmlns:aink="http://schemas.microsoft.com/office/drawing/2016/ink" xmlns:am3d="http://schemas.microsoft.com/office/drawing/2017/model3d" xmlns:o="urn:schemas-microsoft-com:office:office" xmlns:oel="http://schemas.microsoft.com/office/2019/extlst" xmlns:r="http://schemas.openxmlformats.org/officeDocument/2006/relationships" xmlns:m="http://schemas.openxmlformats.org/officeDocument/2006/math" xmlns:v="urn:schemas-microsoft-com:vml" xmlns:wp14="http://schemas.microsoft.com/office/word/2010/wordprocessingDrawing" xmlns:wp="http://schemas.openxmlformats.org/drawingml/2006/wordprocessingDrawing" xmlns:w10="urn:schemas-microsoft-com:office:word" xmlns:w="http://schemas.openxmlformats.org/wordprocessingml/2006/main" xmlns:w14="http://schemas.microsoft.com/office/word/2010/wordml" xmlns:w15="http://schemas.microsoft.com/office/word/2012/wordml" xmlns:w16cex="http://schemas.microsoft.com/office/word/2018/wordml/cex" xmlns:w16cid="http://schemas.microsoft.com/office/word/2016/wordml/cid" xmlns:w16="http://schemas.microsoft.com/office/word/2018/wordml" xmlns:w16sdtdh="http://schemas.microsoft.com/office/word/2020/wordml/sdtdatahash" xmlns:w16se="http://schemas.microsoft.com/office/word/2015/wordml/symex" xmlns:wpg="http://schemas.microsoft.com/office/word/2010/wordprocessingGroup" xmlns:wpi="http://schemas.microsoft.com/office/word/2010/wordprocessingInk" xmlns:wne="http://schemas.microsoft.com/office/word/2006/wordml" xmlns:wps="http://schemas.microsoft.com/office/word/2010/wordprocessingShape" mc:Ignorable="w14 w15 w16se w16cid w16 w16cex w16sdtdh wp14">
+<w:document xmlns:wpc="http://schemas.microsoft.com/office/word/2010/wordprocessingCanvas" xmlns:cx="http://schemas.microsoft.com/office/drawing/2014/chartex" xmlns:cx1="http://schemas.microsoft.com/office/drawing/2015/9/8/chartex" xmlns:cx2="http://schemas.microsoft.com/office/drawing/2015/10/21/chartex" xmlns:cx3="http://schemas.microsoft.com/office/drawing/2016/5/9/chartex" xmlns:cx4="http://schemas.microsoft.com/office/drawing/2016/5/10/chartex" xmlns:cx5="http://schemas.microsoft.com/office/drawing/2016/5/11/chartex" xmlns:cx6="http://schemas.microsoft.com/office/drawing/2016/5/12/chartex" xmlns:cx7="http://schemas.microsoft.com/office/drawing/2016/5/13/chartex" xmlns:cx8="http://schemas.microsoft.com/office/drawing/2016/5/14/chartex" xmlns:mc="http://schemas.openxmlformats.org/markup-compatibility/2006" xmlns:aink="http://schemas.microsoft.com/office/drawing/2016/ink" xmlns:am3d="http://schemas.microsoft.com/office/drawing/2017/model3d" xmlns:o="urn:schemas-microsoft-com:office:office" xmlns:oel="http://schemas.microsoft.com/office/2019/extlst" xmlns:r="http://schemas.openxmlformats.org/officeDocument/2006/relationships" xmlns:m="http://schemas.openxmlformats.org/officeDocument/2006/math" xmlns:v="urn:schemas-microsoft-com:vml" xmlns:wp14="http://schemas.microsoft.com/office/word/2010/wordprocessingDrawing" xmlns:wp="http://schemas.openxmlformats.org/drawingml/2006/wordprocessingDrawing" xmlns:w10="urn:schemas-microsoft-com:office:word" xmlns:w="http://schemas.openxmlformats.org/wordprocessingml/2006/main" xmlns:w14="http://schemas.microsoft.com/office/word/2010/wordml" xmlns:w15="http://schemas.microsoft.com/office/word/2012/wordml" xmlns:w16cex="http://schemas.microsoft.com/office/word/2018/wordml/cex" xmlns:w16cid="http://schemas.microsoft.com/office/word/2016/wordml/cid" xmlns:w16="http://schemas.microsoft.com/office/word/2018/wordml" xmlns:w16du="http://schemas.microsoft.com/office/word/2023/wordml/word16du" xmlns:w16sdtdh="http://schemas.microsoft.com/office/word/2020/wordml/sdtdatahash" xmlns:w16sdtfl="http://schemas.microsoft.com/office/word/2024/wordml/sdtformatlock" xmlns:w16se="http://schemas.microsoft.com/office/word/2015/wordml/symex" xmlns:wpg="http://schemas.microsoft.com/office/word/2010/wordprocessingGroup" xmlns:wpi="http://schemas.microsoft.com/office/word/2010/wordprocessingInk" xmlns:wne="http://schemas.microsoft.com/office/word/2006/wordml" xmlns:wps="http://schemas.microsoft.com/office/word/2010/wordprocessingShape" mc:Ignorable="w14 w15 w16se w16cid w16 w16cex w16sdtdh w16sdtfl w16du wp14">
   <w:body>
+    <w:p>
+      <w:pPr>
+        <w:spacing w:before="0" w:line="240" w:lineRule="auto"/>
+        <w:jc w:val="center"/>
+        <w:rPr>
+          <w:b/>
+          <w:bCs/>
+          <w:sz w:val="32"/>
+          <w:szCs w:val="32"/>
+          <w:u w:val="single"/>
+        </w:rPr>
+      </w:pPr>
+      <w:r>
+        <w:rPr>
+          <w:b/>
+          <w:bCs/>
+          <w:sz w:val="32"/>
+          <w:szCs w:val="32"/>
+          <w:u w:val="single"/>
+        </w:rPr>
+        <w:t xml:space="preserve">TS Jatai – TS 1.5 Malayalam Corrections – Observed </w:t>
+      </w:r>
+      <w:proofErr w:type="gramStart"/>
+      <w:r>
+        <w:rPr>
+          <w:b/>
+          <w:bCs/>
+          <w:sz w:val="32"/>
+          <w:szCs w:val="32"/>
+          <w:u w:val="single"/>
+        </w:rPr>
+        <w:t xml:space="preserve">till </w:t>
+      </w:r>
+      <w:r>
+        <w:rPr>
+          <w:b/>
+          <w:bCs/>
+          <w:sz w:val="32"/>
+          <w:szCs w:val="32"/>
+          <w:highlight w:val="red"/>
+          <w:u w:val="single"/>
+        </w:rPr>
+        <w:t>????</w:t>
+      </w:r>
+      <w:proofErr w:type="gramEnd"/>
+    </w:p>
+    <w:p>
+      <w:pPr>
+        <w:spacing w:before="0" w:line="240" w:lineRule="auto"/>
+        <w:jc w:val="center"/>
+        <w:rPr>
+          <w:b/>
+          <w:bCs/>
+          <w:sz w:val="28"/>
+          <w:szCs w:val="32"/>
+        </w:rPr>
+      </w:pPr>
+      <w:r>
+        <w:rPr>
+          <w:b/>
+          <w:bCs/>
+          <w:sz w:val="28"/>
+          <w:szCs w:val="32"/>
+        </w:rPr>
+        <w:t>(ignore those which are already incorporated in your book’s version and date)</w:t>
+      </w:r>
+    </w:p>
+    <w:tbl>
+      <w:tblPr>
+        <w:tblW w:w="14395" w:type="dxa"/>
+        <w:tblInd w:w="-792" w:type="dxa"/>
+        <w:tblBorders>
+          <w:top w:val="single" w:sz="4" w:space="0" w:color="000000"/>
+          <w:left w:val="single" w:sz="4" w:space="0" w:color="000000"/>
+          <w:bottom w:val="single" w:sz="4" w:space="0" w:color="000000"/>
+          <w:right w:val="single" w:sz="4" w:space="0" w:color="000000"/>
+          <w:insideH w:val="single" w:sz="4" w:space="0" w:color="000000"/>
+          <w:insideV w:val="single" w:sz="4" w:space="0" w:color="000000"/>
+        </w:tblBorders>
+        <w:tblLook w:val="04A0" w:firstRow="1" w:lastRow="0" w:firstColumn="1" w:lastColumn="0" w:noHBand="0" w:noVBand="1"/>
+      </w:tblPr>
+      <w:tblGrid>
+        <w:gridCol w:w="7166"/>
+        <w:gridCol w:w="7229"/>
+      </w:tblGrid>
+      <w:tr>
+        <w:tc>
+          <w:tcPr>
+            <w:tcW w:w="7166" w:type="dxa"/>
+          </w:tcPr>
+          <w:p>
+            <w:pPr>
+              <w:spacing w:before="0" w:line="240" w:lineRule="auto"/>
+              <w:jc w:val="center"/>
+              <w:rPr>
+                <w:b/>
+                <w:sz w:val="32"/>
+                <w:szCs w:val="32"/>
+              </w:rPr>
+            </w:pPr>
+            <w:r>
+              <w:rPr>
+                <w:b/>
+                <w:sz w:val="32"/>
+                <w:szCs w:val="32"/>
+              </w:rPr>
+              <w:t>As Printed</w:t>
+            </w:r>
+          </w:p>
+        </w:tc>
+        <w:tc>
+          <w:tcPr>
+            <w:tcW w:w="7229" w:type="dxa"/>
+          </w:tcPr>
+          <w:p>
+            <w:pPr>
+              <w:spacing w:before="0" w:line="240" w:lineRule="auto"/>
+              <w:ind w:right="-18"/>
+              <w:jc w:val="center"/>
+              <w:rPr>
+                <w:b/>
+                <w:sz w:val="32"/>
+                <w:szCs w:val="32"/>
+              </w:rPr>
+            </w:pPr>
+            <w:r>
+              <w:rPr>
+                <w:b/>
+                <w:sz w:val="32"/>
+                <w:szCs w:val="32"/>
+              </w:rPr>
+              <w:t xml:space="preserve">To be read as or corrected as </w:t>
+            </w:r>
+          </w:p>
+        </w:tc>
+      </w:tr>
+      <w:tr>
+        <w:trPr>
+          <w:trHeight w:val="2756"/>
+        </w:trPr>
+        <w:tc>
+          <w:tcPr>
+            <w:tcW w:w="7166" w:type="dxa"/>
+          </w:tcPr>
+          <w:p>
+            <w:pPr>
+              <w:widowControl w:val="0"/>
+              <w:autoSpaceDE w:val="0"/>
+              <w:autoSpaceDN w:val="0"/>
+              <w:adjustRightInd w:val="0"/>
+              <w:spacing w:before="0" w:line="240" w:lineRule="auto"/>
+              <w:rPr>
+                <w:rFonts w:ascii="BRH Malayalam Extra" w:hAnsi="BRH Malayalam Extra" w:cs="BRH Malayalam Extra"/>
+                <w:color w:val="000000"/>
+                <w:sz w:val="32"/>
+                <w:szCs w:val="40"/>
+              </w:rPr>
+            </w:pPr>
+            <w:r>
+              <w:rPr>
+                <w:rFonts w:cs="BRH Malayalam Extra"/>
+                <w:color w:val="000000"/>
+                <w:szCs w:val="40"/>
+              </w:rPr>
+              <w:t>57</w:t>
+            </w:r>
+            <w:r>
+              <w:rPr>
+                <w:rFonts w:ascii="BRH Malayalam Extra" w:hAnsi="BRH Malayalam Extra" w:cs="BRH Malayalam Extra"/>
+                <w:color w:val="000000"/>
+                <w:sz w:val="32"/>
+                <w:szCs w:val="40"/>
+              </w:rPr>
+              <w:t>)</w:t>
+            </w:r>
+            <w:r>
+              <w:rPr>
+                <w:rFonts w:ascii="BRH Malayalam Extra" w:hAnsi="BRH Malayalam Extra" w:cs="BRH Malayalam Extra"/>
+                <w:color w:val="000000"/>
+                <w:sz w:val="32"/>
+                <w:szCs w:val="40"/>
+              </w:rPr>
+              <w:tab/>
+            </w:r>
+            <w:r>
+              <w:rPr>
+                <w:rFonts w:cs="BRH Malayalam Extra"/>
+                <w:color w:val="000000"/>
+                <w:szCs w:val="40"/>
+              </w:rPr>
+              <w:t>1</w:t>
+            </w:r>
+            <w:r>
+              <w:rPr>
+                <w:rFonts w:ascii="BRH Malayalam Extra" w:hAnsi="BRH Malayalam Extra" w:cs="BRH Malayalam Extra"/>
+                <w:color w:val="000000"/>
+                <w:sz w:val="32"/>
+                <w:szCs w:val="40"/>
+              </w:rPr>
+              <w:t>.</w:t>
+            </w:r>
+            <w:r>
+              <w:rPr>
+                <w:rFonts w:cs="BRH Malayalam Extra"/>
+                <w:color w:val="000000"/>
+                <w:szCs w:val="40"/>
+              </w:rPr>
+              <w:t>5</w:t>
+            </w:r>
+            <w:r>
+              <w:rPr>
+                <w:rFonts w:ascii="BRH Malayalam Extra" w:hAnsi="BRH Malayalam Extra" w:cs="BRH Malayalam Extra"/>
+                <w:color w:val="000000"/>
+                <w:sz w:val="32"/>
+                <w:szCs w:val="40"/>
+              </w:rPr>
+              <w:t>.</w:t>
+            </w:r>
+            <w:r>
+              <w:rPr>
+                <w:rFonts w:cs="BRH Malayalam Extra"/>
+                <w:color w:val="000000"/>
+                <w:szCs w:val="40"/>
+              </w:rPr>
+              <w:t>2</w:t>
+            </w:r>
+            <w:r>
+              <w:rPr>
+                <w:rFonts w:ascii="BRH Malayalam Extra" w:hAnsi="BRH Malayalam Extra" w:cs="BRH Malayalam Extra"/>
+                <w:color w:val="000000"/>
+                <w:sz w:val="32"/>
+                <w:szCs w:val="40"/>
+              </w:rPr>
+              <w:t>.</w:t>
+            </w:r>
+            <w:r>
+              <w:rPr>
+                <w:rFonts w:cs="BRH Malayalam Extra"/>
+                <w:color w:val="000000"/>
+                <w:szCs w:val="40"/>
+              </w:rPr>
+              <w:t>1</w:t>
+            </w:r>
+            <w:r>
+              <w:rPr>
+                <w:rFonts w:ascii="BRH Malayalam Extra" w:hAnsi="BRH Malayalam Extra" w:cs="BRH Malayalam Extra"/>
+                <w:color w:val="000000"/>
+                <w:sz w:val="32"/>
+                <w:szCs w:val="40"/>
+              </w:rPr>
+              <w:t>(</w:t>
+            </w:r>
+            <w:r>
+              <w:rPr>
+                <w:rFonts w:cs="BRH Malayalam Extra"/>
+                <w:color w:val="000000"/>
+                <w:szCs w:val="40"/>
+              </w:rPr>
+              <w:t>50</w:t>
+            </w:r>
+            <w:r>
+              <w:rPr>
+                <w:rFonts w:ascii="BRH Malayalam Extra" w:hAnsi="BRH Malayalam Extra" w:cs="BRH Malayalam Extra"/>
+                <w:color w:val="000000"/>
+                <w:sz w:val="32"/>
+                <w:szCs w:val="40"/>
+              </w:rPr>
+              <w:t>)</w:t>
+            </w:r>
+            <w:proofErr w:type="gramStart"/>
+            <w:r>
+              <w:rPr>
+                <w:rFonts w:ascii="BRH Malayalam Extra" w:hAnsi="BRH Malayalam Extra" w:cs="BRH Malayalam Extra"/>
+                <w:color w:val="000000"/>
+                <w:sz w:val="32"/>
+                <w:szCs w:val="40"/>
+              </w:rPr>
+              <w:t>-  B</w:t>
+            </w:r>
+            <w:proofErr w:type="gramEnd"/>
+            <w:r>
+              <w:rPr>
+                <w:rFonts w:ascii="BRH Malayalam Extra" w:hAnsi="BRH Malayalam Extra" w:cs="BRH Malayalam Extra"/>
+                <w:color w:val="000000"/>
+                <w:sz w:val="32"/>
+                <w:szCs w:val="40"/>
+              </w:rPr>
+              <w:t xml:space="preserve"> | c</w:t>
+            </w:r>
+            <w:r>
+              <w:rPr>
+                <w:rFonts w:ascii="BRH Malayalam Extra" w:hAnsi="BRH Malayalam Extra" w:cs="BRH Malayalam Extra"/>
+                <w:color w:val="000000"/>
+                <w:sz w:val="27"/>
+                <w:szCs w:val="40"/>
+              </w:rPr>
+              <w:t>–</w:t>
+            </w:r>
+            <w:r>
+              <w:rPr>
+                <w:rFonts w:ascii="BRH Malayalam Extra" w:hAnsi="BRH Malayalam Extra" w:cs="BRH Malayalam Extra"/>
+                <w:color w:val="000000"/>
+                <w:sz w:val="32"/>
+                <w:szCs w:val="40"/>
+              </w:rPr>
+              <w:t>¥</w:t>
+            </w:r>
+            <w:r>
+              <w:rPr>
+                <w:rFonts w:ascii="BRH Malayalam Extra" w:hAnsi="BRH Malayalam Extra" w:cs="BRH Malayalam Extra"/>
+                <w:color w:val="000000"/>
+                <w:sz w:val="32"/>
+                <w:szCs w:val="40"/>
+                <w:highlight w:val="yellow"/>
+              </w:rPr>
+              <w:t>À</w:t>
+            </w:r>
+            <w:r>
+              <w:rPr>
+                <w:rFonts w:ascii="BRH Malayalam Extra" w:hAnsi="BRH Malayalam Extra" w:cs="BRH Malayalam Extra"/>
+                <w:color w:val="000000"/>
+                <w:sz w:val="32"/>
+                <w:szCs w:val="40"/>
+              </w:rPr>
+              <w:t xml:space="preserve"> |</w:t>
+            </w:r>
+          </w:p>
+          <w:p>
+            <w:pPr>
+              <w:widowControl w:val="0"/>
+              <w:autoSpaceDE w:val="0"/>
+              <w:autoSpaceDN w:val="0"/>
+              <w:adjustRightInd w:val="0"/>
+              <w:spacing w:before="0" w:line="240" w:lineRule="auto"/>
+              <w:rPr>
+                <w:rFonts w:ascii="BRH Malayalam Extra" w:hAnsi="BRH Malayalam Extra" w:cs="BRH Malayalam Extra"/>
+                <w:color w:val="000000"/>
+                <w:sz w:val="32"/>
+                <w:szCs w:val="40"/>
+              </w:rPr>
+            </w:pPr>
+            <w:r>
+              <w:rPr>
+                <w:rFonts w:ascii="BRH Malayalam Extra" w:hAnsi="BRH Malayalam Extra" w:cs="BRH Malayalam Extra"/>
+                <w:color w:val="000000"/>
+                <w:sz w:val="32"/>
+                <w:szCs w:val="40"/>
+              </w:rPr>
+              <w:t xml:space="preserve">B </w:t>
+            </w:r>
+            <w:r>
+              <w:rPr>
+                <w:rFonts w:ascii="BRH Malayalam Extra" w:hAnsi="BRH Malayalam Extra" w:cs="BRH Malayalam Extra"/>
+                <w:color w:val="000000"/>
+                <w:sz w:val="32"/>
+                <w:szCs w:val="40"/>
+                <w:highlight w:val="yellow"/>
+              </w:rPr>
+              <w:t>c</w:t>
+            </w:r>
+            <w:r>
+              <w:rPr>
+                <w:rFonts w:ascii="BRH Malayalam Extra" w:hAnsi="BRH Malayalam Extra" w:cs="BRH Malayalam Extra"/>
+                <w:color w:val="000000"/>
+                <w:sz w:val="27"/>
+                <w:szCs w:val="40"/>
+              </w:rPr>
+              <w:t>–</w:t>
+            </w:r>
+            <w:r>
+              <w:rPr>
+                <w:rFonts w:ascii="BRH Malayalam Extra" w:hAnsi="BRH Malayalam Extra" w:cs="BRH Malayalam Extra"/>
+                <w:color w:val="000000"/>
+                <w:sz w:val="32"/>
+                <w:szCs w:val="40"/>
+              </w:rPr>
+              <w:t xml:space="preserve">¥À </w:t>
+            </w:r>
+            <w:r>
+              <w:rPr>
+                <w:rFonts w:ascii="BRH Malayalam Extra" w:hAnsi="BRH Malayalam Extra" w:cs="BRH Malayalam Extra"/>
+                <w:color w:val="000000"/>
+                <w:sz w:val="32"/>
+                <w:szCs w:val="40"/>
+                <w:highlight w:val="yellow"/>
+              </w:rPr>
+              <w:t>c</w:t>
+            </w:r>
+            <w:r>
+              <w:rPr>
+                <w:rFonts w:ascii="BRH Malayalam Extra" w:hAnsi="BRH Malayalam Extra" w:cs="BRH Malayalam Extra"/>
+                <w:color w:val="000000"/>
+                <w:sz w:val="27"/>
+                <w:szCs w:val="40"/>
+                <w:highlight w:val="yellow"/>
+              </w:rPr>
+              <w:t>–</w:t>
+            </w:r>
+            <w:r>
+              <w:rPr>
+                <w:rFonts w:ascii="BRH Malayalam Extra" w:hAnsi="BRH Malayalam Extra" w:cs="BRH Malayalam Extra"/>
+                <w:color w:val="000000"/>
+                <w:sz w:val="32"/>
+                <w:szCs w:val="40"/>
+                <w:highlight w:val="yellow"/>
+              </w:rPr>
+              <w:t>À</w:t>
+            </w:r>
+            <w:r>
+              <w:rPr>
+                <w:rFonts w:ascii="BRH Malayalam Extra" w:hAnsi="BRH Malayalam Extra" w:cs="BRH Malayalam Extra"/>
+                <w:color w:val="000000"/>
+                <w:sz w:val="32"/>
+                <w:szCs w:val="40"/>
+              </w:rPr>
+              <w:t xml:space="preserve"> B </w:t>
+            </w:r>
+            <w:r>
+              <w:rPr>
+                <w:rFonts w:ascii="BRH Malayalam Extra" w:hAnsi="BRH Malayalam Extra" w:cs="BRH Malayalam Extra"/>
+                <w:color w:val="000000"/>
+                <w:sz w:val="32"/>
+                <w:szCs w:val="40"/>
+                <w:highlight w:val="yellow"/>
+              </w:rPr>
+              <w:t>c</w:t>
+            </w:r>
+            <w:r>
+              <w:rPr>
+                <w:rFonts w:ascii="BRH Malayalam Extra" w:hAnsi="BRH Malayalam Extra" w:cs="BRH Malayalam Extra"/>
+                <w:color w:val="000000"/>
+                <w:sz w:val="27"/>
+                <w:szCs w:val="40"/>
+              </w:rPr>
+              <w:t>–</w:t>
+            </w:r>
+            <w:r>
+              <w:rPr>
+                <w:rFonts w:ascii="BRH Malayalam Extra" w:hAnsi="BRH Malayalam Extra" w:cs="BRH Malayalam Extra"/>
+                <w:color w:val="000000"/>
+                <w:sz w:val="32"/>
+                <w:szCs w:val="40"/>
+              </w:rPr>
+              <w:t xml:space="preserve">¥À | </w:t>
+            </w:r>
+          </w:p>
+          <w:p>
+            <w:pPr>
+              <w:widowControl w:val="0"/>
+              <w:autoSpaceDE w:val="0"/>
+              <w:autoSpaceDN w:val="0"/>
+              <w:adjustRightInd w:val="0"/>
+              <w:spacing w:before="0" w:line="240" w:lineRule="auto"/>
+              <w:rPr>
+                <w:rFonts w:ascii="BRH Malayalam Extra" w:hAnsi="BRH Malayalam Extra" w:cs="BRH Malayalam Extra"/>
+                <w:color w:val="000000"/>
+                <w:sz w:val="32"/>
+                <w:szCs w:val="40"/>
+              </w:rPr>
+            </w:pPr>
+            <w:r>
+              <w:rPr>
+                <w:rFonts w:cs="BRH Malayalam Extra"/>
+                <w:color w:val="000000"/>
+                <w:szCs w:val="40"/>
+              </w:rPr>
+              <w:t>1</w:t>
+            </w:r>
+            <w:r>
+              <w:rPr>
+                <w:rFonts w:ascii="BRH Malayalam Extra" w:hAnsi="BRH Malayalam Extra" w:cs="BRH Malayalam Extra"/>
+                <w:color w:val="000000"/>
+                <w:sz w:val="32"/>
+                <w:szCs w:val="40"/>
+              </w:rPr>
+              <w:t>)</w:t>
+            </w:r>
+            <w:r>
+              <w:rPr>
+                <w:rFonts w:ascii="BRH Malayalam Extra" w:hAnsi="BRH Malayalam Extra" w:cs="BRH Malayalam Extra"/>
+                <w:color w:val="000000"/>
+                <w:sz w:val="32"/>
+                <w:szCs w:val="40"/>
+              </w:rPr>
+              <w:tab/>
+            </w:r>
+            <w:r>
+              <w:rPr>
+                <w:rFonts w:cs="BRH Malayalam Extra"/>
+                <w:color w:val="000000"/>
+                <w:szCs w:val="40"/>
+              </w:rPr>
+              <w:t>1</w:t>
+            </w:r>
+            <w:r>
+              <w:rPr>
+                <w:rFonts w:ascii="BRH Malayalam Extra" w:hAnsi="BRH Malayalam Extra" w:cs="BRH Malayalam Extra"/>
+                <w:color w:val="000000"/>
+                <w:sz w:val="32"/>
+                <w:szCs w:val="40"/>
+              </w:rPr>
+              <w:t>.</w:t>
+            </w:r>
+            <w:r>
+              <w:rPr>
+                <w:rFonts w:cs="BRH Malayalam Extra"/>
+                <w:color w:val="000000"/>
+                <w:szCs w:val="40"/>
+              </w:rPr>
+              <w:t>5</w:t>
+            </w:r>
+            <w:r>
+              <w:rPr>
+                <w:rFonts w:ascii="BRH Malayalam Extra" w:hAnsi="BRH Malayalam Extra" w:cs="BRH Malayalam Extra"/>
+                <w:color w:val="000000"/>
+                <w:sz w:val="32"/>
+                <w:szCs w:val="40"/>
+              </w:rPr>
+              <w:t>.</w:t>
+            </w:r>
+            <w:r>
+              <w:rPr>
+                <w:rFonts w:cs="BRH Malayalam Extra"/>
+                <w:color w:val="000000"/>
+                <w:szCs w:val="40"/>
+              </w:rPr>
+              <w:t>2</w:t>
+            </w:r>
+            <w:r>
+              <w:rPr>
+                <w:rFonts w:ascii="BRH Malayalam Extra" w:hAnsi="BRH Malayalam Extra" w:cs="BRH Malayalam Extra"/>
+                <w:color w:val="000000"/>
+                <w:sz w:val="32"/>
+                <w:szCs w:val="40"/>
+              </w:rPr>
+              <w:t>.</w:t>
+            </w:r>
+            <w:r>
+              <w:rPr>
+                <w:rFonts w:cs="BRH Malayalam Extra"/>
+                <w:color w:val="000000"/>
+                <w:szCs w:val="40"/>
+              </w:rPr>
+              <w:t>2</w:t>
+            </w:r>
+            <w:r>
+              <w:rPr>
+                <w:rFonts w:ascii="BRH Malayalam Extra" w:hAnsi="BRH Malayalam Extra" w:cs="BRH Malayalam Extra"/>
+                <w:color w:val="000000"/>
+                <w:sz w:val="32"/>
+                <w:szCs w:val="40"/>
+              </w:rPr>
+              <w:t>(</w:t>
+            </w:r>
+            <w:r>
+              <w:rPr>
+                <w:rFonts w:cs="BRH Malayalam Extra"/>
+                <w:color w:val="000000"/>
+                <w:szCs w:val="40"/>
+              </w:rPr>
+              <w:t>1</w:t>
+            </w:r>
+            <w:r>
+              <w:rPr>
+                <w:rFonts w:ascii="BRH Malayalam Extra" w:hAnsi="BRH Malayalam Extra" w:cs="BRH Malayalam Extra"/>
+                <w:color w:val="000000"/>
+                <w:sz w:val="32"/>
+                <w:szCs w:val="40"/>
+              </w:rPr>
+              <w:t>)</w:t>
+            </w:r>
+            <w:proofErr w:type="gramStart"/>
+            <w:r>
+              <w:rPr>
+                <w:rFonts w:ascii="BRH Malayalam Extra" w:hAnsi="BRH Malayalam Extra" w:cs="BRH Malayalam Extra"/>
+                <w:color w:val="000000"/>
+                <w:sz w:val="32"/>
+                <w:szCs w:val="40"/>
+              </w:rPr>
+              <w:t>-  c</w:t>
+            </w:r>
+            <w:proofErr w:type="gramEnd"/>
+            <w:r>
+              <w:rPr>
+                <w:rFonts w:ascii="BRH Malayalam Extra" w:hAnsi="BRH Malayalam Extra" w:cs="BRH Malayalam Extra"/>
+                <w:color w:val="000000"/>
+                <w:sz w:val="27"/>
+                <w:szCs w:val="40"/>
+              </w:rPr>
+              <w:t>–</w:t>
+            </w:r>
+            <w:r>
+              <w:rPr>
+                <w:rFonts w:ascii="BRH Malayalam Extra" w:hAnsi="BRH Malayalam Extra" w:cs="BRH Malayalam Extra"/>
+                <w:color w:val="000000"/>
+                <w:sz w:val="32"/>
+                <w:szCs w:val="40"/>
+              </w:rPr>
+              <w:t>¥</w:t>
+            </w:r>
+            <w:r>
+              <w:rPr>
+                <w:rFonts w:ascii="BRH Malayalam Extra" w:hAnsi="BRH Malayalam Extra" w:cs="BRH Malayalam Extra"/>
+                <w:color w:val="000000"/>
+                <w:sz w:val="32"/>
+                <w:szCs w:val="40"/>
+                <w:highlight w:val="yellow"/>
+              </w:rPr>
+              <w:t>À</w:t>
+            </w:r>
+            <w:r>
+              <w:rPr>
+                <w:rFonts w:ascii="BRH Malayalam Extra" w:hAnsi="BRH Malayalam Extra" w:cs="BRH Malayalam Extra"/>
+                <w:color w:val="000000"/>
+                <w:sz w:val="32"/>
+                <w:szCs w:val="40"/>
+              </w:rPr>
+              <w:t xml:space="preserve"> | q</w:t>
+            </w:r>
+            <w:r>
+              <w:rPr>
+                <w:rFonts w:ascii="BRH Malayalam Extra" w:hAnsi="BRH Malayalam Extra" w:cs="BRH Malayalam Extra"/>
+                <w:color w:val="000000"/>
+                <w:sz w:val="27"/>
+                <w:szCs w:val="40"/>
+              </w:rPr>
+              <w:t>–</w:t>
+            </w:r>
+            <w:r>
+              <w:rPr>
+                <w:rFonts w:ascii="BRH Malayalam Extra" w:hAnsi="BRH Malayalam Extra" w:cs="BRH Malayalam Extra"/>
+                <w:color w:val="000000"/>
+                <w:sz w:val="32"/>
+                <w:szCs w:val="40"/>
+              </w:rPr>
+              <w:t>Zx±—kxJ |</w:t>
+            </w:r>
+          </w:p>
+          <w:p>
+            <w:pPr>
+              <w:widowControl w:val="0"/>
+              <w:autoSpaceDE w:val="0"/>
+              <w:autoSpaceDN w:val="0"/>
+              <w:adjustRightInd w:val="0"/>
+              <w:spacing w:before="0" w:line="240" w:lineRule="auto"/>
+              <w:rPr>
+                <w:rFonts w:ascii="BRH Malayalam Extra" w:hAnsi="BRH Malayalam Extra" w:cs="BRH Malayalam Extra"/>
+                <w:color w:val="000000"/>
+                <w:sz w:val="32"/>
+                <w:szCs w:val="40"/>
+              </w:rPr>
+            </w:pPr>
+            <w:r>
+              <w:rPr>
+                <w:rFonts w:ascii="BRH Malayalam Extra" w:hAnsi="BRH Malayalam Extra" w:cs="BRH Malayalam Extra"/>
+                <w:color w:val="000000"/>
+                <w:sz w:val="32"/>
+                <w:szCs w:val="40"/>
+              </w:rPr>
+              <w:t>c</w:t>
+            </w:r>
+            <w:r>
+              <w:rPr>
+                <w:rFonts w:ascii="BRH Malayalam Extra" w:hAnsi="BRH Malayalam Extra" w:cs="BRH Malayalam Extra"/>
+                <w:color w:val="000000"/>
+                <w:sz w:val="27"/>
+                <w:szCs w:val="40"/>
+                <w:highlight w:val="yellow"/>
+              </w:rPr>
+              <w:t>–</w:t>
+            </w:r>
+            <w:r>
+              <w:rPr>
+                <w:rFonts w:ascii="BRH Malayalam Extra" w:hAnsi="BRH Malayalam Extra" w:cs="BRH Malayalam Extra"/>
+                <w:color w:val="000000"/>
+                <w:sz w:val="32"/>
+                <w:szCs w:val="40"/>
+                <w:highlight w:val="yellow"/>
+              </w:rPr>
+              <w:t>¥À</w:t>
+            </w:r>
+            <w:r>
+              <w:rPr>
+                <w:rFonts w:ascii="BRH Malayalam Extra" w:hAnsi="BRH Malayalam Extra" w:cs="BRH Malayalam Extra"/>
+                <w:color w:val="000000"/>
+                <w:sz w:val="32"/>
+                <w:szCs w:val="40"/>
+              </w:rPr>
+              <w:t xml:space="preserve"> q</w:t>
+            </w:r>
+            <w:r>
+              <w:rPr>
+                <w:rFonts w:ascii="BRH Malayalam Extra" w:hAnsi="BRH Malayalam Extra" w:cs="BRH Malayalam Extra"/>
+                <w:color w:val="000000"/>
+                <w:sz w:val="27"/>
+                <w:szCs w:val="40"/>
+              </w:rPr>
+              <w:t>–</w:t>
+            </w:r>
+            <w:r>
+              <w:rPr>
+                <w:rFonts w:ascii="BRH Malayalam Extra" w:hAnsi="BRH Malayalam Extra" w:cs="BRH Malayalam Extra"/>
+                <w:color w:val="000000"/>
+                <w:sz w:val="32"/>
+                <w:szCs w:val="40"/>
+              </w:rPr>
+              <w:t>Zx±—kxJ q</w:t>
+            </w:r>
+            <w:r>
+              <w:rPr>
+                <w:rFonts w:ascii="BRH Malayalam Extra" w:hAnsi="BRH Malayalam Extra" w:cs="BRH Malayalam Extra"/>
+                <w:color w:val="000000"/>
+                <w:sz w:val="27"/>
+                <w:szCs w:val="40"/>
+              </w:rPr>
+              <w:t>–</w:t>
+            </w:r>
+            <w:r>
+              <w:rPr>
+                <w:rFonts w:ascii="BRH Malayalam Extra" w:hAnsi="BRH Malayalam Extra" w:cs="BRH Malayalam Extra"/>
+                <w:color w:val="000000"/>
+                <w:sz w:val="32"/>
+                <w:szCs w:val="40"/>
+              </w:rPr>
+              <w:t xml:space="preserve">Zx±—kx </w:t>
+            </w:r>
+            <w:r>
+              <w:rPr>
+                <w:rFonts w:ascii="BRH Malayalam Extra" w:hAnsi="BRH Malayalam Extra" w:cs="BRH Malayalam Extra"/>
+                <w:color w:val="000000"/>
+                <w:sz w:val="32"/>
+                <w:szCs w:val="40"/>
+                <w:highlight w:val="yellow"/>
+              </w:rPr>
+              <w:t>c</w:t>
+            </w:r>
+            <w:r>
+              <w:rPr>
+                <w:rFonts w:ascii="BRH Malayalam Extra" w:hAnsi="BRH Malayalam Extra" w:cs="BRH Malayalam Extra"/>
+                <w:color w:val="000000"/>
+                <w:sz w:val="27"/>
+                <w:szCs w:val="40"/>
+              </w:rPr>
+              <w:t>–</w:t>
+            </w:r>
+            <w:r>
+              <w:rPr>
+                <w:rFonts w:ascii="BRH Malayalam Extra" w:hAnsi="BRH Malayalam Extra" w:cs="BRH Malayalam Extra"/>
+                <w:color w:val="000000"/>
+                <w:sz w:val="32"/>
+                <w:szCs w:val="40"/>
+              </w:rPr>
+              <w:t xml:space="preserve">¥À </w:t>
+            </w:r>
+            <w:r>
+              <w:rPr>
+                <w:rFonts w:ascii="BRH Malayalam Extra" w:hAnsi="BRH Malayalam Extra" w:cs="BRH Malayalam Extra"/>
+                <w:color w:val="000000"/>
+                <w:sz w:val="32"/>
+                <w:szCs w:val="40"/>
+                <w:highlight w:val="yellow"/>
+              </w:rPr>
+              <w:t>c</w:t>
+            </w:r>
+            <w:r>
+              <w:rPr>
+                <w:rFonts w:ascii="BRH Malayalam Extra" w:hAnsi="BRH Malayalam Extra" w:cs="BRH Malayalam Extra"/>
+                <w:color w:val="000000"/>
+                <w:sz w:val="27"/>
+                <w:szCs w:val="40"/>
+              </w:rPr>
+              <w:t>–</w:t>
+            </w:r>
+            <w:r>
+              <w:rPr>
+                <w:rFonts w:ascii="BRH Malayalam Extra" w:hAnsi="BRH Malayalam Extra" w:cs="BRH Malayalam Extra"/>
+                <w:color w:val="000000"/>
+                <w:sz w:val="32"/>
+                <w:szCs w:val="40"/>
+              </w:rPr>
+              <w:t>¥À</w:t>
+            </w:r>
+            <w:r>
+              <w:rPr>
+                <w:rFonts w:ascii="BRH Malayalam Extra" w:hAnsi="BRH Malayalam Extra" w:cs="BRH Malayalam Extra"/>
+                <w:color w:val="000000"/>
+                <w:sz w:val="32"/>
+                <w:szCs w:val="40"/>
+              </w:rPr>
+              <w:t xml:space="preserve"> </w:t>
+            </w:r>
+          </w:p>
+          <w:p>
+            <w:pPr>
+              <w:widowControl w:val="0"/>
+              <w:autoSpaceDE w:val="0"/>
+              <w:autoSpaceDN w:val="0"/>
+              <w:adjustRightInd w:val="0"/>
+              <w:spacing w:before="0" w:line="240" w:lineRule="auto"/>
+              <w:rPr>
+                <w:rFonts w:cs="BRH Malayalam Extra"/>
+                <w:szCs w:val="40"/>
+              </w:rPr>
+            </w:pPr>
+            <w:r>
+              <w:rPr>
+                <w:rFonts w:ascii="BRH Malayalam Extra" w:hAnsi="BRH Malayalam Extra" w:cs="BRH Malayalam Extra"/>
+                <w:color w:val="000000"/>
+                <w:sz w:val="32"/>
+                <w:szCs w:val="40"/>
+              </w:rPr>
+              <w:t>q</w:t>
+            </w:r>
+            <w:r>
+              <w:rPr>
+                <w:rFonts w:ascii="BRH Malayalam Extra" w:hAnsi="BRH Malayalam Extra" w:cs="BRH Malayalam Extra"/>
+                <w:color w:val="000000"/>
+                <w:sz w:val="27"/>
+                <w:szCs w:val="40"/>
+              </w:rPr>
+              <w:t>–</w:t>
+            </w:r>
+            <w:r>
+              <w:rPr>
+                <w:rFonts w:ascii="BRH Malayalam Extra" w:hAnsi="BRH Malayalam Extra" w:cs="BRH Malayalam Extra"/>
+                <w:color w:val="000000"/>
+                <w:sz w:val="32"/>
+                <w:szCs w:val="40"/>
+              </w:rPr>
+              <w:t xml:space="preserve">Zx±—kxJ | </w:t>
+            </w:r>
+          </w:p>
+        </w:tc>
+        <w:tc>
+          <w:tcPr>
+            <w:tcW w:w="7229" w:type="dxa"/>
+          </w:tcPr>
+          <w:p>
+            <w:pPr>
+              <w:widowControl w:val="0"/>
+              <w:autoSpaceDE w:val="0"/>
+              <w:autoSpaceDN w:val="0"/>
+              <w:adjustRightInd w:val="0"/>
+              <w:spacing w:before="0" w:line="240" w:lineRule="auto"/>
+              <w:rPr>
+                <w:rFonts w:ascii="BRH Malayalam Extra" w:hAnsi="BRH Malayalam Extra" w:cs="BRH Malayalam Extra"/>
+                <w:color w:val="000000"/>
+                <w:sz w:val="32"/>
+                <w:szCs w:val="40"/>
+              </w:rPr>
+            </w:pPr>
+            <w:r>
+              <w:rPr>
+                <w:rFonts w:cs="BRH Malayalam Extra"/>
+                <w:color w:val="000000"/>
+                <w:szCs w:val="40"/>
+              </w:rPr>
+              <w:t>57</w:t>
+            </w:r>
+            <w:r>
+              <w:rPr>
+                <w:rFonts w:ascii="BRH Malayalam Extra" w:hAnsi="BRH Malayalam Extra" w:cs="BRH Malayalam Extra"/>
+                <w:color w:val="000000"/>
+                <w:sz w:val="32"/>
+                <w:szCs w:val="40"/>
+              </w:rPr>
+              <w:t>)</w:t>
+            </w:r>
+            <w:r>
+              <w:rPr>
+                <w:rFonts w:ascii="BRH Malayalam Extra" w:hAnsi="BRH Malayalam Extra" w:cs="BRH Malayalam Extra"/>
+                <w:color w:val="000000"/>
+                <w:sz w:val="32"/>
+                <w:szCs w:val="40"/>
+              </w:rPr>
+              <w:tab/>
+            </w:r>
+            <w:r>
+              <w:rPr>
+                <w:rFonts w:cs="BRH Malayalam Extra"/>
+                <w:color w:val="000000"/>
+                <w:szCs w:val="40"/>
+              </w:rPr>
+              <w:t>1</w:t>
+            </w:r>
+            <w:r>
+              <w:rPr>
+                <w:rFonts w:ascii="BRH Malayalam Extra" w:hAnsi="BRH Malayalam Extra" w:cs="BRH Malayalam Extra"/>
+                <w:color w:val="000000"/>
+                <w:sz w:val="32"/>
+                <w:szCs w:val="40"/>
+              </w:rPr>
+              <w:t>.</w:t>
+            </w:r>
+            <w:r>
+              <w:rPr>
+                <w:rFonts w:cs="BRH Malayalam Extra"/>
+                <w:color w:val="000000"/>
+                <w:szCs w:val="40"/>
+              </w:rPr>
+              <w:t>5</w:t>
+            </w:r>
+            <w:r>
+              <w:rPr>
+                <w:rFonts w:ascii="BRH Malayalam Extra" w:hAnsi="BRH Malayalam Extra" w:cs="BRH Malayalam Extra"/>
+                <w:color w:val="000000"/>
+                <w:sz w:val="32"/>
+                <w:szCs w:val="40"/>
+              </w:rPr>
+              <w:t>.</w:t>
+            </w:r>
+            <w:r>
+              <w:rPr>
+                <w:rFonts w:cs="BRH Malayalam Extra"/>
+                <w:color w:val="000000"/>
+                <w:szCs w:val="40"/>
+              </w:rPr>
+              <w:t>2</w:t>
+            </w:r>
+            <w:r>
+              <w:rPr>
+                <w:rFonts w:ascii="BRH Malayalam Extra" w:hAnsi="BRH Malayalam Extra" w:cs="BRH Malayalam Extra"/>
+                <w:color w:val="000000"/>
+                <w:sz w:val="32"/>
+                <w:szCs w:val="40"/>
+              </w:rPr>
+              <w:t>.</w:t>
+            </w:r>
+            <w:r>
+              <w:rPr>
+                <w:rFonts w:cs="BRH Malayalam Extra"/>
+                <w:color w:val="000000"/>
+                <w:szCs w:val="40"/>
+              </w:rPr>
+              <w:t>1</w:t>
+            </w:r>
+            <w:r>
+              <w:rPr>
+                <w:rFonts w:ascii="BRH Malayalam Extra" w:hAnsi="BRH Malayalam Extra" w:cs="BRH Malayalam Extra"/>
+                <w:color w:val="000000"/>
+                <w:sz w:val="32"/>
+                <w:szCs w:val="40"/>
+              </w:rPr>
+              <w:t>(</w:t>
+            </w:r>
+            <w:r>
+              <w:rPr>
+                <w:rFonts w:cs="BRH Malayalam Extra"/>
+                <w:color w:val="000000"/>
+                <w:szCs w:val="40"/>
+              </w:rPr>
+              <w:t>50</w:t>
+            </w:r>
+            <w:r>
+              <w:rPr>
+                <w:rFonts w:ascii="BRH Malayalam Extra" w:hAnsi="BRH Malayalam Extra" w:cs="BRH Malayalam Extra"/>
+                <w:color w:val="000000"/>
+                <w:sz w:val="32"/>
+                <w:szCs w:val="40"/>
+              </w:rPr>
+              <w:t>)</w:t>
+            </w:r>
+            <w:proofErr w:type="gramStart"/>
+            <w:r>
+              <w:rPr>
+                <w:rFonts w:ascii="BRH Malayalam Extra" w:hAnsi="BRH Malayalam Extra" w:cs="BRH Malayalam Extra"/>
+                <w:color w:val="000000"/>
+                <w:sz w:val="32"/>
+                <w:szCs w:val="40"/>
+              </w:rPr>
+              <w:t>-  B</w:t>
+            </w:r>
+            <w:proofErr w:type="gramEnd"/>
+            <w:r>
+              <w:rPr>
+                <w:rFonts w:ascii="BRH Malayalam Extra" w:hAnsi="BRH Malayalam Extra" w:cs="BRH Malayalam Extra"/>
+                <w:color w:val="000000"/>
+                <w:sz w:val="32"/>
+                <w:szCs w:val="40"/>
+              </w:rPr>
+              <w:t xml:space="preserve"> | c</w:t>
+            </w:r>
+            <w:r>
+              <w:rPr>
+                <w:rFonts w:ascii="BRH Malayalam Extra" w:hAnsi="BRH Malayalam Extra" w:cs="BRH Malayalam Extra"/>
+                <w:color w:val="000000"/>
+                <w:sz w:val="27"/>
+                <w:szCs w:val="40"/>
+              </w:rPr>
+              <w:t>–</w:t>
+            </w:r>
+            <w:r>
+              <w:rPr>
+                <w:rFonts w:ascii="BRH Malayalam Extra" w:hAnsi="BRH Malayalam Extra" w:cs="BRH Malayalam Extra"/>
+                <w:color w:val="000000"/>
+                <w:sz w:val="32"/>
+                <w:szCs w:val="40"/>
+              </w:rPr>
+              <w:t>¥</w:t>
+            </w:r>
+            <w:r>
+              <w:rPr>
+                <w:rFonts w:ascii="BRH Malayalam Extra" w:hAnsi="BRH Malayalam Extra" w:cs="BRH Malayalam Extra"/>
+                <w:color w:val="000000"/>
+                <w:sz w:val="32"/>
+                <w:szCs w:val="40"/>
+                <w:highlight w:val="green"/>
+              </w:rPr>
+              <w:t>À</w:t>
+            </w:r>
+            <w:r>
+              <w:rPr>
+                <w:rFonts w:ascii="BRH Malayalam Extra" w:hAnsi="BRH Malayalam Extra" w:cs="BRH Malayalam Extra"/>
+                <w:color w:val="000000"/>
+                <w:sz w:val="27"/>
+                <w:szCs w:val="40"/>
+              </w:rPr>
+              <w:t>––</w:t>
+            </w:r>
+            <w:r>
+              <w:rPr>
+                <w:rFonts w:ascii="BRH Malayalam Extra" w:hAnsi="BRH Malayalam Extra" w:cs="BRH Malayalam Extra"/>
+                <w:color w:val="000000"/>
+                <w:sz w:val="32"/>
+                <w:szCs w:val="40"/>
+              </w:rPr>
+              <w:t xml:space="preserve"> |</w:t>
+            </w:r>
+          </w:p>
+          <w:p>
+            <w:pPr>
+              <w:widowControl w:val="0"/>
+              <w:autoSpaceDE w:val="0"/>
+              <w:autoSpaceDN w:val="0"/>
+              <w:adjustRightInd w:val="0"/>
+              <w:spacing w:before="0" w:line="240" w:lineRule="auto"/>
+              <w:rPr>
+                <w:rFonts w:ascii="BRH Malayalam Extra" w:hAnsi="BRH Malayalam Extra" w:cs="BRH Malayalam Extra"/>
+                <w:color w:val="000000"/>
+                <w:sz w:val="32"/>
+                <w:szCs w:val="40"/>
+              </w:rPr>
+            </w:pPr>
+            <w:r>
+              <w:rPr>
+                <w:rFonts w:ascii="BRH Malayalam Extra" w:hAnsi="BRH Malayalam Extra" w:cs="BRH Malayalam Extra"/>
+                <w:color w:val="000000"/>
+                <w:sz w:val="32"/>
+                <w:szCs w:val="40"/>
+              </w:rPr>
+              <w:t xml:space="preserve">B </w:t>
+            </w:r>
+            <w:r>
+              <w:rPr>
+                <w:rFonts w:ascii="BRH Malayalam Extra" w:hAnsi="BRH Malayalam Extra" w:cs="BRH Malayalam Extra"/>
+                <w:color w:val="000000"/>
+                <w:sz w:val="32"/>
+                <w:szCs w:val="40"/>
+                <w:highlight w:val="green"/>
+              </w:rPr>
+              <w:t>c</w:t>
+            </w:r>
+            <w:r>
+              <w:rPr>
+                <w:rFonts w:ascii="BRH Malayalam Extra" w:hAnsi="BRH Malayalam Extra" w:cs="BRH Malayalam Extra"/>
+                <w:color w:val="000000"/>
+                <w:sz w:val="32"/>
+                <w:szCs w:val="40"/>
+              </w:rPr>
+              <w:t xml:space="preserve">—¥À </w:t>
+            </w:r>
+            <w:r>
+              <w:rPr>
+                <w:rFonts w:ascii="BRH Malayalam Extra" w:hAnsi="BRH Malayalam Extra" w:cs="BRH Malayalam Extra"/>
+                <w:color w:val="000000"/>
+                <w:sz w:val="32"/>
+                <w:szCs w:val="40"/>
+                <w:highlight w:val="green"/>
+              </w:rPr>
+              <w:t>cÀ</w:t>
+            </w:r>
+            <w:r>
+              <w:rPr>
+                <w:rFonts w:ascii="BRH Malayalam Extra" w:hAnsi="BRH Malayalam Extra" w:cs="BRH Malayalam Extra"/>
+                <w:color w:val="000000"/>
+                <w:sz w:val="27"/>
+                <w:szCs w:val="40"/>
+              </w:rPr>
+              <w:t>–</w:t>
+            </w:r>
+            <w:r>
+              <w:rPr>
+                <w:rFonts w:ascii="BRH Malayalam Extra" w:hAnsi="BRH Malayalam Extra" w:cs="BRH Malayalam Extra"/>
+                <w:color w:val="000000"/>
+                <w:sz w:val="32"/>
+                <w:szCs w:val="40"/>
+              </w:rPr>
+              <w:t xml:space="preserve"> B </w:t>
+            </w:r>
+            <w:r>
+              <w:rPr>
+                <w:rFonts w:ascii="BRH Malayalam Extra" w:hAnsi="BRH Malayalam Extra" w:cs="BRH Malayalam Extra"/>
+                <w:color w:val="000000"/>
+                <w:sz w:val="32"/>
+                <w:szCs w:val="40"/>
+                <w:highlight w:val="green"/>
+              </w:rPr>
+              <w:t>c</w:t>
+            </w:r>
+            <w:r>
+              <w:rPr>
+                <w:rFonts w:ascii="BRH Malayalam Extra" w:hAnsi="BRH Malayalam Extra" w:cs="BRH Malayalam Extra"/>
+                <w:color w:val="000000"/>
+                <w:sz w:val="32"/>
+                <w:szCs w:val="40"/>
+              </w:rPr>
+              <w:t xml:space="preserve">—¥À | </w:t>
+            </w:r>
+          </w:p>
+          <w:p>
+            <w:pPr>
+              <w:widowControl w:val="0"/>
+              <w:autoSpaceDE w:val="0"/>
+              <w:autoSpaceDN w:val="0"/>
+              <w:adjustRightInd w:val="0"/>
+              <w:spacing w:before="0" w:line="240" w:lineRule="auto"/>
+              <w:rPr>
+                <w:rFonts w:ascii="BRH Malayalam Extra" w:hAnsi="BRH Malayalam Extra" w:cs="BRH Malayalam Extra"/>
+                <w:color w:val="000000"/>
+                <w:sz w:val="32"/>
+                <w:szCs w:val="40"/>
+              </w:rPr>
+            </w:pPr>
+            <w:r>
+              <w:rPr>
+                <w:rFonts w:cs="BRH Malayalam Extra"/>
+                <w:color w:val="000000"/>
+                <w:szCs w:val="40"/>
+              </w:rPr>
+              <w:t>1</w:t>
+            </w:r>
+            <w:r>
+              <w:rPr>
+                <w:rFonts w:ascii="BRH Malayalam Extra" w:hAnsi="BRH Malayalam Extra" w:cs="BRH Malayalam Extra"/>
+                <w:color w:val="000000"/>
+                <w:sz w:val="32"/>
+                <w:szCs w:val="40"/>
+              </w:rPr>
+              <w:t>)</w:t>
+            </w:r>
+            <w:r>
+              <w:rPr>
+                <w:rFonts w:ascii="BRH Malayalam Extra" w:hAnsi="BRH Malayalam Extra" w:cs="BRH Malayalam Extra"/>
+                <w:color w:val="000000"/>
+                <w:sz w:val="32"/>
+                <w:szCs w:val="40"/>
+              </w:rPr>
+              <w:tab/>
+            </w:r>
+            <w:r>
+              <w:rPr>
+                <w:rFonts w:cs="BRH Malayalam Extra"/>
+                <w:color w:val="000000"/>
+                <w:szCs w:val="40"/>
+              </w:rPr>
+              <w:t>1</w:t>
+            </w:r>
+            <w:r>
+              <w:rPr>
+                <w:rFonts w:ascii="BRH Malayalam Extra" w:hAnsi="BRH Malayalam Extra" w:cs="BRH Malayalam Extra"/>
+                <w:color w:val="000000"/>
+                <w:sz w:val="32"/>
+                <w:szCs w:val="40"/>
+              </w:rPr>
+              <w:t>.</w:t>
+            </w:r>
+            <w:r>
+              <w:rPr>
+                <w:rFonts w:cs="BRH Malayalam Extra"/>
+                <w:color w:val="000000"/>
+                <w:szCs w:val="40"/>
+              </w:rPr>
+              <w:t>5</w:t>
+            </w:r>
+            <w:r>
+              <w:rPr>
+                <w:rFonts w:ascii="BRH Malayalam Extra" w:hAnsi="BRH Malayalam Extra" w:cs="BRH Malayalam Extra"/>
+                <w:color w:val="000000"/>
+                <w:sz w:val="32"/>
+                <w:szCs w:val="40"/>
+              </w:rPr>
+              <w:t>.</w:t>
+            </w:r>
+            <w:r>
+              <w:rPr>
+                <w:rFonts w:cs="BRH Malayalam Extra"/>
+                <w:color w:val="000000"/>
+                <w:szCs w:val="40"/>
+              </w:rPr>
+              <w:t>2</w:t>
+            </w:r>
+            <w:r>
+              <w:rPr>
+                <w:rFonts w:ascii="BRH Malayalam Extra" w:hAnsi="BRH Malayalam Extra" w:cs="BRH Malayalam Extra"/>
+                <w:color w:val="000000"/>
+                <w:sz w:val="32"/>
+                <w:szCs w:val="40"/>
+              </w:rPr>
+              <w:t>.</w:t>
+            </w:r>
+            <w:r>
+              <w:rPr>
+                <w:rFonts w:cs="BRH Malayalam Extra"/>
+                <w:color w:val="000000"/>
+                <w:szCs w:val="40"/>
+              </w:rPr>
+              <w:t>2</w:t>
+            </w:r>
+            <w:r>
+              <w:rPr>
+                <w:rFonts w:ascii="BRH Malayalam Extra" w:hAnsi="BRH Malayalam Extra" w:cs="BRH Malayalam Extra"/>
+                <w:color w:val="000000"/>
+                <w:sz w:val="32"/>
+                <w:szCs w:val="40"/>
+              </w:rPr>
+              <w:t>(</w:t>
+            </w:r>
+            <w:r>
+              <w:rPr>
+                <w:rFonts w:cs="BRH Malayalam Extra"/>
+                <w:color w:val="000000"/>
+                <w:szCs w:val="40"/>
+              </w:rPr>
+              <w:t>1</w:t>
+            </w:r>
+            <w:r>
+              <w:rPr>
+                <w:rFonts w:ascii="BRH Malayalam Extra" w:hAnsi="BRH Malayalam Extra" w:cs="BRH Malayalam Extra"/>
+                <w:color w:val="000000"/>
+                <w:sz w:val="32"/>
+                <w:szCs w:val="40"/>
+              </w:rPr>
+              <w:t>)</w:t>
+            </w:r>
+            <w:proofErr w:type="gramStart"/>
+            <w:r>
+              <w:rPr>
+                <w:rFonts w:ascii="BRH Malayalam Extra" w:hAnsi="BRH Malayalam Extra" w:cs="BRH Malayalam Extra"/>
+                <w:color w:val="000000"/>
+                <w:sz w:val="32"/>
+                <w:szCs w:val="40"/>
+              </w:rPr>
+              <w:t>-  c</w:t>
+            </w:r>
+            <w:proofErr w:type="gramEnd"/>
+            <w:r>
+              <w:rPr>
+                <w:rFonts w:ascii="BRH Malayalam Extra" w:hAnsi="BRH Malayalam Extra" w:cs="BRH Malayalam Extra"/>
+                <w:color w:val="000000"/>
+                <w:sz w:val="27"/>
+                <w:szCs w:val="40"/>
+              </w:rPr>
+              <w:t>–</w:t>
+            </w:r>
+            <w:r>
+              <w:rPr>
+                <w:rFonts w:ascii="BRH Malayalam Extra" w:hAnsi="BRH Malayalam Extra" w:cs="BRH Malayalam Extra"/>
+                <w:color w:val="000000"/>
+                <w:sz w:val="32"/>
+                <w:szCs w:val="40"/>
+              </w:rPr>
+              <w:t>¥</w:t>
+            </w:r>
+            <w:r>
+              <w:rPr>
+                <w:rFonts w:ascii="BRH Malayalam Extra" w:hAnsi="BRH Malayalam Extra" w:cs="BRH Malayalam Extra"/>
+                <w:color w:val="000000"/>
+                <w:sz w:val="32"/>
+                <w:szCs w:val="40"/>
+                <w:highlight w:val="green"/>
+              </w:rPr>
+              <w:t>À</w:t>
+            </w:r>
+            <w:r>
+              <w:rPr>
+                <w:rFonts w:ascii="BRH Malayalam Extra" w:hAnsi="BRH Malayalam Extra" w:cs="BRH Malayalam Extra"/>
+                <w:color w:val="000000"/>
+                <w:sz w:val="27"/>
+                <w:szCs w:val="40"/>
+                <w:highlight w:val="green"/>
+              </w:rPr>
+              <w:t>–</w:t>
+            </w:r>
+            <w:r>
+              <w:rPr>
+                <w:rFonts w:ascii="BRH Malayalam Extra" w:hAnsi="BRH Malayalam Extra" w:cs="BRH Malayalam Extra"/>
+                <w:color w:val="000000"/>
+                <w:sz w:val="32"/>
+                <w:szCs w:val="40"/>
+              </w:rPr>
+              <w:t xml:space="preserve"> | q</w:t>
+            </w:r>
+            <w:r>
+              <w:rPr>
+                <w:rFonts w:ascii="BRH Malayalam Extra" w:hAnsi="BRH Malayalam Extra" w:cs="BRH Malayalam Extra"/>
+                <w:color w:val="000000"/>
+                <w:sz w:val="27"/>
+                <w:szCs w:val="40"/>
+              </w:rPr>
+              <w:t>–</w:t>
+            </w:r>
+            <w:r>
+              <w:rPr>
+                <w:rFonts w:ascii="BRH Malayalam Extra" w:hAnsi="BRH Malayalam Extra" w:cs="BRH Malayalam Extra"/>
+                <w:color w:val="000000"/>
+                <w:sz w:val="32"/>
+                <w:szCs w:val="40"/>
+              </w:rPr>
+              <w:t>Zx±—kxJ |</w:t>
+            </w:r>
+          </w:p>
+          <w:p>
+            <w:pPr>
+              <w:widowControl w:val="0"/>
+              <w:autoSpaceDE w:val="0"/>
+              <w:autoSpaceDN w:val="0"/>
+              <w:adjustRightInd w:val="0"/>
+              <w:spacing w:before="0" w:line="240" w:lineRule="auto"/>
+              <w:rPr>
+                <w:rFonts w:ascii="BRH Malayalam Extra" w:hAnsi="BRH Malayalam Extra" w:cs="BRH Malayalam Extra"/>
+                <w:color w:val="000000"/>
+                <w:sz w:val="32"/>
+                <w:szCs w:val="40"/>
+              </w:rPr>
+            </w:pPr>
+            <w:r>
+              <w:rPr>
+                <w:rFonts w:ascii="BRH Malayalam Extra" w:hAnsi="BRH Malayalam Extra" w:cs="BRH Malayalam Extra"/>
+                <w:color w:val="000000"/>
+                <w:sz w:val="32"/>
+                <w:szCs w:val="40"/>
+              </w:rPr>
+              <w:t>c</w:t>
+            </w:r>
+            <w:r>
+              <w:rPr>
+                <w:rFonts w:ascii="BRH Malayalam Extra" w:hAnsi="BRH Malayalam Extra" w:cs="BRH Malayalam Extra"/>
+                <w:color w:val="000000"/>
+                <w:sz w:val="27"/>
+                <w:szCs w:val="40"/>
+                <w:highlight w:val="green"/>
+              </w:rPr>
+              <w:t>–</w:t>
+            </w:r>
+            <w:r>
+              <w:rPr>
+                <w:rFonts w:ascii="BRH Malayalam Extra" w:hAnsi="BRH Malayalam Extra" w:cs="BRH Malayalam Extra"/>
+                <w:color w:val="000000"/>
+                <w:sz w:val="32"/>
+                <w:szCs w:val="40"/>
+                <w:highlight w:val="green"/>
+              </w:rPr>
+              <w:t>¥À</w:t>
+            </w:r>
+            <w:r>
+              <w:rPr>
+                <w:rFonts w:ascii="BRH Malayalam Extra" w:hAnsi="BRH Malayalam Extra" w:cs="BRH Malayalam Extra"/>
+                <w:color w:val="000000"/>
+                <w:sz w:val="27"/>
+                <w:szCs w:val="40"/>
+              </w:rPr>
+              <w:t>–</w:t>
+            </w:r>
+            <w:r>
+              <w:rPr>
+                <w:rFonts w:ascii="BRH Malayalam Extra" w:hAnsi="BRH Malayalam Extra" w:cs="BRH Malayalam Extra"/>
+                <w:color w:val="000000"/>
+                <w:sz w:val="32"/>
+                <w:szCs w:val="40"/>
+              </w:rPr>
+              <w:t xml:space="preserve"> q</w:t>
+            </w:r>
+            <w:r>
+              <w:rPr>
+                <w:rFonts w:ascii="BRH Malayalam Extra" w:hAnsi="BRH Malayalam Extra" w:cs="BRH Malayalam Extra"/>
+                <w:color w:val="000000"/>
+                <w:sz w:val="27"/>
+                <w:szCs w:val="40"/>
+              </w:rPr>
+              <w:t>–</w:t>
+            </w:r>
+            <w:r>
+              <w:rPr>
+                <w:rFonts w:ascii="BRH Malayalam Extra" w:hAnsi="BRH Malayalam Extra" w:cs="BRH Malayalam Extra"/>
+                <w:color w:val="000000"/>
+                <w:sz w:val="32"/>
+                <w:szCs w:val="40"/>
+              </w:rPr>
+              <w:t>Zx±—kxJ q</w:t>
+            </w:r>
+            <w:r>
+              <w:rPr>
+                <w:rFonts w:ascii="BRH Malayalam Extra" w:hAnsi="BRH Malayalam Extra" w:cs="BRH Malayalam Extra"/>
+                <w:color w:val="000000"/>
+                <w:sz w:val="27"/>
+                <w:szCs w:val="40"/>
+              </w:rPr>
+              <w:t>–</w:t>
+            </w:r>
+            <w:r>
+              <w:rPr>
+                <w:rFonts w:ascii="BRH Malayalam Extra" w:hAnsi="BRH Malayalam Extra" w:cs="BRH Malayalam Extra"/>
+                <w:color w:val="000000"/>
+                <w:sz w:val="32"/>
+                <w:szCs w:val="40"/>
+              </w:rPr>
+              <w:t xml:space="preserve">Zx±—kx </w:t>
+            </w:r>
+            <w:r>
+              <w:rPr>
+                <w:rFonts w:ascii="BRH Malayalam Extra" w:hAnsi="BRH Malayalam Extra" w:cs="BRH Malayalam Extra"/>
+                <w:color w:val="000000"/>
+                <w:sz w:val="32"/>
+                <w:szCs w:val="40"/>
+                <w:highlight w:val="green"/>
+              </w:rPr>
+              <w:t>c</w:t>
+            </w:r>
+            <w:r>
+              <w:rPr>
+                <w:rFonts w:ascii="BRH Malayalam Extra" w:hAnsi="BRH Malayalam Extra" w:cs="BRH Malayalam Extra"/>
+                <w:color w:val="000000"/>
+                <w:sz w:val="32"/>
+                <w:szCs w:val="40"/>
+              </w:rPr>
+              <w:t xml:space="preserve">¥À </w:t>
+            </w:r>
+            <w:r>
+              <w:rPr>
+                <w:rFonts w:ascii="BRH Malayalam Extra" w:hAnsi="BRH Malayalam Extra" w:cs="BRH Malayalam Extra"/>
+                <w:color w:val="000000"/>
+                <w:sz w:val="32"/>
+                <w:szCs w:val="40"/>
+                <w:highlight w:val="green"/>
+              </w:rPr>
+              <w:t>c</w:t>
+            </w:r>
+            <w:r>
+              <w:rPr>
+                <w:rFonts w:ascii="BRH Malayalam Extra" w:hAnsi="BRH Malayalam Extra" w:cs="BRH Malayalam Extra"/>
+                <w:color w:val="000000"/>
+                <w:sz w:val="32"/>
+                <w:szCs w:val="40"/>
+              </w:rPr>
+              <w:t>¥À</w:t>
+            </w:r>
+            <w:r>
+              <w:rPr>
+                <w:rFonts w:ascii="BRH Malayalam Extra" w:hAnsi="BRH Malayalam Extra" w:cs="BRH Malayalam Extra"/>
+                <w:color w:val="000000"/>
+                <w:sz w:val="32"/>
+                <w:szCs w:val="40"/>
+              </w:rPr>
+              <w:t xml:space="preserve"> </w:t>
+            </w:r>
+          </w:p>
+          <w:p>
+            <w:pPr>
+              <w:widowControl w:val="0"/>
+              <w:autoSpaceDE w:val="0"/>
+              <w:autoSpaceDN w:val="0"/>
+              <w:adjustRightInd w:val="0"/>
+              <w:spacing w:before="0" w:line="240" w:lineRule="auto"/>
+              <w:rPr>
+                <w:rFonts w:cs="BRH Malayalam Extra"/>
+                <w:szCs w:val="40"/>
+              </w:rPr>
+            </w:pPr>
+            <w:r>
+              <w:rPr>
+                <w:rFonts w:ascii="BRH Malayalam Extra" w:hAnsi="BRH Malayalam Extra" w:cs="BRH Malayalam Extra"/>
+                <w:color w:val="000000"/>
+                <w:sz w:val="32"/>
+                <w:szCs w:val="40"/>
+              </w:rPr>
+              <w:t>q</w:t>
+            </w:r>
+            <w:r>
+              <w:rPr>
+                <w:rFonts w:ascii="BRH Malayalam Extra" w:hAnsi="BRH Malayalam Extra" w:cs="BRH Malayalam Extra"/>
+                <w:color w:val="000000"/>
+                <w:sz w:val="27"/>
+                <w:szCs w:val="40"/>
+              </w:rPr>
+              <w:t>–</w:t>
+            </w:r>
+            <w:r>
+              <w:rPr>
+                <w:rFonts w:ascii="BRH Malayalam Extra" w:hAnsi="BRH Malayalam Extra" w:cs="BRH Malayalam Extra"/>
+                <w:color w:val="000000"/>
+                <w:sz w:val="32"/>
+                <w:szCs w:val="40"/>
+              </w:rPr>
+              <w:t xml:space="preserve">Zx±—kxJ | </w:t>
+            </w:r>
+          </w:p>
+        </w:tc>
+      </w:tr>
+      <w:tr>
+        <w:trPr>
+          <w:trHeight w:val="1197"/>
+        </w:trPr>
+        <w:tc>
+          <w:tcPr>
+            <w:tcW w:w="7166" w:type="dxa"/>
+          </w:tcPr>
+          <w:p>
+            <w:pPr>
+              <w:widowControl w:val="0"/>
+              <w:autoSpaceDE w:val="0"/>
+              <w:autoSpaceDN w:val="0"/>
+              <w:adjustRightInd w:val="0"/>
+              <w:spacing w:before="0" w:line="240" w:lineRule="auto"/>
+              <w:rPr>
+                <w:rFonts w:cs="BRH Malayalam Extra"/>
+                <w:szCs w:val="40"/>
+              </w:rPr>
+            </w:pPr>
+          </w:p>
+        </w:tc>
+        <w:tc>
+          <w:tcPr>
+            <w:tcW w:w="7229" w:type="dxa"/>
+          </w:tcPr>
+          <w:p>
+            <w:pPr>
+              <w:widowControl w:val="0"/>
+              <w:autoSpaceDE w:val="0"/>
+              <w:autoSpaceDN w:val="0"/>
+              <w:adjustRightInd w:val="0"/>
+              <w:spacing w:before="0" w:line="240" w:lineRule="auto"/>
+              <w:rPr>
+                <w:rFonts w:cs="BRH Malayalam Extra"/>
+                <w:b/>
+                <w:bCs/>
+                <w:szCs w:val="40"/>
+              </w:rPr>
+            </w:pPr>
+          </w:p>
+        </w:tc>
+      </w:tr>
+    </w:tbl>
+    <w:p>
+      <w:pPr>
+        <w:spacing w:before="0" w:line="240" w:lineRule="auto"/>
+        <w:jc w:val="center"/>
+        <w:rPr>
+          <w:b/>
+          <w:bCs/>
+          <w:sz w:val="32"/>
+          <w:szCs w:val="32"/>
+          <w:u w:val="single"/>
+        </w:rPr>
+      </w:pPr>
+    </w:p>
+    <w:p>
+      <w:pPr>
+        <w:spacing w:before="0" w:line="240" w:lineRule="auto"/>
+        <w:jc w:val="center"/>
+        <w:rPr>
+          <w:b/>
+          <w:bCs/>
+          <w:sz w:val="32"/>
+          <w:szCs w:val="32"/>
+          <w:u w:val="single"/>
+        </w:rPr>
+      </w:pPr>
+    </w:p>
+    <w:p>
+      <w:pPr>
+        <w:spacing w:before="0" w:line="240" w:lineRule="auto"/>
+        <w:jc w:val="center"/>
+        <w:rPr>
+          <w:b/>
+          <w:bCs/>
+          <w:sz w:val="32"/>
+          <w:szCs w:val="32"/>
+          <w:u w:val="single"/>
+        </w:rPr>
+      </w:pPr>
+    </w:p>
+    <w:p>
+      <w:pPr>
+        <w:spacing w:before="0" w:line="240" w:lineRule="auto"/>
+        <w:jc w:val="center"/>
+        <w:rPr>
+          <w:b/>
+          <w:bCs/>
+          <w:sz w:val="32"/>
+          <w:szCs w:val="32"/>
+          <w:u w:val="single"/>
+        </w:rPr>
+      </w:pPr>
+    </w:p>
     <w:p>
       <w:pPr>
         <w:spacing w:before="0" w:line="240" w:lineRule="auto"/>
@@ -113,27 +1717,7 @@
           <w:sz w:val="28"/>
           <w:szCs w:val="32"/>
         </w:rPr>
-        <w:t>(</w:t>
-      </w:r>
-      <w:proofErr w:type="gramStart"/>
-      <w:r>
-        <w:rPr>
-          <w:b/>
-          <w:bCs/>
-          <w:sz w:val="28"/>
-          <w:szCs w:val="32"/>
-        </w:rPr>
-        <w:t>ignore</w:t>
-      </w:r>
-      <w:proofErr w:type="gramEnd"/>
-      <w:r>
-        <w:rPr>
-          <w:b/>
-          <w:bCs/>
-          <w:sz w:val="28"/>
-          <w:szCs w:val="32"/>
-        </w:rPr>
-        <w:t xml:space="preserve"> those which are already incorporated in your book’s version and date)</w:t>
+        <w:t>(ignore those which are already incorporated in your book’s version and date)</w:t>
       </w:r>
     </w:p>
     <w:tbl>
@@ -656,6 +2240,7 @@
                 <w:szCs w:val="40"/>
                 <w:lang w:val="it-IT"/>
               </w:rPr>
+              <w:lastRenderedPageBreak/>
               <w:t>52</w:t>
             </w:r>
             <w:r>
@@ -3377,7 +4962,6 @@
                 <w:rFonts w:cs="BRH Malayalam Extra"/>
                 <w:szCs w:val="40"/>
               </w:rPr>
-              <w:lastRenderedPageBreak/>
               <w:t>57</w:t>
             </w:r>
             <w:r>
@@ -3810,6 +5394,7 @@
                 <w:sz w:val="32"/>
                 <w:szCs w:val="40"/>
               </w:rPr>
+              <w:lastRenderedPageBreak/>
               <w:t>py</w:t>
             </w:r>
             <w:r>
@@ -4205,6 +5790,7 @@
                 <w:rFonts w:cs="BRH Malayalam Extra"/>
                 <w:szCs w:val="40"/>
               </w:rPr>
+              <w:lastRenderedPageBreak/>
               <w:t>57</w:t>
             </w:r>
             <w:r>
@@ -4659,6 +6245,7 @@
                 <w:sz w:val="32"/>
                 <w:szCs w:val="40"/>
               </w:rPr>
+              <w:lastRenderedPageBreak/>
               <w:t>py</w:t>
             </w:r>
             <w:r>
@@ -5059,6 +6646,7 @@
                 <w:rFonts w:cs="BRH Malayalam Extra"/>
                 <w:szCs w:val="40"/>
               </w:rPr>
+              <w:lastRenderedPageBreak/>
               <w:t>8</w:t>
             </w:r>
             <w:r>
@@ -6152,7 +7740,6 @@
                 <w:szCs w:val="40"/>
                 <w:lang w:val="it-IT"/>
               </w:rPr>
-              <w:lastRenderedPageBreak/>
               <w:t>13</w:t>
             </w:r>
             <w:r>
@@ -8176,6 +9763,7 @@
                 <w:rFonts w:cs="BRH Malayalam Extra"/>
                 <w:szCs w:val="40"/>
               </w:rPr>
+              <w:lastRenderedPageBreak/>
               <w:t>1</w:t>
             </w:r>
             <w:r>
@@ -10292,7 +11880,6 @@
                 <w:szCs w:val="40"/>
                 <w:lang w:val="it-IT"/>
               </w:rPr>
-              <w:lastRenderedPageBreak/>
               <w:t>6</w:t>
             </w:r>
             <w:r>
@@ -11601,6 +13188,7 @@
                 <w:szCs w:val="40"/>
                 <w:lang w:val="it-IT"/>
               </w:rPr>
+              <w:lastRenderedPageBreak/>
               <w:t>19</w:t>
             </w:r>
             <w:r>
@@ -11951,6 +13539,7 @@
                 <w:szCs w:val="40"/>
                 <w:lang w:val="it-IT"/>
               </w:rPr>
+              <w:lastRenderedPageBreak/>
               <w:t>17</w:t>
             </w:r>
             <w:r>
@@ -12778,6 +14367,7 @@
                 <w:szCs w:val="40"/>
                 <w:lang w:val="it-IT"/>
               </w:rPr>
+              <w:lastRenderedPageBreak/>
               <w:t>19</w:t>
             </w:r>
             <w:r>
@@ -13115,6 +14705,7 @@
                 <w:szCs w:val="40"/>
                 <w:lang w:val="it-IT"/>
               </w:rPr>
+              <w:lastRenderedPageBreak/>
               <w:t>42</w:t>
             </w:r>
             <w:r>
@@ -14347,7 +15938,6 @@
                 <w:rFonts w:cs="BRH Malayalam Extra"/>
                 <w:szCs w:val="40"/>
               </w:rPr>
-              <w:lastRenderedPageBreak/>
               <w:t>11</w:t>
             </w:r>
             <w:r>
@@ -16802,6 +18392,7 @@
                 <w:rFonts w:cs="BRH Malayalam Extra"/>
                 <w:szCs w:val="40"/>
               </w:rPr>
+              <w:lastRenderedPageBreak/>
               <w:t>45</w:t>
             </w:r>
             <w:r>
@@ -18406,14 +19997,15 @@
                 <w:rFonts w:ascii="BRH Malayalam Extra" w:hAnsi="BRH Malayalam Extra" w:cs="BRH Malayalam Extra"/>
                 <w:sz w:val="32"/>
                 <w:szCs w:val="40"/>
+                <w:lang w:val="it-IT"/>
               </w:rPr>
             </w:pPr>
             <w:r>
               <w:rPr>
                 <w:rFonts w:cs="BRH Malayalam Extra"/>
                 <w:szCs w:val="40"/>
-              </w:rPr>
-              <w:lastRenderedPageBreak/>
+                <w:lang w:val="it-IT"/>
+              </w:rPr>
               <w:t>6</w:t>
             </w:r>
             <w:r>
@@ -18421,6 +20013,7 @@
                 <w:rFonts w:ascii="BRH Malayalam Extra" w:hAnsi="BRH Malayalam Extra" w:cs="BRH Malayalam Extra"/>
                 <w:sz w:val="32"/>
                 <w:szCs w:val="40"/>
+                <w:lang w:val="it-IT"/>
               </w:rPr>
               <w:t>)</w:t>
             </w:r>
@@ -18429,6 +20022,7 @@
                 <w:rFonts w:ascii="BRH Malayalam Extra" w:hAnsi="BRH Malayalam Extra" w:cs="BRH Malayalam Extra"/>
                 <w:sz w:val="32"/>
                 <w:szCs w:val="40"/>
+                <w:lang w:val="it-IT"/>
               </w:rPr>
               <w:tab/>
             </w:r>
@@ -18436,6 +20030,7 @@
               <w:rPr>
                 <w:rFonts w:cs="BRH Malayalam Extra"/>
                 <w:szCs w:val="40"/>
+                <w:lang w:val="it-IT"/>
               </w:rPr>
               <w:t>1</w:t>
             </w:r>
@@ -18444,6 +20039,7 @@
                 <w:rFonts w:ascii="BRH Malayalam Extra" w:hAnsi="BRH Malayalam Extra" w:cs="BRH Malayalam Extra"/>
                 <w:sz w:val="32"/>
                 <w:szCs w:val="40"/>
+                <w:lang w:val="it-IT"/>
               </w:rPr>
               <w:t>.</w:t>
             </w:r>
@@ -18451,6 +20047,7 @@
               <w:rPr>
                 <w:rFonts w:cs="BRH Malayalam Extra"/>
                 <w:szCs w:val="40"/>
+                <w:lang w:val="it-IT"/>
               </w:rPr>
               <w:t>5</w:t>
             </w:r>
@@ -18459,6 +20056,7 @@
                 <w:rFonts w:ascii="BRH Malayalam Extra" w:hAnsi="BRH Malayalam Extra" w:cs="BRH Malayalam Extra"/>
                 <w:sz w:val="32"/>
                 <w:szCs w:val="40"/>
+                <w:lang w:val="it-IT"/>
               </w:rPr>
               <w:t>.</w:t>
             </w:r>
@@ -18466,6 +20064,7 @@
               <w:rPr>
                 <w:rFonts w:cs="BRH Malayalam Extra"/>
                 <w:szCs w:val="40"/>
+                <w:lang w:val="it-IT"/>
               </w:rPr>
               <w:t>7</w:t>
             </w:r>
@@ -18474,6 +20073,7 @@
                 <w:rFonts w:ascii="BRH Malayalam Extra" w:hAnsi="BRH Malayalam Extra" w:cs="BRH Malayalam Extra"/>
                 <w:sz w:val="32"/>
                 <w:szCs w:val="40"/>
+                <w:lang w:val="it-IT"/>
               </w:rPr>
               <w:t>.</w:t>
             </w:r>
@@ -18481,6 +20081,7 @@
               <w:rPr>
                 <w:rFonts w:cs="BRH Malayalam Extra"/>
                 <w:szCs w:val="40"/>
+                <w:lang w:val="it-IT"/>
               </w:rPr>
               <w:t>4</w:t>
             </w:r>
@@ -18489,6 +20090,7 @@
                 <w:rFonts w:ascii="BRH Malayalam Extra" w:hAnsi="BRH Malayalam Extra" w:cs="BRH Malayalam Extra"/>
                 <w:sz w:val="32"/>
                 <w:szCs w:val="40"/>
+                <w:lang w:val="it-IT"/>
               </w:rPr>
               <w:t>(</w:t>
             </w:r>
@@ -18496,6 +20098,7 @@
               <w:rPr>
                 <w:rFonts w:cs="BRH Malayalam Extra"/>
                 <w:szCs w:val="40"/>
+                <w:lang w:val="it-IT"/>
               </w:rPr>
               <w:t>6</w:t>
             </w:r>
@@ -18504,6 +20107,7 @@
                 <w:rFonts w:ascii="BRH Malayalam Extra" w:hAnsi="BRH Malayalam Extra" w:cs="BRH Malayalam Extra"/>
                 <w:sz w:val="32"/>
                 <w:szCs w:val="40"/>
+                <w:lang w:val="it-IT"/>
               </w:rPr>
               <w:t>)-  Zy</w:t>
             </w:r>
@@ -18512,14 +20116,16 @@
                 <w:rFonts w:ascii="BRH Malayalam Extra" w:hAnsi="BRH Malayalam Extra" w:cs="BRH Malayalam Extra"/>
                 <w:sz w:val="27"/>
                 <w:szCs w:val="40"/>
-              </w:rPr>
-              <w:t>–</w:t>
-            </w:r>
-            <w:r>
-              <w:rPr>
-                <w:rFonts w:ascii="BRH Malayalam Extra" w:hAnsi="BRH Malayalam Extra" w:cs="BRH Malayalam Extra"/>
-                <w:sz w:val="32"/>
-                <w:szCs w:val="40"/>
+                <w:lang w:val="it-IT"/>
+              </w:rPr>
+              <w:t>–</w:t>
+            </w:r>
+            <w:r>
+              <w:rPr>
+                <w:rFonts w:ascii="BRH Malayalam Extra" w:hAnsi="BRH Malayalam Extra" w:cs="BRH Malayalam Extra"/>
+                <w:sz w:val="32"/>
+                <w:szCs w:val="40"/>
+                <w:lang w:val="it-IT"/>
               </w:rPr>
               <w:t>rç</w:t>
             </w:r>
@@ -18528,14 +20134,16 @@
                 <w:rFonts w:ascii="BRH Malayalam Extra" w:hAnsi="BRH Malayalam Extra" w:cs="BRH Malayalam Extra"/>
                 <w:sz w:val="27"/>
                 <w:szCs w:val="40"/>
-              </w:rPr>
-              <w:t>–</w:t>
-            </w:r>
-            <w:r>
-              <w:rPr>
-                <w:rFonts w:ascii="BRH Malayalam Extra" w:hAnsi="BRH Malayalam Extra" w:cs="BRH Malayalam Extra"/>
-                <w:sz w:val="32"/>
-                <w:szCs w:val="40"/>
+                <w:lang w:val="it-IT"/>
+              </w:rPr>
+              <w:t>–</w:t>
+            </w:r>
+            <w:r>
+              <w:rPr>
+                <w:rFonts w:ascii="BRH Malayalam Extra" w:hAnsi="BRH Malayalam Extra" w:cs="BRH Malayalam Extra"/>
+                <w:sz w:val="32"/>
+                <w:szCs w:val="40"/>
+                <w:lang w:val="it-IT"/>
               </w:rPr>
               <w:t>¥Z</w:t>
             </w:r>
@@ -18544,14 +20152,16 @@
                 <w:rFonts w:ascii="BRH Malayalam Extra" w:hAnsi="BRH Malayalam Extra" w:cs="BRH Malayalam Extra"/>
                 <w:sz w:val="27"/>
                 <w:szCs w:val="40"/>
-              </w:rPr>
-              <w:t>–</w:t>
-            </w:r>
-            <w:r>
-              <w:rPr>
-                <w:rFonts w:ascii="BRH Malayalam Extra" w:hAnsi="BRH Malayalam Extra" w:cs="BRH Malayalam Extra"/>
-                <w:sz w:val="32"/>
-                <w:szCs w:val="40"/>
+                <w:lang w:val="it-IT"/>
+              </w:rPr>
+              <w:t>–</w:t>
+            </w:r>
+            <w:r>
+              <w:rPr>
+                <w:rFonts w:ascii="BRH Malayalam Extra" w:hAnsi="BRH Malayalam Extra" w:cs="BRH Malayalam Extra"/>
+                <w:sz w:val="32"/>
+                <w:szCs w:val="40"/>
+                <w:lang w:val="it-IT"/>
               </w:rPr>
               <w:t xml:space="preserve"> | </w:t>
             </w:r>
@@ -18561,6 +20171,7 @@
                 <w:sz w:val="32"/>
                 <w:szCs w:val="40"/>
                 <w:highlight w:val="yellow"/>
+                <w:lang w:val="it-IT"/>
               </w:rPr>
               <w:t>jx</w:t>
             </w:r>
@@ -18569,6 +20180,7 @@
                 <w:rFonts w:ascii="BRH Malayalam Extra" w:hAnsi="BRH Malayalam Extra" w:cs="BRH Malayalam Extra"/>
                 <w:sz w:val="32"/>
                 <w:szCs w:val="40"/>
+                <w:lang w:val="it-IT"/>
               </w:rPr>
               <w:t xml:space="preserve">P§Tx | </w:t>
             </w:r>
@@ -18584,6 +20196,7 @@
                 <w:rFonts w:ascii="BRH Malayalam Extra" w:hAnsi="BRH Malayalam Extra" w:cs="BRH Malayalam Extra"/>
                 <w:sz w:val="32"/>
                 <w:szCs w:val="40"/>
+                <w:lang w:val="it-IT"/>
               </w:rPr>
             </w:pPr>
             <w:r>
@@ -18591,6 +20204,7 @@
                 <w:rFonts w:ascii="BRH Malayalam Extra" w:hAnsi="BRH Malayalam Extra" w:cs="BRH Malayalam Extra"/>
                 <w:sz w:val="32"/>
                 <w:szCs w:val="40"/>
+                <w:lang w:val="it-IT"/>
               </w:rPr>
               <w:t>Zy</w:t>
             </w:r>
@@ -18599,14 +20213,16 @@
                 <w:rFonts w:ascii="BRH Malayalam Extra" w:hAnsi="BRH Malayalam Extra" w:cs="BRH Malayalam Extra"/>
                 <w:sz w:val="27"/>
                 <w:szCs w:val="40"/>
-              </w:rPr>
-              <w:t>–</w:t>
-            </w:r>
-            <w:r>
-              <w:rPr>
-                <w:rFonts w:ascii="BRH Malayalam Extra" w:hAnsi="BRH Malayalam Extra" w:cs="BRH Malayalam Extra"/>
-                <w:sz w:val="32"/>
-                <w:szCs w:val="40"/>
+                <w:lang w:val="it-IT"/>
+              </w:rPr>
+              <w:t>–</w:t>
+            </w:r>
+            <w:r>
+              <w:rPr>
+                <w:rFonts w:ascii="BRH Malayalam Extra" w:hAnsi="BRH Malayalam Extra" w:cs="BRH Malayalam Extra"/>
+                <w:sz w:val="32"/>
+                <w:szCs w:val="40"/>
+                <w:lang w:val="it-IT"/>
               </w:rPr>
               <w:t>rç</w:t>
             </w:r>
@@ -18615,14 +20231,16 @@
                 <w:rFonts w:ascii="BRH Malayalam Extra" w:hAnsi="BRH Malayalam Extra" w:cs="BRH Malayalam Extra"/>
                 <w:sz w:val="27"/>
                 <w:szCs w:val="40"/>
-              </w:rPr>
-              <w:t>–</w:t>
-            </w:r>
-            <w:r>
-              <w:rPr>
-                <w:rFonts w:ascii="BRH Malayalam Extra" w:hAnsi="BRH Malayalam Extra" w:cs="BRH Malayalam Extra"/>
-                <w:sz w:val="32"/>
-                <w:szCs w:val="40"/>
+                <w:lang w:val="it-IT"/>
+              </w:rPr>
+              <w:t>–</w:t>
+            </w:r>
+            <w:r>
+              <w:rPr>
+                <w:rFonts w:ascii="BRH Malayalam Extra" w:hAnsi="BRH Malayalam Extra" w:cs="BRH Malayalam Extra"/>
+                <w:sz w:val="32"/>
+                <w:szCs w:val="40"/>
+                <w:lang w:val="it-IT"/>
               </w:rPr>
               <w:t>¥Z</w:t>
             </w:r>
@@ -18631,14 +20249,16 @@
                 <w:rFonts w:ascii="BRH Malayalam Extra" w:hAnsi="BRH Malayalam Extra" w:cs="BRH Malayalam Extra"/>
                 <w:sz w:val="27"/>
                 <w:szCs w:val="40"/>
-              </w:rPr>
-              <w:t>–</w:t>
-            </w:r>
-            <w:r>
-              <w:rPr>
-                <w:rFonts w:ascii="BRH Malayalam Extra" w:hAnsi="BRH Malayalam Extra" w:cs="BRH Malayalam Extra"/>
-                <w:sz w:val="32"/>
-                <w:szCs w:val="40"/>
+                <w:lang w:val="it-IT"/>
+              </w:rPr>
+              <w:t>–</w:t>
+            </w:r>
+            <w:r>
+              <w:rPr>
+                <w:rFonts w:ascii="BRH Malayalam Extra" w:hAnsi="BRH Malayalam Extra" w:cs="BRH Malayalam Extra"/>
+                <w:sz w:val="32"/>
+                <w:szCs w:val="40"/>
+                <w:lang w:val="it-IT"/>
               </w:rPr>
               <w:t xml:space="preserve"> </w:t>
             </w:r>
@@ -18648,6 +20268,7 @@
                 <w:sz w:val="32"/>
                 <w:szCs w:val="40"/>
                 <w:highlight w:val="yellow"/>
+                <w:lang w:val="it-IT"/>
               </w:rPr>
               <w:t>jx</w:t>
             </w:r>
@@ -18656,6 +20277,7 @@
                 <w:rFonts w:ascii="BRH Malayalam Extra" w:hAnsi="BRH Malayalam Extra" w:cs="BRH Malayalam Extra"/>
                 <w:sz w:val="32"/>
                 <w:szCs w:val="40"/>
+                <w:lang w:val="it-IT"/>
               </w:rPr>
               <w:t xml:space="preserve">P§Tx </w:t>
             </w:r>
@@ -18665,6 +20287,7 @@
                 <w:sz w:val="32"/>
                 <w:szCs w:val="40"/>
                 <w:highlight w:val="yellow"/>
+                <w:lang w:val="it-IT"/>
               </w:rPr>
               <w:t>jx</w:t>
             </w:r>
@@ -18673,6 +20296,7 @@
                 <w:rFonts w:ascii="BRH Malayalam Extra" w:hAnsi="BRH Malayalam Extra" w:cs="BRH Malayalam Extra"/>
                 <w:sz w:val="32"/>
                 <w:szCs w:val="40"/>
+                <w:lang w:val="it-IT"/>
               </w:rPr>
               <w:t>P§Tx Zy—rç¥Z Zyrç¥Z</w:t>
             </w:r>
@@ -18681,14 +20305,16 @@
                 <w:rFonts w:ascii="BRH Malayalam Extra" w:hAnsi="BRH Malayalam Extra" w:cs="BRH Malayalam Extra"/>
                 <w:sz w:val="27"/>
                 <w:szCs w:val="40"/>
-              </w:rPr>
-              <w:t>–</w:t>
-            </w:r>
-            <w:r>
-              <w:rPr>
-                <w:rFonts w:ascii="BRH Malayalam Extra" w:hAnsi="BRH Malayalam Extra" w:cs="BRH Malayalam Extra"/>
-                <w:sz w:val="32"/>
-                <w:szCs w:val="40"/>
+                <w:lang w:val="it-IT"/>
+              </w:rPr>
+              <w:t>–</w:t>
+            </w:r>
+            <w:r>
+              <w:rPr>
+                <w:rFonts w:ascii="BRH Malayalam Extra" w:hAnsi="BRH Malayalam Extra" w:cs="BRH Malayalam Extra"/>
+                <w:sz w:val="32"/>
+                <w:szCs w:val="40"/>
+                <w:lang w:val="it-IT"/>
               </w:rPr>
               <w:t xml:space="preserve"> </w:t>
             </w:r>
@@ -18698,6 +20324,7 @@
                 <w:sz w:val="32"/>
                 <w:szCs w:val="40"/>
                 <w:highlight w:val="yellow"/>
+                <w:lang w:val="it-IT"/>
               </w:rPr>
               <w:t>jx</w:t>
             </w:r>
@@ -18706,6 +20333,7 @@
                 <w:rFonts w:ascii="BRH Malayalam Extra" w:hAnsi="BRH Malayalam Extra" w:cs="BRH Malayalam Extra"/>
                 <w:sz w:val="32"/>
                 <w:szCs w:val="40"/>
+                <w:lang w:val="it-IT"/>
               </w:rPr>
               <w:t xml:space="preserve">P§Tx | </w:t>
             </w:r>
@@ -18721,12 +20349,14 @@
                 <w:rFonts w:ascii="BRH Malayalam Extra" w:hAnsi="BRH Malayalam Extra" w:cs="BRH Malayalam Extra"/>
                 <w:sz w:val="32"/>
                 <w:szCs w:val="40"/>
+                <w:lang w:val="it-IT"/>
               </w:rPr>
             </w:pPr>
             <w:r>
               <w:rPr>
                 <w:rFonts w:cs="BRH Malayalam Extra"/>
                 <w:szCs w:val="40"/>
+                <w:lang w:val="it-IT"/>
               </w:rPr>
               <w:t>7</w:t>
             </w:r>
@@ -18735,6 +20365,7 @@
                 <w:rFonts w:ascii="BRH Malayalam Extra" w:hAnsi="BRH Malayalam Extra" w:cs="BRH Malayalam Extra"/>
                 <w:sz w:val="32"/>
                 <w:szCs w:val="40"/>
+                <w:lang w:val="it-IT"/>
               </w:rPr>
               <w:t>)</w:t>
             </w:r>
@@ -18743,6 +20374,7 @@
                 <w:rFonts w:ascii="BRH Malayalam Extra" w:hAnsi="BRH Malayalam Extra" w:cs="BRH Malayalam Extra"/>
                 <w:sz w:val="32"/>
                 <w:szCs w:val="40"/>
+                <w:lang w:val="it-IT"/>
               </w:rPr>
               <w:tab/>
             </w:r>
@@ -18750,6 +20382,7 @@
               <w:rPr>
                 <w:rFonts w:cs="BRH Malayalam Extra"/>
                 <w:szCs w:val="40"/>
+                <w:lang w:val="it-IT"/>
               </w:rPr>
               <w:t>1</w:t>
             </w:r>
@@ -18758,6 +20391,7 @@
                 <w:rFonts w:ascii="BRH Malayalam Extra" w:hAnsi="BRH Malayalam Extra" w:cs="BRH Malayalam Extra"/>
                 <w:sz w:val="32"/>
                 <w:szCs w:val="40"/>
+                <w:lang w:val="it-IT"/>
               </w:rPr>
               <w:t>.</w:t>
             </w:r>
@@ -18765,6 +20399,7 @@
               <w:rPr>
                 <w:rFonts w:cs="BRH Malayalam Extra"/>
                 <w:szCs w:val="40"/>
+                <w:lang w:val="it-IT"/>
               </w:rPr>
               <w:t>5</w:t>
             </w:r>
@@ -18773,6 +20408,7 @@
                 <w:rFonts w:ascii="BRH Malayalam Extra" w:hAnsi="BRH Malayalam Extra" w:cs="BRH Malayalam Extra"/>
                 <w:sz w:val="32"/>
                 <w:szCs w:val="40"/>
+                <w:lang w:val="it-IT"/>
               </w:rPr>
               <w:t>.</w:t>
             </w:r>
@@ -18780,6 +20416,7 @@
               <w:rPr>
                 <w:rFonts w:cs="BRH Malayalam Extra"/>
                 <w:szCs w:val="40"/>
+                <w:lang w:val="it-IT"/>
               </w:rPr>
               <w:t>7</w:t>
             </w:r>
@@ -18788,6 +20425,7 @@
                 <w:rFonts w:ascii="BRH Malayalam Extra" w:hAnsi="BRH Malayalam Extra" w:cs="BRH Malayalam Extra"/>
                 <w:sz w:val="32"/>
                 <w:szCs w:val="40"/>
+                <w:lang w:val="it-IT"/>
               </w:rPr>
               <w:t>.</w:t>
             </w:r>
@@ -18795,6 +20433,7 @@
               <w:rPr>
                 <w:rFonts w:cs="BRH Malayalam Extra"/>
                 <w:szCs w:val="40"/>
+                <w:lang w:val="it-IT"/>
               </w:rPr>
               <w:t>4</w:t>
             </w:r>
@@ -18803,6 +20442,7 @@
                 <w:rFonts w:ascii="BRH Malayalam Extra" w:hAnsi="BRH Malayalam Extra" w:cs="BRH Malayalam Extra"/>
                 <w:sz w:val="32"/>
                 <w:szCs w:val="40"/>
+                <w:lang w:val="it-IT"/>
               </w:rPr>
               <w:t>(</w:t>
             </w:r>
@@ -18810,6 +20450,7 @@
               <w:rPr>
                 <w:rFonts w:cs="BRH Malayalam Extra"/>
                 <w:szCs w:val="40"/>
+                <w:lang w:val="it-IT"/>
               </w:rPr>
               <w:t>7</w:t>
             </w:r>
@@ -18818,6 +20459,7 @@
                 <w:rFonts w:ascii="BRH Malayalam Extra" w:hAnsi="BRH Malayalam Extra" w:cs="BRH Malayalam Extra"/>
                 <w:sz w:val="32"/>
                 <w:szCs w:val="40"/>
+                <w:lang w:val="it-IT"/>
               </w:rPr>
               <w:t xml:space="preserve">)-  </w:t>
             </w:r>
@@ -18827,6 +20469,7 @@
                 <w:sz w:val="32"/>
                 <w:szCs w:val="40"/>
                 <w:highlight w:val="yellow"/>
+                <w:lang w:val="it-IT"/>
               </w:rPr>
               <w:t>jx</w:t>
             </w:r>
@@ -18835,6 +20478,7 @@
                 <w:rFonts w:ascii="BRH Malayalam Extra" w:hAnsi="BRH Malayalam Extra" w:cs="BRH Malayalam Extra"/>
                 <w:sz w:val="32"/>
                 <w:szCs w:val="40"/>
+                <w:lang w:val="it-IT"/>
               </w:rPr>
               <w:t>P§Tx | G</w:t>
             </w:r>
@@ -18843,14 +20487,16 @@
                 <w:rFonts w:ascii="BRH Malayalam Extra" w:hAnsi="BRH Malayalam Extra" w:cs="BRH Malayalam Extra"/>
                 <w:sz w:val="27"/>
                 <w:szCs w:val="40"/>
-              </w:rPr>
-              <w:t>–</w:t>
-            </w:r>
-            <w:r>
-              <w:rPr>
-                <w:rFonts w:ascii="BRH Malayalam Extra" w:hAnsi="BRH Malayalam Extra" w:cs="BRH Malayalam Extra"/>
-                <w:sz w:val="32"/>
-                <w:szCs w:val="40"/>
+                <w:lang w:val="it-IT"/>
+              </w:rPr>
+              <w:t>–</w:t>
+            </w:r>
+            <w:r>
+              <w:rPr>
+                <w:rFonts w:ascii="BRH Malayalam Extra" w:hAnsi="BRH Malayalam Extra" w:cs="BRH Malayalam Extra"/>
+                <w:sz w:val="32"/>
+                <w:szCs w:val="40"/>
+                <w:lang w:val="it-IT"/>
               </w:rPr>
               <w:t xml:space="preserve">p | </w:t>
             </w:r>
@@ -18865,6 +20511,7 @@
               <w:rPr>
                 <w:rFonts w:cs="BRH Malayalam Extra"/>
                 <w:szCs w:val="40"/>
+                <w:lang w:val="it-IT"/>
               </w:rPr>
             </w:pPr>
             <w:r>
@@ -18873,6 +20520,7 @@
                 <w:sz w:val="32"/>
                 <w:szCs w:val="40"/>
                 <w:highlight w:val="yellow"/>
+                <w:lang w:val="it-IT"/>
               </w:rPr>
               <w:t>jx</w:t>
             </w:r>
@@ -18881,6 +20529,7 @@
                 <w:rFonts w:ascii="BRH Malayalam" w:hAnsi="BRH Malayalam" w:cs="BRH Malayalam"/>
                 <w:sz w:val="32"/>
                 <w:szCs w:val="40"/>
+                <w:lang w:val="it-IT"/>
               </w:rPr>
               <w:t xml:space="preserve">P§¤¤T¤¤pp </w:t>
             </w:r>
@@ -18890,6 +20539,7 @@
                 <w:sz w:val="32"/>
                 <w:szCs w:val="40"/>
                 <w:highlight w:val="yellow"/>
+                <w:lang w:val="it-IT"/>
               </w:rPr>
               <w:t>jx</w:t>
             </w:r>
@@ -18898,6 +20548,7 @@
                 <w:rFonts w:ascii="BRH Malayalam" w:hAnsi="BRH Malayalam" w:cs="BRH Malayalam"/>
                 <w:sz w:val="32"/>
                 <w:szCs w:val="40"/>
+                <w:lang w:val="it-IT"/>
               </w:rPr>
               <w:t xml:space="preserve">P§Tx </w:t>
             </w:r>
@@ -18907,6 +20558,7 @@
                 <w:sz w:val="32"/>
                 <w:szCs w:val="40"/>
                 <w:highlight w:val="yellow"/>
+                <w:lang w:val="it-IT"/>
               </w:rPr>
               <w:t>jx</w:t>
             </w:r>
@@ -18915,6 +20567,7 @@
                 <w:rFonts w:ascii="BRH Malayalam" w:hAnsi="BRH Malayalam" w:cs="BRH Malayalam"/>
                 <w:sz w:val="32"/>
                 <w:szCs w:val="40"/>
+                <w:lang w:val="it-IT"/>
               </w:rPr>
               <w:t xml:space="preserve">P§¤¤Tp | </w:t>
             </w:r>
@@ -18935,12 +20588,14 @@
                 <w:rFonts w:ascii="BRH Malayalam Extra" w:hAnsi="BRH Malayalam Extra" w:cs="BRH Malayalam Extra"/>
                 <w:sz w:val="32"/>
                 <w:szCs w:val="40"/>
+                <w:lang w:val="it-IT"/>
               </w:rPr>
             </w:pPr>
             <w:r>
               <w:rPr>
                 <w:rFonts w:cs="BRH Malayalam Extra"/>
                 <w:szCs w:val="40"/>
+                <w:lang w:val="it-IT"/>
               </w:rPr>
               <w:t>6</w:t>
             </w:r>
@@ -18949,6 +20604,7 @@
                 <w:rFonts w:ascii="BRH Malayalam Extra" w:hAnsi="BRH Malayalam Extra" w:cs="BRH Malayalam Extra"/>
                 <w:sz w:val="32"/>
                 <w:szCs w:val="40"/>
+                <w:lang w:val="it-IT"/>
               </w:rPr>
               <w:t>)</w:t>
             </w:r>
@@ -18957,6 +20613,7 @@
                 <w:rFonts w:ascii="BRH Malayalam Extra" w:hAnsi="BRH Malayalam Extra" w:cs="BRH Malayalam Extra"/>
                 <w:sz w:val="32"/>
                 <w:szCs w:val="40"/>
+                <w:lang w:val="it-IT"/>
               </w:rPr>
               <w:tab/>
             </w:r>
@@ -18964,6 +20621,7 @@
               <w:rPr>
                 <w:rFonts w:cs="BRH Malayalam Extra"/>
                 <w:szCs w:val="40"/>
+                <w:lang w:val="it-IT"/>
               </w:rPr>
               <w:t>1</w:t>
             </w:r>
@@ -18972,6 +20630,7 @@
                 <w:rFonts w:ascii="BRH Malayalam Extra" w:hAnsi="BRH Malayalam Extra" w:cs="BRH Malayalam Extra"/>
                 <w:sz w:val="32"/>
                 <w:szCs w:val="40"/>
+                <w:lang w:val="it-IT"/>
               </w:rPr>
               <w:t>.</w:t>
             </w:r>
@@ -18979,6 +20638,7 @@
               <w:rPr>
                 <w:rFonts w:cs="BRH Malayalam Extra"/>
                 <w:szCs w:val="40"/>
+                <w:lang w:val="it-IT"/>
               </w:rPr>
               <w:t>5</w:t>
             </w:r>
@@ -18987,6 +20647,7 @@
                 <w:rFonts w:ascii="BRH Malayalam Extra" w:hAnsi="BRH Malayalam Extra" w:cs="BRH Malayalam Extra"/>
                 <w:sz w:val="32"/>
                 <w:szCs w:val="40"/>
+                <w:lang w:val="it-IT"/>
               </w:rPr>
               <w:t>.</w:t>
             </w:r>
@@ -18994,6 +20655,7 @@
               <w:rPr>
                 <w:rFonts w:cs="BRH Malayalam Extra"/>
                 <w:szCs w:val="40"/>
+                <w:lang w:val="it-IT"/>
               </w:rPr>
               <w:t>7</w:t>
             </w:r>
@@ -19002,6 +20664,7 @@
                 <w:rFonts w:ascii="BRH Malayalam Extra" w:hAnsi="BRH Malayalam Extra" w:cs="BRH Malayalam Extra"/>
                 <w:sz w:val="32"/>
                 <w:szCs w:val="40"/>
+                <w:lang w:val="it-IT"/>
               </w:rPr>
               <w:t>.</w:t>
             </w:r>
@@ -19009,6 +20672,7 @@
               <w:rPr>
                 <w:rFonts w:cs="BRH Malayalam Extra"/>
                 <w:szCs w:val="40"/>
+                <w:lang w:val="it-IT"/>
               </w:rPr>
               <w:t>4</w:t>
             </w:r>
@@ -19017,6 +20681,7 @@
                 <w:rFonts w:ascii="BRH Malayalam Extra" w:hAnsi="BRH Malayalam Extra" w:cs="BRH Malayalam Extra"/>
                 <w:sz w:val="32"/>
                 <w:szCs w:val="40"/>
+                <w:lang w:val="it-IT"/>
               </w:rPr>
               <w:t>(</w:t>
             </w:r>
@@ -19024,6 +20689,7 @@
               <w:rPr>
                 <w:rFonts w:cs="BRH Malayalam Extra"/>
                 <w:szCs w:val="40"/>
+                <w:lang w:val="it-IT"/>
               </w:rPr>
               <w:t>6</w:t>
             </w:r>
@@ -19032,6 +20698,7 @@
                 <w:rFonts w:ascii="BRH Malayalam Extra" w:hAnsi="BRH Malayalam Extra" w:cs="BRH Malayalam Extra"/>
                 <w:sz w:val="32"/>
                 <w:szCs w:val="40"/>
+                <w:lang w:val="it-IT"/>
               </w:rPr>
               <w:t>)-  Zy</w:t>
             </w:r>
@@ -19040,14 +20707,16 @@
                 <w:rFonts w:ascii="BRH Malayalam Extra" w:hAnsi="BRH Malayalam Extra" w:cs="BRH Malayalam Extra"/>
                 <w:sz w:val="27"/>
                 <w:szCs w:val="40"/>
-              </w:rPr>
-              <w:t>–</w:t>
-            </w:r>
-            <w:r>
-              <w:rPr>
-                <w:rFonts w:ascii="BRH Malayalam Extra" w:hAnsi="BRH Malayalam Extra" w:cs="BRH Malayalam Extra"/>
-                <w:sz w:val="32"/>
-                <w:szCs w:val="40"/>
+                <w:lang w:val="it-IT"/>
+              </w:rPr>
+              <w:t>–</w:t>
+            </w:r>
+            <w:r>
+              <w:rPr>
+                <w:rFonts w:ascii="BRH Malayalam Extra" w:hAnsi="BRH Malayalam Extra" w:cs="BRH Malayalam Extra"/>
+                <w:sz w:val="32"/>
+                <w:szCs w:val="40"/>
+                <w:lang w:val="it-IT"/>
               </w:rPr>
               <w:t>rç</w:t>
             </w:r>
@@ -19056,14 +20725,16 @@
                 <w:rFonts w:ascii="BRH Malayalam Extra" w:hAnsi="BRH Malayalam Extra" w:cs="BRH Malayalam Extra"/>
                 <w:sz w:val="27"/>
                 <w:szCs w:val="40"/>
-              </w:rPr>
-              <w:t>–</w:t>
-            </w:r>
-            <w:r>
-              <w:rPr>
-                <w:rFonts w:ascii="BRH Malayalam Extra" w:hAnsi="BRH Malayalam Extra" w:cs="BRH Malayalam Extra"/>
-                <w:sz w:val="32"/>
-                <w:szCs w:val="40"/>
+                <w:lang w:val="it-IT"/>
+              </w:rPr>
+              <w:t>–</w:t>
+            </w:r>
+            <w:r>
+              <w:rPr>
+                <w:rFonts w:ascii="BRH Malayalam Extra" w:hAnsi="BRH Malayalam Extra" w:cs="BRH Malayalam Extra"/>
+                <w:sz w:val="32"/>
+                <w:szCs w:val="40"/>
+                <w:lang w:val="it-IT"/>
               </w:rPr>
               <w:t>¥Z</w:t>
             </w:r>
@@ -19072,14 +20743,16 @@
                 <w:rFonts w:ascii="BRH Malayalam Extra" w:hAnsi="BRH Malayalam Extra" w:cs="BRH Malayalam Extra"/>
                 <w:sz w:val="27"/>
                 <w:szCs w:val="40"/>
-              </w:rPr>
-              <w:t>–</w:t>
-            </w:r>
-            <w:r>
-              <w:rPr>
-                <w:rFonts w:ascii="BRH Malayalam Extra" w:hAnsi="BRH Malayalam Extra" w:cs="BRH Malayalam Extra"/>
-                <w:sz w:val="32"/>
-                <w:szCs w:val="40"/>
+                <w:lang w:val="it-IT"/>
+              </w:rPr>
+              <w:t>–</w:t>
+            </w:r>
+            <w:r>
+              <w:rPr>
+                <w:rFonts w:ascii="BRH Malayalam Extra" w:hAnsi="BRH Malayalam Extra" w:cs="BRH Malayalam Extra"/>
+                <w:sz w:val="32"/>
+                <w:szCs w:val="40"/>
+                <w:lang w:val="it-IT"/>
               </w:rPr>
               <w:t xml:space="preserve"> | </w:t>
             </w:r>
@@ -19089,6 +20762,7 @@
                 <w:sz w:val="32"/>
                 <w:szCs w:val="40"/>
                 <w:highlight w:val="green"/>
+                <w:lang w:val="it-IT"/>
               </w:rPr>
               <w:t>jx</w:t>
             </w:r>
@@ -19098,14 +20772,16 @@
                 <w:sz w:val="27"/>
                 <w:szCs w:val="40"/>
                 <w:highlight w:val="green"/>
-              </w:rPr>
-              <w:t>–</w:t>
-            </w:r>
-            <w:r>
-              <w:rPr>
-                <w:rFonts w:ascii="BRH Malayalam Extra" w:hAnsi="BRH Malayalam Extra" w:cs="BRH Malayalam Extra"/>
-                <w:sz w:val="32"/>
-                <w:szCs w:val="40"/>
+                <w:lang w:val="it-IT"/>
+              </w:rPr>
+              <w:t>–</w:t>
+            </w:r>
+            <w:r>
+              <w:rPr>
+                <w:rFonts w:ascii="BRH Malayalam Extra" w:hAnsi="BRH Malayalam Extra" w:cs="BRH Malayalam Extra"/>
+                <w:sz w:val="32"/>
+                <w:szCs w:val="40"/>
+                <w:lang w:val="it-IT"/>
               </w:rPr>
               <w:t xml:space="preserve">P§Tx | </w:t>
             </w:r>
@@ -19121,6 +20797,7 @@
                 <w:rFonts w:ascii="BRH Malayalam Extra" w:hAnsi="BRH Malayalam Extra" w:cs="BRH Malayalam Extra"/>
                 <w:sz w:val="32"/>
                 <w:szCs w:val="40"/>
+                <w:lang w:val="it-IT"/>
               </w:rPr>
             </w:pPr>
             <w:r>
@@ -19128,6 +20805,7 @@
                 <w:rFonts w:ascii="BRH Malayalam Extra" w:hAnsi="BRH Malayalam Extra" w:cs="BRH Malayalam Extra"/>
                 <w:sz w:val="32"/>
                 <w:szCs w:val="40"/>
+                <w:lang w:val="it-IT"/>
               </w:rPr>
               <w:t>Zy</w:t>
             </w:r>
@@ -19136,14 +20814,16 @@
                 <w:rFonts w:ascii="BRH Malayalam Extra" w:hAnsi="BRH Malayalam Extra" w:cs="BRH Malayalam Extra"/>
                 <w:sz w:val="27"/>
                 <w:szCs w:val="40"/>
-              </w:rPr>
-              <w:t>–</w:t>
-            </w:r>
-            <w:r>
-              <w:rPr>
-                <w:rFonts w:ascii="BRH Malayalam Extra" w:hAnsi="BRH Malayalam Extra" w:cs="BRH Malayalam Extra"/>
-                <w:sz w:val="32"/>
-                <w:szCs w:val="40"/>
+                <w:lang w:val="it-IT"/>
+              </w:rPr>
+              <w:t>–</w:t>
+            </w:r>
+            <w:r>
+              <w:rPr>
+                <w:rFonts w:ascii="BRH Malayalam Extra" w:hAnsi="BRH Malayalam Extra" w:cs="BRH Malayalam Extra"/>
+                <w:sz w:val="32"/>
+                <w:szCs w:val="40"/>
+                <w:lang w:val="it-IT"/>
               </w:rPr>
               <w:t>rç</w:t>
             </w:r>
@@ -19152,14 +20832,16 @@
                 <w:rFonts w:ascii="BRH Malayalam Extra" w:hAnsi="BRH Malayalam Extra" w:cs="BRH Malayalam Extra"/>
                 <w:sz w:val="27"/>
                 <w:szCs w:val="40"/>
-              </w:rPr>
-              <w:t>–</w:t>
-            </w:r>
-            <w:r>
-              <w:rPr>
-                <w:rFonts w:ascii="BRH Malayalam Extra" w:hAnsi="BRH Malayalam Extra" w:cs="BRH Malayalam Extra"/>
-                <w:sz w:val="32"/>
-                <w:szCs w:val="40"/>
+                <w:lang w:val="it-IT"/>
+              </w:rPr>
+              <w:t>–</w:t>
+            </w:r>
+            <w:r>
+              <w:rPr>
+                <w:rFonts w:ascii="BRH Malayalam Extra" w:hAnsi="BRH Malayalam Extra" w:cs="BRH Malayalam Extra"/>
+                <w:sz w:val="32"/>
+                <w:szCs w:val="40"/>
+                <w:lang w:val="it-IT"/>
               </w:rPr>
               <w:t>¥Z</w:t>
             </w:r>
@@ -19168,14 +20850,16 @@
                 <w:rFonts w:ascii="BRH Malayalam Extra" w:hAnsi="BRH Malayalam Extra" w:cs="BRH Malayalam Extra"/>
                 <w:sz w:val="27"/>
                 <w:szCs w:val="40"/>
-              </w:rPr>
-              <w:t>–</w:t>
-            </w:r>
-            <w:r>
-              <w:rPr>
-                <w:rFonts w:ascii="BRH Malayalam Extra" w:hAnsi="BRH Malayalam Extra" w:cs="BRH Malayalam Extra"/>
-                <w:sz w:val="32"/>
-                <w:szCs w:val="40"/>
+                <w:lang w:val="it-IT"/>
+              </w:rPr>
+              <w:t>–</w:t>
+            </w:r>
+            <w:r>
+              <w:rPr>
+                <w:rFonts w:ascii="BRH Malayalam Extra" w:hAnsi="BRH Malayalam Extra" w:cs="BRH Malayalam Extra"/>
+                <w:sz w:val="32"/>
+                <w:szCs w:val="40"/>
+                <w:lang w:val="it-IT"/>
               </w:rPr>
               <w:t xml:space="preserve"> </w:t>
             </w:r>
@@ -19185,6 +20869,7 @@
                 <w:sz w:val="32"/>
                 <w:szCs w:val="40"/>
                 <w:highlight w:val="green"/>
+                <w:lang w:val="it-IT"/>
               </w:rPr>
               <w:t>jx</w:t>
             </w:r>
@@ -19193,14 +20878,16 @@
                 <w:rFonts w:ascii="BRH Malayalam Extra" w:hAnsi="BRH Malayalam Extra" w:cs="BRH Malayalam Extra"/>
                 <w:sz w:val="27"/>
                 <w:szCs w:val="40"/>
-              </w:rPr>
-              <w:t>–</w:t>
-            </w:r>
-            <w:r>
-              <w:rPr>
-                <w:rFonts w:ascii="BRH Malayalam Extra" w:hAnsi="BRH Malayalam Extra" w:cs="BRH Malayalam Extra"/>
-                <w:sz w:val="32"/>
-                <w:szCs w:val="40"/>
+                <w:lang w:val="it-IT"/>
+              </w:rPr>
+              <w:t>–</w:t>
+            </w:r>
+            <w:r>
+              <w:rPr>
+                <w:rFonts w:ascii="BRH Malayalam Extra" w:hAnsi="BRH Malayalam Extra" w:cs="BRH Malayalam Extra"/>
+                <w:sz w:val="32"/>
+                <w:szCs w:val="40"/>
+                <w:lang w:val="it-IT"/>
               </w:rPr>
               <w:t xml:space="preserve">P§Tx </w:t>
             </w:r>
@@ -19210,6 +20897,7 @@
                 <w:sz w:val="32"/>
                 <w:szCs w:val="40"/>
                 <w:highlight w:val="green"/>
+                <w:lang w:val="it-IT"/>
               </w:rPr>
               <w:t>jx</w:t>
             </w:r>
@@ -19219,14 +20907,16 @@
                 <w:sz w:val="27"/>
                 <w:szCs w:val="40"/>
                 <w:highlight w:val="green"/>
-              </w:rPr>
-              <w:t>–</w:t>
-            </w:r>
-            <w:r>
-              <w:rPr>
-                <w:rFonts w:ascii="BRH Malayalam Extra" w:hAnsi="BRH Malayalam Extra" w:cs="BRH Malayalam Extra"/>
-                <w:sz w:val="32"/>
-                <w:szCs w:val="40"/>
+                <w:lang w:val="it-IT"/>
+              </w:rPr>
+              <w:t>–</w:t>
+            </w:r>
+            <w:r>
+              <w:rPr>
+                <w:rFonts w:ascii="BRH Malayalam Extra" w:hAnsi="BRH Malayalam Extra" w:cs="BRH Malayalam Extra"/>
+                <w:sz w:val="32"/>
+                <w:szCs w:val="40"/>
+                <w:lang w:val="it-IT"/>
               </w:rPr>
               <w:t xml:space="preserve">P§Tx Zy—rç¥Z Zyrç¥Z </w:t>
             </w:r>
@@ -19242,6 +20932,7 @@
                 <w:rFonts w:ascii="BRH Malayalam Extra" w:hAnsi="BRH Malayalam Extra" w:cs="BRH Malayalam Extra"/>
                 <w:sz w:val="32"/>
                 <w:szCs w:val="40"/>
+                <w:lang w:val="it-IT"/>
               </w:rPr>
             </w:pPr>
             <w:r>
@@ -19250,6 +20941,7 @@
                 <w:sz w:val="32"/>
                 <w:szCs w:val="40"/>
                 <w:highlight w:val="green"/>
+                <w:lang w:val="it-IT"/>
               </w:rPr>
               <w:t>jx</w:t>
             </w:r>
@@ -19259,14 +20951,16 @@
                 <w:sz w:val="27"/>
                 <w:szCs w:val="40"/>
                 <w:highlight w:val="green"/>
-              </w:rPr>
-              <w:t>–</w:t>
-            </w:r>
-            <w:r>
-              <w:rPr>
-                <w:rFonts w:ascii="BRH Malayalam Extra" w:hAnsi="BRH Malayalam Extra" w:cs="BRH Malayalam Extra"/>
-                <w:sz w:val="32"/>
-                <w:szCs w:val="40"/>
+                <w:lang w:val="it-IT"/>
+              </w:rPr>
+              <w:t>–</w:t>
+            </w:r>
+            <w:r>
+              <w:rPr>
+                <w:rFonts w:ascii="BRH Malayalam Extra" w:hAnsi="BRH Malayalam Extra" w:cs="BRH Malayalam Extra"/>
+                <w:sz w:val="32"/>
+                <w:szCs w:val="40"/>
+                <w:lang w:val="it-IT"/>
               </w:rPr>
               <w:t xml:space="preserve">P§Tx | </w:t>
             </w:r>
@@ -19282,12 +20976,14 @@
                 <w:rFonts w:ascii="BRH Malayalam Extra" w:hAnsi="BRH Malayalam Extra" w:cs="BRH Malayalam Extra"/>
                 <w:sz w:val="32"/>
                 <w:szCs w:val="40"/>
+                <w:lang w:val="it-IT"/>
               </w:rPr>
             </w:pPr>
             <w:r>
               <w:rPr>
                 <w:rFonts w:cs="BRH Malayalam Extra"/>
                 <w:szCs w:val="40"/>
+                <w:lang w:val="it-IT"/>
               </w:rPr>
               <w:t>7</w:t>
             </w:r>
@@ -19296,6 +20992,7 @@
                 <w:rFonts w:ascii="BRH Malayalam Extra" w:hAnsi="BRH Malayalam Extra" w:cs="BRH Malayalam Extra"/>
                 <w:sz w:val="32"/>
                 <w:szCs w:val="40"/>
+                <w:lang w:val="it-IT"/>
               </w:rPr>
               <w:t>)</w:t>
             </w:r>
@@ -19304,6 +21001,7 @@
                 <w:rFonts w:ascii="BRH Malayalam Extra" w:hAnsi="BRH Malayalam Extra" w:cs="BRH Malayalam Extra"/>
                 <w:sz w:val="32"/>
                 <w:szCs w:val="40"/>
+                <w:lang w:val="it-IT"/>
               </w:rPr>
               <w:tab/>
             </w:r>
@@ -19311,6 +21009,7 @@
               <w:rPr>
                 <w:rFonts w:cs="BRH Malayalam Extra"/>
                 <w:szCs w:val="40"/>
+                <w:lang w:val="it-IT"/>
               </w:rPr>
               <w:t>1</w:t>
             </w:r>
@@ -19319,6 +21018,7 @@
                 <w:rFonts w:ascii="BRH Malayalam Extra" w:hAnsi="BRH Malayalam Extra" w:cs="BRH Malayalam Extra"/>
                 <w:sz w:val="32"/>
                 <w:szCs w:val="40"/>
+                <w:lang w:val="it-IT"/>
               </w:rPr>
               <w:t>.</w:t>
             </w:r>
@@ -19326,6 +21026,7 @@
               <w:rPr>
                 <w:rFonts w:cs="BRH Malayalam Extra"/>
                 <w:szCs w:val="40"/>
+                <w:lang w:val="it-IT"/>
               </w:rPr>
               <w:t>5</w:t>
             </w:r>
@@ -19334,6 +21035,7 @@
                 <w:rFonts w:ascii="BRH Malayalam Extra" w:hAnsi="BRH Malayalam Extra" w:cs="BRH Malayalam Extra"/>
                 <w:sz w:val="32"/>
                 <w:szCs w:val="40"/>
+                <w:lang w:val="it-IT"/>
               </w:rPr>
               <w:t>.</w:t>
             </w:r>
@@ -19341,6 +21043,7 @@
               <w:rPr>
                 <w:rFonts w:cs="BRH Malayalam Extra"/>
                 <w:szCs w:val="40"/>
+                <w:lang w:val="it-IT"/>
               </w:rPr>
               <w:t>7</w:t>
             </w:r>
@@ -19349,6 +21052,7 @@
                 <w:rFonts w:ascii="BRH Malayalam Extra" w:hAnsi="BRH Malayalam Extra" w:cs="BRH Malayalam Extra"/>
                 <w:sz w:val="32"/>
                 <w:szCs w:val="40"/>
+                <w:lang w:val="it-IT"/>
               </w:rPr>
               <w:t>.</w:t>
             </w:r>
@@ -19356,6 +21060,7 @@
               <w:rPr>
                 <w:rFonts w:cs="BRH Malayalam Extra"/>
                 <w:szCs w:val="40"/>
+                <w:lang w:val="it-IT"/>
               </w:rPr>
               <w:t>4</w:t>
             </w:r>
@@ -19364,6 +21069,7 @@
                 <w:rFonts w:ascii="BRH Malayalam Extra" w:hAnsi="BRH Malayalam Extra" w:cs="BRH Malayalam Extra"/>
                 <w:sz w:val="32"/>
                 <w:szCs w:val="40"/>
+                <w:lang w:val="it-IT"/>
               </w:rPr>
               <w:t>(</w:t>
             </w:r>
@@ -19371,6 +21077,7 @@
               <w:rPr>
                 <w:rFonts w:cs="BRH Malayalam Extra"/>
                 <w:szCs w:val="40"/>
+                <w:lang w:val="it-IT"/>
               </w:rPr>
               <w:t>7</w:t>
             </w:r>
@@ -19379,6 +21086,7 @@
                 <w:rFonts w:ascii="BRH Malayalam Extra" w:hAnsi="BRH Malayalam Extra" w:cs="BRH Malayalam Extra"/>
                 <w:sz w:val="32"/>
                 <w:szCs w:val="40"/>
+                <w:lang w:val="it-IT"/>
               </w:rPr>
               <w:t xml:space="preserve">)-  </w:t>
             </w:r>
@@ -19388,6 +21096,7 @@
                 <w:sz w:val="32"/>
                 <w:szCs w:val="40"/>
                 <w:highlight w:val="green"/>
+                <w:lang w:val="it-IT"/>
               </w:rPr>
               <w:t>jx</w:t>
             </w:r>
@@ -19397,14 +21106,16 @@
                 <w:sz w:val="27"/>
                 <w:szCs w:val="40"/>
                 <w:highlight w:val="green"/>
-              </w:rPr>
-              <w:t>–</w:t>
-            </w:r>
-            <w:r>
-              <w:rPr>
-                <w:rFonts w:ascii="BRH Malayalam Extra" w:hAnsi="BRH Malayalam Extra" w:cs="BRH Malayalam Extra"/>
-                <w:sz w:val="32"/>
-                <w:szCs w:val="40"/>
+                <w:lang w:val="it-IT"/>
+              </w:rPr>
+              <w:t>–</w:t>
+            </w:r>
+            <w:r>
+              <w:rPr>
+                <w:rFonts w:ascii="BRH Malayalam Extra" w:hAnsi="BRH Malayalam Extra" w:cs="BRH Malayalam Extra"/>
+                <w:sz w:val="32"/>
+                <w:szCs w:val="40"/>
+                <w:lang w:val="it-IT"/>
               </w:rPr>
               <w:t>P§Tx | G</w:t>
             </w:r>
@@ -19413,14 +21124,16 @@
                 <w:rFonts w:ascii="BRH Malayalam Extra" w:hAnsi="BRH Malayalam Extra" w:cs="BRH Malayalam Extra"/>
                 <w:sz w:val="27"/>
                 <w:szCs w:val="40"/>
-              </w:rPr>
-              <w:t>–</w:t>
-            </w:r>
-            <w:r>
-              <w:rPr>
-                <w:rFonts w:ascii="BRH Malayalam Extra" w:hAnsi="BRH Malayalam Extra" w:cs="BRH Malayalam Extra"/>
-                <w:sz w:val="32"/>
-                <w:szCs w:val="40"/>
+                <w:lang w:val="it-IT"/>
+              </w:rPr>
+              <w:t>–</w:t>
+            </w:r>
+            <w:r>
+              <w:rPr>
+                <w:rFonts w:ascii="BRH Malayalam Extra" w:hAnsi="BRH Malayalam Extra" w:cs="BRH Malayalam Extra"/>
+                <w:sz w:val="32"/>
+                <w:szCs w:val="40"/>
+                <w:lang w:val="it-IT"/>
               </w:rPr>
               <w:t xml:space="preserve">p | </w:t>
             </w:r>
@@ -19435,6 +21148,7 @@
               <w:rPr>
                 <w:rFonts w:cs="BRH Malayalam Extra"/>
                 <w:szCs w:val="40"/>
+                <w:lang w:val="it-IT"/>
               </w:rPr>
             </w:pPr>
             <w:r>
@@ -19443,6 +21157,7 @@
                 <w:sz w:val="32"/>
                 <w:szCs w:val="40"/>
                 <w:highlight w:val="green"/>
+                <w:lang w:val="it-IT"/>
               </w:rPr>
               <w:t>jx</w:t>
             </w:r>
@@ -19451,6 +21166,7 @@
                 <w:rFonts w:ascii="BRH Malayalam Extra" w:hAnsi="BRH Malayalam Extra" w:cs="BRH Malayalam Extra"/>
                 <w:sz w:val="27"/>
                 <w:szCs w:val="40"/>
+                <w:lang w:val="it-IT"/>
               </w:rPr>
               <w:t>–</w:t>
             </w:r>
@@ -19459,6 +21175,7 @@
                 <w:rFonts w:ascii="BRH Malayalam" w:hAnsi="BRH Malayalam" w:cs="BRH Malayalam"/>
                 <w:sz w:val="32"/>
                 <w:szCs w:val="40"/>
+                <w:lang w:val="it-IT"/>
               </w:rPr>
               <w:t xml:space="preserve">P§¤¤T¤¤pp </w:t>
             </w:r>
@@ -19468,6 +21185,7 @@
                 <w:sz w:val="32"/>
                 <w:szCs w:val="40"/>
                 <w:highlight w:val="green"/>
+                <w:lang w:val="it-IT"/>
               </w:rPr>
               <w:t>jx</w:t>
             </w:r>
@@ -19476,6 +21194,7 @@
                 <w:rFonts w:ascii="BRH Malayalam Extra" w:hAnsi="BRH Malayalam Extra" w:cs="BRH Malayalam Extra"/>
                 <w:sz w:val="27"/>
                 <w:szCs w:val="40"/>
+                <w:lang w:val="it-IT"/>
               </w:rPr>
               <w:t>–</w:t>
             </w:r>
@@ -19484,6 +21203,7 @@
                 <w:rFonts w:ascii="BRH Malayalam" w:hAnsi="BRH Malayalam" w:cs="BRH Malayalam"/>
                 <w:sz w:val="32"/>
                 <w:szCs w:val="40"/>
+                <w:lang w:val="it-IT"/>
               </w:rPr>
               <w:t xml:space="preserve">P§Tx </w:t>
             </w:r>
@@ -19493,6 +21213,7 @@
                 <w:sz w:val="32"/>
                 <w:szCs w:val="40"/>
                 <w:highlight w:val="green"/>
+                <w:lang w:val="it-IT"/>
               </w:rPr>
               <w:t>jx</w:t>
             </w:r>
@@ -19502,6 +21223,7 @@
                 <w:sz w:val="27"/>
                 <w:szCs w:val="40"/>
                 <w:highlight w:val="green"/>
+                <w:lang w:val="it-IT"/>
               </w:rPr>
               <w:t>–</w:t>
             </w:r>
@@ -19510,6 +21232,7 @@
                 <w:rFonts w:ascii="BRH Malayalam" w:hAnsi="BRH Malayalam" w:cs="BRH Malayalam"/>
                 <w:sz w:val="32"/>
                 <w:szCs w:val="40"/>
+                <w:lang w:val="it-IT"/>
               </w:rPr>
               <w:t xml:space="preserve">P§¤¤Tp | </w:t>
             </w:r>
@@ -20157,6 +21880,7 @@
                 <w:rFonts w:cs="BRH Malayalam Extra"/>
                 <w:szCs w:val="40"/>
               </w:rPr>
+              <w:lastRenderedPageBreak/>
               <w:t>47</w:t>
             </w:r>
             <w:r>
@@ -22218,7 +23942,6 @@
                 <w:rFonts w:cs="BRH Malayalam Extra"/>
                 <w:szCs w:val="40"/>
               </w:rPr>
-              <w:lastRenderedPageBreak/>
               <w:t>18</w:t>
             </w:r>
             <w:r>
@@ -23580,6 +25303,7 @@
                 <w:rFonts w:cs="BRH Malayalam Extra"/>
                 <w:szCs w:val="40"/>
               </w:rPr>
+              <w:lastRenderedPageBreak/>
               <w:t>17</w:t>
             </w:r>
             <w:r>
@@ -25548,7 +27272,6 @@
                 <w:rFonts w:cs="BRH Malayalam Extra"/>
                 <w:szCs w:val="40"/>
               </w:rPr>
-              <w:lastRenderedPageBreak/>
               <w:t>46</w:t>
             </w:r>
             <w:r>
@@ -26579,6 +28302,7 @@
                 <w:rFonts w:cs="BRH Malayalam Extra"/>
                 <w:szCs w:val="40"/>
               </w:rPr>
+              <w:lastRenderedPageBreak/>
               <w:t>22</w:t>
             </w:r>
             <w:r>
@@ -26848,6 +28572,7 @@
                 <w:rFonts w:cs="BRH Malayalam Extra"/>
                 <w:szCs w:val="40"/>
               </w:rPr>
+              <w:lastRenderedPageBreak/>
               <w:t>20</w:t>
             </w:r>
             <w:r>
@@ -27425,6 +29150,7 @@
                 <w:rFonts w:cs="BRH Malayalam Extra"/>
                 <w:szCs w:val="40"/>
               </w:rPr>
+              <w:lastRenderedPageBreak/>
               <w:t>22</w:t>
             </w:r>
             <w:r>
@@ -27682,6 +29408,7 @@
                 <w:rFonts w:cs="BRH Malayalam Extra"/>
                 <w:szCs w:val="40"/>
               </w:rPr>
+              <w:lastRenderedPageBreak/>
               <w:t>49</w:t>
             </w:r>
             <w:r>
@@ -29091,7 +30818,6 @@
                 <w:rFonts w:cs="BRH Malayalam Extra"/>
                 <w:szCs w:val="40"/>
               </w:rPr>
-              <w:lastRenderedPageBreak/>
               <w:t>35</w:t>
             </w:r>
             <w:r>
@@ -30142,7 +31868,6 @@
                 <w:rFonts w:cs="BRH Malayalam Extra"/>
                 <w:szCs w:val="40"/>
               </w:rPr>
-              <w:lastRenderedPageBreak/>
               <w:t>35</w:t>
             </w:r>
             <w:r>
@@ -32015,7 +33740,25 @@
                 <w:sz w:val="32"/>
                 <w:szCs w:val="40"/>
               </w:rPr>
-              <w:t>(³§—)sy ||</w:t>
+              <w:t>(³§</w:t>
+            </w:r>
+            <w:proofErr w:type="gramStart"/>
+            <w:r>
+              <w:rPr>
+                <w:rFonts w:ascii="BRH Malayalam Extra" w:hAnsi="BRH Malayalam Extra" w:cs="BRH Malayalam Extra"/>
+                <w:sz w:val="32"/>
+                <w:szCs w:val="40"/>
+              </w:rPr>
+              <w:t>—)sy</w:t>
+            </w:r>
+            <w:proofErr w:type="gramEnd"/>
+            <w:r>
+              <w:rPr>
+                <w:rFonts w:ascii="BRH Malayalam Extra" w:hAnsi="BRH Malayalam Extra" w:cs="BRH Malayalam Extra"/>
+                <w:sz w:val="32"/>
+                <w:szCs w:val="40"/>
+              </w:rPr>
+              <w:t xml:space="preserve"> ||</w:t>
             </w:r>
           </w:p>
           <w:p>
@@ -32104,7 +33847,25 @@
                 <w:sz w:val="32"/>
                 <w:szCs w:val="40"/>
               </w:rPr>
-              <w:t xml:space="preserve"> pPx(³§—)sy | </w:t>
+              <w:t xml:space="preserve"> pPx(³§</w:t>
+            </w:r>
+            <w:proofErr w:type="gramStart"/>
+            <w:r>
+              <w:rPr>
+                <w:rFonts w:ascii="BRH Malayalam Extra" w:hAnsi="BRH Malayalam Extra" w:cs="BRH Malayalam Extra"/>
+                <w:sz w:val="32"/>
+                <w:szCs w:val="40"/>
+              </w:rPr>
+              <w:t>—)sy</w:t>
+            </w:r>
+            <w:proofErr w:type="gramEnd"/>
+            <w:r>
+              <w:rPr>
+                <w:rFonts w:ascii="BRH Malayalam Extra" w:hAnsi="BRH Malayalam Extra" w:cs="BRH Malayalam Extra"/>
+                <w:sz w:val="32"/>
+                <w:szCs w:val="40"/>
+              </w:rPr>
+              <w:t xml:space="preserve"> | </w:t>
             </w:r>
           </w:p>
         </w:tc>
@@ -32245,7 +34006,25 @@
                 <w:sz w:val="32"/>
                 <w:szCs w:val="40"/>
               </w:rPr>
-              <w:t>(³§—)sy ||</w:t>
+              <w:t>(³§</w:t>
+            </w:r>
+            <w:proofErr w:type="gramStart"/>
+            <w:r>
+              <w:rPr>
+                <w:rFonts w:ascii="BRH Malayalam Extra" w:hAnsi="BRH Malayalam Extra" w:cs="BRH Malayalam Extra"/>
+                <w:sz w:val="32"/>
+                <w:szCs w:val="40"/>
+              </w:rPr>
+              <w:t>—)sy</w:t>
+            </w:r>
+            <w:proofErr w:type="gramEnd"/>
+            <w:r>
+              <w:rPr>
+                <w:rFonts w:ascii="BRH Malayalam Extra" w:hAnsi="BRH Malayalam Extra" w:cs="BRH Malayalam Extra"/>
+                <w:sz w:val="32"/>
+                <w:szCs w:val="40"/>
+              </w:rPr>
+              <w:t xml:space="preserve"> ||</w:t>
             </w:r>
           </w:p>
           <w:p>
@@ -32325,7 +34104,25 @@
                 <w:sz w:val="32"/>
                 <w:szCs w:val="40"/>
               </w:rPr>
-              <w:t xml:space="preserve"> pPx(³§—)sy | </w:t>
+              <w:t xml:space="preserve"> pPx(³§</w:t>
+            </w:r>
+            <w:proofErr w:type="gramStart"/>
+            <w:r>
+              <w:rPr>
+                <w:rFonts w:ascii="BRH Malayalam Extra" w:hAnsi="BRH Malayalam Extra" w:cs="BRH Malayalam Extra"/>
+                <w:sz w:val="32"/>
+                <w:szCs w:val="40"/>
+              </w:rPr>
+              <w:t>—)sy</w:t>
+            </w:r>
+            <w:proofErr w:type="gramEnd"/>
+            <w:r>
+              <w:rPr>
+                <w:rFonts w:ascii="BRH Malayalam Extra" w:hAnsi="BRH Malayalam Extra" w:cs="BRH Malayalam Extra"/>
+                <w:sz w:val="32"/>
+                <w:szCs w:val="40"/>
+              </w:rPr>
+              <w:t xml:space="preserve"> | </w:t>
             </w:r>
           </w:p>
         </w:tc>
@@ -33932,27 +35729,7 @@
           <w:sz w:val="28"/>
           <w:szCs w:val="32"/>
         </w:rPr>
-        <w:t>(</w:t>
-      </w:r>
-      <w:proofErr w:type="gramStart"/>
-      <w:r>
-        <w:rPr>
-          <w:b/>
-          <w:bCs/>
-          <w:sz w:val="28"/>
-          <w:szCs w:val="32"/>
-        </w:rPr>
-        <w:t>ignore</w:t>
-      </w:r>
-      <w:proofErr w:type="gramEnd"/>
-      <w:r>
-        <w:rPr>
-          <w:b/>
-          <w:bCs/>
-          <w:sz w:val="28"/>
-          <w:szCs w:val="32"/>
-        </w:rPr>
-        <w:t xml:space="preserve"> those which are already incorporated in your book’s version and date)</w:t>
+        <w:t>(ignore those which are already incorporated in your book’s version and date)</w:t>
       </w:r>
     </w:p>
     <w:tbl>
@@ -34224,7 +36001,7 @@
 </file>
 
 <file path=word/endnotes.xml><?xml version="1.0" encoding="utf-8"?>
-<w:endnotes xmlns:wpc="http://schemas.microsoft.com/office/word/2010/wordprocessingCanvas" xmlns:cx="http://schemas.microsoft.com/office/drawing/2014/chartex" xmlns:cx1="http://schemas.microsoft.com/office/drawing/2015/9/8/chartex" xmlns:cx2="http://schemas.microsoft.com/office/drawing/2015/10/21/chartex" xmlns:cx3="http://schemas.microsoft.com/office/drawing/2016/5/9/chartex" xmlns:cx4="http://schemas.microsoft.com/office/drawing/2016/5/10/chartex" xmlns:cx5="http://schemas.microsoft.com/office/drawing/2016/5/11/chartex" xmlns:cx6="http://schemas.microsoft.com/office/drawing/2016/5/12/chartex" xmlns:cx7="http://schemas.microsoft.com/office/drawing/2016/5/13/chartex" xmlns:cx8="http://schemas.microsoft.com/office/drawing/2016/5/14/chartex" xmlns:mc="http://schemas.openxmlformats.org/markup-compatibility/2006" xmlns:aink="http://schemas.microsoft.com/office/drawing/2016/ink" xmlns:am3d="http://schemas.microsoft.com/office/drawing/2017/model3d" xmlns:o="urn:schemas-microsoft-com:office:office" xmlns:oel="http://schemas.microsoft.com/office/2019/extlst" xmlns:r="http://schemas.openxmlformats.org/officeDocument/2006/relationships" xmlns:m="http://schemas.openxmlformats.org/officeDocument/2006/math" xmlns:v="urn:schemas-microsoft-com:vml" xmlns:wp14="http://schemas.microsoft.com/office/word/2010/wordprocessingDrawing" xmlns:wp="http://schemas.openxmlformats.org/drawingml/2006/wordprocessingDrawing" xmlns:w10="urn:schemas-microsoft-com:office:word" xmlns:w="http://schemas.openxmlformats.org/wordprocessingml/2006/main" xmlns:w14="http://schemas.microsoft.com/office/word/2010/wordml" xmlns:w15="http://schemas.microsoft.com/office/word/2012/wordml" xmlns:w16cex="http://schemas.microsoft.com/office/word/2018/wordml/cex" xmlns:w16cid="http://schemas.microsoft.com/office/word/2016/wordml/cid" xmlns:w16="http://schemas.microsoft.com/office/word/2018/wordml" xmlns:w16sdtdh="http://schemas.microsoft.com/office/word/2020/wordml/sdtdatahash" xmlns:w16se="http://schemas.microsoft.com/office/word/2015/wordml/symex" xmlns:wpg="http://schemas.microsoft.com/office/word/2010/wordprocessingGroup" xmlns:wpi="http://schemas.microsoft.com/office/word/2010/wordprocessingInk" xmlns:wne="http://schemas.microsoft.com/office/word/2006/wordml" xmlns:wps="http://schemas.microsoft.com/office/word/2010/wordprocessingShape" mc:Ignorable="w14 w15 w16se w16cid w16 w16cex w16sdtdh wp14">
+<w:endnotes xmlns:wpc="http://schemas.microsoft.com/office/word/2010/wordprocessingCanvas" xmlns:cx="http://schemas.microsoft.com/office/drawing/2014/chartex" xmlns:cx1="http://schemas.microsoft.com/office/drawing/2015/9/8/chartex" xmlns:cx2="http://schemas.microsoft.com/office/drawing/2015/10/21/chartex" xmlns:cx3="http://schemas.microsoft.com/office/drawing/2016/5/9/chartex" xmlns:cx4="http://schemas.microsoft.com/office/drawing/2016/5/10/chartex" xmlns:cx5="http://schemas.microsoft.com/office/drawing/2016/5/11/chartex" xmlns:cx6="http://schemas.microsoft.com/office/drawing/2016/5/12/chartex" xmlns:cx7="http://schemas.microsoft.com/office/drawing/2016/5/13/chartex" xmlns:cx8="http://schemas.microsoft.com/office/drawing/2016/5/14/chartex" xmlns:mc="http://schemas.openxmlformats.org/markup-compatibility/2006" xmlns:aink="http://schemas.microsoft.com/office/drawing/2016/ink" xmlns:am3d="http://schemas.microsoft.com/office/drawing/2017/model3d" xmlns:o="urn:schemas-microsoft-com:office:office" xmlns:oel="http://schemas.microsoft.com/office/2019/extlst" xmlns:r="http://schemas.openxmlformats.org/officeDocument/2006/relationships" xmlns:m="http://schemas.openxmlformats.org/officeDocument/2006/math" xmlns:v="urn:schemas-microsoft-com:vml" xmlns:wp14="http://schemas.microsoft.com/office/word/2010/wordprocessingDrawing" xmlns:wp="http://schemas.openxmlformats.org/drawingml/2006/wordprocessingDrawing" xmlns:w10="urn:schemas-microsoft-com:office:word" xmlns:w="http://schemas.openxmlformats.org/wordprocessingml/2006/main" xmlns:w14="http://schemas.microsoft.com/office/word/2010/wordml" xmlns:w15="http://schemas.microsoft.com/office/word/2012/wordml" xmlns:w16cex="http://schemas.microsoft.com/office/word/2018/wordml/cex" xmlns:w16cid="http://schemas.microsoft.com/office/word/2016/wordml/cid" xmlns:w16="http://schemas.microsoft.com/office/word/2018/wordml" xmlns:w16du="http://schemas.microsoft.com/office/word/2023/wordml/word16du" xmlns:w16sdtdh="http://schemas.microsoft.com/office/word/2020/wordml/sdtdatahash" xmlns:w16sdtfl="http://schemas.microsoft.com/office/word/2024/wordml/sdtformatlock" xmlns:w16se="http://schemas.microsoft.com/office/word/2015/wordml/symex" xmlns:wpg="http://schemas.microsoft.com/office/word/2010/wordprocessingGroup" xmlns:wpi="http://schemas.microsoft.com/office/word/2010/wordprocessingInk" xmlns:wne="http://schemas.microsoft.com/office/word/2006/wordml" xmlns:wps="http://schemas.microsoft.com/office/word/2010/wordprocessingShape" mc:Ignorable="w14 w15 w16se w16cid w16 w16cex w16sdtdh w16sdtfl w16du wp14">
   <w:endnote w:type="separator" w:id="-1">
     <w:p>
       <w:pPr>
@@ -34249,7 +36026,7 @@
 </file>
 
 <file path=word/footer1.xml><?xml version="1.0" encoding="utf-8"?>
-<w:ftr xmlns:wpc="http://schemas.microsoft.com/office/word/2010/wordprocessingCanvas" xmlns:cx="http://schemas.microsoft.com/office/drawing/2014/chartex" xmlns:cx1="http://schemas.microsoft.com/office/drawing/2015/9/8/chartex" xmlns:cx2="http://schemas.microsoft.com/office/drawing/2015/10/21/chartex" xmlns:cx3="http://schemas.microsoft.com/office/drawing/2016/5/9/chartex" xmlns:cx4="http://schemas.microsoft.com/office/drawing/2016/5/10/chartex" xmlns:cx5="http://schemas.microsoft.com/office/drawing/2016/5/11/chartex" xmlns:cx6="http://schemas.microsoft.com/office/drawing/2016/5/12/chartex" xmlns:cx7="http://schemas.microsoft.com/office/drawing/2016/5/13/chartex" xmlns:cx8="http://schemas.microsoft.com/office/drawing/2016/5/14/chartex" xmlns:mc="http://schemas.openxmlformats.org/markup-compatibility/2006" xmlns:aink="http://schemas.microsoft.com/office/drawing/2016/ink" xmlns:am3d="http://schemas.microsoft.com/office/drawing/2017/model3d" xmlns:o="urn:schemas-microsoft-com:office:office" xmlns:oel="http://schemas.microsoft.com/office/2019/extlst" xmlns:r="http://schemas.openxmlformats.org/officeDocument/2006/relationships" xmlns:m="http://schemas.openxmlformats.org/officeDocument/2006/math" xmlns:v="urn:schemas-microsoft-com:vml" xmlns:wp14="http://schemas.microsoft.com/office/word/2010/wordprocessingDrawing" xmlns:wp="http://schemas.openxmlformats.org/drawingml/2006/wordprocessingDrawing" xmlns:w10="urn:schemas-microsoft-com:office:word" xmlns:w="http://schemas.openxmlformats.org/wordprocessingml/2006/main" xmlns:w14="http://schemas.microsoft.com/office/word/2010/wordml" xmlns:w15="http://schemas.microsoft.com/office/word/2012/wordml" xmlns:w16cex="http://schemas.microsoft.com/office/word/2018/wordml/cex" xmlns:w16cid="http://schemas.microsoft.com/office/word/2016/wordml/cid" xmlns:w16="http://schemas.microsoft.com/office/word/2018/wordml" xmlns:w16sdtdh="http://schemas.microsoft.com/office/word/2020/wordml/sdtdatahash" xmlns:w16se="http://schemas.microsoft.com/office/word/2015/wordml/symex" xmlns:wpg="http://schemas.microsoft.com/office/word/2010/wordprocessingGroup" xmlns:wpi="http://schemas.microsoft.com/office/word/2010/wordprocessingInk" xmlns:wne="http://schemas.microsoft.com/office/word/2006/wordml" xmlns:wps="http://schemas.microsoft.com/office/word/2010/wordprocessingShape" mc:Ignorable="w14 w15 w16se w16cid w16 w16cex w16sdtdh wp14">
+<w:ftr xmlns:wpc="http://schemas.microsoft.com/office/word/2010/wordprocessingCanvas" xmlns:cx="http://schemas.microsoft.com/office/drawing/2014/chartex" xmlns:cx1="http://schemas.microsoft.com/office/drawing/2015/9/8/chartex" xmlns:cx2="http://schemas.microsoft.com/office/drawing/2015/10/21/chartex" xmlns:cx3="http://schemas.microsoft.com/office/drawing/2016/5/9/chartex" xmlns:cx4="http://schemas.microsoft.com/office/drawing/2016/5/10/chartex" xmlns:cx5="http://schemas.microsoft.com/office/drawing/2016/5/11/chartex" xmlns:cx6="http://schemas.microsoft.com/office/drawing/2016/5/12/chartex" xmlns:cx7="http://schemas.microsoft.com/office/drawing/2016/5/13/chartex" xmlns:cx8="http://schemas.microsoft.com/office/drawing/2016/5/14/chartex" xmlns:mc="http://schemas.openxmlformats.org/markup-compatibility/2006" xmlns:aink="http://schemas.microsoft.com/office/drawing/2016/ink" xmlns:am3d="http://schemas.microsoft.com/office/drawing/2017/model3d" xmlns:o="urn:schemas-microsoft-com:office:office" xmlns:oel="http://schemas.microsoft.com/office/2019/extlst" xmlns:r="http://schemas.openxmlformats.org/officeDocument/2006/relationships" xmlns:m="http://schemas.openxmlformats.org/officeDocument/2006/math" xmlns:v="urn:schemas-microsoft-com:vml" xmlns:wp14="http://schemas.microsoft.com/office/word/2010/wordprocessingDrawing" xmlns:wp="http://schemas.openxmlformats.org/drawingml/2006/wordprocessingDrawing" xmlns:w10="urn:schemas-microsoft-com:office:word" xmlns:w="http://schemas.openxmlformats.org/wordprocessingml/2006/main" xmlns:w14="http://schemas.microsoft.com/office/word/2010/wordml" xmlns:w15="http://schemas.microsoft.com/office/word/2012/wordml" xmlns:w16cex="http://schemas.microsoft.com/office/word/2018/wordml/cex" xmlns:w16cid="http://schemas.microsoft.com/office/word/2016/wordml/cid" xmlns:w16="http://schemas.microsoft.com/office/word/2018/wordml" xmlns:w16du="http://schemas.microsoft.com/office/word/2023/wordml/word16du" xmlns:w16sdtdh="http://schemas.microsoft.com/office/word/2020/wordml/sdtdatahash" xmlns:w16sdtfl="http://schemas.microsoft.com/office/word/2024/wordml/sdtformatlock" xmlns:w16se="http://schemas.microsoft.com/office/word/2015/wordml/symex" xmlns:wpg="http://schemas.microsoft.com/office/word/2010/wordprocessingGroup" xmlns:wpi="http://schemas.microsoft.com/office/word/2010/wordprocessingInk" xmlns:wne="http://schemas.microsoft.com/office/word/2006/wordml" xmlns:wps="http://schemas.microsoft.com/office/word/2010/wordprocessingShape" mc:Ignorable="w14 w15 w16se w16cid w16 w16cex w16sdtdh w16sdtfl w16du wp14">
   <w:p>
     <w:pPr>
       <w:pBdr>
@@ -34431,7 +36208,7 @@
 </file>
 
 <file path=word/footer2.xml><?xml version="1.0" encoding="utf-8"?>
-<w:ftr xmlns:wpc="http://schemas.microsoft.com/office/word/2010/wordprocessingCanvas" xmlns:cx="http://schemas.microsoft.com/office/drawing/2014/chartex" xmlns:cx1="http://schemas.microsoft.com/office/drawing/2015/9/8/chartex" xmlns:cx2="http://schemas.microsoft.com/office/drawing/2015/10/21/chartex" xmlns:cx3="http://schemas.microsoft.com/office/drawing/2016/5/9/chartex" xmlns:cx4="http://schemas.microsoft.com/office/drawing/2016/5/10/chartex" xmlns:cx5="http://schemas.microsoft.com/office/drawing/2016/5/11/chartex" xmlns:cx6="http://schemas.microsoft.com/office/drawing/2016/5/12/chartex" xmlns:cx7="http://schemas.microsoft.com/office/drawing/2016/5/13/chartex" xmlns:cx8="http://schemas.microsoft.com/office/drawing/2016/5/14/chartex" xmlns:mc="http://schemas.openxmlformats.org/markup-compatibility/2006" xmlns:aink="http://schemas.microsoft.com/office/drawing/2016/ink" xmlns:am3d="http://schemas.microsoft.com/office/drawing/2017/model3d" xmlns:o="urn:schemas-microsoft-com:office:office" xmlns:oel="http://schemas.microsoft.com/office/2019/extlst" xmlns:r="http://schemas.openxmlformats.org/officeDocument/2006/relationships" xmlns:m="http://schemas.openxmlformats.org/officeDocument/2006/math" xmlns:v="urn:schemas-microsoft-com:vml" xmlns:wp14="http://schemas.microsoft.com/office/word/2010/wordprocessingDrawing" xmlns:wp="http://schemas.openxmlformats.org/drawingml/2006/wordprocessingDrawing" xmlns:w10="urn:schemas-microsoft-com:office:word" xmlns:w="http://schemas.openxmlformats.org/wordprocessingml/2006/main" xmlns:w14="http://schemas.microsoft.com/office/word/2010/wordml" xmlns:w15="http://schemas.microsoft.com/office/word/2012/wordml" xmlns:w16cex="http://schemas.microsoft.com/office/word/2018/wordml/cex" xmlns:w16cid="http://schemas.microsoft.com/office/word/2016/wordml/cid" xmlns:w16="http://schemas.microsoft.com/office/word/2018/wordml" xmlns:w16sdtdh="http://schemas.microsoft.com/office/word/2020/wordml/sdtdatahash" xmlns:w16se="http://schemas.microsoft.com/office/word/2015/wordml/symex" xmlns:wpg="http://schemas.microsoft.com/office/word/2010/wordprocessingGroup" xmlns:wpi="http://schemas.microsoft.com/office/word/2010/wordprocessingInk" xmlns:wne="http://schemas.microsoft.com/office/word/2006/wordml" xmlns:wps="http://schemas.microsoft.com/office/word/2010/wordprocessingShape" mc:Ignorable="w14 w15 w16se w16cid w16 w16cex w16sdtdh wp14">
+<w:ftr xmlns:wpc="http://schemas.microsoft.com/office/word/2010/wordprocessingCanvas" xmlns:cx="http://schemas.microsoft.com/office/drawing/2014/chartex" xmlns:cx1="http://schemas.microsoft.com/office/drawing/2015/9/8/chartex" xmlns:cx2="http://schemas.microsoft.com/office/drawing/2015/10/21/chartex" xmlns:cx3="http://schemas.microsoft.com/office/drawing/2016/5/9/chartex" xmlns:cx4="http://schemas.microsoft.com/office/drawing/2016/5/10/chartex" xmlns:cx5="http://schemas.microsoft.com/office/drawing/2016/5/11/chartex" xmlns:cx6="http://schemas.microsoft.com/office/drawing/2016/5/12/chartex" xmlns:cx7="http://schemas.microsoft.com/office/drawing/2016/5/13/chartex" xmlns:cx8="http://schemas.microsoft.com/office/drawing/2016/5/14/chartex" xmlns:mc="http://schemas.openxmlformats.org/markup-compatibility/2006" xmlns:aink="http://schemas.microsoft.com/office/drawing/2016/ink" xmlns:am3d="http://schemas.microsoft.com/office/drawing/2017/model3d" xmlns:o="urn:schemas-microsoft-com:office:office" xmlns:oel="http://schemas.microsoft.com/office/2019/extlst" xmlns:r="http://schemas.openxmlformats.org/officeDocument/2006/relationships" xmlns:m="http://schemas.openxmlformats.org/officeDocument/2006/math" xmlns:v="urn:schemas-microsoft-com:vml" xmlns:wp14="http://schemas.microsoft.com/office/word/2010/wordprocessingDrawing" xmlns:wp="http://schemas.openxmlformats.org/drawingml/2006/wordprocessingDrawing" xmlns:w10="urn:schemas-microsoft-com:office:word" xmlns:w="http://schemas.openxmlformats.org/wordprocessingml/2006/main" xmlns:w14="http://schemas.microsoft.com/office/word/2010/wordml" xmlns:w15="http://schemas.microsoft.com/office/word/2012/wordml" xmlns:w16cex="http://schemas.microsoft.com/office/word/2018/wordml/cex" xmlns:w16cid="http://schemas.microsoft.com/office/word/2016/wordml/cid" xmlns:w16="http://schemas.microsoft.com/office/word/2018/wordml" xmlns:w16du="http://schemas.microsoft.com/office/word/2023/wordml/word16du" xmlns:w16sdtdh="http://schemas.microsoft.com/office/word/2020/wordml/sdtdatahash" xmlns:w16sdtfl="http://schemas.microsoft.com/office/word/2024/wordml/sdtformatlock" xmlns:w16se="http://schemas.microsoft.com/office/word/2015/wordml/symex" xmlns:wpg="http://schemas.microsoft.com/office/word/2010/wordprocessingGroup" xmlns:wpi="http://schemas.microsoft.com/office/word/2010/wordprocessingInk" xmlns:wne="http://schemas.microsoft.com/office/word/2006/wordml" xmlns:wps="http://schemas.microsoft.com/office/word/2010/wordprocessingShape" mc:Ignorable="w14 w15 w16se w16cid w16 w16cex w16sdtdh w16sdtfl w16du wp14">
   <w:p>
     <w:pPr>
       <w:pBdr>
@@ -34637,7 +36414,7 @@
 </file>
 
 <file path=word/footnotes.xml><?xml version="1.0" encoding="utf-8"?>
-<w:footnotes xmlns:wpc="http://schemas.microsoft.com/office/word/2010/wordprocessingCanvas" xmlns:cx="http://schemas.microsoft.com/office/drawing/2014/chartex" xmlns:cx1="http://schemas.microsoft.com/office/drawing/2015/9/8/chartex" xmlns:cx2="http://schemas.microsoft.com/office/drawing/2015/10/21/chartex" xmlns:cx3="http://schemas.microsoft.com/office/drawing/2016/5/9/chartex" xmlns:cx4="http://schemas.microsoft.com/office/drawing/2016/5/10/chartex" xmlns:cx5="http://schemas.microsoft.com/office/drawing/2016/5/11/chartex" xmlns:cx6="http://schemas.microsoft.com/office/drawing/2016/5/12/chartex" xmlns:cx7="http://schemas.microsoft.com/office/drawing/2016/5/13/chartex" xmlns:cx8="http://schemas.microsoft.com/office/drawing/2016/5/14/chartex" xmlns:mc="http://schemas.openxmlformats.org/markup-compatibility/2006" xmlns:aink="http://schemas.microsoft.com/office/drawing/2016/ink" xmlns:am3d="http://schemas.microsoft.com/office/drawing/2017/model3d" xmlns:o="urn:schemas-microsoft-com:office:office" xmlns:oel="http://schemas.microsoft.com/office/2019/extlst" xmlns:r="http://schemas.openxmlformats.org/officeDocument/2006/relationships" xmlns:m="http://schemas.openxmlformats.org/officeDocument/2006/math" xmlns:v="urn:schemas-microsoft-com:vml" xmlns:wp14="http://schemas.microsoft.com/office/word/2010/wordprocessingDrawing" xmlns:wp="http://schemas.openxmlformats.org/drawingml/2006/wordprocessingDrawing" xmlns:w10="urn:schemas-microsoft-com:office:word" xmlns:w="http://schemas.openxmlformats.org/wordprocessingml/2006/main" xmlns:w14="http://schemas.microsoft.com/office/word/2010/wordml" xmlns:w15="http://schemas.microsoft.com/office/word/2012/wordml" xmlns:w16cex="http://schemas.microsoft.com/office/word/2018/wordml/cex" xmlns:w16cid="http://schemas.microsoft.com/office/word/2016/wordml/cid" xmlns:w16="http://schemas.microsoft.com/office/word/2018/wordml" xmlns:w16sdtdh="http://schemas.microsoft.com/office/word/2020/wordml/sdtdatahash" xmlns:w16se="http://schemas.microsoft.com/office/word/2015/wordml/symex" xmlns:wpg="http://schemas.microsoft.com/office/word/2010/wordprocessingGroup" xmlns:wpi="http://schemas.microsoft.com/office/word/2010/wordprocessingInk" xmlns:wne="http://schemas.microsoft.com/office/word/2006/wordml" xmlns:wps="http://schemas.microsoft.com/office/word/2010/wordprocessingShape" mc:Ignorable="w14 w15 w16se w16cid w16 w16cex w16sdtdh wp14">
+<w:footnotes xmlns:wpc="http://schemas.microsoft.com/office/word/2010/wordprocessingCanvas" xmlns:cx="http://schemas.microsoft.com/office/drawing/2014/chartex" xmlns:cx1="http://schemas.microsoft.com/office/drawing/2015/9/8/chartex" xmlns:cx2="http://schemas.microsoft.com/office/drawing/2015/10/21/chartex" xmlns:cx3="http://schemas.microsoft.com/office/drawing/2016/5/9/chartex" xmlns:cx4="http://schemas.microsoft.com/office/drawing/2016/5/10/chartex" xmlns:cx5="http://schemas.microsoft.com/office/drawing/2016/5/11/chartex" xmlns:cx6="http://schemas.microsoft.com/office/drawing/2016/5/12/chartex" xmlns:cx7="http://schemas.microsoft.com/office/drawing/2016/5/13/chartex" xmlns:cx8="http://schemas.microsoft.com/office/drawing/2016/5/14/chartex" xmlns:mc="http://schemas.openxmlformats.org/markup-compatibility/2006" xmlns:aink="http://schemas.microsoft.com/office/drawing/2016/ink" xmlns:am3d="http://schemas.microsoft.com/office/drawing/2017/model3d" xmlns:o="urn:schemas-microsoft-com:office:office" xmlns:oel="http://schemas.microsoft.com/office/2019/extlst" xmlns:r="http://schemas.openxmlformats.org/officeDocument/2006/relationships" xmlns:m="http://schemas.openxmlformats.org/officeDocument/2006/math" xmlns:v="urn:schemas-microsoft-com:vml" xmlns:wp14="http://schemas.microsoft.com/office/word/2010/wordprocessingDrawing" xmlns:wp="http://schemas.openxmlformats.org/drawingml/2006/wordprocessingDrawing" xmlns:w10="urn:schemas-microsoft-com:office:word" xmlns:w="http://schemas.openxmlformats.org/wordprocessingml/2006/main" xmlns:w14="http://schemas.microsoft.com/office/word/2010/wordml" xmlns:w15="http://schemas.microsoft.com/office/word/2012/wordml" xmlns:w16cex="http://schemas.microsoft.com/office/word/2018/wordml/cex" xmlns:w16cid="http://schemas.microsoft.com/office/word/2016/wordml/cid" xmlns:w16="http://schemas.microsoft.com/office/word/2018/wordml" xmlns:w16du="http://schemas.microsoft.com/office/word/2023/wordml/word16du" xmlns:w16sdtdh="http://schemas.microsoft.com/office/word/2020/wordml/sdtdatahash" xmlns:w16sdtfl="http://schemas.microsoft.com/office/word/2024/wordml/sdtformatlock" xmlns:w16se="http://schemas.microsoft.com/office/word/2015/wordml/symex" xmlns:wpg="http://schemas.microsoft.com/office/word/2010/wordprocessingGroup" xmlns:wpi="http://schemas.microsoft.com/office/word/2010/wordprocessingInk" xmlns:wne="http://schemas.microsoft.com/office/word/2006/wordml" xmlns:wps="http://schemas.microsoft.com/office/word/2010/wordprocessingShape" mc:Ignorable="w14 w15 w16se w16cid w16 w16cex w16sdtdh w16sdtfl w16du wp14">
   <w:footnote w:type="separator" w:id="-1">
     <w:p>
       <w:pPr>
@@ -34662,7 +36439,7 @@
 </file>
 
 <file path=word/header1.xml><?xml version="1.0" encoding="utf-8"?>
-<w:hdr xmlns:wpc="http://schemas.microsoft.com/office/word/2010/wordprocessingCanvas" xmlns:cx="http://schemas.microsoft.com/office/drawing/2014/chartex" xmlns:cx1="http://schemas.microsoft.com/office/drawing/2015/9/8/chartex" xmlns:cx2="http://schemas.microsoft.com/office/drawing/2015/10/21/chartex" xmlns:cx3="http://schemas.microsoft.com/office/drawing/2016/5/9/chartex" xmlns:cx4="http://schemas.microsoft.com/office/drawing/2016/5/10/chartex" xmlns:cx5="http://schemas.microsoft.com/office/drawing/2016/5/11/chartex" xmlns:cx6="http://schemas.microsoft.com/office/drawing/2016/5/12/chartex" xmlns:cx7="http://schemas.microsoft.com/office/drawing/2016/5/13/chartex" xmlns:cx8="http://schemas.microsoft.com/office/drawing/2016/5/14/chartex" xmlns:mc="http://schemas.openxmlformats.org/markup-compatibility/2006" xmlns:aink="http://schemas.microsoft.com/office/drawing/2016/ink" xmlns:am3d="http://schemas.microsoft.com/office/drawing/2017/model3d" xmlns:o="urn:schemas-microsoft-com:office:office" xmlns:oel="http://schemas.microsoft.com/office/2019/extlst" xmlns:r="http://schemas.openxmlformats.org/officeDocument/2006/relationships" xmlns:m="http://schemas.openxmlformats.org/officeDocument/2006/math" xmlns:v="urn:schemas-microsoft-com:vml" xmlns:wp14="http://schemas.microsoft.com/office/word/2010/wordprocessingDrawing" xmlns:wp="http://schemas.openxmlformats.org/drawingml/2006/wordprocessingDrawing" xmlns:w10="urn:schemas-microsoft-com:office:word" xmlns:w="http://schemas.openxmlformats.org/wordprocessingml/2006/main" xmlns:w14="http://schemas.microsoft.com/office/word/2010/wordml" xmlns:w15="http://schemas.microsoft.com/office/word/2012/wordml" xmlns:w16cex="http://schemas.microsoft.com/office/word/2018/wordml/cex" xmlns:w16cid="http://schemas.microsoft.com/office/word/2016/wordml/cid" xmlns:w16="http://schemas.microsoft.com/office/word/2018/wordml" xmlns:w16sdtdh="http://schemas.microsoft.com/office/word/2020/wordml/sdtdatahash" xmlns:w16se="http://schemas.microsoft.com/office/word/2015/wordml/symex" xmlns:wpg="http://schemas.microsoft.com/office/word/2010/wordprocessingGroup" xmlns:wpi="http://schemas.microsoft.com/office/word/2010/wordprocessingInk" xmlns:wne="http://schemas.microsoft.com/office/word/2006/wordml" xmlns:wps="http://schemas.microsoft.com/office/word/2010/wordprocessingShape" mc:Ignorable="w14 w15 w16se w16cid w16 w16cex w16sdtdh wp14">
+<w:hdr xmlns:wpc="http://schemas.microsoft.com/office/word/2010/wordprocessingCanvas" xmlns:cx="http://schemas.microsoft.com/office/drawing/2014/chartex" xmlns:cx1="http://schemas.microsoft.com/office/drawing/2015/9/8/chartex" xmlns:cx2="http://schemas.microsoft.com/office/drawing/2015/10/21/chartex" xmlns:cx3="http://schemas.microsoft.com/office/drawing/2016/5/9/chartex" xmlns:cx4="http://schemas.microsoft.com/office/drawing/2016/5/10/chartex" xmlns:cx5="http://schemas.microsoft.com/office/drawing/2016/5/11/chartex" xmlns:cx6="http://schemas.microsoft.com/office/drawing/2016/5/12/chartex" xmlns:cx7="http://schemas.microsoft.com/office/drawing/2016/5/13/chartex" xmlns:cx8="http://schemas.microsoft.com/office/drawing/2016/5/14/chartex" xmlns:mc="http://schemas.openxmlformats.org/markup-compatibility/2006" xmlns:aink="http://schemas.microsoft.com/office/drawing/2016/ink" xmlns:am3d="http://schemas.microsoft.com/office/drawing/2017/model3d" xmlns:o="urn:schemas-microsoft-com:office:office" xmlns:oel="http://schemas.microsoft.com/office/2019/extlst" xmlns:r="http://schemas.openxmlformats.org/officeDocument/2006/relationships" xmlns:m="http://schemas.openxmlformats.org/officeDocument/2006/math" xmlns:v="urn:schemas-microsoft-com:vml" xmlns:wp14="http://schemas.microsoft.com/office/word/2010/wordprocessingDrawing" xmlns:wp="http://schemas.openxmlformats.org/drawingml/2006/wordprocessingDrawing" xmlns:w10="urn:schemas-microsoft-com:office:word" xmlns:w="http://schemas.openxmlformats.org/wordprocessingml/2006/main" xmlns:w14="http://schemas.microsoft.com/office/word/2010/wordml" xmlns:w15="http://schemas.microsoft.com/office/word/2012/wordml" xmlns:w16cex="http://schemas.microsoft.com/office/word/2018/wordml/cex" xmlns:w16cid="http://schemas.microsoft.com/office/word/2016/wordml/cid" xmlns:w16="http://schemas.microsoft.com/office/word/2018/wordml" xmlns:w16du="http://schemas.microsoft.com/office/word/2023/wordml/word16du" xmlns:w16sdtdh="http://schemas.microsoft.com/office/word/2020/wordml/sdtdatahash" xmlns:w16sdtfl="http://schemas.microsoft.com/office/word/2024/wordml/sdtformatlock" xmlns:w16se="http://schemas.microsoft.com/office/word/2015/wordml/symex" xmlns:wpg="http://schemas.microsoft.com/office/word/2010/wordprocessingGroup" xmlns:wpi="http://schemas.microsoft.com/office/word/2010/wordprocessingInk" xmlns:wne="http://schemas.microsoft.com/office/word/2006/wordml" xmlns:wps="http://schemas.microsoft.com/office/word/2010/wordprocessingShape" mc:Ignorable="w14 w15 w16se w16cid w16 w16cex w16sdtdh w16sdtfl w16du wp14">
   <w:p>
     <w:pPr>
       <w:pStyle w:val="Header"/>
@@ -34683,7 +36460,7 @@
 </file>
 
 <file path=word/header2.xml><?xml version="1.0" encoding="utf-8"?>
-<w:hdr xmlns:wpc="http://schemas.microsoft.com/office/word/2010/wordprocessingCanvas" xmlns:cx="http://schemas.microsoft.com/office/drawing/2014/chartex" xmlns:cx1="http://schemas.microsoft.com/office/drawing/2015/9/8/chartex" xmlns:cx2="http://schemas.microsoft.com/office/drawing/2015/10/21/chartex" xmlns:cx3="http://schemas.microsoft.com/office/drawing/2016/5/9/chartex" xmlns:cx4="http://schemas.microsoft.com/office/drawing/2016/5/10/chartex" xmlns:cx5="http://schemas.microsoft.com/office/drawing/2016/5/11/chartex" xmlns:cx6="http://schemas.microsoft.com/office/drawing/2016/5/12/chartex" xmlns:cx7="http://schemas.microsoft.com/office/drawing/2016/5/13/chartex" xmlns:cx8="http://schemas.microsoft.com/office/drawing/2016/5/14/chartex" xmlns:mc="http://schemas.openxmlformats.org/markup-compatibility/2006" xmlns:aink="http://schemas.microsoft.com/office/drawing/2016/ink" xmlns:am3d="http://schemas.microsoft.com/office/drawing/2017/model3d" xmlns:o="urn:schemas-microsoft-com:office:office" xmlns:oel="http://schemas.microsoft.com/office/2019/extlst" xmlns:r="http://schemas.openxmlformats.org/officeDocument/2006/relationships" xmlns:m="http://schemas.openxmlformats.org/officeDocument/2006/math" xmlns:v="urn:schemas-microsoft-com:vml" xmlns:wp14="http://schemas.microsoft.com/office/word/2010/wordprocessingDrawing" xmlns:wp="http://schemas.openxmlformats.org/drawingml/2006/wordprocessingDrawing" xmlns:w10="urn:schemas-microsoft-com:office:word" xmlns:w="http://schemas.openxmlformats.org/wordprocessingml/2006/main" xmlns:w14="http://schemas.microsoft.com/office/word/2010/wordml" xmlns:w15="http://schemas.microsoft.com/office/word/2012/wordml" xmlns:w16cex="http://schemas.microsoft.com/office/word/2018/wordml/cex" xmlns:w16cid="http://schemas.microsoft.com/office/word/2016/wordml/cid" xmlns:w16="http://schemas.microsoft.com/office/word/2018/wordml" xmlns:w16sdtdh="http://schemas.microsoft.com/office/word/2020/wordml/sdtdatahash" xmlns:w16se="http://schemas.microsoft.com/office/word/2015/wordml/symex" xmlns:wpg="http://schemas.microsoft.com/office/word/2010/wordprocessingGroup" xmlns:wpi="http://schemas.microsoft.com/office/word/2010/wordprocessingInk" xmlns:wne="http://schemas.microsoft.com/office/word/2006/wordml" xmlns:wps="http://schemas.microsoft.com/office/word/2010/wordprocessingShape" mc:Ignorable="w14 w15 w16se w16cid w16 w16cex w16sdtdh wp14">
+<w:hdr xmlns:wpc="http://schemas.microsoft.com/office/word/2010/wordprocessingCanvas" xmlns:cx="http://schemas.microsoft.com/office/drawing/2014/chartex" xmlns:cx1="http://schemas.microsoft.com/office/drawing/2015/9/8/chartex" xmlns:cx2="http://schemas.microsoft.com/office/drawing/2015/10/21/chartex" xmlns:cx3="http://schemas.microsoft.com/office/drawing/2016/5/9/chartex" xmlns:cx4="http://schemas.microsoft.com/office/drawing/2016/5/10/chartex" xmlns:cx5="http://schemas.microsoft.com/office/drawing/2016/5/11/chartex" xmlns:cx6="http://schemas.microsoft.com/office/drawing/2016/5/12/chartex" xmlns:cx7="http://schemas.microsoft.com/office/drawing/2016/5/13/chartex" xmlns:cx8="http://schemas.microsoft.com/office/drawing/2016/5/14/chartex" xmlns:mc="http://schemas.openxmlformats.org/markup-compatibility/2006" xmlns:aink="http://schemas.microsoft.com/office/drawing/2016/ink" xmlns:am3d="http://schemas.microsoft.com/office/drawing/2017/model3d" xmlns:o="urn:schemas-microsoft-com:office:office" xmlns:oel="http://schemas.microsoft.com/office/2019/extlst" xmlns:r="http://schemas.openxmlformats.org/officeDocument/2006/relationships" xmlns:m="http://schemas.openxmlformats.org/officeDocument/2006/math" xmlns:v="urn:schemas-microsoft-com:vml" xmlns:wp14="http://schemas.microsoft.com/office/word/2010/wordprocessingDrawing" xmlns:wp="http://schemas.openxmlformats.org/drawingml/2006/wordprocessingDrawing" xmlns:w10="urn:schemas-microsoft-com:office:word" xmlns:w="http://schemas.openxmlformats.org/wordprocessingml/2006/main" xmlns:w14="http://schemas.microsoft.com/office/word/2010/wordml" xmlns:w15="http://schemas.microsoft.com/office/word/2012/wordml" xmlns:w16cex="http://schemas.microsoft.com/office/word/2018/wordml/cex" xmlns:w16cid="http://schemas.microsoft.com/office/word/2016/wordml/cid" xmlns:w16="http://schemas.microsoft.com/office/word/2018/wordml" xmlns:w16du="http://schemas.microsoft.com/office/word/2023/wordml/word16du" xmlns:w16sdtdh="http://schemas.microsoft.com/office/word/2020/wordml/sdtdatahash" xmlns:w16sdtfl="http://schemas.microsoft.com/office/word/2024/wordml/sdtformatlock" xmlns:w16se="http://schemas.microsoft.com/office/word/2015/wordml/symex" xmlns:wpg="http://schemas.microsoft.com/office/word/2010/wordprocessingGroup" xmlns:wpi="http://schemas.microsoft.com/office/word/2010/wordprocessingInk" xmlns:wne="http://schemas.microsoft.com/office/word/2006/wordml" xmlns:wps="http://schemas.microsoft.com/office/word/2010/wordprocessingShape" mc:Ignorable="w14 w15 w16se w16cid w16 w16cex w16sdtdh w16sdtfl w16du wp14">
   <w:p>
     <w:pPr>
       <w:pStyle w:val="Header"/>
@@ -34696,7 +36473,7 @@
 </file>
 
 <file path=word/styles.xml><?xml version="1.0" encoding="utf-8"?>
-<w:styles xmlns:mc="http://schemas.openxmlformats.org/markup-compatibility/2006" xmlns:r="http://schemas.openxmlformats.org/officeDocument/2006/relationships" xmlns:w="http://schemas.openxmlformats.org/wordprocessingml/2006/main" xmlns:w14="http://schemas.microsoft.com/office/word/2010/wordml" xmlns:w15="http://schemas.microsoft.com/office/word/2012/wordml" xmlns:w16cex="http://schemas.microsoft.com/office/word/2018/wordml/cex" xmlns:w16cid="http://schemas.microsoft.com/office/word/2016/wordml/cid" xmlns:w16="http://schemas.microsoft.com/office/word/2018/wordml" xmlns:w16sdtdh="http://schemas.microsoft.com/office/word/2020/wordml/sdtdatahash" xmlns:w16se="http://schemas.microsoft.com/office/word/2015/wordml/symex" mc:Ignorable="w14 w15 w16se w16cid w16 w16cex w16sdtdh">
+<w:styles xmlns:mc="http://schemas.openxmlformats.org/markup-compatibility/2006" xmlns:r="http://schemas.openxmlformats.org/officeDocument/2006/relationships" xmlns:w="http://schemas.openxmlformats.org/wordprocessingml/2006/main" xmlns:w14="http://schemas.microsoft.com/office/word/2010/wordml" xmlns:w15="http://schemas.microsoft.com/office/word/2012/wordml" xmlns:w16cex="http://schemas.microsoft.com/office/word/2018/wordml/cex" xmlns:w16cid="http://schemas.microsoft.com/office/word/2016/wordml/cid" xmlns:w16="http://schemas.microsoft.com/office/word/2018/wordml" xmlns:w16du="http://schemas.microsoft.com/office/word/2023/wordml/word16du" xmlns:w16sdtdh="http://schemas.microsoft.com/office/word/2020/wordml/sdtdatahash" xmlns:w16sdtfl="http://schemas.microsoft.com/office/word/2024/wordml/sdtformatlock" xmlns:w16se="http://schemas.microsoft.com/office/word/2015/wordml/symex" mc:Ignorable="w14 w15 w16se w16cid w16 w16cex w16sdtdh w16sdtfl w16du">
   <w:docDefaults>
     <w:rPrDefault>
       <w:rPr>

--- a/TS Jatai Ghanam Project/TS 1.5/TS 1.5 Jatai Malayalam Corrections.docx
+++ b/TS Jatai Ghanam Project/TS 1.5/TS 1.5 Jatai Malayalam Corrections.docx
@@ -22,9 +22,8 @@
           <w:szCs w:val="32"/>
           <w:u w:val="single"/>
         </w:rPr>
-        <w:t xml:space="preserve">TS Jatai – TS 1.5 Malayalam Corrections – Observed </w:t>
+        <w:t xml:space="preserve">TS Jatai – TS 1.5 Malayalam Corrections – Observed till </w:t>
       </w:r>
-      <w:proofErr w:type="gramStart"/>
       <w:r>
         <w:rPr>
           <w:b/>
@@ -33,20 +32,8 @@
           <w:szCs w:val="32"/>
           <w:u w:val="single"/>
         </w:rPr>
-        <w:t xml:space="preserve">till </w:t>
+        <w:t>30th June 2026</w:t>
       </w:r>
-      <w:r>
-        <w:rPr>
-          <w:b/>
-          <w:bCs/>
-          <w:sz w:val="32"/>
-          <w:szCs w:val="32"/>
-          <w:highlight w:val="red"/>
-          <w:u w:val="single"/>
-        </w:rPr>
-        <w:t>????</w:t>
-      </w:r>
-      <w:proofErr w:type="gramEnd"/>
     </w:p>
     <w:p>
       <w:pPr>
@@ -269,27 +256,7 @@
                 <w:sz w:val="32"/>
                 <w:szCs w:val="40"/>
               </w:rPr>
-              <w:t>)</w:t>
-            </w:r>
-            <w:proofErr w:type="gramStart"/>
-            <w:r>
-              <w:rPr>
-                <w:rFonts w:ascii="BRH Malayalam Extra" w:hAnsi="BRH Malayalam Extra" w:cs="BRH Malayalam Extra"/>
-                <w:color w:val="000000"/>
-                <w:sz w:val="32"/>
-                <w:szCs w:val="40"/>
-              </w:rPr>
-              <w:t>-  B</w:t>
-            </w:r>
-            <w:proofErr w:type="gramEnd"/>
-            <w:r>
-              <w:rPr>
-                <w:rFonts w:ascii="BRH Malayalam Extra" w:hAnsi="BRH Malayalam Extra" w:cs="BRH Malayalam Extra"/>
-                <w:color w:val="000000"/>
-                <w:sz w:val="32"/>
-                <w:szCs w:val="40"/>
-              </w:rPr>
-              <w:t xml:space="preserve"> | c</w:t>
+              <w:t>)-  B | c</w:t>
             </w:r>
             <w:r>
               <w:rPr>
@@ -571,19 +538,8 @@
                 <w:sz w:val="32"/>
                 <w:szCs w:val="40"/>
               </w:rPr>
-              <w:t>)</w:t>
-            </w:r>
-            <w:proofErr w:type="gramStart"/>
-            <w:r>
-              <w:rPr>
-                <w:rFonts w:ascii="BRH Malayalam Extra" w:hAnsi="BRH Malayalam Extra" w:cs="BRH Malayalam Extra"/>
-                <w:color w:val="000000"/>
-                <w:sz w:val="32"/>
-                <w:szCs w:val="40"/>
-              </w:rPr>
-              <w:t>-  c</w:t>
-            </w:r>
-            <w:proofErr w:type="gramEnd"/>
+              <w:t>)-  c</w:t>
+            </w:r>
             <w:r>
               <w:rPr>
                 <w:rFonts w:ascii="BRH Malayalam Extra" w:hAnsi="BRH Malayalam Extra" w:cs="BRH Malayalam Extra"/>
@@ -962,27 +918,7 @@
                 <w:sz w:val="32"/>
                 <w:szCs w:val="40"/>
               </w:rPr>
-              <w:t>)</w:t>
-            </w:r>
-            <w:proofErr w:type="gramStart"/>
-            <w:r>
-              <w:rPr>
-                <w:rFonts w:ascii="BRH Malayalam Extra" w:hAnsi="BRH Malayalam Extra" w:cs="BRH Malayalam Extra"/>
-                <w:color w:val="000000"/>
-                <w:sz w:val="32"/>
-                <w:szCs w:val="40"/>
-              </w:rPr>
-              <w:t>-  B</w:t>
-            </w:r>
-            <w:proofErr w:type="gramEnd"/>
-            <w:r>
-              <w:rPr>
-                <w:rFonts w:ascii="BRH Malayalam Extra" w:hAnsi="BRH Malayalam Extra" w:cs="BRH Malayalam Extra"/>
-                <w:color w:val="000000"/>
-                <w:sz w:val="32"/>
-                <w:szCs w:val="40"/>
-              </w:rPr>
-              <w:t xml:space="preserve"> | c</w:t>
+              <w:t>)-  B | c</w:t>
             </w:r>
             <w:r>
               <w:rPr>
@@ -1244,19 +1180,8 @@
                 <w:sz w:val="32"/>
                 <w:szCs w:val="40"/>
               </w:rPr>
-              <w:t>)</w:t>
-            </w:r>
-            <w:proofErr w:type="gramStart"/>
-            <w:r>
-              <w:rPr>
-                <w:rFonts w:ascii="BRH Malayalam Extra" w:hAnsi="BRH Malayalam Extra" w:cs="BRH Malayalam Extra"/>
-                <w:color w:val="000000"/>
-                <w:sz w:val="32"/>
-                <w:szCs w:val="40"/>
-              </w:rPr>
-              <w:t>-  c</w:t>
-            </w:r>
-            <w:proofErr w:type="gramEnd"/>
+              <w:t>)-  c</w:t>
+            </w:r>
             <w:r>
               <w:rPr>
                 <w:rFonts w:ascii="BRH Malayalam Extra" w:hAnsi="BRH Malayalam Extra" w:cs="BRH Malayalam Extra"/>
@@ -1507,49 +1432,6 @@
               </w:rPr>
               <w:t xml:space="preserve">Zx±—kxJ | </w:t>
             </w:r>
-          </w:p>
-        </w:tc>
-      </w:tr>
-      <w:tr>
-        <w:trPr>
-          <w:trHeight w:val="1197"/>
-        </w:trPr>
-        <w:tc>
-          <w:tcPr>
-            <w:tcW w:w="7166" w:type="dxa"/>
-          </w:tcPr>
-          <w:p>
-            <w:pPr>
-              <w:widowControl w:val="0"/>
-              <w:autoSpaceDE w:val="0"/>
-              <w:autoSpaceDN w:val="0"/>
-              <w:adjustRightInd w:val="0"/>
-              <w:spacing w:before="0" w:line="240" w:lineRule="auto"/>
-              <w:rPr>
-                <w:rFonts w:cs="BRH Malayalam Extra"/>
-                <w:szCs w:val="40"/>
-              </w:rPr>
-            </w:pPr>
-          </w:p>
-        </w:tc>
-        <w:tc>
-          <w:tcPr>
-            <w:tcW w:w="7229" w:type="dxa"/>
-          </w:tcPr>
-          <w:p>
-            <w:pPr>
-              <w:widowControl w:val="0"/>
-              <w:autoSpaceDE w:val="0"/>
-              <w:autoSpaceDN w:val="0"/>
-              <w:adjustRightInd w:val="0"/>
-              <w:spacing w:before="0" w:line="240" w:lineRule="auto"/>
-              <w:rPr>
-                <w:rFonts w:cs="BRH Malayalam Extra"/>
-                <w:b/>
-                <w:bCs/>
-                <w:szCs w:val="40"/>
-              </w:rPr>
-            </w:pPr>
           </w:p>
         </w:tc>
       </w:tr>
@@ -1566,11 +1448,7 @@
           <w:u w:val="single"/>
         </w:rPr>
       </w:pPr>
-    </w:p>
-    <w:p>
-      <w:pPr>
-        <w:spacing w:before="0" w:line="240" w:lineRule="auto"/>
-        <w:jc w:val="center"/>
+      <w:r>
         <w:rPr>
           <w:b/>
           <w:bCs/>
@@ -1578,20 +1456,8 @@
           <w:szCs w:val="32"/>
           <w:u w:val="single"/>
         </w:rPr>
-      </w:pPr>
-    </w:p>
-    <w:p>
-      <w:pPr>
-        <w:spacing w:before="0" w:line="240" w:lineRule="auto"/>
-        <w:jc w:val="center"/>
-        <w:rPr>
-          <w:b/>
-          <w:bCs/>
-          <w:sz w:val="32"/>
-          <w:szCs w:val="32"/>
-          <w:u w:val="single"/>
-        </w:rPr>
-      </w:pPr>
+        <w:t>=============</w:t>
+      </w:r>
     </w:p>
     <w:p>
       <w:pPr>
@@ -1906,25 +1772,7 @@
                 <w:sz w:val="32"/>
                 <w:szCs w:val="40"/>
               </w:rPr>
-              <w:t>)</w:t>
-            </w:r>
-            <w:proofErr w:type="gramStart"/>
-            <w:r>
-              <w:rPr>
-                <w:rFonts w:ascii="BRH Malayalam Extra" w:hAnsi="BRH Malayalam Extra" w:cs="BRH Malayalam Extra"/>
-                <w:sz w:val="32"/>
-                <w:szCs w:val="40"/>
-              </w:rPr>
-              <w:t>-  st</w:t>
-            </w:r>
-            <w:proofErr w:type="gramEnd"/>
-            <w:r>
-              <w:rPr>
-                <w:rFonts w:ascii="BRH Malayalam Extra" w:hAnsi="BRH Malayalam Extra" w:cs="BRH Malayalam Extra"/>
-                <w:sz w:val="32"/>
-                <w:szCs w:val="40"/>
-              </w:rPr>
-              <w:t xml:space="preserve">—sx | B | </w:t>
+              <w:t xml:space="preserve">)-  st—sx | B | </w:t>
             </w:r>
           </w:p>
           <w:p>
@@ -2111,25 +1959,7 @@
                 <w:sz w:val="32"/>
                 <w:szCs w:val="40"/>
               </w:rPr>
-              <w:t>)</w:t>
-            </w:r>
-            <w:proofErr w:type="gramStart"/>
-            <w:r>
-              <w:rPr>
-                <w:rFonts w:ascii="BRH Malayalam Extra" w:hAnsi="BRH Malayalam Extra" w:cs="BRH Malayalam Extra"/>
-                <w:sz w:val="32"/>
-                <w:szCs w:val="40"/>
-              </w:rPr>
-              <w:t>-  st</w:t>
-            </w:r>
-            <w:proofErr w:type="gramEnd"/>
-            <w:r>
-              <w:rPr>
-                <w:rFonts w:ascii="BRH Malayalam Extra" w:hAnsi="BRH Malayalam Extra" w:cs="BRH Malayalam Extra"/>
-                <w:sz w:val="32"/>
-                <w:szCs w:val="40"/>
-              </w:rPr>
-              <w:t xml:space="preserve">—sx | B | </w:t>
+              <w:t xml:space="preserve">)-  st—sx | B | </w:t>
             </w:r>
           </w:p>
           <w:p>
@@ -2240,7 +2070,6 @@
                 <w:szCs w:val="40"/>
                 <w:lang w:val="it-IT"/>
               </w:rPr>
-              <w:lastRenderedPageBreak/>
               <w:t>52</w:t>
             </w:r>
             <w:r>
@@ -2853,6 +2682,7 @@
                 <w:rFonts w:cs="BRH Malayalam Extra"/>
                 <w:szCs w:val="40"/>
               </w:rPr>
+              <w:lastRenderedPageBreak/>
               <w:t>8</w:t>
             </w:r>
             <w:r>
@@ -2944,25 +2774,7 @@
                 <w:sz w:val="32"/>
                 <w:szCs w:val="40"/>
               </w:rPr>
-              <w:t>)</w:t>
-            </w:r>
-            <w:proofErr w:type="gramStart"/>
-            <w:r>
-              <w:rPr>
-                <w:rFonts w:ascii="BRH Malayalam Extra" w:hAnsi="BRH Malayalam Extra" w:cs="BRH Malayalam Extra"/>
-                <w:sz w:val="32"/>
-                <w:szCs w:val="40"/>
-              </w:rPr>
-              <w:t>-  Zûræx</w:t>
-            </w:r>
-            <w:proofErr w:type="gramEnd"/>
-            <w:r>
-              <w:rPr>
-                <w:rFonts w:ascii="BRH Malayalam Extra" w:hAnsi="BRH Malayalam Extra" w:cs="BRH Malayalam Extra"/>
-                <w:sz w:val="32"/>
-                <w:szCs w:val="40"/>
-              </w:rPr>
-              <w:t>˜ | B |</w:t>
+              <w:t>)-  Zûræx˜ | B |</w:t>
             </w:r>
           </w:p>
           <w:p>
@@ -3133,25 +2945,7 @@
                 <w:sz w:val="32"/>
                 <w:szCs w:val="40"/>
               </w:rPr>
-              <w:t>)</w:t>
-            </w:r>
-            <w:proofErr w:type="gramStart"/>
-            <w:r>
-              <w:rPr>
-                <w:rFonts w:ascii="BRH Malayalam Extra" w:hAnsi="BRH Malayalam Extra" w:cs="BRH Malayalam Extra"/>
-                <w:sz w:val="32"/>
-                <w:szCs w:val="40"/>
-              </w:rPr>
-              <w:t>-  Zûræx</w:t>
-            </w:r>
-            <w:proofErr w:type="gramEnd"/>
-            <w:r>
-              <w:rPr>
-                <w:rFonts w:ascii="BRH Malayalam Extra" w:hAnsi="BRH Malayalam Extra" w:cs="BRH Malayalam Extra"/>
-                <w:sz w:val="32"/>
-                <w:szCs w:val="40"/>
-              </w:rPr>
-              <w:t>˜ | B |</w:t>
+              <w:t>)-  Zûræx˜ | B |</w:t>
             </w:r>
           </w:p>
           <w:p>
@@ -3991,18 +3785,8 @@
                 <w:sz w:val="32"/>
                 <w:szCs w:val="40"/>
               </w:rPr>
-              <w:t>)</w:t>
-            </w:r>
-            <w:proofErr w:type="gramStart"/>
-            <w:r>
-              <w:rPr>
-                <w:rFonts w:ascii="BRH Malayalam Extra" w:hAnsi="BRH Malayalam Extra" w:cs="BRH Malayalam Extra"/>
-                <w:sz w:val="32"/>
-                <w:szCs w:val="40"/>
-              </w:rPr>
-              <w:t>-  G</w:t>
-            </w:r>
-            <w:proofErr w:type="gramEnd"/>
+              <w:t>)-  G</w:t>
+            </w:r>
             <w:r>
               <w:rPr>
                 <w:rFonts w:ascii="BRH Malayalam Extra" w:hAnsi="BRH Malayalam Extra" w:cs="BRH Malayalam Extra"/>
@@ -4281,18 +4065,8 @@
                 <w:sz w:val="32"/>
                 <w:szCs w:val="40"/>
               </w:rPr>
-              <w:t>)</w:t>
-            </w:r>
-            <w:proofErr w:type="gramStart"/>
-            <w:r>
-              <w:rPr>
-                <w:rFonts w:ascii="BRH Malayalam Extra" w:hAnsi="BRH Malayalam Extra" w:cs="BRH Malayalam Extra"/>
-                <w:sz w:val="32"/>
-                <w:szCs w:val="40"/>
-              </w:rPr>
-              <w:t>-  G</w:t>
-            </w:r>
-            <w:proofErr w:type="gramEnd"/>
+              <w:t>)-  G</w:t>
+            </w:r>
             <w:r>
               <w:rPr>
                 <w:rFonts w:ascii="BRH Malayalam Extra" w:hAnsi="BRH Malayalam Extra" w:cs="BRH Malayalam Extra"/>
@@ -4576,25 +4350,7 @@
                 <w:sz w:val="32"/>
                 <w:szCs w:val="40"/>
               </w:rPr>
-              <w:t>)</w:t>
-            </w:r>
-            <w:proofErr w:type="gramStart"/>
-            <w:r>
-              <w:rPr>
-                <w:rFonts w:ascii="BRH Malayalam Extra" w:hAnsi="BRH Malayalam Extra" w:cs="BRH Malayalam Extra"/>
-                <w:sz w:val="32"/>
-                <w:szCs w:val="40"/>
-              </w:rPr>
-              <w:t>-  sJ</w:t>
-            </w:r>
-            <w:proofErr w:type="gramEnd"/>
-            <w:r>
-              <w:rPr>
-                <w:rFonts w:ascii="BRH Malayalam Extra" w:hAnsi="BRH Malayalam Extra" w:cs="BRH Malayalam Extra"/>
-                <w:sz w:val="32"/>
-                <w:szCs w:val="40"/>
-              </w:rPr>
-              <w:t xml:space="preserve"> | pxP˜I |</w:t>
+              <w:t>)-  sJ | pxP˜I |</w:t>
             </w:r>
           </w:p>
           <w:p>
@@ -4812,25 +4568,7 @@
                 <w:sz w:val="32"/>
                 <w:szCs w:val="40"/>
               </w:rPr>
-              <w:t>)</w:t>
-            </w:r>
-            <w:proofErr w:type="gramStart"/>
-            <w:r>
-              <w:rPr>
-                <w:rFonts w:ascii="BRH Malayalam Extra" w:hAnsi="BRH Malayalam Extra" w:cs="BRH Malayalam Extra"/>
-                <w:sz w:val="32"/>
-                <w:szCs w:val="40"/>
-              </w:rPr>
-              <w:t>-  sJ</w:t>
-            </w:r>
-            <w:proofErr w:type="gramEnd"/>
-            <w:r>
-              <w:rPr>
-                <w:rFonts w:ascii="BRH Malayalam Extra" w:hAnsi="BRH Malayalam Extra" w:cs="BRH Malayalam Extra"/>
-                <w:sz w:val="32"/>
-                <w:szCs w:val="40"/>
-              </w:rPr>
-              <w:t xml:space="preserve"> | pxP˜I |</w:t>
+              <w:t>)-  sJ | pxP˜I |</w:t>
             </w:r>
           </w:p>
           <w:p>
@@ -5053,18 +4791,8 @@
                 <w:sz w:val="32"/>
                 <w:szCs w:val="40"/>
               </w:rPr>
-              <w:t>)</w:t>
-            </w:r>
-            <w:proofErr w:type="gramStart"/>
-            <w:r>
-              <w:rPr>
-                <w:rFonts w:ascii="BRH Malayalam Extra" w:hAnsi="BRH Malayalam Extra" w:cs="BRH Malayalam Extra"/>
-                <w:sz w:val="32"/>
-                <w:szCs w:val="40"/>
-              </w:rPr>
-              <w:t>-  px</w:t>
-            </w:r>
-            <w:proofErr w:type="gramEnd"/>
+              <w:t>)-  px</w:t>
+            </w:r>
             <w:r>
               <w:rPr>
                 <w:rFonts w:ascii="BRH Malayalam Extra" w:hAnsi="BRH Malayalam Extra" w:cs="BRH Malayalam Extra"/>
@@ -5345,16 +5073,7 @@
                 <w:sz w:val="32"/>
                 <w:szCs w:val="40"/>
               </w:rPr>
-              <w:t>)</w:t>
-            </w:r>
-            <w:proofErr w:type="gramStart"/>
-            <w:r>
-              <w:rPr>
-                <w:rFonts w:ascii="BRH Malayalam Extra" w:hAnsi="BRH Malayalam Extra" w:cs="BRH Malayalam Extra"/>
-                <w:sz w:val="32"/>
-                <w:szCs w:val="40"/>
-              </w:rPr>
-              <w:t>-  py</w:t>
+              <w:t>)-  py</w:t>
             </w:r>
             <w:r>
               <w:rPr>
@@ -5365,7 +5084,6 @@
               </w:rPr>
               <w:t>Æ</w:t>
             </w:r>
-            <w:proofErr w:type="gramEnd"/>
             <w:r>
               <w:rPr>
                 <w:rFonts w:ascii="BRH Malayalam Extra" w:hAnsi="BRH Malayalam Extra" w:cs="BRH Malayalam Extra"/>
@@ -5394,7 +5112,6 @@
                 <w:sz w:val="32"/>
                 <w:szCs w:val="40"/>
               </w:rPr>
-              <w:lastRenderedPageBreak/>
               <w:t>py</w:t>
             </w:r>
             <w:r>
@@ -5638,16 +5355,7 @@
                 <w:sz w:val="32"/>
                 <w:szCs w:val="40"/>
               </w:rPr>
-              <w:t>)</w:t>
-            </w:r>
-            <w:proofErr w:type="gramStart"/>
-            <w:r>
-              <w:rPr>
-                <w:rFonts w:ascii="BRH Malayalam Extra" w:hAnsi="BRH Malayalam Extra" w:cs="BRH Malayalam Extra"/>
-                <w:sz w:val="32"/>
-                <w:szCs w:val="40"/>
-              </w:rPr>
-              <w:t>-  py</w:t>
+              <w:t>)-  py</w:t>
             </w:r>
             <w:r>
               <w:rPr>
@@ -5658,7 +5366,6 @@
               </w:rPr>
               <w:t>Æ</w:t>
             </w:r>
-            <w:proofErr w:type="gramEnd"/>
             <w:r>
               <w:rPr>
                 <w:rFonts w:ascii="BRH Malayalam Extra" w:hAnsi="BRH Malayalam Extra" w:cs="BRH Malayalam Extra"/>
@@ -5687,6 +5394,7 @@
                 <w:sz w:val="32"/>
                 <w:szCs w:val="40"/>
               </w:rPr>
+              <w:lastRenderedPageBreak/>
               <w:t>pyc£—Zõx</w:t>
             </w:r>
             <w:r>
@@ -5882,18 +5590,8 @@
                 <w:sz w:val="32"/>
                 <w:szCs w:val="40"/>
               </w:rPr>
-              <w:t>)</w:t>
-            </w:r>
-            <w:proofErr w:type="gramStart"/>
-            <w:r>
-              <w:rPr>
-                <w:rFonts w:ascii="BRH Malayalam Extra" w:hAnsi="BRH Malayalam Extra" w:cs="BRH Malayalam Extra"/>
-                <w:sz w:val="32"/>
-                <w:szCs w:val="40"/>
-              </w:rPr>
-              <w:t>-  px</w:t>
-            </w:r>
-            <w:proofErr w:type="gramEnd"/>
+              <w:t>)-  px</w:t>
+            </w:r>
             <w:r>
               <w:rPr>
                 <w:rFonts w:ascii="BRH Malayalam Extra" w:hAnsi="BRH Malayalam Extra" w:cs="BRH Malayalam Extra"/>
@@ -6196,16 +5894,7 @@
                 <w:sz w:val="32"/>
                 <w:szCs w:val="40"/>
               </w:rPr>
-              <w:t>)</w:t>
-            </w:r>
-            <w:proofErr w:type="gramStart"/>
-            <w:r>
-              <w:rPr>
-                <w:rFonts w:ascii="BRH Malayalam Extra" w:hAnsi="BRH Malayalam Extra" w:cs="BRH Malayalam Extra"/>
-                <w:sz w:val="32"/>
-                <w:szCs w:val="40"/>
-              </w:rPr>
-              <w:t>-  py</w:t>
+              <w:t>)-  py</w:t>
             </w:r>
             <w:r>
               <w:rPr>
@@ -6216,7 +5905,6 @@
               </w:rPr>
               <w:t>c</w:t>
             </w:r>
-            <w:proofErr w:type="gramEnd"/>
             <w:r>
               <w:rPr>
                 <w:rFonts w:ascii="BRH Malayalam Extra" w:hAnsi="BRH Malayalam Extra" w:cs="BRH Malayalam Extra"/>
@@ -6245,7 +5933,6 @@
                 <w:sz w:val="32"/>
                 <w:szCs w:val="40"/>
               </w:rPr>
-              <w:lastRenderedPageBreak/>
               <w:t>py</w:t>
             </w:r>
             <w:r>
@@ -6489,16 +6176,7 @@
                 <w:sz w:val="32"/>
                 <w:szCs w:val="40"/>
               </w:rPr>
-              <w:t>)</w:t>
-            </w:r>
-            <w:proofErr w:type="gramStart"/>
-            <w:r>
-              <w:rPr>
-                <w:rFonts w:ascii="BRH Malayalam Extra" w:hAnsi="BRH Malayalam Extra" w:cs="BRH Malayalam Extra"/>
-                <w:sz w:val="32"/>
-                <w:szCs w:val="40"/>
-              </w:rPr>
-              <w:t>-  py</w:t>
+              <w:t>)-  py</w:t>
             </w:r>
             <w:r>
               <w:rPr>
@@ -6509,7 +6187,6 @@
               </w:rPr>
               <w:t>c</w:t>
             </w:r>
-            <w:proofErr w:type="gramEnd"/>
             <w:r>
               <w:rPr>
                 <w:rFonts w:ascii="BRH Malayalam Extra" w:hAnsi="BRH Malayalam Extra" w:cs="BRH Malayalam Extra"/>
@@ -6538,6 +6215,7 @@
                 <w:sz w:val="32"/>
                 <w:szCs w:val="40"/>
               </w:rPr>
+              <w:lastRenderedPageBreak/>
               <w:t>pyc£—Zõx</w:t>
             </w:r>
             <w:r>
@@ -6738,18 +6416,8 @@
                 <w:sz w:val="32"/>
                 <w:szCs w:val="40"/>
               </w:rPr>
-              <w:t>)</w:t>
-            </w:r>
-            <w:proofErr w:type="gramStart"/>
-            <w:r>
-              <w:rPr>
-                <w:rFonts w:ascii="BRH Malayalam Extra" w:hAnsi="BRH Malayalam Extra" w:cs="BRH Malayalam Extra"/>
-                <w:sz w:val="32"/>
-                <w:szCs w:val="40"/>
-              </w:rPr>
-              <w:t>-  G</w:t>
-            </w:r>
-            <w:proofErr w:type="gramEnd"/>
+              <w:t>)-  G</w:t>
+            </w:r>
             <w:r>
               <w:rPr>
                 <w:rFonts w:ascii="BRH Malayalam Extra" w:hAnsi="BRH Malayalam Extra" w:cs="BRH Malayalam Extra"/>
@@ -7032,18 +6700,8 @@
                 <w:sz w:val="32"/>
                 <w:szCs w:val="40"/>
               </w:rPr>
-              <w:t>)</w:t>
-            </w:r>
-            <w:proofErr w:type="gramStart"/>
-            <w:r>
-              <w:rPr>
-                <w:rFonts w:ascii="BRH Malayalam Extra" w:hAnsi="BRH Malayalam Extra" w:cs="BRH Malayalam Extra"/>
-                <w:sz w:val="32"/>
-                <w:szCs w:val="40"/>
-              </w:rPr>
-              <w:t>-  G</w:t>
-            </w:r>
-            <w:proofErr w:type="gramEnd"/>
+              <w:t>)-  G</w:t>
+            </w:r>
             <w:r>
               <w:rPr>
                 <w:rFonts w:ascii="BRH Malayalam Extra" w:hAnsi="BRH Malayalam Extra" w:cs="BRH Malayalam Extra"/>
@@ -7331,25 +6989,7 @@
                 <w:sz w:val="32"/>
                 <w:szCs w:val="40"/>
               </w:rPr>
-              <w:t>)</w:t>
-            </w:r>
-            <w:proofErr w:type="gramStart"/>
-            <w:r>
-              <w:rPr>
-                <w:rFonts w:ascii="BRH Malayalam Extra" w:hAnsi="BRH Malayalam Extra" w:cs="BRH Malayalam Extra"/>
-                <w:sz w:val="32"/>
-                <w:szCs w:val="40"/>
-              </w:rPr>
-              <w:t>-  B</w:t>
-            </w:r>
-            <w:proofErr w:type="gramEnd"/>
-            <w:r>
-              <w:rPr>
-                <w:rFonts w:ascii="BRH Malayalam Extra" w:hAnsi="BRH Malayalam Extra" w:cs="BRH Malayalam Extra"/>
-                <w:sz w:val="32"/>
-                <w:szCs w:val="40"/>
-              </w:rPr>
-              <w:t xml:space="preserve"> | E</w:t>
+              <w:t>)-  B | E</w:t>
             </w:r>
             <w:r>
               <w:rPr>
@@ -7569,25 +7209,7 @@
                 <w:sz w:val="32"/>
                 <w:szCs w:val="40"/>
               </w:rPr>
-              <w:t>)</w:t>
-            </w:r>
-            <w:proofErr w:type="gramStart"/>
-            <w:r>
-              <w:rPr>
-                <w:rFonts w:ascii="BRH Malayalam Extra" w:hAnsi="BRH Malayalam Extra" w:cs="BRH Malayalam Extra"/>
-                <w:sz w:val="32"/>
-                <w:szCs w:val="40"/>
-              </w:rPr>
-              <w:t>-  B</w:t>
-            </w:r>
-            <w:proofErr w:type="gramEnd"/>
-            <w:r>
-              <w:rPr>
-                <w:rFonts w:ascii="BRH Malayalam Extra" w:hAnsi="BRH Malayalam Extra" w:cs="BRH Malayalam Extra"/>
-                <w:sz w:val="32"/>
-                <w:szCs w:val="40"/>
-              </w:rPr>
-              <w:t xml:space="preserve"> | E</w:t>
+              <w:t>)-  B | E</w:t>
             </w:r>
             <w:r>
               <w:rPr>
@@ -8349,18 +7971,8 @@
                 <w:sz w:val="32"/>
                 <w:szCs w:val="40"/>
               </w:rPr>
-              <w:t>)</w:t>
-            </w:r>
-            <w:proofErr w:type="gramStart"/>
-            <w:r>
-              <w:rPr>
-                <w:rFonts w:ascii="BRH Malayalam Extra" w:hAnsi="BRH Malayalam Extra" w:cs="BRH Malayalam Extra"/>
-                <w:sz w:val="32"/>
-                <w:szCs w:val="40"/>
-              </w:rPr>
-              <w:t>-  A</w:t>
-            </w:r>
-            <w:proofErr w:type="gramEnd"/>
+              <w:t>)-  A</w:t>
+            </w:r>
             <w:r>
               <w:rPr>
                 <w:rFonts w:ascii="BRH Malayalam Extra" w:hAnsi="BRH Malayalam Extra" w:cs="BRH Malayalam Extra"/>
@@ -8662,18 +8274,8 @@
                 <w:sz w:val="32"/>
                 <w:szCs w:val="40"/>
               </w:rPr>
-              <w:t>)</w:t>
-            </w:r>
-            <w:proofErr w:type="gramStart"/>
-            <w:r>
-              <w:rPr>
-                <w:rFonts w:ascii="BRH Malayalam Extra" w:hAnsi="BRH Malayalam Extra" w:cs="BRH Malayalam Extra"/>
-                <w:sz w:val="32"/>
-                <w:szCs w:val="40"/>
-              </w:rPr>
-              <w:t>-  A</w:t>
-            </w:r>
-            <w:proofErr w:type="gramEnd"/>
+              <w:t>)-  A</w:t>
+            </w:r>
             <w:r>
               <w:rPr>
                 <w:rFonts w:ascii="BRH Malayalam Extra" w:hAnsi="BRH Malayalam Extra" w:cs="BRH Malayalam Extra"/>
@@ -9763,7 +9365,6 @@
                 <w:rFonts w:cs="BRH Malayalam Extra"/>
                 <w:szCs w:val="40"/>
               </w:rPr>
-              <w:lastRenderedPageBreak/>
               <w:t>1</w:t>
             </w:r>
             <w:r>
@@ -9855,25 +9456,7 @@
                 <w:sz w:val="32"/>
                 <w:szCs w:val="40"/>
               </w:rPr>
-              <w:t>)</w:t>
-            </w:r>
-            <w:proofErr w:type="gramStart"/>
-            <w:r>
-              <w:rPr>
-                <w:rFonts w:ascii="BRH Malayalam Extra" w:hAnsi="BRH Malayalam Extra" w:cs="BRH Malayalam Extra"/>
-                <w:sz w:val="32"/>
-                <w:szCs w:val="40"/>
-              </w:rPr>
-              <w:t>-  öK</w:t>
-            </w:r>
-            <w:proofErr w:type="gramEnd"/>
-            <w:r>
-              <w:rPr>
-                <w:rFonts w:ascii="BRH Malayalam Extra" w:hAnsi="BRH Malayalam Extra" w:cs="BRH Malayalam Extra"/>
-                <w:sz w:val="32"/>
-                <w:szCs w:val="40"/>
-              </w:rPr>
-              <w:t>¡</w:t>
+              <w:t>)-  öK¡</w:t>
             </w:r>
             <w:r>
               <w:rPr>
@@ -10158,6 +9741,7 @@
                 <w:szCs w:val="40"/>
                 <w:lang w:val="it-IT"/>
               </w:rPr>
+              <w:lastRenderedPageBreak/>
               <w:t>2</w:t>
             </w:r>
             <w:r>
@@ -10851,6 +10435,7 @@
                 <w:szCs w:val="40"/>
                 <w:lang w:val="it-IT"/>
               </w:rPr>
+              <w:lastRenderedPageBreak/>
               <w:t>1</w:t>
             </w:r>
             <w:r>
@@ -11227,6 +10812,7 @@
                 <w:szCs w:val="40"/>
                 <w:lang w:val="it-IT"/>
               </w:rPr>
+              <w:lastRenderedPageBreak/>
               <w:t>2</w:t>
             </w:r>
             <w:r>
@@ -11880,6 +11466,7 @@
                 <w:szCs w:val="40"/>
                 <w:lang w:val="it-IT"/>
               </w:rPr>
+              <w:lastRenderedPageBreak/>
               <w:t>6</w:t>
             </w:r>
             <w:r>
@@ -12328,25 +11915,7 @@
                 <w:sz w:val="32"/>
                 <w:szCs w:val="40"/>
               </w:rPr>
-              <w:t>)</w:t>
-            </w:r>
-            <w:proofErr w:type="gramStart"/>
-            <w:r>
-              <w:rPr>
-                <w:rFonts w:ascii="BRH Malayalam Extra" w:hAnsi="BRH Malayalam Extra" w:cs="BRH Malayalam Extra"/>
-                <w:sz w:val="32"/>
-                <w:szCs w:val="40"/>
-              </w:rPr>
-              <w:t>-  ¥</w:t>
-            </w:r>
-            <w:proofErr w:type="gramEnd"/>
-            <w:r>
-              <w:rPr>
-                <w:rFonts w:ascii="BRH Malayalam Extra" w:hAnsi="BRH Malayalam Extra" w:cs="BRH Malayalam Extra"/>
-                <w:sz w:val="32"/>
-                <w:szCs w:val="40"/>
-              </w:rPr>
-              <w:t>Z</w:t>
+              <w:t>)-  ¥Z</w:t>
             </w:r>
             <w:r>
               <w:rPr>
@@ -13188,7 +12757,6 @@
                 <w:szCs w:val="40"/>
                 <w:lang w:val="it-IT"/>
               </w:rPr>
-              <w:lastRenderedPageBreak/>
               <w:t>19</w:t>
             </w:r>
             <w:r>
@@ -13539,7 +13107,6 @@
                 <w:szCs w:val="40"/>
                 <w:lang w:val="it-IT"/>
               </w:rPr>
-              <w:lastRenderedPageBreak/>
               <w:t>17</w:t>
             </w:r>
             <w:r>
@@ -14367,7 +13934,6 @@
                 <w:szCs w:val="40"/>
                 <w:lang w:val="it-IT"/>
               </w:rPr>
-              <w:lastRenderedPageBreak/>
               <w:t>19</w:t>
             </w:r>
             <w:r>
@@ -15534,18 +15100,8 @@
                 <w:sz w:val="32"/>
                 <w:szCs w:val="40"/>
               </w:rPr>
-              <w:t>)</w:t>
-            </w:r>
-            <w:proofErr w:type="gramStart"/>
-            <w:r>
-              <w:rPr>
-                <w:rFonts w:ascii="BRH Malayalam Extra" w:hAnsi="BRH Malayalam Extra" w:cs="BRH Malayalam Extra"/>
-                <w:sz w:val="32"/>
-                <w:szCs w:val="40"/>
-              </w:rPr>
-              <w:t>-  E</w:t>
-            </w:r>
-            <w:proofErr w:type="gramEnd"/>
+              <w:t>)-  E</w:t>
+            </w:r>
             <w:r>
               <w:rPr>
                 <w:rFonts w:ascii="BRH Malayalam Extra" w:hAnsi="BRH Malayalam Extra" w:cs="BRH Malayalam Extra"/>
@@ -15779,18 +15335,8 @@
                 <w:sz w:val="32"/>
                 <w:szCs w:val="40"/>
               </w:rPr>
-              <w:t>)</w:t>
-            </w:r>
-            <w:proofErr w:type="gramStart"/>
-            <w:r>
-              <w:rPr>
-                <w:rFonts w:ascii="BRH Malayalam Extra" w:hAnsi="BRH Malayalam Extra" w:cs="BRH Malayalam Extra"/>
-                <w:sz w:val="32"/>
-                <w:szCs w:val="40"/>
-              </w:rPr>
-              <w:t>-  E</w:t>
-            </w:r>
-            <w:proofErr w:type="gramEnd"/>
+              <w:t>)-  E</w:t>
+            </w:r>
             <w:r>
               <w:rPr>
                 <w:rFonts w:ascii="BRH Malayalam Extra" w:hAnsi="BRH Malayalam Extra" w:cs="BRH Malayalam Extra"/>
@@ -16029,25 +15575,7 @@
                 <w:sz w:val="32"/>
                 <w:szCs w:val="40"/>
               </w:rPr>
-              <w:t>)</w:t>
-            </w:r>
-            <w:proofErr w:type="gramStart"/>
-            <w:r>
-              <w:rPr>
-                <w:rFonts w:ascii="BRH Malayalam Extra" w:hAnsi="BRH Malayalam Extra" w:cs="BRH Malayalam Extra"/>
-                <w:sz w:val="32"/>
-                <w:szCs w:val="40"/>
-              </w:rPr>
-              <w:t>-  q</w:t>
-            </w:r>
-            <w:proofErr w:type="gramEnd"/>
-            <w:r>
-              <w:rPr>
-                <w:rFonts w:ascii="BRH Malayalam Extra" w:hAnsi="BRH Malayalam Extra" w:cs="BRH Malayalam Extra"/>
-                <w:sz w:val="32"/>
-                <w:szCs w:val="40"/>
-              </w:rPr>
-              <w:t>£</w:t>
+              <w:t>)-  q£</w:t>
             </w:r>
             <w:r>
               <w:rPr>
@@ -16274,25 +15802,7 @@
                 <w:sz w:val="32"/>
                 <w:szCs w:val="40"/>
               </w:rPr>
-              <w:t>)</w:t>
-            </w:r>
-            <w:proofErr w:type="gramStart"/>
-            <w:r>
-              <w:rPr>
-                <w:rFonts w:ascii="BRH Malayalam Extra" w:hAnsi="BRH Malayalam Extra" w:cs="BRH Malayalam Extra"/>
-                <w:sz w:val="32"/>
-                <w:szCs w:val="40"/>
-              </w:rPr>
-              <w:t>-  q</w:t>
-            </w:r>
-            <w:proofErr w:type="gramEnd"/>
-            <w:r>
-              <w:rPr>
-                <w:rFonts w:ascii="BRH Malayalam Extra" w:hAnsi="BRH Malayalam Extra" w:cs="BRH Malayalam Extra"/>
-                <w:sz w:val="32"/>
-                <w:szCs w:val="40"/>
-              </w:rPr>
-              <w:t>£</w:t>
+              <w:t>)-  q£</w:t>
             </w:r>
             <w:r>
               <w:rPr>
@@ -16535,18 +16045,8 @@
                 <w:sz w:val="32"/>
                 <w:szCs w:val="40"/>
               </w:rPr>
-              <w:t>)</w:t>
-            </w:r>
-            <w:proofErr w:type="gramStart"/>
-            <w:r>
-              <w:rPr>
-                <w:rFonts w:ascii="BRH Malayalam Extra" w:hAnsi="BRH Malayalam Extra" w:cs="BRH Malayalam Extra"/>
-                <w:sz w:val="32"/>
-                <w:szCs w:val="40"/>
-              </w:rPr>
-              <w:t>-  ex</w:t>
-            </w:r>
-            <w:proofErr w:type="gramEnd"/>
+              <w:t>)-  ex</w:t>
+            </w:r>
             <w:r>
               <w:rPr>
                 <w:rFonts w:ascii="BRH Malayalam Extra" w:hAnsi="BRH Malayalam Extra" w:cs="BRH Malayalam Extra"/>
@@ -16942,18 +16442,8 @@
                 <w:sz w:val="32"/>
                 <w:szCs w:val="40"/>
               </w:rPr>
-              <w:t>)</w:t>
-            </w:r>
-            <w:proofErr w:type="gramStart"/>
-            <w:r>
-              <w:rPr>
-                <w:rFonts w:ascii="BRH Malayalam Extra" w:hAnsi="BRH Malayalam Extra" w:cs="BRH Malayalam Extra"/>
-                <w:sz w:val="32"/>
-                <w:szCs w:val="40"/>
-              </w:rPr>
-              <w:t>-  bz</w:t>
-            </w:r>
-            <w:proofErr w:type="gramEnd"/>
+              <w:t>)-  bz</w:t>
+            </w:r>
             <w:r>
               <w:rPr>
                 <w:rFonts w:ascii="BRH Malayalam Extra" w:hAnsi="BRH Malayalam Extra" w:cs="BRH Malayalam Extra"/>
@@ -17226,18 +16716,8 @@
                 <w:sz w:val="32"/>
                 <w:szCs w:val="40"/>
               </w:rPr>
-              <w:t>)</w:t>
-            </w:r>
-            <w:proofErr w:type="gramStart"/>
-            <w:r>
-              <w:rPr>
-                <w:rFonts w:ascii="BRH Malayalam Extra" w:hAnsi="BRH Malayalam Extra" w:cs="BRH Malayalam Extra"/>
-                <w:sz w:val="32"/>
-                <w:szCs w:val="40"/>
-              </w:rPr>
-              <w:t>-  ex</w:t>
-            </w:r>
-            <w:proofErr w:type="gramEnd"/>
+              <w:t>)-  ex</w:t>
+            </w:r>
             <w:r>
               <w:rPr>
                 <w:rFonts w:ascii="BRH Malayalam Extra" w:hAnsi="BRH Malayalam Extra" w:cs="BRH Malayalam Extra"/>
@@ -17837,18 +17317,8 @@
                 <w:sz w:val="32"/>
                 <w:szCs w:val="40"/>
               </w:rPr>
-              <w:t>)</w:t>
-            </w:r>
-            <w:proofErr w:type="gramStart"/>
-            <w:r>
-              <w:rPr>
-                <w:rFonts w:ascii="BRH Malayalam Extra" w:hAnsi="BRH Malayalam Extra" w:cs="BRH Malayalam Extra"/>
-                <w:sz w:val="32"/>
-                <w:szCs w:val="40"/>
-              </w:rPr>
-              <w:t>-  bz</w:t>
-            </w:r>
-            <w:proofErr w:type="gramEnd"/>
+              <w:t>)-  bz</w:t>
+            </w:r>
             <w:r>
               <w:rPr>
                 <w:rFonts w:ascii="BRH Malayalam Extra" w:hAnsi="BRH Malayalam Extra" w:cs="BRH Malayalam Extra"/>
@@ -18115,25 +17585,7 @@
                 <w:sz w:val="32"/>
                 <w:szCs w:val="40"/>
               </w:rPr>
-              <w:t>)</w:t>
-            </w:r>
-            <w:proofErr w:type="gramStart"/>
-            <w:r>
-              <w:rPr>
-                <w:rFonts w:ascii="BRH Malayalam Extra" w:hAnsi="BRH Malayalam Extra" w:cs="BRH Malayalam Extra"/>
-                <w:sz w:val="32"/>
-                <w:szCs w:val="40"/>
-              </w:rPr>
-              <w:t>-  Abx</w:t>
-            </w:r>
-            <w:proofErr w:type="gramEnd"/>
-            <w:r>
-              <w:rPr>
-                <w:rFonts w:ascii="BRH Malayalam Extra" w:hAnsi="BRH Malayalam Extra" w:cs="BRH Malayalam Extra"/>
-                <w:sz w:val="32"/>
-                <w:szCs w:val="40"/>
-              </w:rPr>
-              <w:t>˜hõI ||</w:t>
+              <w:t>)-  Abx˜hõI ||</w:t>
             </w:r>
           </w:p>
           <w:p>
@@ -18296,25 +17748,7 @@
                 <w:sz w:val="32"/>
                 <w:szCs w:val="40"/>
               </w:rPr>
-              <w:t>)</w:t>
-            </w:r>
-            <w:proofErr w:type="gramStart"/>
-            <w:r>
-              <w:rPr>
-                <w:rFonts w:ascii="BRH Malayalam Extra" w:hAnsi="BRH Malayalam Extra" w:cs="BRH Malayalam Extra"/>
-                <w:sz w:val="32"/>
-                <w:szCs w:val="40"/>
-              </w:rPr>
-              <w:t>-  Abx</w:t>
-            </w:r>
-            <w:proofErr w:type="gramEnd"/>
-            <w:r>
-              <w:rPr>
-                <w:rFonts w:ascii="BRH Malayalam Extra" w:hAnsi="BRH Malayalam Extra" w:cs="BRH Malayalam Extra"/>
-                <w:sz w:val="32"/>
-                <w:szCs w:val="40"/>
-              </w:rPr>
-              <w:t>˜hõI ||</w:t>
+              <w:t>)-  Abx˜hõI ||</w:t>
             </w:r>
           </w:p>
           <w:p>
@@ -18392,7 +17826,6 @@
                 <w:rFonts w:cs="BRH Malayalam Extra"/>
                 <w:szCs w:val="40"/>
               </w:rPr>
-              <w:lastRenderedPageBreak/>
               <w:t>45</w:t>
             </w:r>
             <w:r>
@@ -18484,18 +17917,8 @@
                 <w:sz w:val="32"/>
                 <w:szCs w:val="40"/>
               </w:rPr>
-              <w:t>)</w:t>
-            </w:r>
-            <w:proofErr w:type="gramStart"/>
-            <w:r>
-              <w:rPr>
-                <w:rFonts w:ascii="BRH Malayalam Extra" w:hAnsi="BRH Malayalam Extra" w:cs="BRH Malayalam Extra"/>
-                <w:sz w:val="32"/>
-                <w:szCs w:val="40"/>
-              </w:rPr>
-              <w:t>-  ix</w:t>
-            </w:r>
-            <w:proofErr w:type="gramEnd"/>
+              <w:t>)-  ix</w:t>
+            </w:r>
             <w:r>
               <w:rPr>
                 <w:rFonts w:ascii="BRH Malayalam Extra" w:hAnsi="BRH Malayalam Extra" w:cs="BRH Malayalam Extra"/>
@@ -18665,18 +18088,8 @@
                 <w:sz w:val="32"/>
                 <w:szCs w:val="40"/>
               </w:rPr>
-              <w:t>)</w:t>
-            </w:r>
-            <w:proofErr w:type="gramStart"/>
-            <w:r>
-              <w:rPr>
-                <w:rFonts w:ascii="BRH Malayalam Extra" w:hAnsi="BRH Malayalam Extra" w:cs="BRH Malayalam Extra"/>
-                <w:sz w:val="32"/>
-                <w:szCs w:val="40"/>
-              </w:rPr>
-              <w:t>-  ix</w:t>
-            </w:r>
-            <w:proofErr w:type="gramEnd"/>
+              <w:t>)-  ix</w:t>
+            </w:r>
             <w:r>
               <w:rPr>
                 <w:rFonts w:ascii="BRH Malayalam Extra" w:hAnsi="BRH Malayalam Extra" w:cs="BRH Malayalam Extra"/>
@@ -18771,6 +18184,7 @@
                 <w:szCs w:val="40"/>
                 <w:lang w:val="it-IT"/>
               </w:rPr>
+              <w:lastRenderedPageBreak/>
               <w:t>1</w:t>
             </w:r>
             <w:r>
@@ -21356,18 +20770,8 @@
                 <w:sz w:val="32"/>
                 <w:szCs w:val="40"/>
               </w:rPr>
-              <w:t>)</w:t>
-            </w:r>
-            <w:proofErr w:type="gramStart"/>
-            <w:r>
-              <w:rPr>
-                <w:rFonts w:ascii="BRH Malayalam Extra" w:hAnsi="BRH Malayalam Extra" w:cs="BRH Malayalam Extra"/>
-                <w:sz w:val="32"/>
-                <w:szCs w:val="40"/>
-              </w:rPr>
-              <w:t>-  G</w:t>
-            </w:r>
-            <w:proofErr w:type="gramEnd"/>
+              <w:t>)-  G</w:t>
+            </w:r>
             <w:r>
               <w:rPr>
                 <w:rFonts w:ascii="BRH Malayalam Extra" w:hAnsi="BRH Malayalam Extra" w:cs="BRH Malayalam Extra"/>
@@ -21665,18 +21069,8 @@
                 <w:sz w:val="32"/>
                 <w:szCs w:val="40"/>
               </w:rPr>
-              <w:t>)</w:t>
-            </w:r>
-            <w:proofErr w:type="gramStart"/>
-            <w:r>
-              <w:rPr>
-                <w:rFonts w:ascii="BRH Malayalam Extra" w:hAnsi="BRH Malayalam Extra" w:cs="BRH Malayalam Extra"/>
-                <w:sz w:val="32"/>
-                <w:szCs w:val="40"/>
-              </w:rPr>
-              <w:t>-  G</w:t>
-            </w:r>
-            <w:proofErr w:type="gramEnd"/>
+              <w:t>)-  G</w:t>
+            </w:r>
             <w:r>
               <w:rPr>
                 <w:rFonts w:ascii="BRH Malayalam Extra" w:hAnsi="BRH Malayalam Extra" w:cs="BRH Malayalam Extra"/>
@@ -21880,7 +21274,6 @@
                 <w:rFonts w:cs="BRH Malayalam Extra"/>
                 <w:szCs w:val="40"/>
               </w:rPr>
-              <w:lastRenderedPageBreak/>
               <w:t>47</w:t>
             </w:r>
             <w:r>
@@ -21972,18 +21365,8 @@
                 <w:sz w:val="32"/>
                 <w:szCs w:val="40"/>
               </w:rPr>
-              <w:t>)</w:t>
-            </w:r>
-            <w:proofErr w:type="gramStart"/>
-            <w:r>
-              <w:rPr>
-                <w:rFonts w:ascii="BRH Malayalam Extra" w:hAnsi="BRH Malayalam Extra" w:cs="BRH Malayalam Extra"/>
-                <w:sz w:val="32"/>
-                <w:szCs w:val="40"/>
-              </w:rPr>
-              <w:t>-  G</w:t>
-            </w:r>
-            <w:proofErr w:type="gramEnd"/>
+              <w:t>)-  G</w:t>
+            </w:r>
             <w:r>
               <w:rPr>
                 <w:rFonts w:ascii="BRH Malayalam Extra" w:hAnsi="BRH Malayalam Extra" w:cs="BRH Malayalam Extra"/>
@@ -22299,18 +21682,8 @@
                 <w:sz w:val="32"/>
                 <w:szCs w:val="40"/>
               </w:rPr>
-              <w:t>)</w:t>
-            </w:r>
-            <w:proofErr w:type="gramStart"/>
-            <w:r>
-              <w:rPr>
-                <w:rFonts w:ascii="BRH Malayalam Extra" w:hAnsi="BRH Malayalam Extra" w:cs="BRH Malayalam Extra"/>
-                <w:sz w:val="32"/>
-                <w:szCs w:val="40"/>
-              </w:rPr>
-              <w:t>-  G</w:t>
-            </w:r>
-            <w:proofErr w:type="gramEnd"/>
+              <w:t>)-  G</w:t>
+            </w:r>
             <w:r>
               <w:rPr>
                 <w:rFonts w:ascii="BRH Malayalam Extra" w:hAnsi="BRH Malayalam Extra" w:cs="BRH Malayalam Extra"/>
@@ -22522,6 +21895,7 @@
                 <w:rFonts w:cs="BRH Malayalam Extra"/>
                 <w:szCs w:val="40"/>
               </w:rPr>
+              <w:lastRenderedPageBreak/>
               <w:t>49</w:t>
             </w:r>
             <w:r>
@@ -22613,25 +21987,7 @@
                 <w:sz w:val="32"/>
                 <w:szCs w:val="40"/>
               </w:rPr>
-              <w:t>)</w:t>
-            </w:r>
-            <w:proofErr w:type="gramStart"/>
-            <w:r>
-              <w:rPr>
-                <w:rFonts w:ascii="BRH Malayalam Extra" w:hAnsi="BRH Malayalam Extra" w:cs="BRH Malayalam Extra"/>
-                <w:sz w:val="32"/>
-                <w:szCs w:val="40"/>
-              </w:rPr>
-              <w:t>-  põ</w:t>
-            </w:r>
-            <w:proofErr w:type="gramEnd"/>
-            <w:r>
-              <w:rPr>
-                <w:rFonts w:ascii="BRH Malayalam Extra" w:hAnsi="BRH Malayalam Extra" w:cs="BRH Malayalam Extra"/>
-                <w:sz w:val="32"/>
-                <w:szCs w:val="40"/>
-              </w:rPr>
-              <w:t>¡—ræyI | G</w:t>
+              <w:t>)-  põ¡—ræyI | G</w:t>
             </w:r>
             <w:r>
               <w:rPr>
@@ -22873,25 +22229,7 @@
                 <w:sz w:val="32"/>
                 <w:szCs w:val="40"/>
               </w:rPr>
-              <w:t>)</w:t>
-            </w:r>
-            <w:proofErr w:type="gramStart"/>
-            <w:r>
-              <w:rPr>
-                <w:rFonts w:ascii="BRH Malayalam Extra" w:hAnsi="BRH Malayalam Extra" w:cs="BRH Malayalam Extra"/>
-                <w:sz w:val="32"/>
-                <w:szCs w:val="40"/>
-              </w:rPr>
-              <w:t>-  põ</w:t>
-            </w:r>
-            <w:proofErr w:type="gramEnd"/>
-            <w:r>
-              <w:rPr>
-                <w:rFonts w:ascii="BRH Malayalam Extra" w:hAnsi="BRH Malayalam Extra" w:cs="BRH Malayalam Extra"/>
-                <w:sz w:val="32"/>
-                <w:szCs w:val="40"/>
-              </w:rPr>
-              <w:t>¡—ræyI | G</w:t>
+              <w:t>)-  põ¡—ræyI | G</w:t>
             </w:r>
             <w:r>
               <w:rPr>
@@ -23136,18 +22474,8 @@
                 <w:sz w:val="32"/>
                 <w:szCs w:val="40"/>
               </w:rPr>
-              <w:t>)</w:t>
-            </w:r>
-            <w:proofErr w:type="gramStart"/>
-            <w:r>
-              <w:rPr>
-                <w:rFonts w:ascii="BRH Malayalam Extra" w:hAnsi="BRH Malayalam Extra" w:cs="BRH Malayalam Extra"/>
-                <w:sz w:val="32"/>
-                <w:szCs w:val="40"/>
-              </w:rPr>
-              <w:t>-  qx</w:t>
-            </w:r>
-            <w:proofErr w:type="gramEnd"/>
+              <w:t>)-  qx</w:t>
+            </w:r>
             <w:r>
               <w:rPr>
                 <w:rFonts w:ascii="BRH Malayalam Extra" w:hAnsi="BRH Malayalam Extra" w:cs="BRH Malayalam Extra"/>
@@ -23347,18 +22675,8 @@
                 <w:sz w:val="32"/>
                 <w:szCs w:val="40"/>
               </w:rPr>
-              <w:t>)</w:t>
-            </w:r>
-            <w:proofErr w:type="gramStart"/>
-            <w:r>
-              <w:rPr>
-                <w:rFonts w:ascii="BRH Malayalam Extra" w:hAnsi="BRH Malayalam Extra" w:cs="BRH Malayalam Extra"/>
-                <w:sz w:val="32"/>
-                <w:szCs w:val="40"/>
-              </w:rPr>
-              <w:t>-  qx</w:t>
-            </w:r>
-            <w:proofErr w:type="gramEnd"/>
+              <w:t>)-  qx</w:t>
+            </w:r>
             <w:r>
               <w:rPr>
                 <w:rFonts w:ascii="BRH Malayalam Extra" w:hAnsi="BRH Malayalam Extra" w:cs="BRH Malayalam Extra"/>
@@ -23573,18 +22891,8 @@
                 <w:sz w:val="32"/>
                 <w:szCs w:val="40"/>
               </w:rPr>
-              <w:t>)</w:t>
-            </w:r>
-            <w:proofErr w:type="gramStart"/>
-            <w:r>
-              <w:rPr>
-                <w:rFonts w:ascii="BRH Malayalam Extra" w:hAnsi="BRH Malayalam Extra" w:cs="BRH Malayalam Extra"/>
-                <w:sz w:val="32"/>
-                <w:szCs w:val="40"/>
-              </w:rPr>
-              <w:t>-  G</w:t>
-            </w:r>
-            <w:proofErr w:type="gramEnd"/>
+              <w:t>)-  G</w:t>
+            </w:r>
             <w:r>
               <w:rPr>
                 <w:rFonts w:ascii="BRH Malayalam Extra" w:hAnsi="BRH Malayalam Extra" w:cs="BRH Malayalam Extra"/>
@@ -23801,18 +23109,8 @@
                 <w:sz w:val="32"/>
                 <w:szCs w:val="40"/>
               </w:rPr>
-              <w:t>)</w:t>
-            </w:r>
-            <w:proofErr w:type="gramStart"/>
-            <w:r>
-              <w:rPr>
-                <w:rFonts w:ascii="BRH Malayalam Extra" w:hAnsi="BRH Malayalam Extra" w:cs="BRH Malayalam Extra"/>
-                <w:sz w:val="32"/>
-                <w:szCs w:val="40"/>
-              </w:rPr>
-              <w:t>-  G</w:t>
-            </w:r>
-            <w:proofErr w:type="gramEnd"/>
+              <w:t>)-  G</w:t>
+            </w:r>
             <w:r>
               <w:rPr>
                 <w:rFonts w:ascii="BRH Malayalam Extra" w:hAnsi="BRH Malayalam Extra" w:cs="BRH Malayalam Extra"/>
@@ -24033,25 +23331,7 @@
                 <w:sz w:val="32"/>
                 <w:szCs w:val="40"/>
               </w:rPr>
-              <w:t>)</w:t>
-            </w:r>
-            <w:proofErr w:type="gramStart"/>
-            <w:r>
-              <w:rPr>
-                <w:rFonts w:ascii="BRH Malayalam Extra" w:hAnsi="BRH Malayalam Extra" w:cs="BRH Malayalam Extra"/>
-                <w:sz w:val="32"/>
-                <w:szCs w:val="40"/>
-              </w:rPr>
-              <w:t>-  sJ</w:t>
-            </w:r>
-            <w:proofErr w:type="gramEnd"/>
-            <w:r>
-              <w:rPr>
-                <w:rFonts w:ascii="BRH Malayalam Extra" w:hAnsi="BRH Malayalam Extra" w:cs="BRH Malayalam Extra"/>
-                <w:sz w:val="32"/>
-                <w:szCs w:val="40"/>
-              </w:rPr>
-              <w:t xml:space="preserve"> | d</w:t>
+              <w:t>)-  sJ | d</w:t>
             </w:r>
             <w:r>
               <w:rPr>
@@ -24244,25 +23524,7 @@
                 <w:sz w:val="32"/>
                 <w:szCs w:val="40"/>
               </w:rPr>
-              <w:t>)</w:t>
-            </w:r>
-            <w:proofErr w:type="gramStart"/>
-            <w:r>
-              <w:rPr>
-                <w:rFonts w:ascii="BRH Malayalam Extra" w:hAnsi="BRH Malayalam Extra" w:cs="BRH Malayalam Extra"/>
-                <w:sz w:val="32"/>
-                <w:szCs w:val="40"/>
-              </w:rPr>
-              <w:t>-  sJ</w:t>
-            </w:r>
-            <w:proofErr w:type="gramEnd"/>
-            <w:r>
-              <w:rPr>
-                <w:rFonts w:ascii="BRH Malayalam Extra" w:hAnsi="BRH Malayalam Extra" w:cs="BRH Malayalam Extra"/>
-                <w:sz w:val="32"/>
-                <w:szCs w:val="40"/>
-              </w:rPr>
-              <w:t xml:space="preserve"> | d</w:t>
+              <w:t>)-  sJ | d</w:t>
             </w:r>
             <w:r>
               <w:rPr>
@@ -24460,18 +23722,8 @@
                 <w:sz w:val="32"/>
                 <w:szCs w:val="40"/>
               </w:rPr>
-              <w:t>)</w:t>
-            </w:r>
-            <w:proofErr w:type="gramStart"/>
-            <w:r>
-              <w:rPr>
-                <w:rFonts w:ascii="BRH Malayalam Extra" w:hAnsi="BRH Malayalam Extra" w:cs="BRH Malayalam Extra"/>
-                <w:sz w:val="32"/>
-                <w:szCs w:val="40"/>
-              </w:rPr>
-              <w:t>-  py</w:t>
-            </w:r>
-            <w:proofErr w:type="gramEnd"/>
+              <w:t>)-  py</w:t>
+            </w:r>
             <w:r>
               <w:rPr>
                 <w:rFonts w:ascii="BRH Malayalam Extra" w:hAnsi="BRH Malayalam Extra" w:cs="BRH Malayalam Extra"/>
@@ -24711,18 +23963,8 @@
                 <w:sz w:val="32"/>
                 <w:szCs w:val="40"/>
               </w:rPr>
-              <w:t>)</w:t>
-            </w:r>
-            <w:proofErr w:type="gramStart"/>
-            <w:r>
-              <w:rPr>
-                <w:rFonts w:ascii="BRH Malayalam Extra" w:hAnsi="BRH Malayalam Extra" w:cs="BRH Malayalam Extra"/>
-                <w:sz w:val="32"/>
-                <w:szCs w:val="40"/>
-              </w:rPr>
-              <w:t>-  py</w:t>
-            </w:r>
-            <w:proofErr w:type="gramEnd"/>
+              <w:t>)-  py</w:t>
+            </w:r>
             <w:r>
               <w:rPr>
                 <w:rFonts w:ascii="BRH Malayalam Extra" w:hAnsi="BRH Malayalam Extra" w:cs="BRH Malayalam Extra"/>
@@ -24967,25 +24209,7 @@
                 <w:sz w:val="32"/>
                 <w:szCs w:val="40"/>
               </w:rPr>
-              <w:t>)</w:t>
-            </w:r>
-            <w:proofErr w:type="gramStart"/>
-            <w:r>
-              <w:rPr>
-                <w:rFonts w:ascii="BRH Malayalam Extra" w:hAnsi="BRH Malayalam Extra" w:cs="BRH Malayalam Extra"/>
-                <w:sz w:val="32"/>
-                <w:szCs w:val="40"/>
-              </w:rPr>
-              <w:t>-  sJ</w:t>
-            </w:r>
-            <w:proofErr w:type="gramEnd"/>
-            <w:r>
-              <w:rPr>
-                <w:rFonts w:ascii="BRH Malayalam Extra" w:hAnsi="BRH Malayalam Extra" w:cs="BRH Malayalam Extra"/>
-                <w:sz w:val="32"/>
-                <w:szCs w:val="40"/>
-              </w:rPr>
-              <w:t xml:space="preserve"> | ix</w:t>
+              <w:t>)-  sJ | ix</w:t>
             </w:r>
             <w:r>
               <w:rPr>
@@ -25178,25 +24402,7 @@
                 <w:sz w:val="32"/>
                 <w:szCs w:val="40"/>
               </w:rPr>
-              <w:t>)</w:t>
-            </w:r>
-            <w:proofErr w:type="gramStart"/>
-            <w:r>
-              <w:rPr>
-                <w:rFonts w:ascii="BRH Malayalam Extra" w:hAnsi="BRH Malayalam Extra" w:cs="BRH Malayalam Extra"/>
-                <w:sz w:val="32"/>
-                <w:szCs w:val="40"/>
-              </w:rPr>
-              <w:t>-  sJ</w:t>
-            </w:r>
-            <w:proofErr w:type="gramEnd"/>
-            <w:r>
-              <w:rPr>
-                <w:rFonts w:ascii="BRH Malayalam Extra" w:hAnsi="BRH Malayalam Extra" w:cs="BRH Malayalam Extra"/>
-                <w:sz w:val="32"/>
-                <w:szCs w:val="40"/>
-              </w:rPr>
-              <w:t xml:space="preserve"> | ix</w:t>
+              <w:t>)-  sJ | ix</w:t>
             </w:r>
             <w:r>
               <w:rPr>
@@ -25303,7 +24509,6 @@
                 <w:rFonts w:cs="BRH Malayalam Extra"/>
                 <w:szCs w:val="40"/>
               </w:rPr>
-              <w:lastRenderedPageBreak/>
               <w:t>17</w:t>
             </w:r>
             <w:r>
@@ -25395,18 +24600,8 @@
                 <w:sz w:val="32"/>
                 <w:szCs w:val="40"/>
               </w:rPr>
-              <w:t>)</w:t>
-            </w:r>
-            <w:proofErr w:type="gramStart"/>
-            <w:r>
-              <w:rPr>
-                <w:rFonts w:ascii="BRH Malayalam Extra" w:hAnsi="BRH Malayalam Extra" w:cs="BRH Malayalam Extra"/>
-                <w:sz w:val="32"/>
-                <w:szCs w:val="40"/>
-              </w:rPr>
-              <w:t>-  A</w:t>
-            </w:r>
-            <w:proofErr w:type="gramEnd"/>
+              <w:t>)-  A</w:t>
+            </w:r>
             <w:r>
               <w:rPr>
                 <w:rFonts w:ascii="BRH Malayalam Extra" w:hAnsi="BRH Malayalam Extra" w:cs="BRH Malayalam Extra"/>
@@ -25622,18 +24817,8 @@
                 <w:sz w:val="32"/>
                 <w:szCs w:val="40"/>
               </w:rPr>
-              <w:t>)</w:t>
-            </w:r>
-            <w:proofErr w:type="gramStart"/>
-            <w:r>
-              <w:rPr>
-                <w:rFonts w:ascii="BRH Malayalam Extra" w:hAnsi="BRH Malayalam Extra" w:cs="BRH Malayalam Extra"/>
-                <w:sz w:val="32"/>
-                <w:szCs w:val="40"/>
-              </w:rPr>
-              <w:t>-  A</w:t>
-            </w:r>
-            <w:proofErr w:type="gramEnd"/>
+              <w:t>)-  A</w:t>
+            </w:r>
             <w:r>
               <w:rPr>
                 <w:rFonts w:ascii="BRH Malayalam Extra" w:hAnsi="BRH Malayalam Extra" w:cs="BRH Malayalam Extra"/>
@@ -25755,6 +24940,7 @@
                 <w:rFonts w:cs="BRH Malayalam Extra"/>
                 <w:szCs w:val="40"/>
               </w:rPr>
+              <w:lastRenderedPageBreak/>
               <w:t>65</w:t>
             </w:r>
             <w:r>
@@ -25846,18 +25032,8 @@
                 <w:sz w:val="32"/>
                 <w:szCs w:val="40"/>
               </w:rPr>
-              <w:t>)</w:t>
-            </w:r>
-            <w:proofErr w:type="gramStart"/>
-            <w:r>
-              <w:rPr>
-                <w:rFonts w:ascii="BRH Malayalam Extra" w:hAnsi="BRH Malayalam Extra" w:cs="BRH Malayalam Extra"/>
-                <w:sz w:val="32"/>
-                <w:szCs w:val="40"/>
-              </w:rPr>
-              <w:t>-  G</w:t>
-            </w:r>
-            <w:proofErr w:type="gramEnd"/>
+              <w:t>)-  G</w:t>
+            </w:r>
             <w:r>
               <w:rPr>
                 <w:rFonts w:ascii="BRH Malayalam Extra" w:hAnsi="BRH Malayalam Extra" w:cs="BRH Malayalam Extra"/>
@@ -26125,25 +25301,7 @@
                 <w:sz w:val="32"/>
                 <w:szCs w:val="40"/>
               </w:rPr>
-              <w:t>)</w:t>
-            </w:r>
-            <w:proofErr w:type="gramStart"/>
-            <w:r>
-              <w:rPr>
-                <w:rFonts w:ascii="BRH Malayalam Extra" w:hAnsi="BRH Malayalam Extra" w:cs="BRH Malayalam Extra"/>
-                <w:sz w:val="32"/>
-                <w:szCs w:val="40"/>
-              </w:rPr>
-              <w:t>-  Kpx</w:t>
-            </w:r>
-            <w:proofErr w:type="gramEnd"/>
-            <w:r>
-              <w:rPr>
-                <w:rFonts w:ascii="BRH Malayalam Extra" w:hAnsi="BRH Malayalam Extra" w:cs="BRH Malayalam Extra"/>
-                <w:sz w:val="32"/>
-                <w:szCs w:val="40"/>
-              </w:rPr>
-              <w:t>—Zykõµ§ | C</w:t>
+              <w:t>)-  Kpx—Zykõµ§ | C</w:t>
             </w:r>
             <w:r>
               <w:rPr>
@@ -26358,25 +25516,7 @@
                 <w:sz w:val="32"/>
                 <w:szCs w:val="40"/>
               </w:rPr>
-              <w:t>)</w:t>
-            </w:r>
-            <w:proofErr w:type="gramStart"/>
-            <w:r>
-              <w:rPr>
-                <w:rFonts w:ascii="BRH Malayalam Extra" w:hAnsi="BRH Malayalam Extra" w:cs="BRH Malayalam Extra"/>
-                <w:sz w:val="32"/>
-                <w:szCs w:val="40"/>
-              </w:rPr>
-              <w:t>-  Kpx</w:t>
-            </w:r>
-            <w:proofErr w:type="gramEnd"/>
-            <w:r>
-              <w:rPr>
-                <w:rFonts w:ascii="BRH Malayalam Extra" w:hAnsi="BRH Malayalam Extra" w:cs="BRH Malayalam Extra"/>
-                <w:sz w:val="32"/>
-                <w:szCs w:val="40"/>
-              </w:rPr>
-              <w:t xml:space="preserve">—Zykõµ§ | </w:t>
+              <w:t xml:space="preserve">)-  Kpx—Zykõµ§ | </w:t>
             </w:r>
           </w:p>
           <w:p>
@@ -26593,18 +25733,8 @@
                 <w:sz w:val="32"/>
                 <w:szCs w:val="40"/>
               </w:rPr>
-              <w:t>)</w:t>
-            </w:r>
-            <w:proofErr w:type="gramStart"/>
-            <w:r>
-              <w:rPr>
-                <w:rFonts w:ascii="BRH Malayalam Extra" w:hAnsi="BRH Malayalam Extra" w:cs="BRH Malayalam Extra"/>
-                <w:sz w:val="32"/>
-                <w:szCs w:val="40"/>
-              </w:rPr>
-              <w:t>-  G</w:t>
-            </w:r>
-            <w:proofErr w:type="gramEnd"/>
+              <w:t>)-  G</w:t>
+            </w:r>
             <w:r>
               <w:rPr>
                 <w:rFonts w:ascii="BRH Malayalam Extra" w:hAnsi="BRH Malayalam Extra" w:cs="BRH Malayalam Extra"/>
@@ -26872,25 +26002,7 @@
                 <w:sz w:val="32"/>
                 <w:szCs w:val="40"/>
               </w:rPr>
-              <w:t>)</w:t>
-            </w:r>
-            <w:proofErr w:type="gramStart"/>
-            <w:r>
-              <w:rPr>
-                <w:rFonts w:ascii="BRH Malayalam Extra" w:hAnsi="BRH Malayalam Extra" w:cs="BRH Malayalam Extra"/>
-                <w:sz w:val="32"/>
-                <w:szCs w:val="40"/>
-              </w:rPr>
-              <w:t>-  Kpx</w:t>
-            </w:r>
-            <w:proofErr w:type="gramEnd"/>
-            <w:r>
-              <w:rPr>
-                <w:rFonts w:ascii="BRH Malayalam Extra" w:hAnsi="BRH Malayalam Extra" w:cs="BRH Malayalam Extra"/>
-                <w:sz w:val="32"/>
-                <w:szCs w:val="40"/>
-              </w:rPr>
-              <w:t>—Zykõµ§ | C</w:t>
+              <w:t>)-  Kpx—Zykõµ§ | C</w:t>
             </w:r>
             <w:r>
               <w:rPr>
@@ -27122,25 +26234,7 @@
                 <w:sz w:val="32"/>
                 <w:szCs w:val="40"/>
               </w:rPr>
-              <w:t>)</w:t>
-            </w:r>
-            <w:proofErr w:type="gramStart"/>
-            <w:r>
-              <w:rPr>
-                <w:rFonts w:ascii="BRH Malayalam Extra" w:hAnsi="BRH Malayalam Extra" w:cs="BRH Malayalam Extra"/>
-                <w:sz w:val="32"/>
-                <w:szCs w:val="40"/>
-              </w:rPr>
-              <w:t>-  Kpx</w:t>
-            </w:r>
-            <w:proofErr w:type="gramEnd"/>
-            <w:r>
-              <w:rPr>
-                <w:rFonts w:ascii="BRH Malayalam Extra" w:hAnsi="BRH Malayalam Extra" w:cs="BRH Malayalam Extra"/>
-                <w:sz w:val="32"/>
-                <w:szCs w:val="40"/>
-              </w:rPr>
-              <w:t xml:space="preserve">—Zykõµ§ | </w:t>
+              <w:t xml:space="preserve">)-  Kpx—Zykõµ§ | </w:t>
             </w:r>
           </w:p>
           <w:p>
@@ -27363,25 +26457,7 @@
                 <w:sz w:val="32"/>
                 <w:szCs w:val="40"/>
               </w:rPr>
-              <w:t>)</w:t>
-            </w:r>
-            <w:proofErr w:type="gramStart"/>
-            <w:r>
-              <w:rPr>
-                <w:rFonts w:ascii="BRH Malayalam Extra" w:hAnsi="BRH Malayalam Extra" w:cs="BRH Malayalam Extra"/>
-                <w:sz w:val="32"/>
-                <w:szCs w:val="40"/>
-              </w:rPr>
-              <w:t>-  sJ</w:t>
-            </w:r>
-            <w:proofErr w:type="gramEnd"/>
-            <w:r>
-              <w:rPr>
-                <w:rFonts w:ascii="BRH Malayalam Extra" w:hAnsi="BRH Malayalam Extra" w:cs="BRH Malayalam Extra"/>
-                <w:sz w:val="32"/>
-                <w:szCs w:val="40"/>
-              </w:rPr>
-              <w:t xml:space="preserve"> | Zûx</w:t>
+              <w:t>)-  sJ | Zûx</w:t>
             </w:r>
             <w:r>
               <w:rPr>
@@ -27574,25 +26650,7 @@
                 <w:sz w:val="32"/>
                 <w:szCs w:val="40"/>
               </w:rPr>
-              <w:t>)</w:t>
-            </w:r>
-            <w:proofErr w:type="gramStart"/>
-            <w:r>
-              <w:rPr>
-                <w:rFonts w:ascii="BRH Malayalam Extra" w:hAnsi="BRH Malayalam Extra" w:cs="BRH Malayalam Extra"/>
-                <w:sz w:val="32"/>
-                <w:szCs w:val="40"/>
-              </w:rPr>
-              <w:t>-  sJ</w:t>
-            </w:r>
-            <w:proofErr w:type="gramEnd"/>
-            <w:r>
-              <w:rPr>
-                <w:rFonts w:ascii="BRH Malayalam Extra" w:hAnsi="BRH Malayalam Extra" w:cs="BRH Malayalam Extra"/>
-                <w:sz w:val="32"/>
-                <w:szCs w:val="40"/>
-              </w:rPr>
-              <w:t xml:space="preserve"> | Zûx</w:t>
+              <w:t>)-  sJ | Zûx</w:t>
             </w:r>
             <w:r>
               <w:rPr>
@@ -27790,25 +26848,7 @@
                 <w:sz w:val="32"/>
                 <w:szCs w:val="40"/>
               </w:rPr>
-              <w:t>)</w:t>
-            </w:r>
-            <w:proofErr w:type="gramStart"/>
-            <w:r>
-              <w:rPr>
-                <w:rFonts w:ascii="BRH Malayalam Extra" w:hAnsi="BRH Malayalam Extra" w:cs="BRH Malayalam Extra"/>
-                <w:sz w:val="32"/>
-                <w:szCs w:val="40"/>
-              </w:rPr>
-              <w:t>-  ¥</w:t>
-            </w:r>
-            <w:proofErr w:type="gramEnd"/>
-            <w:r>
-              <w:rPr>
-                <w:rFonts w:ascii="BRH Malayalam Extra" w:hAnsi="BRH Malayalam Extra" w:cs="BRH Malayalam Extra"/>
-                <w:sz w:val="32"/>
-                <w:szCs w:val="40"/>
-              </w:rPr>
-              <w:t>pby—J | e</w:t>
+              <w:t>)-  ¥pby—J | e</w:t>
             </w:r>
             <w:r>
               <w:rPr>
@@ -28083,18 +27123,8 @@
                 <w:sz w:val="32"/>
                 <w:szCs w:val="40"/>
               </w:rPr>
-              <w:t>)</w:t>
-            </w:r>
-            <w:proofErr w:type="gramStart"/>
-            <w:r>
-              <w:rPr>
-                <w:rFonts w:ascii="BRH Malayalam Extra" w:hAnsi="BRH Malayalam Extra" w:cs="BRH Malayalam Extra"/>
-                <w:sz w:val="32"/>
-                <w:szCs w:val="40"/>
-              </w:rPr>
-              <w:t>-  e</w:t>
-            </w:r>
-            <w:proofErr w:type="gramEnd"/>
+              <w:t>)-  e</w:t>
+            </w:r>
             <w:r>
               <w:rPr>
                 <w:rFonts w:ascii="BRH Malayalam Extra" w:hAnsi="BRH Malayalam Extra" w:cs="BRH Malayalam Extra"/>
@@ -28302,7 +27332,6 @@
                 <w:rFonts w:cs="BRH Malayalam Extra"/>
                 <w:szCs w:val="40"/>
               </w:rPr>
-              <w:lastRenderedPageBreak/>
               <w:t>22</w:t>
             </w:r>
             <w:r>
@@ -28394,18 +27423,8 @@
                 <w:sz w:val="32"/>
                 <w:szCs w:val="40"/>
               </w:rPr>
-              <w:t>)</w:t>
-            </w:r>
-            <w:proofErr w:type="gramStart"/>
-            <w:r>
-              <w:rPr>
-                <w:rFonts w:ascii="BRH Malayalam Extra" w:hAnsi="BRH Malayalam Extra" w:cs="BRH Malayalam Extra"/>
-                <w:sz w:val="32"/>
-                <w:szCs w:val="40"/>
-              </w:rPr>
-              <w:t>-  e</w:t>
-            </w:r>
-            <w:proofErr w:type="gramEnd"/>
+              <w:t>)-  e</w:t>
+            </w:r>
             <w:r>
               <w:rPr>
                 <w:rFonts w:ascii="BRH Malayalam Extra" w:hAnsi="BRH Malayalam Extra" w:cs="BRH Malayalam Extra"/>
@@ -28572,7 +27591,6 @@
                 <w:rFonts w:cs="BRH Malayalam Extra"/>
                 <w:szCs w:val="40"/>
               </w:rPr>
-              <w:lastRenderedPageBreak/>
               <w:t>20</w:t>
             </w:r>
             <w:r>
@@ -28664,25 +27682,7 @@
                 <w:sz w:val="32"/>
                 <w:szCs w:val="40"/>
               </w:rPr>
-              <w:t>)</w:t>
-            </w:r>
-            <w:proofErr w:type="gramStart"/>
-            <w:r>
-              <w:rPr>
-                <w:rFonts w:ascii="BRH Malayalam Extra" w:hAnsi="BRH Malayalam Extra" w:cs="BRH Malayalam Extra"/>
-                <w:sz w:val="32"/>
-                <w:szCs w:val="40"/>
-              </w:rPr>
-              <w:t>-  ¥</w:t>
-            </w:r>
-            <w:proofErr w:type="gramEnd"/>
-            <w:r>
-              <w:rPr>
-                <w:rFonts w:ascii="BRH Malayalam Extra" w:hAnsi="BRH Malayalam Extra" w:cs="BRH Malayalam Extra"/>
-                <w:sz w:val="32"/>
-                <w:szCs w:val="40"/>
-              </w:rPr>
-              <w:t>pby—J | e</w:t>
+              <w:t>)-  ¥pby—J | e</w:t>
             </w:r>
             <w:r>
               <w:rPr>
@@ -28949,18 +27949,8 @@
                 <w:sz w:val="32"/>
                 <w:szCs w:val="40"/>
               </w:rPr>
-              <w:t>)</w:t>
-            </w:r>
-            <w:proofErr w:type="gramStart"/>
-            <w:r>
-              <w:rPr>
-                <w:rFonts w:ascii="BRH Malayalam Extra" w:hAnsi="BRH Malayalam Extra" w:cs="BRH Malayalam Extra"/>
-                <w:sz w:val="32"/>
-                <w:szCs w:val="40"/>
-              </w:rPr>
-              <w:t>-  e</w:t>
-            </w:r>
-            <w:proofErr w:type="gramEnd"/>
+              <w:t>)-  e</w:t>
+            </w:r>
             <w:r>
               <w:rPr>
                 <w:rFonts w:ascii="BRH Malayalam Extra" w:hAnsi="BRH Malayalam Extra" w:cs="BRH Malayalam Extra"/>
@@ -29150,7 +28140,6 @@
                 <w:rFonts w:cs="BRH Malayalam Extra"/>
                 <w:szCs w:val="40"/>
               </w:rPr>
-              <w:lastRenderedPageBreak/>
               <w:t>22</w:t>
             </w:r>
             <w:r>
@@ -29242,18 +28231,8 @@
                 <w:sz w:val="32"/>
                 <w:szCs w:val="40"/>
               </w:rPr>
-              <w:t>)</w:t>
-            </w:r>
-            <w:proofErr w:type="gramStart"/>
-            <w:r>
-              <w:rPr>
-                <w:rFonts w:ascii="BRH Malayalam Extra" w:hAnsi="BRH Malayalam Extra" w:cs="BRH Malayalam Extra"/>
-                <w:sz w:val="32"/>
-                <w:szCs w:val="40"/>
-              </w:rPr>
-              <w:t>-  e</w:t>
-            </w:r>
-            <w:proofErr w:type="gramEnd"/>
+              <w:t>)-  e</w:t>
+            </w:r>
             <w:r>
               <w:rPr>
                 <w:rFonts w:ascii="BRH Malayalam Extra" w:hAnsi="BRH Malayalam Extra" w:cs="BRH Malayalam Extra"/>
@@ -29500,18 +28479,8 @@
                 <w:sz w:val="32"/>
                 <w:szCs w:val="40"/>
               </w:rPr>
-              <w:t>)</w:t>
-            </w:r>
-            <w:proofErr w:type="gramStart"/>
-            <w:r>
-              <w:rPr>
-                <w:rFonts w:ascii="BRH Malayalam Extra" w:hAnsi="BRH Malayalam Extra" w:cs="BRH Malayalam Extra"/>
-                <w:sz w:val="32"/>
-                <w:szCs w:val="40"/>
-              </w:rPr>
-              <w:t>-  A</w:t>
-            </w:r>
-            <w:proofErr w:type="gramEnd"/>
+              <w:t>)-  A</w:t>
+            </w:r>
             <w:r>
               <w:rPr>
                 <w:rFonts w:ascii="BRH Malayalam Extra" w:hAnsi="BRH Malayalam Extra" w:cs="BRH Malayalam Extra"/>
@@ -29726,25 +28695,7 @@
                 <w:sz w:val="32"/>
                 <w:szCs w:val="40"/>
               </w:rPr>
-              <w:t>)</w:t>
-            </w:r>
-            <w:proofErr w:type="gramStart"/>
-            <w:r>
-              <w:rPr>
-                <w:rFonts w:ascii="BRH Malayalam Extra" w:hAnsi="BRH Malayalam Extra" w:cs="BRH Malayalam Extra"/>
-                <w:sz w:val="32"/>
-                <w:szCs w:val="40"/>
-              </w:rPr>
-              <w:t>-  sJ</w:t>
-            </w:r>
-            <w:proofErr w:type="gramEnd"/>
-            <w:r>
-              <w:rPr>
-                <w:rFonts w:ascii="BRH Malayalam Extra" w:hAnsi="BRH Malayalam Extra" w:cs="BRH Malayalam Extra"/>
-                <w:sz w:val="32"/>
-                <w:szCs w:val="40"/>
-              </w:rPr>
-              <w:t xml:space="preserve"> | d</w:t>
+              <w:t>)-  sJ | d</w:t>
             </w:r>
             <w:r>
               <w:rPr>
@@ -29937,18 +28888,8 @@
                 <w:sz w:val="32"/>
                 <w:szCs w:val="40"/>
               </w:rPr>
-              <w:t>)</w:t>
-            </w:r>
-            <w:proofErr w:type="gramStart"/>
-            <w:r>
-              <w:rPr>
-                <w:rFonts w:ascii="BRH Malayalam Extra" w:hAnsi="BRH Malayalam Extra" w:cs="BRH Malayalam Extra"/>
-                <w:sz w:val="32"/>
-                <w:szCs w:val="40"/>
-              </w:rPr>
-              <w:t>-  A</w:t>
-            </w:r>
-            <w:proofErr w:type="gramEnd"/>
+              <w:t>)-  A</w:t>
+            </w:r>
             <w:r>
               <w:rPr>
                 <w:rFonts w:ascii="BRH Malayalam Extra" w:hAnsi="BRH Malayalam Extra" w:cs="BRH Malayalam Extra"/>
@@ -30163,25 +29104,7 @@
                 <w:sz w:val="32"/>
                 <w:szCs w:val="40"/>
               </w:rPr>
-              <w:t>)</w:t>
-            </w:r>
-            <w:proofErr w:type="gramStart"/>
-            <w:r>
-              <w:rPr>
-                <w:rFonts w:ascii="BRH Malayalam Extra" w:hAnsi="BRH Malayalam Extra" w:cs="BRH Malayalam Extra"/>
-                <w:sz w:val="32"/>
-                <w:szCs w:val="40"/>
-              </w:rPr>
-              <w:t>-  sJ</w:t>
-            </w:r>
-            <w:proofErr w:type="gramEnd"/>
-            <w:r>
-              <w:rPr>
-                <w:rFonts w:ascii="BRH Malayalam Extra" w:hAnsi="BRH Malayalam Extra" w:cs="BRH Malayalam Extra"/>
-                <w:sz w:val="32"/>
-                <w:szCs w:val="40"/>
-              </w:rPr>
-              <w:t xml:space="preserve"> | d</w:t>
+              <w:t>)-  sJ | d</w:t>
             </w:r>
             <w:r>
               <w:rPr>
@@ -30379,25 +29302,7 @@
                 <w:sz w:val="32"/>
                 <w:szCs w:val="40"/>
               </w:rPr>
-              <w:t>)</w:t>
-            </w:r>
-            <w:proofErr w:type="gramStart"/>
-            <w:r>
-              <w:rPr>
-                <w:rFonts w:ascii="BRH Malayalam Extra" w:hAnsi="BRH Malayalam Extra" w:cs="BRH Malayalam Extra"/>
-                <w:sz w:val="32"/>
-                <w:szCs w:val="40"/>
-              </w:rPr>
-              <w:t>-  sJ</w:t>
-            </w:r>
-            <w:proofErr w:type="gramEnd"/>
-            <w:r>
-              <w:rPr>
-                <w:rFonts w:ascii="BRH Malayalam Extra" w:hAnsi="BRH Malayalam Extra" w:cs="BRH Malayalam Extra"/>
-                <w:sz w:val="32"/>
-                <w:szCs w:val="40"/>
-              </w:rPr>
-              <w:t xml:space="preserve"> | ky</w:t>
+              <w:t>)-  sJ | ky</w:t>
             </w:r>
             <w:r>
               <w:rPr>
@@ -30622,25 +29527,7 @@
                 <w:sz w:val="32"/>
                 <w:szCs w:val="40"/>
               </w:rPr>
-              <w:t>)</w:t>
-            </w:r>
-            <w:proofErr w:type="gramStart"/>
-            <w:r>
-              <w:rPr>
-                <w:rFonts w:ascii="BRH Malayalam Extra" w:hAnsi="BRH Malayalam Extra" w:cs="BRH Malayalam Extra"/>
-                <w:sz w:val="32"/>
-                <w:szCs w:val="40"/>
-              </w:rPr>
-              <w:t>-  sJ</w:t>
-            </w:r>
-            <w:proofErr w:type="gramEnd"/>
-            <w:r>
-              <w:rPr>
-                <w:rFonts w:ascii="BRH Malayalam Extra" w:hAnsi="BRH Malayalam Extra" w:cs="BRH Malayalam Extra"/>
-                <w:sz w:val="32"/>
-                <w:szCs w:val="40"/>
-              </w:rPr>
-              <w:t xml:space="preserve"> | ky</w:t>
+              <w:t>)-  sJ | ky</w:t>
             </w:r>
             <w:r>
               <w:rPr>
@@ -30769,10 +29656,198 @@
               <w:adjustRightInd w:val="0"/>
               <w:spacing w:before="0" w:line="240" w:lineRule="auto"/>
               <w:rPr>
-                <w:rFonts w:cs="BRH Malayalam Extra"/>
+                <w:rFonts w:ascii="BRH Malayalam Extra" w:hAnsi="BRH Malayalam Extra" w:cs="BRH Malayalam Extra"/>
+                <w:sz w:val="32"/>
                 <w:szCs w:val="40"/>
               </w:rPr>
             </w:pPr>
+            <w:r>
+              <w:rPr>
+                <w:rFonts w:cs="BRH Malayalam Extra"/>
+                <w:szCs w:val="40"/>
+              </w:rPr>
+              <w:t>35</w:t>
+            </w:r>
+            <w:r>
+              <w:rPr>
+                <w:rFonts w:ascii="BRH Malayalam Extra" w:hAnsi="BRH Malayalam Extra" w:cs="BRH Malayalam Extra"/>
+                <w:sz w:val="32"/>
+                <w:szCs w:val="40"/>
+              </w:rPr>
+              <w:t>)</w:t>
+            </w:r>
+            <w:r>
+              <w:rPr>
+                <w:rFonts w:ascii="BRH Malayalam Extra" w:hAnsi="BRH Malayalam Extra" w:cs="BRH Malayalam Extra"/>
+                <w:sz w:val="32"/>
+                <w:szCs w:val="40"/>
+              </w:rPr>
+              <w:tab/>
+            </w:r>
+            <w:r>
+              <w:rPr>
+                <w:rFonts w:cs="BRH Malayalam Extra"/>
+                <w:szCs w:val="40"/>
+              </w:rPr>
+              <w:t>1</w:t>
+            </w:r>
+            <w:r>
+              <w:rPr>
+                <w:rFonts w:ascii="BRH Malayalam Extra" w:hAnsi="BRH Malayalam Extra" w:cs="BRH Malayalam Extra"/>
+                <w:sz w:val="32"/>
+                <w:szCs w:val="40"/>
+              </w:rPr>
+              <w:t>.</w:t>
+            </w:r>
+            <w:r>
+              <w:rPr>
+                <w:rFonts w:cs="BRH Malayalam Extra"/>
+                <w:szCs w:val="40"/>
+              </w:rPr>
+              <w:t>5</w:t>
+            </w:r>
+            <w:r>
+              <w:rPr>
+                <w:rFonts w:ascii="BRH Malayalam Extra" w:hAnsi="BRH Malayalam Extra" w:cs="BRH Malayalam Extra"/>
+                <w:sz w:val="32"/>
+                <w:szCs w:val="40"/>
+              </w:rPr>
+              <w:t>.</w:t>
+            </w:r>
+            <w:r>
+              <w:rPr>
+                <w:rFonts w:cs="BRH Malayalam Extra"/>
+                <w:szCs w:val="40"/>
+              </w:rPr>
+              <w:t>11</w:t>
+            </w:r>
+            <w:r>
+              <w:rPr>
+                <w:rFonts w:ascii="BRH Malayalam Extra" w:hAnsi="BRH Malayalam Extra" w:cs="BRH Malayalam Extra"/>
+                <w:sz w:val="32"/>
+                <w:szCs w:val="40"/>
+              </w:rPr>
+              <w:t>.</w:t>
+            </w:r>
+            <w:r>
+              <w:rPr>
+                <w:rFonts w:cs="BRH Malayalam Extra"/>
+                <w:szCs w:val="40"/>
+              </w:rPr>
+              <w:t>3</w:t>
+            </w:r>
+            <w:r>
+              <w:rPr>
+                <w:rFonts w:ascii="BRH Malayalam Extra" w:hAnsi="BRH Malayalam Extra" w:cs="BRH Malayalam Extra"/>
+                <w:sz w:val="32"/>
+                <w:szCs w:val="40"/>
+              </w:rPr>
+              <w:t>(</w:t>
+            </w:r>
+            <w:r>
+              <w:rPr>
+                <w:rFonts w:cs="BRH Malayalam Extra"/>
+                <w:szCs w:val="40"/>
+              </w:rPr>
+              <w:t>32</w:t>
+            </w:r>
+            <w:r>
+              <w:rPr>
+                <w:rFonts w:ascii="BRH Malayalam Extra" w:hAnsi="BRH Malayalam Extra" w:cs="BRH Malayalam Extra"/>
+                <w:sz w:val="32"/>
+                <w:szCs w:val="40"/>
+              </w:rPr>
+              <w:t>)-  A</w:t>
+            </w:r>
+            <w:r>
+              <w:rPr>
+                <w:rFonts w:ascii="BRH Malayalam Extra" w:hAnsi="BRH Malayalam Extra" w:cs="BRH Malayalam Extra"/>
+                <w:sz w:val="27"/>
+                <w:szCs w:val="40"/>
+              </w:rPr>
+              <w:t>–</w:t>
+            </w:r>
+            <w:r>
+              <w:rPr>
+                <w:rFonts w:ascii="BRH Malayalam Extra" w:hAnsi="BRH Malayalam Extra" w:cs="BRH Malayalam Extra"/>
+                <w:sz w:val="32"/>
+                <w:szCs w:val="40"/>
+              </w:rPr>
+              <w:t>s¡</w:t>
+            </w:r>
+            <w:r>
+              <w:rPr>
+                <w:rFonts w:ascii="BRH Malayalam Extra" w:hAnsi="BRH Malayalam Extra" w:cs="BRH Malayalam Extra"/>
+                <w:sz w:val="27"/>
+                <w:szCs w:val="40"/>
+              </w:rPr>
+              <w:t>–</w:t>
+            </w:r>
+            <w:r>
+              <w:rPr>
+                <w:rFonts w:ascii="BRH Malayalam Extra" w:hAnsi="BRH Malayalam Extra" w:cs="BRH Malayalam Extra"/>
+                <w:sz w:val="32"/>
+                <w:szCs w:val="40"/>
+              </w:rPr>
+              <w:t>k</w:t>
+            </w:r>
+            <w:r>
+              <w:rPr>
+                <w:rFonts w:ascii="BRH Malayalam Extra" w:hAnsi="BRH Malayalam Extra" w:cs="BRH Malayalam Extra"/>
+                <w:sz w:val="27"/>
+                <w:szCs w:val="40"/>
+              </w:rPr>
+              <w:t>–</w:t>
+            </w:r>
+            <w:r>
+              <w:rPr>
+                <w:rFonts w:ascii="BRH Malayalam Extra" w:hAnsi="BRH Malayalam Extra" w:cs="BRH Malayalam Extra"/>
+                <w:sz w:val="32"/>
+                <w:szCs w:val="40"/>
+              </w:rPr>
+              <w:t xml:space="preserve"> | öe</w:t>
+            </w:r>
+            <w:r>
+              <w:rPr>
+                <w:rFonts w:ascii="BRH Malayalam Extra" w:hAnsi="BRH Malayalam Extra" w:cs="BRH Malayalam Extra"/>
+                <w:sz w:val="27"/>
+                <w:szCs w:val="40"/>
+              </w:rPr>
+              <w:t>–</w:t>
+            </w:r>
+            <w:r>
+              <w:rPr>
+                <w:rFonts w:ascii="BRH Malayalam Extra" w:hAnsi="BRH Malayalam Extra" w:cs="BRH Malayalam Extra"/>
+                <w:sz w:val="32"/>
+                <w:szCs w:val="40"/>
+              </w:rPr>
+              <w:t>¥P</w:t>
+            </w:r>
+            <w:r>
+              <w:rPr>
+                <w:rFonts w:ascii="BRH Malayalam Extra" w:hAnsi="BRH Malayalam Extra" w:cs="BRH Malayalam Extra"/>
+                <w:sz w:val="27"/>
+                <w:szCs w:val="40"/>
+              </w:rPr>
+              <w:t>–</w:t>
+            </w:r>
+            <w:r>
+              <w:rPr>
+                <w:rFonts w:ascii="BRH Malayalam Extra" w:hAnsi="BRH Malayalam Extra" w:cs="BRH Malayalam Extra"/>
+                <w:sz w:val="32"/>
+                <w:szCs w:val="40"/>
+                <w:highlight w:val="yellow"/>
+              </w:rPr>
+              <w:t>Z</w:t>
+            </w:r>
+            <w:r>
+              <w:rPr>
+                <w:rFonts w:ascii="BRH Malayalam Extra" w:hAnsi="BRH Malayalam Extra" w:cs="BRH Malayalam Extra"/>
+                <w:sz w:val="32"/>
+                <w:szCs w:val="40"/>
+              </w:rPr>
+              <w:t>J |</w:t>
+            </w:r>
           </w:p>
           <w:p>
             <w:pPr>
@@ -30782,10 +29857,204 @@
               <w:adjustRightInd w:val="0"/>
               <w:spacing w:before="0" w:line="240" w:lineRule="auto"/>
               <w:rPr>
-                <w:rFonts w:cs="BRH Malayalam Extra"/>
+                <w:rFonts w:ascii="BRH Malayalam Extra" w:hAnsi="BRH Malayalam Extra" w:cs="BRH Malayalam Extra"/>
+                <w:sz w:val="32"/>
                 <w:szCs w:val="40"/>
               </w:rPr>
             </w:pPr>
+            <w:r>
+              <w:rPr>
+                <w:rFonts w:ascii="BRH Malayalam Extra" w:hAnsi="BRH Malayalam Extra" w:cs="BRH Malayalam Extra"/>
+                <w:sz w:val="32"/>
+                <w:szCs w:val="40"/>
+              </w:rPr>
+              <w:t>A</w:t>
+            </w:r>
+            <w:r>
+              <w:rPr>
+                <w:rFonts w:ascii="BRH Malayalam Extra" w:hAnsi="BRH Malayalam Extra" w:cs="BRH Malayalam Extra"/>
+                <w:sz w:val="27"/>
+                <w:szCs w:val="40"/>
+              </w:rPr>
+              <w:t>–</w:t>
+            </w:r>
+            <w:r>
+              <w:rPr>
+                <w:rFonts w:ascii="BRH Malayalam Extra" w:hAnsi="BRH Malayalam Extra" w:cs="BRH Malayalam Extra"/>
+                <w:sz w:val="32"/>
+                <w:szCs w:val="40"/>
+              </w:rPr>
+              <w:t>s¡</w:t>
+            </w:r>
+            <w:r>
+              <w:rPr>
+                <w:rFonts w:ascii="BRH Malayalam Extra" w:hAnsi="BRH Malayalam Extra" w:cs="BRH Malayalam Extra"/>
+                <w:sz w:val="27"/>
+                <w:szCs w:val="40"/>
+              </w:rPr>
+              <w:t>–</w:t>
+            </w:r>
+            <w:r>
+              <w:rPr>
+                <w:rFonts w:ascii="BRH Malayalam Extra" w:hAnsi="BRH Malayalam Extra" w:cs="BRH Malayalam Extra"/>
+                <w:sz w:val="32"/>
+                <w:szCs w:val="40"/>
+              </w:rPr>
+              <w:t>k</w:t>
+            </w:r>
+            <w:r>
+              <w:rPr>
+                <w:rFonts w:ascii="BRH Malayalam Extra" w:hAnsi="BRH Malayalam Extra" w:cs="BRH Malayalam Extra"/>
+                <w:sz w:val="27"/>
+                <w:szCs w:val="40"/>
+              </w:rPr>
+              <w:t>–</w:t>
+            </w:r>
+            <w:r>
+              <w:rPr>
+                <w:rFonts w:ascii="BRH Malayalam Extra" w:hAnsi="BRH Malayalam Extra" w:cs="BRH Malayalam Extra"/>
+                <w:sz w:val="32"/>
+                <w:szCs w:val="40"/>
+              </w:rPr>
+              <w:t xml:space="preserve"> öe</w:t>
+            </w:r>
+            <w:r>
+              <w:rPr>
+                <w:rFonts w:ascii="BRH Malayalam Extra" w:hAnsi="BRH Malayalam Extra" w:cs="BRH Malayalam Extra"/>
+                <w:sz w:val="27"/>
+                <w:szCs w:val="40"/>
+              </w:rPr>
+              <w:t>–</w:t>
+            </w:r>
+            <w:r>
+              <w:rPr>
+                <w:rFonts w:ascii="BRH Malayalam Extra" w:hAnsi="BRH Malayalam Extra" w:cs="BRH Malayalam Extra"/>
+                <w:sz w:val="32"/>
+                <w:szCs w:val="40"/>
+              </w:rPr>
+              <w:t>¥P</w:t>
+            </w:r>
+            <w:r>
+              <w:rPr>
+                <w:rFonts w:ascii="BRH Malayalam Extra" w:hAnsi="BRH Malayalam Extra" w:cs="BRH Malayalam Extra"/>
+                <w:sz w:val="27"/>
+                <w:szCs w:val="40"/>
+                <w:highlight w:val="yellow"/>
+              </w:rPr>
+              <w:t>–</w:t>
+            </w:r>
+            <w:r>
+              <w:rPr>
+                <w:rFonts w:ascii="BRH Malayalam Extra" w:hAnsi="BRH Malayalam Extra" w:cs="BRH Malayalam Extra"/>
+                <w:sz w:val="32"/>
+                <w:szCs w:val="40"/>
+                <w:highlight w:val="yellow"/>
+              </w:rPr>
+              <w:t>Z</w:t>
+            </w:r>
+            <w:r>
+              <w:rPr>
+                <w:rFonts w:ascii="BRH Malayalam Extra" w:hAnsi="BRH Malayalam Extra" w:cs="BRH Malayalam Extra"/>
+                <w:sz w:val="32"/>
+                <w:szCs w:val="40"/>
+              </w:rPr>
+              <w:t xml:space="preserve">J </w:t>
+            </w:r>
+            <w:r>
+              <w:rPr>
+                <w:rFonts w:ascii="BRH Malayalam Extra" w:hAnsi="BRH Malayalam Extra" w:cs="BRH Malayalam Extra"/>
+                <w:sz w:val="32"/>
+                <w:szCs w:val="40"/>
+                <w:highlight w:val="yellow"/>
+              </w:rPr>
+              <w:t>öe—¥P</w:t>
+            </w:r>
+            <w:r>
+              <w:rPr>
+                <w:rFonts w:ascii="BRH Malayalam Extra" w:hAnsi="BRH Malayalam Extra" w:cs="BRH Malayalam Extra"/>
+                <w:sz w:val="27"/>
+                <w:szCs w:val="40"/>
+                <w:highlight w:val="yellow"/>
+              </w:rPr>
+              <w:t>–</w:t>
+            </w:r>
+            <w:r>
+              <w:rPr>
+                <w:rFonts w:ascii="BRH Malayalam Extra" w:hAnsi="BRH Malayalam Extra" w:cs="BRH Malayalam Extra"/>
+                <w:sz w:val="32"/>
+                <w:szCs w:val="40"/>
+                <w:highlight w:val="yellow"/>
+              </w:rPr>
+              <w:t>¥Zx</w:t>
+            </w:r>
+            <w:r>
+              <w:rPr>
+                <w:rFonts w:ascii="BRH Malayalam Extra" w:hAnsi="BRH Malayalam Extra" w:cs="BRH Malayalam Extra"/>
+                <w:sz w:val="32"/>
+                <w:szCs w:val="40"/>
+              </w:rPr>
+              <w:t xml:space="preserve"> </w:t>
+            </w:r>
+            <w:r>
+              <w:rPr>
+                <w:rFonts w:ascii="BRH Malayalam Extra" w:hAnsi="BRH Malayalam Extra" w:cs="BRH Malayalam Extra"/>
+                <w:sz w:val="32"/>
+                <w:szCs w:val="40"/>
+                <w:highlight w:val="yellow"/>
+              </w:rPr>
+              <w:t>A—s¡kxs¡k</w:t>
+            </w:r>
+            <w:r>
+              <w:rPr>
+                <w:rFonts w:ascii="BRH Malayalam Extra" w:hAnsi="BRH Malayalam Extra" w:cs="BRH Malayalam Extra"/>
+                <w:sz w:val="32"/>
+                <w:szCs w:val="40"/>
+              </w:rPr>
+              <w:t xml:space="preserve"> </w:t>
+            </w:r>
+            <w:r>
+              <w:rPr>
+                <w:rFonts w:ascii="BRH Malayalam Extra" w:hAnsi="BRH Malayalam Extra" w:cs="BRH Malayalam Extra"/>
+                <w:sz w:val="32"/>
+                <w:szCs w:val="40"/>
+                <w:highlight w:val="yellow"/>
+              </w:rPr>
+              <w:t>öe</w:t>
+            </w:r>
+            <w:r>
+              <w:rPr>
+                <w:rFonts w:ascii="BRH Malayalam Extra" w:hAnsi="BRH Malayalam Extra" w:cs="BRH Malayalam Extra"/>
+                <w:sz w:val="32"/>
+                <w:szCs w:val="40"/>
+              </w:rPr>
+              <w:t>¥P</w:t>
+            </w:r>
+            <w:r>
+              <w:rPr>
+                <w:rFonts w:ascii="BRH Malayalam Extra" w:hAnsi="BRH Malayalam Extra" w:cs="BRH Malayalam Extra"/>
+                <w:sz w:val="27"/>
+                <w:szCs w:val="40"/>
+                <w:highlight w:val="yellow"/>
+              </w:rPr>
+              <w:t>–</w:t>
+            </w:r>
+            <w:r>
+              <w:rPr>
+                <w:rFonts w:ascii="BRH Malayalam Extra" w:hAnsi="BRH Malayalam Extra" w:cs="BRH Malayalam Extra"/>
+                <w:sz w:val="32"/>
+                <w:szCs w:val="40"/>
+                <w:highlight w:val="yellow"/>
+              </w:rPr>
+              <w:t>Z</w:t>
+            </w:r>
+            <w:r>
+              <w:rPr>
+                <w:rFonts w:ascii="BRH Malayalam Extra" w:hAnsi="BRH Malayalam Extra" w:cs="BRH Malayalam Extra"/>
+                <w:sz w:val="32"/>
+                <w:szCs w:val="40"/>
+              </w:rPr>
+              <w:t xml:space="preserve">J | </w:t>
+            </w:r>
           </w:p>
           <w:p>
             <w:pPr>
@@ -30795,10 +30064,150 @@
               <w:adjustRightInd w:val="0"/>
               <w:spacing w:before="0" w:line="240" w:lineRule="auto"/>
               <w:rPr>
-                <w:rFonts w:cs="BRH Malayalam Extra"/>
+                <w:rFonts w:ascii="BRH Malayalam Extra" w:hAnsi="BRH Malayalam Extra" w:cs="BRH Malayalam Extra"/>
+                <w:sz w:val="32"/>
                 <w:szCs w:val="40"/>
               </w:rPr>
             </w:pPr>
+            <w:r>
+              <w:rPr>
+                <w:rFonts w:cs="BRH Malayalam Extra"/>
+                <w:szCs w:val="40"/>
+              </w:rPr>
+              <w:t>36</w:t>
+            </w:r>
+            <w:r>
+              <w:rPr>
+                <w:rFonts w:ascii="BRH Malayalam Extra" w:hAnsi="BRH Malayalam Extra" w:cs="BRH Malayalam Extra"/>
+                <w:sz w:val="32"/>
+                <w:szCs w:val="40"/>
+              </w:rPr>
+              <w:t>)</w:t>
+            </w:r>
+            <w:r>
+              <w:rPr>
+                <w:rFonts w:ascii="BRH Malayalam Extra" w:hAnsi="BRH Malayalam Extra" w:cs="BRH Malayalam Extra"/>
+                <w:sz w:val="32"/>
+                <w:szCs w:val="40"/>
+              </w:rPr>
+              <w:tab/>
+            </w:r>
+            <w:r>
+              <w:rPr>
+                <w:rFonts w:cs="BRH Malayalam Extra"/>
+                <w:szCs w:val="40"/>
+              </w:rPr>
+              <w:t>1</w:t>
+            </w:r>
+            <w:r>
+              <w:rPr>
+                <w:rFonts w:ascii="BRH Malayalam Extra" w:hAnsi="BRH Malayalam Extra" w:cs="BRH Malayalam Extra"/>
+                <w:sz w:val="32"/>
+                <w:szCs w:val="40"/>
+              </w:rPr>
+              <w:t>.</w:t>
+            </w:r>
+            <w:r>
+              <w:rPr>
+                <w:rFonts w:cs="BRH Malayalam Extra"/>
+                <w:szCs w:val="40"/>
+              </w:rPr>
+              <w:t>5</w:t>
+            </w:r>
+            <w:r>
+              <w:rPr>
+                <w:rFonts w:ascii="BRH Malayalam Extra" w:hAnsi="BRH Malayalam Extra" w:cs="BRH Malayalam Extra"/>
+                <w:sz w:val="32"/>
+                <w:szCs w:val="40"/>
+              </w:rPr>
+              <w:t>.</w:t>
+            </w:r>
+            <w:r>
+              <w:rPr>
+                <w:rFonts w:cs="BRH Malayalam Extra"/>
+                <w:szCs w:val="40"/>
+              </w:rPr>
+              <w:t>11</w:t>
+            </w:r>
+            <w:r>
+              <w:rPr>
+                <w:rFonts w:ascii="BRH Malayalam Extra" w:hAnsi="BRH Malayalam Extra" w:cs="BRH Malayalam Extra"/>
+                <w:sz w:val="32"/>
+                <w:szCs w:val="40"/>
+              </w:rPr>
+              <w:t>.</w:t>
+            </w:r>
+            <w:r>
+              <w:rPr>
+                <w:rFonts w:cs="BRH Malayalam Extra"/>
+                <w:szCs w:val="40"/>
+              </w:rPr>
+              <w:t>3</w:t>
+            </w:r>
+            <w:r>
+              <w:rPr>
+                <w:rFonts w:ascii="BRH Malayalam Extra" w:hAnsi="BRH Malayalam Extra" w:cs="BRH Malayalam Extra"/>
+                <w:sz w:val="32"/>
+                <w:szCs w:val="40"/>
+              </w:rPr>
+              <w:t>(</w:t>
+            </w:r>
+            <w:r>
+              <w:rPr>
+                <w:rFonts w:cs="BRH Malayalam Extra"/>
+                <w:szCs w:val="40"/>
+              </w:rPr>
+              <w:t>33</w:t>
+            </w:r>
+            <w:r>
+              <w:rPr>
+                <w:rFonts w:ascii="BRH Malayalam Extra" w:hAnsi="BRH Malayalam Extra" w:cs="BRH Malayalam Extra"/>
+                <w:sz w:val="32"/>
+                <w:szCs w:val="40"/>
+              </w:rPr>
+              <w:t>)-  öe</w:t>
+            </w:r>
+            <w:r>
+              <w:rPr>
+                <w:rFonts w:ascii="BRH Malayalam Extra" w:hAnsi="BRH Malayalam Extra" w:cs="BRH Malayalam Extra"/>
+                <w:sz w:val="27"/>
+                <w:szCs w:val="40"/>
+              </w:rPr>
+              <w:t>–</w:t>
+            </w:r>
+            <w:r>
+              <w:rPr>
+                <w:rFonts w:ascii="BRH Malayalam Extra" w:hAnsi="BRH Malayalam Extra" w:cs="BRH Malayalam Extra"/>
+                <w:sz w:val="32"/>
+                <w:szCs w:val="40"/>
+              </w:rPr>
+              <w:t>¥P</w:t>
+            </w:r>
+            <w:r>
+              <w:rPr>
+                <w:rFonts w:ascii="BRH Malayalam Extra" w:hAnsi="BRH Malayalam Extra" w:cs="BRH Malayalam Extra"/>
+                <w:sz w:val="27"/>
+                <w:szCs w:val="40"/>
+              </w:rPr>
+              <w:t>–</w:t>
+            </w:r>
+            <w:r>
+              <w:rPr>
+                <w:rFonts w:ascii="BRH Malayalam Extra" w:hAnsi="BRH Malayalam Extra" w:cs="BRH Malayalam Extra"/>
+                <w:sz w:val="32"/>
+                <w:szCs w:val="40"/>
+                <w:highlight w:val="yellow"/>
+              </w:rPr>
+              <w:t>Z</w:t>
+            </w:r>
+            <w:r>
+              <w:rPr>
+                <w:rFonts w:ascii="BRH Malayalam Extra" w:hAnsi="BRH Malayalam Extra" w:cs="BRH Malayalam Extra"/>
+                <w:sz w:val="32"/>
+                <w:szCs w:val="40"/>
+              </w:rPr>
+              <w:t>J | kxRË§— |</w:t>
+            </w:r>
           </w:p>
           <w:p>
             <w:pPr>
@@ -30815,159 +30224,11 @@
             </w:pPr>
             <w:r>
               <w:rPr>
-                <w:rFonts w:cs="BRH Malayalam Extra"/>
-                <w:szCs w:val="40"/>
-              </w:rPr>
-              <w:t>35</w:t>
-            </w:r>
-            <w:r>
-              <w:rPr>
-                <w:rFonts w:ascii="BRH Malayalam Extra" w:hAnsi="BRH Malayalam Extra" w:cs="BRH Malayalam Extra"/>
-                <w:sz w:val="32"/>
-                <w:szCs w:val="40"/>
-              </w:rPr>
-              <w:t>)</w:t>
-            </w:r>
-            <w:r>
-              <w:rPr>
-                <w:rFonts w:ascii="BRH Malayalam Extra" w:hAnsi="BRH Malayalam Extra" w:cs="BRH Malayalam Extra"/>
-                <w:sz w:val="32"/>
-                <w:szCs w:val="40"/>
-              </w:rPr>
-              <w:tab/>
-            </w:r>
-            <w:r>
-              <w:rPr>
-                <w:rFonts w:cs="BRH Malayalam Extra"/>
-                <w:szCs w:val="40"/>
-              </w:rPr>
-              <w:t>1</w:t>
-            </w:r>
-            <w:r>
-              <w:rPr>
-                <w:rFonts w:ascii="BRH Malayalam Extra" w:hAnsi="BRH Malayalam Extra" w:cs="BRH Malayalam Extra"/>
-                <w:sz w:val="32"/>
-                <w:szCs w:val="40"/>
-              </w:rPr>
-              <w:t>.</w:t>
-            </w:r>
-            <w:r>
-              <w:rPr>
-                <w:rFonts w:cs="BRH Malayalam Extra"/>
-                <w:szCs w:val="40"/>
-              </w:rPr>
-              <w:t>5</w:t>
-            </w:r>
-            <w:r>
-              <w:rPr>
-                <w:rFonts w:ascii="BRH Malayalam Extra" w:hAnsi="BRH Malayalam Extra" w:cs="BRH Malayalam Extra"/>
-                <w:sz w:val="32"/>
-                <w:szCs w:val="40"/>
-              </w:rPr>
-              <w:t>.</w:t>
-            </w:r>
-            <w:r>
-              <w:rPr>
-                <w:rFonts w:cs="BRH Malayalam Extra"/>
-                <w:szCs w:val="40"/>
-              </w:rPr>
-              <w:t>11</w:t>
-            </w:r>
-            <w:r>
-              <w:rPr>
-                <w:rFonts w:ascii="BRH Malayalam Extra" w:hAnsi="BRH Malayalam Extra" w:cs="BRH Malayalam Extra"/>
-                <w:sz w:val="32"/>
-                <w:szCs w:val="40"/>
-              </w:rPr>
-              <w:t>.</w:t>
-            </w:r>
-            <w:r>
-              <w:rPr>
-                <w:rFonts w:cs="BRH Malayalam Extra"/>
-                <w:szCs w:val="40"/>
-              </w:rPr>
-              <w:t>3</w:t>
-            </w:r>
-            <w:r>
-              <w:rPr>
-                <w:rFonts w:ascii="BRH Malayalam Extra" w:hAnsi="BRH Malayalam Extra" w:cs="BRH Malayalam Extra"/>
-                <w:sz w:val="32"/>
-                <w:szCs w:val="40"/>
-              </w:rPr>
-              <w:t>(</w:t>
-            </w:r>
-            <w:r>
-              <w:rPr>
-                <w:rFonts w:cs="BRH Malayalam Extra"/>
-                <w:szCs w:val="40"/>
-              </w:rPr>
-              <w:t>32</w:t>
-            </w:r>
-            <w:r>
-              <w:rPr>
-                <w:rFonts w:ascii="BRH Malayalam Extra" w:hAnsi="BRH Malayalam Extra" w:cs="BRH Malayalam Extra"/>
-                <w:sz w:val="32"/>
-                <w:szCs w:val="40"/>
-              </w:rPr>
-              <w:t>)</w:t>
-            </w:r>
-            <w:proofErr w:type="gramStart"/>
-            <w:r>
-              <w:rPr>
-                <w:rFonts w:ascii="BRH Malayalam Extra" w:hAnsi="BRH Malayalam Extra" w:cs="BRH Malayalam Extra"/>
-                <w:sz w:val="32"/>
-                <w:szCs w:val="40"/>
-              </w:rPr>
-              <w:t>-  A</w:t>
-            </w:r>
-            <w:proofErr w:type="gramEnd"/>
-            <w:r>
-              <w:rPr>
-                <w:rFonts w:ascii="BRH Malayalam Extra" w:hAnsi="BRH Malayalam Extra" w:cs="BRH Malayalam Extra"/>
-                <w:sz w:val="27"/>
-                <w:szCs w:val="40"/>
-              </w:rPr>
-              <w:t>–</w:t>
-            </w:r>
-            <w:r>
-              <w:rPr>
-                <w:rFonts w:ascii="BRH Malayalam Extra" w:hAnsi="BRH Malayalam Extra" w:cs="BRH Malayalam Extra"/>
-                <w:sz w:val="32"/>
-                <w:szCs w:val="40"/>
-              </w:rPr>
-              <w:t>s¡</w:t>
-            </w:r>
-            <w:r>
-              <w:rPr>
-                <w:rFonts w:ascii="BRH Malayalam Extra" w:hAnsi="BRH Malayalam Extra" w:cs="BRH Malayalam Extra"/>
-                <w:sz w:val="27"/>
-                <w:szCs w:val="40"/>
-              </w:rPr>
-              <w:t>–</w:t>
-            </w:r>
-            <w:r>
-              <w:rPr>
-                <w:rFonts w:ascii="BRH Malayalam Extra" w:hAnsi="BRH Malayalam Extra" w:cs="BRH Malayalam Extra"/>
-                <w:sz w:val="32"/>
-                <w:szCs w:val="40"/>
-              </w:rPr>
-              <w:t>k</w:t>
-            </w:r>
-            <w:r>
-              <w:rPr>
-                <w:rFonts w:ascii="BRH Malayalam Extra" w:hAnsi="BRH Malayalam Extra" w:cs="BRH Malayalam Extra"/>
-                <w:sz w:val="27"/>
-                <w:szCs w:val="40"/>
-              </w:rPr>
-              <w:t>–</w:t>
-            </w:r>
-            <w:r>
-              <w:rPr>
-                <w:rFonts w:ascii="BRH Malayalam Extra" w:hAnsi="BRH Malayalam Extra" w:cs="BRH Malayalam Extra"/>
-                <w:sz w:val="32"/>
-                <w:szCs w:val="40"/>
-              </w:rPr>
-              <w:t xml:space="preserve"> | öe</w:t>
+                <w:rFonts w:ascii="BRH Malayalam Extra" w:hAnsi="BRH Malayalam Extra" w:cs="BRH Malayalam Extra"/>
+                <w:sz w:val="32"/>
+                <w:szCs w:val="40"/>
+              </w:rPr>
+              <w:t>öe</w:t>
             </w:r>
             <w:r>
               <w:rPr>
@@ -30990,25 +30251,102 @@
                 <w:rFonts w:ascii="BRH Malayalam Extra" w:hAnsi="BRH Malayalam Extra" w:cs="BRH Malayalam Extra"/>
                 <w:sz w:val="27"/>
                 <w:szCs w:val="40"/>
-              </w:rPr>
-              <w:t>–</w:t>
-            </w:r>
-            <w:r>
-              <w:rPr>
-                <w:rFonts w:ascii="BRH Malayalam Extra" w:hAnsi="BRH Malayalam Extra" w:cs="BRH Malayalam Extra"/>
-                <w:sz w:val="32"/>
-                <w:szCs w:val="40"/>
                 <w:highlight w:val="yellow"/>
               </w:rPr>
-              <w:t>Z</w:t>
-            </w:r>
-            <w:r>
-              <w:rPr>
-                <w:rFonts w:ascii="BRH Malayalam Extra" w:hAnsi="BRH Malayalam Extra" w:cs="BRH Malayalam Extra"/>
-                <w:sz w:val="32"/>
-                <w:szCs w:val="40"/>
-              </w:rPr>
-              <w:t>J |</w:t>
+              <w:t>–</w:t>
+            </w:r>
+            <w:r>
+              <w:rPr>
+                <w:rFonts w:ascii="BRH Malayalam Extra" w:hAnsi="BRH Malayalam Extra" w:cs="BRH Malayalam Extra"/>
+                <w:sz w:val="32"/>
+                <w:szCs w:val="40"/>
+                <w:highlight w:val="yellow"/>
+              </w:rPr>
+              <w:t>¥Zx</w:t>
+            </w:r>
+            <w:r>
+              <w:rPr>
+                <w:rFonts w:ascii="BRH Malayalam Extra" w:hAnsi="BRH Malayalam Extra" w:cs="BRH Malayalam Extra"/>
+                <w:sz w:val="32"/>
+                <w:szCs w:val="40"/>
+              </w:rPr>
+              <w:t xml:space="preserve"> kxR</w:t>
+            </w:r>
+            <w:r>
+              <w:rPr>
+                <w:rFonts w:ascii="BRH Malayalam Extra" w:hAnsi="BRH Malayalam Extra" w:cs="BRH Malayalam Extra"/>
+                <w:sz w:val="27"/>
+                <w:szCs w:val="40"/>
+              </w:rPr>
+              <w:t>–</w:t>
+            </w:r>
+            <w:r>
+              <w:rPr>
+                <w:rFonts w:ascii="BRH Malayalam Extra" w:hAnsi="BRH Malayalam Extra" w:cs="BRH Malayalam Extra"/>
+                <w:sz w:val="32"/>
+                <w:szCs w:val="40"/>
+              </w:rPr>
+              <w:t>© kxR—© öe</w:t>
+            </w:r>
+            <w:r>
+              <w:rPr>
+                <w:rFonts w:ascii="BRH Malayalam Extra" w:hAnsi="BRH Malayalam Extra" w:cs="BRH Malayalam Extra"/>
+                <w:sz w:val="32"/>
+                <w:szCs w:val="40"/>
+                <w:highlight w:val="yellow"/>
+              </w:rPr>
+              <w:t>¥P</w:t>
+            </w:r>
+            <w:r>
+              <w:rPr>
+                <w:rFonts w:ascii="BRH Malayalam Extra" w:hAnsi="BRH Malayalam Extra" w:cs="BRH Malayalam Extra"/>
+                <w:sz w:val="27"/>
+                <w:szCs w:val="40"/>
+              </w:rPr>
+              <w:t>–</w:t>
+            </w:r>
+            <w:r>
+              <w:rPr>
+                <w:rFonts w:ascii="BRH Malayalam Extra" w:hAnsi="BRH Malayalam Extra" w:cs="BRH Malayalam Extra"/>
+                <w:sz w:val="32"/>
+                <w:szCs w:val="40"/>
+              </w:rPr>
+              <w:t xml:space="preserve">ZJ </w:t>
+            </w:r>
+            <w:r>
+              <w:rPr>
+                <w:rFonts w:ascii="BRH Malayalam Extra" w:hAnsi="BRH Malayalam Extra" w:cs="BRH Malayalam Extra"/>
+                <w:sz w:val="32"/>
+                <w:szCs w:val="40"/>
+                <w:highlight w:val="yellow"/>
+              </w:rPr>
+              <w:t>öe—¥P</w:t>
+            </w:r>
+            <w:r>
+              <w:rPr>
+                <w:rFonts w:ascii="BRH Malayalam Extra" w:hAnsi="BRH Malayalam Extra" w:cs="BRH Malayalam Extra"/>
+                <w:sz w:val="27"/>
+                <w:szCs w:val="40"/>
+                <w:highlight w:val="yellow"/>
+              </w:rPr>
+              <w:t>–</w:t>
+            </w:r>
+            <w:r>
+              <w:rPr>
+                <w:rFonts w:ascii="BRH Malayalam Extra" w:hAnsi="BRH Malayalam Extra" w:cs="BRH Malayalam Extra"/>
+                <w:sz w:val="32"/>
+                <w:szCs w:val="40"/>
+                <w:highlight w:val="yellow"/>
+              </w:rPr>
+              <w:t>¥Zx</w:t>
+            </w:r>
+            <w:r>
+              <w:rPr>
+                <w:rFonts w:ascii="BRH Malayalam Extra" w:hAnsi="BRH Malayalam Extra" w:cs="BRH Malayalam Extra"/>
+                <w:sz w:val="32"/>
+                <w:szCs w:val="40"/>
+              </w:rPr>
+              <w:t xml:space="preserve"> kxRË§— | </w:t>
             </w:r>
           </w:p>
           <w:p>
@@ -31026,217 +30364,10 @@
             </w:pPr>
             <w:r>
               <w:rPr>
-                <w:rFonts w:ascii="BRH Malayalam Extra" w:hAnsi="BRH Malayalam Extra" w:cs="BRH Malayalam Extra"/>
-                <w:sz w:val="32"/>
-                <w:szCs w:val="40"/>
-              </w:rPr>
-              <w:t>A</w:t>
-            </w:r>
-            <w:r>
-              <w:rPr>
-                <w:rFonts w:ascii="BRH Malayalam Extra" w:hAnsi="BRH Malayalam Extra" w:cs="BRH Malayalam Extra"/>
-                <w:sz w:val="27"/>
-                <w:szCs w:val="40"/>
-              </w:rPr>
-              <w:t>–</w:t>
-            </w:r>
-            <w:r>
-              <w:rPr>
-                <w:rFonts w:ascii="BRH Malayalam Extra" w:hAnsi="BRH Malayalam Extra" w:cs="BRH Malayalam Extra"/>
-                <w:sz w:val="32"/>
-                <w:szCs w:val="40"/>
-              </w:rPr>
-              <w:t>s¡</w:t>
-            </w:r>
-            <w:r>
-              <w:rPr>
-                <w:rFonts w:ascii="BRH Malayalam Extra" w:hAnsi="BRH Malayalam Extra" w:cs="BRH Malayalam Extra"/>
-                <w:sz w:val="27"/>
-                <w:szCs w:val="40"/>
-              </w:rPr>
-              <w:t>–</w:t>
-            </w:r>
-            <w:r>
-              <w:rPr>
-                <w:rFonts w:ascii="BRH Malayalam Extra" w:hAnsi="BRH Malayalam Extra" w:cs="BRH Malayalam Extra"/>
-                <w:sz w:val="32"/>
-                <w:szCs w:val="40"/>
-              </w:rPr>
-              <w:t>k</w:t>
-            </w:r>
-            <w:r>
-              <w:rPr>
-                <w:rFonts w:ascii="BRH Malayalam Extra" w:hAnsi="BRH Malayalam Extra" w:cs="BRH Malayalam Extra"/>
-                <w:sz w:val="27"/>
-                <w:szCs w:val="40"/>
-              </w:rPr>
-              <w:t>–</w:t>
-            </w:r>
-            <w:r>
-              <w:rPr>
-                <w:rFonts w:ascii="BRH Malayalam Extra" w:hAnsi="BRH Malayalam Extra" w:cs="BRH Malayalam Extra"/>
-                <w:sz w:val="32"/>
-                <w:szCs w:val="40"/>
-              </w:rPr>
-              <w:t xml:space="preserve"> öe</w:t>
-            </w:r>
-            <w:r>
-              <w:rPr>
-                <w:rFonts w:ascii="BRH Malayalam Extra" w:hAnsi="BRH Malayalam Extra" w:cs="BRH Malayalam Extra"/>
-                <w:sz w:val="27"/>
-                <w:szCs w:val="40"/>
-              </w:rPr>
-              <w:t>–</w:t>
-            </w:r>
-            <w:r>
-              <w:rPr>
-                <w:rFonts w:ascii="BRH Malayalam Extra" w:hAnsi="BRH Malayalam Extra" w:cs="BRH Malayalam Extra"/>
-                <w:sz w:val="32"/>
-                <w:szCs w:val="40"/>
-              </w:rPr>
-              <w:t>¥P</w:t>
-            </w:r>
-            <w:r>
-              <w:rPr>
-                <w:rFonts w:ascii="BRH Malayalam Extra" w:hAnsi="BRH Malayalam Extra" w:cs="BRH Malayalam Extra"/>
-                <w:sz w:val="27"/>
-                <w:szCs w:val="40"/>
-                <w:highlight w:val="yellow"/>
-              </w:rPr>
-              <w:t>–</w:t>
-            </w:r>
-            <w:r>
-              <w:rPr>
-                <w:rFonts w:ascii="BRH Malayalam Extra" w:hAnsi="BRH Malayalam Extra" w:cs="BRH Malayalam Extra"/>
-                <w:sz w:val="32"/>
-                <w:szCs w:val="40"/>
-                <w:highlight w:val="yellow"/>
-              </w:rPr>
-              <w:t>Z</w:t>
-            </w:r>
-            <w:r>
-              <w:rPr>
-                <w:rFonts w:ascii="BRH Malayalam Extra" w:hAnsi="BRH Malayalam Extra" w:cs="BRH Malayalam Extra"/>
-                <w:sz w:val="32"/>
-                <w:szCs w:val="40"/>
-              </w:rPr>
-              <w:t xml:space="preserve">J </w:t>
-            </w:r>
-            <w:r>
-              <w:rPr>
-                <w:rFonts w:ascii="BRH Malayalam Extra" w:hAnsi="BRH Malayalam Extra" w:cs="BRH Malayalam Extra"/>
-                <w:sz w:val="32"/>
-                <w:szCs w:val="40"/>
-                <w:highlight w:val="yellow"/>
-              </w:rPr>
-              <w:t>öe—¥P</w:t>
-            </w:r>
-            <w:r>
-              <w:rPr>
-                <w:rFonts w:ascii="BRH Malayalam Extra" w:hAnsi="BRH Malayalam Extra" w:cs="BRH Malayalam Extra"/>
-                <w:sz w:val="27"/>
-                <w:szCs w:val="40"/>
-                <w:highlight w:val="yellow"/>
-              </w:rPr>
-              <w:t>–</w:t>
-            </w:r>
-            <w:r>
-              <w:rPr>
-                <w:rFonts w:ascii="BRH Malayalam Extra" w:hAnsi="BRH Malayalam Extra" w:cs="BRH Malayalam Extra"/>
-                <w:sz w:val="32"/>
-                <w:szCs w:val="40"/>
-                <w:highlight w:val="yellow"/>
-              </w:rPr>
-              <w:t>¥Zx</w:t>
-            </w:r>
-            <w:r>
-              <w:rPr>
-                <w:rFonts w:ascii="BRH Malayalam Extra" w:hAnsi="BRH Malayalam Extra" w:cs="BRH Malayalam Extra"/>
-                <w:sz w:val="32"/>
-                <w:szCs w:val="40"/>
-              </w:rPr>
-              <w:t xml:space="preserve"> </w:t>
-            </w:r>
-            <w:r>
-              <w:rPr>
-                <w:rFonts w:ascii="BRH Malayalam Extra" w:hAnsi="BRH Malayalam Extra" w:cs="BRH Malayalam Extra"/>
-                <w:sz w:val="32"/>
-                <w:szCs w:val="40"/>
-                <w:highlight w:val="yellow"/>
-              </w:rPr>
-              <w:t>A—s¡kxs¡k</w:t>
-            </w:r>
-            <w:r>
-              <w:rPr>
-                <w:rFonts w:ascii="BRH Malayalam Extra" w:hAnsi="BRH Malayalam Extra" w:cs="BRH Malayalam Extra"/>
-                <w:sz w:val="32"/>
-                <w:szCs w:val="40"/>
-              </w:rPr>
-              <w:t xml:space="preserve"> </w:t>
-            </w:r>
-            <w:r>
-              <w:rPr>
-                <w:rFonts w:ascii="BRH Malayalam Extra" w:hAnsi="BRH Malayalam Extra" w:cs="BRH Malayalam Extra"/>
-                <w:sz w:val="32"/>
-                <w:szCs w:val="40"/>
-                <w:highlight w:val="yellow"/>
-              </w:rPr>
-              <w:t>öe</w:t>
-            </w:r>
-            <w:r>
-              <w:rPr>
-                <w:rFonts w:ascii="BRH Malayalam Extra" w:hAnsi="BRH Malayalam Extra" w:cs="BRH Malayalam Extra"/>
-                <w:sz w:val="32"/>
-                <w:szCs w:val="40"/>
-              </w:rPr>
-              <w:t>¥P</w:t>
-            </w:r>
-            <w:r>
-              <w:rPr>
-                <w:rFonts w:ascii="BRH Malayalam Extra" w:hAnsi="BRH Malayalam Extra" w:cs="BRH Malayalam Extra"/>
-                <w:sz w:val="27"/>
-                <w:szCs w:val="40"/>
-                <w:highlight w:val="yellow"/>
-              </w:rPr>
-              <w:t>–</w:t>
-            </w:r>
-            <w:r>
-              <w:rPr>
-                <w:rFonts w:ascii="BRH Malayalam Extra" w:hAnsi="BRH Malayalam Extra" w:cs="BRH Malayalam Extra"/>
-                <w:sz w:val="32"/>
-                <w:szCs w:val="40"/>
-                <w:highlight w:val="yellow"/>
-              </w:rPr>
-              <w:t>Z</w:t>
-            </w:r>
-            <w:r>
-              <w:rPr>
-                <w:rFonts w:ascii="BRH Malayalam Extra" w:hAnsi="BRH Malayalam Extra" w:cs="BRH Malayalam Extra"/>
-                <w:sz w:val="32"/>
-                <w:szCs w:val="40"/>
-              </w:rPr>
-              <w:t xml:space="preserve">J | </w:t>
-            </w:r>
-          </w:p>
-          <w:p>
-            <w:pPr>
-              <w:widowControl w:val="0"/>
-              <w:autoSpaceDE w:val="0"/>
-              <w:autoSpaceDN w:val="0"/>
-              <w:adjustRightInd w:val="0"/>
-              <w:spacing w:before="0" w:line="240" w:lineRule="auto"/>
-              <w:rPr>
-                <w:rFonts w:ascii="BRH Malayalam Extra" w:hAnsi="BRH Malayalam Extra" w:cs="BRH Malayalam Extra"/>
-                <w:sz w:val="32"/>
-                <w:szCs w:val="40"/>
-              </w:rPr>
-            </w:pPr>
-            <w:r>
-              <w:rPr>
-                <w:rFonts w:cs="BRH Malayalam Extra"/>
-                <w:szCs w:val="40"/>
-              </w:rPr>
-              <w:t>36</w:t>
+                <w:rFonts w:cs="BRH Malayalam Extra"/>
+                <w:szCs w:val="40"/>
+              </w:rPr>
+              <w:t>37</w:t>
             </w:r>
             <w:r>
               <w:rPr>
@@ -31327,321 +30458,8 @@
                 <w:sz w:val="32"/>
                 <w:szCs w:val="40"/>
               </w:rPr>
-              <w:t>)</w:t>
-            </w:r>
-            <w:proofErr w:type="gramStart"/>
-            <w:r>
-              <w:rPr>
-                <w:rFonts w:ascii="BRH Malayalam Extra" w:hAnsi="BRH Malayalam Extra" w:cs="BRH Malayalam Extra"/>
-                <w:sz w:val="32"/>
-                <w:szCs w:val="40"/>
-              </w:rPr>
-              <w:t>-  öe</w:t>
-            </w:r>
-            <w:proofErr w:type="gramEnd"/>
-            <w:r>
-              <w:rPr>
-                <w:rFonts w:ascii="BRH Malayalam Extra" w:hAnsi="BRH Malayalam Extra" w:cs="BRH Malayalam Extra"/>
-                <w:sz w:val="27"/>
-                <w:szCs w:val="40"/>
-              </w:rPr>
-              <w:t>–</w:t>
-            </w:r>
-            <w:r>
-              <w:rPr>
-                <w:rFonts w:ascii="BRH Malayalam Extra" w:hAnsi="BRH Malayalam Extra" w:cs="BRH Malayalam Extra"/>
-                <w:sz w:val="32"/>
-                <w:szCs w:val="40"/>
-              </w:rPr>
-              <w:t>¥P</w:t>
-            </w:r>
-            <w:r>
-              <w:rPr>
-                <w:rFonts w:ascii="BRH Malayalam Extra" w:hAnsi="BRH Malayalam Extra" w:cs="BRH Malayalam Extra"/>
-                <w:sz w:val="27"/>
-                <w:szCs w:val="40"/>
-              </w:rPr>
-              <w:t>–</w:t>
-            </w:r>
-            <w:r>
-              <w:rPr>
-                <w:rFonts w:ascii="BRH Malayalam Extra" w:hAnsi="BRH Malayalam Extra" w:cs="BRH Malayalam Extra"/>
-                <w:sz w:val="32"/>
-                <w:szCs w:val="40"/>
-                <w:highlight w:val="yellow"/>
-              </w:rPr>
-              <w:t>Z</w:t>
-            </w:r>
-            <w:r>
-              <w:rPr>
-                <w:rFonts w:ascii="BRH Malayalam Extra" w:hAnsi="BRH Malayalam Extra" w:cs="BRH Malayalam Extra"/>
-                <w:sz w:val="32"/>
-                <w:szCs w:val="40"/>
-              </w:rPr>
-              <w:t>J | kxRË§— |</w:t>
-            </w:r>
-          </w:p>
-          <w:p>
-            <w:pPr>
-              <w:widowControl w:val="0"/>
-              <w:autoSpaceDE w:val="0"/>
-              <w:autoSpaceDN w:val="0"/>
-              <w:adjustRightInd w:val="0"/>
-              <w:spacing w:before="0" w:line="240" w:lineRule="auto"/>
-              <w:rPr>
-                <w:rFonts w:ascii="BRH Malayalam Extra" w:hAnsi="BRH Malayalam Extra" w:cs="BRH Malayalam Extra"/>
-                <w:sz w:val="32"/>
-                <w:szCs w:val="40"/>
-              </w:rPr>
-            </w:pPr>
-            <w:r>
-              <w:rPr>
-                <w:rFonts w:ascii="BRH Malayalam Extra" w:hAnsi="BRH Malayalam Extra" w:cs="BRH Malayalam Extra"/>
-                <w:sz w:val="32"/>
-                <w:szCs w:val="40"/>
-              </w:rPr>
-              <w:t>öe</w:t>
-            </w:r>
-            <w:r>
-              <w:rPr>
-                <w:rFonts w:ascii="BRH Malayalam Extra" w:hAnsi="BRH Malayalam Extra" w:cs="BRH Malayalam Extra"/>
-                <w:sz w:val="27"/>
-                <w:szCs w:val="40"/>
-              </w:rPr>
-              <w:t>–</w:t>
-            </w:r>
-            <w:r>
-              <w:rPr>
-                <w:rFonts w:ascii="BRH Malayalam Extra" w:hAnsi="BRH Malayalam Extra" w:cs="BRH Malayalam Extra"/>
-                <w:sz w:val="32"/>
-                <w:szCs w:val="40"/>
-              </w:rPr>
-              <w:t>¥P</w:t>
-            </w:r>
-            <w:r>
-              <w:rPr>
-                <w:rFonts w:ascii="BRH Malayalam Extra" w:hAnsi="BRH Malayalam Extra" w:cs="BRH Malayalam Extra"/>
-                <w:sz w:val="27"/>
-                <w:szCs w:val="40"/>
-                <w:highlight w:val="yellow"/>
-              </w:rPr>
-              <w:t>–</w:t>
-            </w:r>
-            <w:r>
-              <w:rPr>
-                <w:rFonts w:ascii="BRH Malayalam Extra" w:hAnsi="BRH Malayalam Extra" w:cs="BRH Malayalam Extra"/>
-                <w:sz w:val="32"/>
-                <w:szCs w:val="40"/>
-                <w:highlight w:val="yellow"/>
-              </w:rPr>
-              <w:t>¥Zx</w:t>
-            </w:r>
-            <w:r>
-              <w:rPr>
-                <w:rFonts w:ascii="BRH Malayalam Extra" w:hAnsi="BRH Malayalam Extra" w:cs="BRH Malayalam Extra"/>
-                <w:sz w:val="32"/>
-                <w:szCs w:val="40"/>
-              </w:rPr>
-              <w:t xml:space="preserve"> kxR</w:t>
-            </w:r>
-            <w:r>
-              <w:rPr>
-                <w:rFonts w:ascii="BRH Malayalam Extra" w:hAnsi="BRH Malayalam Extra" w:cs="BRH Malayalam Extra"/>
-                <w:sz w:val="27"/>
-                <w:szCs w:val="40"/>
-              </w:rPr>
-              <w:t>–</w:t>
-            </w:r>
-            <w:r>
-              <w:rPr>
-                <w:rFonts w:ascii="BRH Malayalam Extra" w:hAnsi="BRH Malayalam Extra" w:cs="BRH Malayalam Extra"/>
-                <w:sz w:val="32"/>
-                <w:szCs w:val="40"/>
-              </w:rPr>
-              <w:t>© kxR—© öe</w:t>
-            </w:r>
-            <w:r>
-              <w:rPr>
-                <w:rFonts w:ascii="BRH Malayalam Extra" w:hAnsi="BRH Malayalam Extra" w:cs="BRH Malayalam Extra"/>
-                <w:sz w:val="32"/>
-                <w:szCs w:val="40"/>
-                <w:highlight w:val="yellow"/>
-              </w:rPr>
-              <w:t>¥P</w:t>
-            </w:r>
-            <w:r>
-              <w:rPr>
-                <w:rFonts w:ascii="BRH Malayalam Extra" w:hAnsi="BRH Malayalam Extra" w:cs="BRH Malayalam Extra"/>
-                <w:sz w:val="27"/>
-                <w:szCs w:val="40"/>
-              </w:rPr>
-              <w:t>–</w:t>
-            </w:r>
-            <w:r>
-              <w:rPr>
-                <w:rFonts w:ascii="BRH Malayalam Extra" w:hAnsi="BRH Malayalam Extra" w:cs="BRH Malayalam Extra"/>
-                <w:sz w:val="32"/>
-                <w:szCs w:val="40"/>
-              </w:rPr>
-              <w:t xml:space="preserve">ZJ </w:t>
-            </w:r>
-            <w:r>
-              <w:rPr>
-                <w:rFonts w:ascii="BRH Malayalam Extra" w:hAnsi="BRH Malayalam Extra" w:cs="BRH Malayalam Extra"/>
-                <w:sz w:val="32"/>
-                <w:szCs w:val="40"/>
-                <w:highlight w:val="yellow"/>
-              </w:rPr>
-              <w:t>öe—¥P</w:t>
-            </w:r>
-            <w:r>
-              <w:rPr>
-                <w:rFonts w:ascii="BRH Malayalam Extra" w:hAnsi="BRH Malayalam Extra" w:cs="BRH Malayalam Extra"/>
-                <w:sz w:val="27"/>
-                <w:szCs w:val="40"/>
-                <w:highlight w:val="yellow"/>
-              </w:rPr>
-              <w:t>–</w:t>
-            </w:r>
-            <w:r>
-              <w:rPr>
-                <w:rFonts w:ascii="BRH Malayalam Extra" w:hAnsi="BRH Malayalam Extra" w:cs="BRH Malayalam Extra"/>
-                <w:sz w:val="32"/>
-                <w:szCs w:val="40"/>
-                <w:highlight w:val="yellow"/>
-              </w:rPr>
-              <w:t>¥Zx</w:t>
-            </w:r>
-            <w:r>
-              <w:rPr>
-                <w:rFonts w:ascii="BRH Malayalam Extra" w:hAnsi="BRH Malayalam Extra" w:cs="BRH Malayalam Extra"/>
-                <w:sz w:val="32"/>
-                <w:szCs w:val="40"/>
-              </w:rPr>
-              <w:t xml:space="preserve"> kxRË§— | </w:t>
-            </w:r>
-          </w:p>
-          <w:p>
-            <w:pPr>
-              <w:widowControl w:val="0"/>
-              <w:autoSpaceDE w:val="0"/>
-              <w:autoSpaceDN w:val="0"/>
-              <w:adjustRightInd w:val="0"/>
-              <w:spacing w:before="0" w:line="240" w:lineRule="auto"/>
-              <w:rPr>
-                <w:rFonts w:ascii="BRH Malayalam Extra" w:hAnsi="BRH Malayalam Extra" w:cs="BRH Malayalam Extra"/>
-                <w:sz w:val="32"/>
-                <w:szCs w:val="40"/>
-              </w:rPr>
-            </w:pPr>
-            <w:r>
-              <w:rPr>
-                <w:rFonts w:cs="BRH Malayalam Extra"/>
-                <w:szCs w:val="40"/>
-              </w:rPr>
-              <w:t>37</w:t>
-            </w:r>
-            <w:r>
-              <w:rPr>
-                <w:rFonts w:ascii="BRH Malayalam Extra" w:hAnsi="BRH Malayalam Extra" w:cs="BRH Malayalam Extra"/>
-                <w:sz w:val="32"/>
-                <w:szCs w:val="40"/>
-              </w:rPr>
-              <w:t>)</w:t>
-            </w:r>
-            <w:r>
-              <w:rPr>
-                <w:rFonts w:ascii="BRH Malayalam Extra" w:hAnsi="BRH Malayalam Extra" w:cs="BRH Malayalam Extra"/>
-                <w:sz w:val="32"/>
-                <w:szCs w:val="40"/>
-              </w:rPr>
-              <w:tab/>
-            </w:r>
-            <w:r>
-              <w:rPr>
-                <w:rFonts w:cs="BRH Malayalam Extra"/>
-                <w:szCs w:val="40"/>
-              </w:rPr>
-              <w:t>1</w:t>
-            </w:r>
-            <w:r>
-              <w:rPr>
-                <w:rFonts w:ascii="BRH Malayalam Extra" w:hAnsi="BRH Malayalam Extra" w:cs="BRH Malayalam Extra"/>
-                <w:sz w:val="32"/>
-                <w:szCs w:val="40"/>
-              </w:rPr>
-              <w:t>.</w:t>
-            </w:r>
-            <w:r>
-              <w:rPr>
-                <w:rFonts w:cs="BRH Malayalam Extra"/>
-                <w:szCs w:val="40"/>
-              </w:rPr>
-              <w:t>5</w:t>
-            </w:r>
-            <w:r>
-              <w:rPr>
-                <w:rFonts w:ascii="BRH Malayalam Extra" w:hAnsi="BRH Malayalam Extra" w:cs="BRH Malayalam Extra"/>
-                <w:sz w:val="32"/>
-                <w:szCs w:val="40"/>
-              </w:rPr>
-              <w:t>.</w:t>
-            </w:r>
-            <w:r>
-              <w:rPr>
-                <w:rFonts w:cs="BRH Malayalam Extra"/>
-                <w:szCs w:val="40"/>
-              </w:rPr>
-              <w:t>11</w:t>
-            </w:r>
-            <w:r>
-              <w:rPr>
-                <w:rFonts w:ascii="BRH Malayalam Extra" w:hAnsi="BRH Malayalam Extra" w:cs="BRH Malayalam Extra"/>
-                <w:sz w:val="32"/>
-                <w:szCs w:val="40"/>
-              </w:rPr>
-              <w:t>.</w:t>
-            </w:r>
-            <w:r>
-              <w:rPr>
-                <w:rFonts w:cs="BRH Malayalam Extra"/>
-                <w:szCs w:val="40"/>
-              </w:rPr>
-              <w:t>3</w:t>
-            </w:r>
-            <w:r>
-              <w:rPr>
-                <w:rFonts w:ascii="BRH Malayalam Extra" w:hAnsi="BRH Malayalam Extra" w:cs="BRH Malayalam Extra"/>
-                <w:sz w:val="32"/>
-                <w:szCs w:val="40"/>
-              </w:rPr>
-              <w:t>(</w:t>
-            </w:r>
-            <w:r>
-              <w:rPr>
-                <w:rFonts w:cs="BRH Malayalam Extra"/>
-                <w:szCs w:val="40"/>
-              </w:rPr>
-              <w:t>33</w:t>
-            </w:r>
-            <w:r>
-              <w:rPr>
-                <w:rFonts w:ascii="BRH Malayalam Extra" w:hAnsi="BRH Malayalam Extra" w:cs="BRH Malayalam Extra"/>
-                <w:sz w:val="32"/>
-                <w:szCs w:val="40"/>
-              </w:rPr>
-              <w:t>)</w:t>
-            </w:r>
-            <w:proofErr w:type="gramStart"/>
-            <w:r>
-              <w:rPr>
-                <w:rFonts w:ascii="BRH Malayalam Extra" w:hAnsi="BRH Malayalam Extra" w:cs="BRH Malayalam Extra"/>
-                <w:sz w:val="32"/>
-                <w:szCs w:val="40"/>
-              </w:rPr>
-              <w:t>-  öe</w:t>
-            </w:r>
-            <w:proofErr w:type="gramEnd"/>
+              <w:t>)-  öe</w:t>
+            </w:r>
             <w:r>
               <w:rPr>
                 <w:rFonts w:ascii="BRH Malayalam Extra" w:hAnsi="BRH Malayalam Extra" w:cs="BRH Malayalam Extra"/>
@@ -31819,10 +30637,207 @@
               <w:adjustRightInd w:val="0"/>
               <w:spacing w:before="0" w:line="240" w:lineRule="auto"/>
               <w:rPr>
-                <w:rFonts w:cs="BRH Malayalam Extra"/>
+                <w:rFonts w:ascii="BRH Malayalam Extra" w:hAnsi="BRH Malayalam Extra" w:cs="BRH Malayalam Extra"/>
+                <w:sz w:val="32"/>
                 <w:szCs w:val="40"/>
               </w:rPr>
             </w:pPr>
+            <w:r>
+              <w:rPr>
+                <w:rFonts w:cs="BRH Malayalam Extra"/>
+                <w:szCs w:val="40"/>
+              </w:rPr>
+              <w:t>35</w:t>
+            </w:r>
+            <w:r>
+              <w:rPr>
+                <w:rFonts w:ascii="BRH Malayalam Extra" w:hAnsi="BRH Malayalam Extra" w:cs="BRH Malayalam Extra"/>
+                <w:sz w:val="32"/>
+                <w:szCs w:val="40"/>
+              </w:rPr>
+              <w:t>)</w:t>
+            </w:r>
+            <w:r>
+              <w:rPr>
+                <w:rFonts w:ascii="BRH Malayalam Extra" w:hAnsi="BRH Malayalam Extra" w:cs="BRH Malayalam Extra"/>
+                <w:sz w:val="32"/>
+                <w:szCs w:val="40"/>
+              </w:rPr>
+              <w:tab/>
+            </w:r>
+            <w:r>
+              <w:rPr>
+                <w:rFonts w:cs="BRH Malayalam Extra"/>
+                <w:szCs w:val="40"/>
+              </w:rPr>
+              <w:t>1</w:t>
+            </w:r>
+            <w:r>
+              <w:rPr>
+                <w:rFonts w:ascii="BRH Malayalam Extra" w:hAnsi="BRH Malayalam Extra" w:cs="BRH Malayalam Extra"/>
+                <w:sz w:val="32"/>
+                <w:szCs w:val="40"/>
+              </w:rPr>
+              <w:t>.</w:t>
+            </w:r>
+            <w:r>
+              <w:rPr>
+                <w:rFonts w:cs="BRH Malayalam Extra"/>
+                <w:szCs w:val="40"/>
+              </w:rPr>
+              <w:t>5</w:t>
+            </w:r>
+            <w:r>
+              <w:rPr>
+                <w:rFonts w:ascii="BRH Malayalam Extra" w:hAnsi="BRH Malayalam Extra" w:cs="BRH Malayalam Extra"/>
+                <w:sz w:val="32"/>
+                <w:szCs w:val="40"/>
+              </w:rPr>
+              <w:t>.</w:t>
+            </w:r>
+            <w:r>
+              <w:rPr>
+                <w:rFonts w:cs="BRH Malayalam Extra"/>
+                <w:szCs w:val="40"/>
+              </w:rPr>
+              <w:t>11</w:t>
+            </w:r>
+            <w:r>
+              <w:rPr>
+                <w:rFonts w:ascii="BRH Malayalam Extra" w:hAnsi="BRH Malayalam Extra" w:cs="BRH Malayalam Extra"/>
+                <w:sz w:val="32"/>
+                <w:szCs w:val="40"/>
+              </w:rPr>
+              <w:t>.</w:t>
+            </w:r>
+            <w:r>
+              <w:rPr>
+                <w:rFonts w:cs="BRH Malayalam Extra"/>
+                <w:szCs w:val="40"/>
+              </w:rPr>
+              <w:t>3</w:t>
+            </w:r>
+            <w:r>
+              <w:rPr>
+                <w:rFonts w:ascii="BRH Malayalam Extra" w:hAnsi="BRH Malayalam Extra" w:cs="BRH Malayalam Extra"/>
+                <w:sz w:val="32"/>
+                <w:szCs w:val="40"/>
+              </w:rPr>
+              <w:t>(</w:t>
+            </w:r>
+            <w:r>
+              <w:rPr>
+                <w:rFonts w:cs="BRH Malayalam Extra"/>
+                <w:szCs w:val="40"/>
+              </w:rPr>
+              <w:t>32</w:t>
+            </w:r>
+            <w:r>
+              <w:rPr>
+                <w:rFonts w:ascii="BRH Malayalam Extra" w:hAnsi="BRH Malayalam Extra" w:cs="BRH Malayalam Extra"/>
+                <w:sz w:val="32"/>
+                <w:szCs w:val="40"/>
+              </w:rPr>
+              <w:t>)-  A</w:t>
+            </w:r>
+            <w:r>
+              <w:rPr>
+                <w:rFonts w:ascii="BRH Malayalam Extra" w:hAnsi="BRH Malayalam Extra" w:cs="BRH Malayalam Extra"/>
+                <w:sz w:val="27"/>
+                <w:szCs w:val="40"/>
+              </w:rPr>
+              <w:t>–</w:t>
+            </w:r>
+            <w:r>
+              <w:rPr>
+                <w:rFonts w:ascii="BRH Malayalam Extra" w:hAnsi="BRH Malayalam Extra" w:cs="BRH Malayalam Extra"/>
+                <w:sz w:val="32"/>
+                <w:szCs w:val="40"/>
+              </w:rPr>
+              <w:t>s¡</w:t>
+            </w:r>
+            <w:r>
+              <w:rPr>
+                <w:rFonts w:ascii="BRH Malayalam Extra" w:hAnsi="BRH Malayalam Extra" w:cs="BRH Malayalam Extra"/>
+                <w:sz w:val="27"/>
+                <w:szCs w:val="40"/>
+              </w:rPr>
+              <w:t>–</w:t>
+            </w:r>
+            <w:r>
+              <w:rPr>
+                <w:rFonts w:ascii="BRH Malayalam Extra" w:hAnsi="BRH Malayalam Extra" w:cs="BRH Malayalam Extra"/>
+                <w:sz w:val="32"/>
+                <w:szCs w:val="40"/>
+              </w:rPr>
+              <w:t>k</w:t>
+            </w:r>
+            <w:r>
+              <w:rPr>
+                <w:rFonts w:ascii="BRH Malayalam Extra" w:hAnsi="BRH Malayalam Extra" w:cs="BRH Malayalam Extra"/>
+                <w:sz w:val="27"/>
+                <w:szCs w:val="40"/>
+              </w:rPr>
+              <w:t>–</w:t>
+            </w:r>
+            <w:r>
+              <w:rPr>
+                <w:rFonts w:ascii="BRH Malayalam Extra" w:hAnsi="BRH Malayalam Extra" w:cs="BRH Malayalam Extra"/>
+                <w:sz w:val="32"/>
+                <w:szCs w:val="40"/>
+              </w:rPr>
+              <w:t xml:space="preserve"> | öe</w:t>
+            </w:r>
+            <w:r>
+              <w:rPr>
+                <w:rFonts w:ascii="BRH Malayalam Extra" w:hAnsi="BRH Malayalam Extra" w:cs="BRH Malayalam Extra"/>
+                <w:sz w:val="27"/>
+                <w:szCs w:val="40"/>
+              </w:rPr>
+              <w:t>–</w:t>
+            </w:r>
+            <w:r>
+              <w:rPr>
+                <w:rFonts w:ascii="BRH Malayalam Extra" w:hAnsi="BRH Malayalam Extra" w:cs="BRH Malayalam Extra"/>
+                <w:sz w:val="32"/>
+                <w:szCs w:val="40"/>
+              </w:rPr>
+              <w:t>¥P</w:t>
+            </w:r>
+            <w:r>
+              <w:rPr>
+                <w:rFonts w:ascii="BRH Malayalam Extra" w:hAnsi="BRH Malayalam Extra" w:cs="BRH Malayalam Extra"/>
+                <w:sz w:val="27"/>
+                <w:szCs w:val="40"/>
+              </w:rPr>
+              <w:t>–</w:t>
+            </w:r>
+            <w:r>
+              <w:rPr>
+                <w:rFonts w:ascii="BRH Malayalam Extra" w:hAnsi="BRH Malayalam Extra" w:cs="BRH Malayalam Extra"/>
+                <w:sz w:val="32"/>
+                <w:szCs w:val="40"/>
+                <w:highlight w:val="green"/>
+              </w:rPr>
+              <w:t>Z</w:t>
+            </w:r>
+            <w:r>
+              <w:rPr>
+                <w:rFonts w:ascii="BRH Malayalam Extra" w:hAnsi="BRH Malayalam Extra" w:cs="BRH Malayalam Extra"/>
+                <w:sz w:val="27"/>
+                <w:szCs w:val="40"/>
+                <w:highlight w:val="green"/>
+              </w:rPr>
+              <w:t>–</w:t>
+            </w:r>
+            <w:r>
+              <w:rPr>
+                <w:rFonts w:ascii="BRH Malayalam Extra" w:hAnsi="BRH Malayalam Extra" w:cs="BRH Malayalam Extra"/>
+                <w:sz w:val="32"/>
+                <w:szCs w:val="40"/>
+              </w:rPr>
+              <w:t>J |</w:t>
+            </w:r>
           </w:p>
           <w:p>
             <w:pPr>
@@ -31832,10 +30847,344 @@
               <w:adjustRightInd w:val="0"/>
               <w:spacing w:before="0" w:line="240" w:lineRule="auto"/>
               <w:rPr>
-                <w:rFonts w:cs="BRH Malayalam Extra"/>
+                <w:rFonts w:ascii="BRH Malayalam Extra" w:hAnsi="BRH Malayalam Extra" w:cs="BRH Malayalam Extra"/>
+                <w:sz w:val="32"/>
                 <w:szCs w:val="40"/>
               </w:rPr>
             </w:pPr>
+            <w:r>
+              <w:rPr>
+                <w:rFonts w:ascii="BRH Malayalam Extra" w:hAnsi="BRH Malayalam Extra" w:cs="BRH Malayalam Extra"/>
+                <w:sz w:val="32"/>
+                <w:szCs w:val="40"/>
+              </w:rPr>
+              <w:t>A</w:t>
+            </w:r>
+            <w:r>
+              <w:rPr>
+                <w:rFonts w:ascii="BRH Malayalam Extra" w:hAnsi="BRH Malayalam Extra" w:cs="BRH Malayalam Extra"/>
+                <w:sz w:val="27"/>
+                <w:szCs w:val="40"/>
+              </w:rPr>
+              <w:t>–</w:t>
+            </w:r>
+            <w:r>
+              <w:rPr>
+                <w:rFonts w:ascii="BRH Malayalam Extra" w:hAnsi="BRH Malayalam Extra" w:cs="BRH Malayalam Extra"/>
+                <w:sz w:val="32"/>
+                <w:szCs w:val="40"/>
+              </w:rPr>
+              <w:t>s¡</w:t>
+            </w:r>
+            <w:r>
+              <w:rPr>
+                <w:rFonts w:ascii="BRH Malayalam Extra" w:hAnsi="BRH Malayalam Extra" w:cs="BRH Malayalam Extra"/>
+                <w:sz w:val="27"/>
+                <w:szCs w:val="40"/>
+              </w:rPr>
+              <w:t>–</w:t>
+            </w:r>
+            <w:r>
+              <w:rPr>
+                <w:rFonts w:ascii="BRH Malayalam Extra" w:hAnsi="BRH Malayalam Extra" w:cs="BRH Malayalam Extra"/>
+                <w:sz w:val="32"/>
+                <w:szCs w:val="40"/>
+              </w:rPr>
+              <w:t>k</w:t>
+            </w:r>
+            <w:r>
+              <w:rPr>
+                <w:rFonts w:ascii="BRH Malayalam Extra" w:hAnsi="BRH Malayalam Extra" w:cs="BRH Malayalam Extra"/>
+                <w:sz w:val="27"/>
+                <w:szCs w:val="40"/>
+              </w:rPr>
+              <w:t>–</w:t>
+            </w:r>
+            <w:r>
+              <w:rPr>
+                <w:rFonts w:ascii="BRH Malayalam Extra" w:hAnsi="BRH Malayalam Extra" w:cs="BRH Malayalam Extra"/>
+                <w:sz w:val="32"/>
+                <w:szCs w:val="40"/>
+              </w:rPr>
+              <w:t xml:space="preserve"> </w:t>
+            </w:r>
+            <w:r>
+              <w:rPr>
+                <w:rFonts w:ascii="BRH Malayalam Extra" w:hAnsi="BRH Malayalam Extra" w:cs="BRH Malayalam Extra"/>
+                <w:sz w:val="32"/>
+                <w:szCs w:val="40"/>
+                <w:highlight w:val="green"/>
+              </w:rPr>
+              <w:t>öe</w:t>
+            </w:r>
+            <w:r>
+              <w:rPr>
+                <w:rFonts w:ascii="BRH Malayalam Extra" w:hAnsi="BRH Malayalam Extra" w:cs="BRH Malayalam Extra"/>
+                <w:sz w:val="27"/>
+                <w:szCs w:val="40"/>
+                <w:highlight w:val="green"/>
+              </w:rPr>
+              <w:t>–</w:t>
+            </w:r>
+            <w:r>
+              <w:rPr>
+                <w:rFonts w:ascii="BRH Malayalam Extra" w:hAnsi="BRH Malayalam Extra" w:cs="BRH Malayalam Extra"/>
+                <w:sz w:val="32"/>
+                <w:szCs w:val="40"/>
+                <w:highlight w:val="green"/>
+              </w:rPr>
+              <w:t>¥P</w:t>
+            </w:r>
+            <w:r>
+              <w:rPr>
+                <w:rFonts w:ascii="BRH Malayalam Extra" w:hAnsi="BRH Malayalam Extra" w:cs="BRH Malayalam Extra"/>
+                <w:sz w:val="27"/>
+                <w:szCs w:val="40"/>
+              </w:rPr>
+              <w:t>–</w:t>
+            </w:r>
+            <w:r>
+              <w:rPr>
+                <w:rFonts w:ascii="BRH Malayalam Extra" w:hAnsi="BRH Malayalam Extra" w:cs="BRH Malayalam Extra"/>
+                <w:sz w:val="32"/>
+                <w:szCs w:val="40"/>
+              </w:rPr>
+              <w:t>Z</w:t>
+            </w:r>
+            <w:r>
+              <w:rPr>
+                <w:rFonts w:ascii="BRH Malayalam Extra" w:hAnsi="BRH Malayalam Extra" w:cs="BRH Malayalam Extra"/>
+                <w:sz w:val="27"/>
+                <w:szCs w:val="40"/>
+              </w:rPr>
+              <w:t>–</w:t>
+            </w:r>
+            <w:r>
+              <w:rPr>
+                <w:rFonts w:ascii="BRH Malayalam Extra" w:hAnsi="BRH Malayalam Extra" w:cs="BRH Malayalam Extra"/>
+                <w:sz w:val="32"/>
+                <w:szCs w:val="40"/>
+              </w:rPr>
+              <w:t>J ö</w:t>
+            </w:r>
+            <w:r>
+              <w:rPr>
+                <w:rFonts w:ascii="BRH Malayalam Extra" w:hAnsi="BRH Malayalam Extra" w:cs="BRH Malayalam Extra"/>
+                <w:sz w:val="32"/>
+                <w:szCs w:val="40"/>
+                <w:highlight w:val="green"/>
+              </w:rPr>
+              <w:t>e</w:t>
+            </w:r>
+            <w:r>
+              <w:rPr>
+                <w:rFonts w:ascii="BRH Malayalam Extra" w:hAnsi="BRH Malayalam Extra" w:cs="BRH Malayalam Extra"/>
+                <w:sz w:val="27"/>
+                <w:szCs w:val="40"/>
+              </w:rPr>
+              <w:t>–</w:t>
+            </w:r>
+            <w:r>
+              <w:rPr>
+                <w:rFonts w:ascii="BRH Malayalam Extra" w:hAnsi="BRH Malayalam Extra" w:cs="BRH Malayalam Extra"/>
+                <w:sz w:val="32"/>
+                <w:szCs w:val="40"/>
+              </w:rPr>
+              <w:t>¥P</w:t>
+            </w:r>
+            <w:r>
+              <w:rPr>
+                <w:rFonts w:ascii="BRH Malayalam Extra" w:hAnsi="BRH Malayalam Extra" w:cs="BRH Malayalam Extra"/>
+                <w:sz w:val="27"/>
+                <w:szCs w:val="40"/>
+                <w:highlight w:val="green"/>
+              </w:rPr>
+              <w:t>–</w:t>
+            </w:r>
+            <w:r>
+              <w:rPr>
+                <w:rFonts w:ascii="BRH Malayalam Extra" w:hAnsi="BRH Malayalam Extra" w:cs="BRH Malayalam Extra"/>
+                <w:sz w:val="32"/>
+                <w:szCs w:val="40"/>
+                <w:highlight w:val="green"/>
+              </w:rPr>
+              <w:t>¥Zx</w:t>
+            </w:r>
+            <w:r>
+              <w:rPr>
+                <w:rFonts w:ascii="BRH Malayalam Extra" w:hAnsi="BRH Malayalam Extra" w:cs="BRH Malayalam Extra"/>
+                <w:sz w:val="27"/>
+                <w:szCs w:val="40"/>
+                <w:highlight w:val="green"/>
+              </w:rPr>
+              <w:t>–</w:t>
+            </w:r>
+            <w:r>
+              <w:rPr>
+                <w:rFonts w:ascii="BRH Malayalam Extra" w:hAnsi="BRH Malayalam Extra" w:cs="BRH Malayalam Extra"/>
+                <w:sz w:val="32"/>
+                <w:szCs w:val="40"/>
+              </w:rPr>
+              <w:t xml:space="preserve"> </w:t>
+            </w:r>
+            <w:r>
+              <w:rPr>
+                <w:rFonts w:ascii="BRH Malayalam Extra" w:hAnsi="BRH Malayalam Extra" w:cs="BRH Malayalam Extra"/>
+                <w:sz w:val="32"/>
+                <w:szCs w:val="40"/>
+                <w:highlight w:val="green"/>
+              </w:rPr>
+              <w:t>A</w:t>
+            </w:r>
+            <w:r>
+              <w:rPr>
+                <w:rFonts w:ascii="BRH Malayalam Extra" w:hAnsi="BRH Malayalam Extra" w:cs="BRH Malayalam Extra"/>
+                <w:sz w:val="27"/>
+                <w:szCs w:val="40"/>
+                <w:highlight w:val="green"/>
+              </w:rPr>
+              <w:t>–</w:t>
+            </w:r>
+            <w:r>
+              <w:rPr>
+                <w:rFonts w:ascii="BRH Malayalam Extra" w:hAnsi="BRH Malayalam Extra" w:cs="BRH Malayalam Extra"/>
+                <w:sz w:val="32"/>
+                <w:szCs w:val="40"/>
+                <w:highlight w:val="green"/>
+              </w:rPr>
+              <w:t>s</w:t>
+            </w:r>
+            <w:r>
+              <w:rPr>
+                <w:rFonts w:ascii="BRH Malayalam Extra" w:hAnsi="BRH Malayalam Extra" w:cs="BRH Malayalam Extra"/>
+                <w:sz w:val="27"/>
+                <w:szCs w:val="40"/>
+                <w:highlight w:val="green"/>
+              </w:rPr>
+              <w:t>–</w:t>
+            </w:r>
+            <w:r>
+              <w:rPr>
+                <w:rFonts w:ascii="BRH Malayalam Extra" w:hAnsi="BRH Malayalam Extra" w:cs="BRH Malayalam Extra"/>
+                <w:sz w:val="32"/>
+                <w:szCs w:val="40"/>
+                <w:highlight w:val="green"/>
+              </w:rPr>
+              <w:t>¡kx</w:t>
+            </w:r>
+            <w:r>
+              <w:rPr>
+                <w:rFonts w:ascii="BRH Malayalam Extra" w:hAnsi="BRH Malayalam Extra" w:cs="BRH Malayalam Extra"/>
+                <w:sz w:val="27"/>
+                <w:szCs w:val="40"/>
+                <w:highlight w:val="green"/>
+              </w:rPr>
+              <w:t>–</w:t>
+            </w:r>
+            <w:r>
+              <w:rPr>
+                <w:rFonts w:ascii="BRH Malayalam Extra" w:hAnsi="BRH Malayalam Extra" w:cs="BRH Malayalam Extra"/>
+                <w:sz w:val="32"/>
+                <w:szCs w:val="40"/>
+                <w:highlight w:val="green"/>
+              </w:rPr>
+              <w:t>s</w:t>
+            </w:r>
+            <w:r>
+              <w:rPr>
+                <w:rFonts w:ascii="BRH Malayalam Extra" w:hAnsi="BRH Malayalam Extra" w:cs="BRH Malayalam Extra"/>
+                <w:sz w:val="27"/>
+                <w:szCs w:val="40"/>
+                <w:highlight w:val="green"/>
+              </w:rPr>
+              <w:t>–</w:t>
+            </w:r>
+            <w:r>
+              <w:rPr>
+                <w:rFonts w:ascii="BRH Malayalam Extra" w:hAnsi="BRH Malayalam Extra" w:cs="BRH Malayalam Extra"/>
+                <w:sz w:val="32"/>
+                <w:szCs w:val="40"/>
+                <w:highlight w:val="green"/>
+              </w:rPr>
+              <w:t>¡k</w:t>
+            </w:r>
+            <w:r>
+              <w:rPr>
+                <w:rFonts w:ascii="BRH Malayalam Extra" w:hAnsi="BRH Malayalam Extra" w:cs="BRH Malayalam Extra"/>
+                <w:sz w:val="27"/>
+                <w:szCs w:val="40"/>
+              </w:rPr>
+              <w:t>–</w:t>
+            </w:r>
+            <w:r>
+              <w:rPr>
+                <w:rFonts w:ascii="BRH Malayalam Extra" w:hAnsi="BRH Malayalam Extra" w:cs="BRH Malayalam Extra"/>
+                <w:sz w:val="32"/>
+                <w:szCs w:val="40"/>
+              </w:rPr>
+              <w:t xml:space="preserve"> </w:t>
+            </w:r>
+            <w:r>
+              <w:rPr>
+                <w:rFonts w:ascii="BRH Malayalam Extra" w:hAnsi="BRH Malayalam Extra" w:cs="BRH Malayalam Extra"/>
+                <w:sz w:val="32"/>
+                <w:szCs w:val="40"/>
+                <w:highlight w:val="green"/>
+              </w:rPr>
+              <w:t>öe</w:t>
+            </w:r>
+            <w:r>
+              <w:rPr>
+                <w:rFonts w:ascii="BRH Malayalam Extra" w:hAnsi="BRH Malayalam Extra" w:cs="BRH Malayalam Extra"/>
+                <w:sz w:val="27"/>
+                <w:szCs w:val="40"/>
+                <w:highlight w:val="green"/>
+              </w:rPr>
+              <w:t>–</w:t>
+            </w:r>
+            <w:r>
+              <w:rPr>
+                <w:rFonts w:ascii="BRH Malayalam Extra" w:hAnsi="BRH Malayalam Extra" w:cs="BRH Malayalam Extra"/>
+                <w:sz w:val="32"/>
+                <w:szCs w:val="40"/>
+              </w:rPr>
+              <w:t>¥P</w:t>
+            </w:r>
+            <w:r>
+              <w:rPr>
+                <w:rFonts w:ascii="BRH Malayalam Extra" w:hAnsi="BRH Malayalam Extra" w:cs="BRH Malayalam Extra"/>
+                <w:sz w:val="27"/>
+                <w:szCs w:val="40"/>
+                <w:highlight w:val="green"/>
+              </w:rPr>
+              <w:t>–</w:t>
+            </w:r>
+            <w:r>
+              <w:rPr>
+                <w:rFonts w:ascii="BRH Malayalam Extra" w:hAnsi="BRH Malayalam Extra" w:cs="BRH Malayalam Extra"/>
+                <w:sz w:val="32"/>
+                <w:szCs w:val="40"/>
+                <w:highlight w:val="green"/>
+              </w:rPr>
+              <w:t>Z</w:t>
+            </w:r>
+            <w:r>
+              <w:rPr>
+                <w:rFonts w:ascii="BRH Malayalam Extra" w:hAnsi="BRH Malayalam Extra" w:cs="BRH Malayalam Extra"/>
+                <w:sz w:val="27"/>
+                <w:szCs w:val="40"/>
+                <w:highlight w:val="green"/>
+              </w:rPr>
+              <w:t>–</w:t>
+            </w:r>
+            <w:r>
+              <w:rPr>
+                <w:rFonts w:ascii="BRH Malayalam Extra" w:hAnsi="BRH Malayalam Extra" w:cs="BRH Malayalam Extra"/>
+                <w:sz w:val="32"/>
+                <w:szCs w:val="40"/>
+              </w:rPr>
+              <w:t xml:space="preserve">J | </w:t>
+            </w:r>
           </w:p>
           <w:p>
             <w:pPr>
@@ -31845,10 +31194,159 @@
               <w:adjustRightInd w:val="0"/>
               <w:spacing w:before="0" w:line="240" w:lineRule="auto"/>
               <w:rPr>
-                <w:rFonts w:cs="BRH Malayalam Extra"/>
+                <w:rFonts w:ascii="BRH Malayalam Extra" w:hAnsi="BRH Malayalam Extra" w:cs="BRH Malayalam Extra"/>
+                <w:sz w:val="32"/>
                 <w:szCs w:val="40"/>
               </w:rPr>
             </w:pPr>
+            <w:r>
+              <w:rPr>
+                <w:rFonts w:cs="BRH Malayalam Extra"/>
+                <w:szCs w:val="40"/>
+              </w:rPr>
+              <w:t>36</w:t>
+            </w:r>
+            <w:r>
+              <w:rPr>
+                <w:rFonts w:ascii="BRH Malayalam Extra" w:hAnsi="BRH Malayalam Extra" w:cs="BRH Malayalam Extra"/>
+                <w:sz w:val="32"/>
+                <w:szCs w:val="40"/>
+              </w:rPr>
+              <w:t>)</w:t>
+            </w:r>
+            <w:r>
+              <w:rPr>
+                <w:rFonts w:ascii="BRH Malayalam Extra" w:hAnsi="BRH Malayalam Extra" w:cs="BRH Malayalam Extra"/>
+                <w:sz w:val="32"/>
+                <w:szCs w:val="40"/>
+              </w:rPr>
+              <w:tab/>
+            </w:r>
+            <w:r>
+              <w:rPr>
+                <w:rFonts w:cs="BRH Malayalam Extra"/>
+                <w:szCs w:val="40"/>
+              </w:rPr>
+              <w:t>1</w:t>
+            </w:r>
+            <w:r>
+              <w:rPr>
+                <w:rFonts w:ascii="BRH Malayalam Extra" w:hAnsi="BRH Malayalam Extra" w:cs="BRH Malayalam Extra"/>
+                <w:sz w:val="32"/>
+                <w:szCs w:val="40"/>
+              </w:rPr>
+              <w:t>.</w:t>
+            </w:r>
+            <w:r>
+              <w:rPr>
+                <w:rFonts w:cs="BRH Malayalam Extra"/>
+                <w:szCs w:val="40"/>
+              </w:rPr>
+              <w:t>5</w:t>
+            </w:r>
+            <w:r>
+              <w:rPr>
+                <w:rFonts w:ascii="BRH Malayalam Extra" w:hAnsi="BRH Malayalam Extra" w:cs="BRH Malayalam Extra"/>
+                <w:sz w:val="32"/>
+                <w:szCs w:val="40"/>
+              </w:rPr>
+              <w:t>.</w:t>
+            </w:r>
+            <w:r>
+              <w:rPr>
+                <w:rFonts w:cs="BRH Malayalam Extra"/>
+                <w:szCs w:val="40"/>
+              </w:rPr>
+              <w:t>11</w:t>
+            </w:r>
+            <w:r>
+              <w:rPr>
+                <w:rFonts w:ascii="BRH Malayalam Extra" w:hAnsi="BRH Malayalam Extra" w:cs="BRH Malayalam Extra"/>
+                <w:sz w:val="32"/>
+                <w:szCs w:val="40"/>
+              </w:rPr>
+              <w:t>.</w:t>
+            </w:r>
+            <w:r>
+              <w:rPr>
+                <w:rFonts w:cs="BRH Malayalam Extra"/>
+                <w:szCs w:val="40"/>
+              </w:rPr>
+              <w:t>3</w:t>
+            </w:r>
+            <w:r>
+              <w:rPr>
+                <w:rFonts w:ascii="BRH Malayalam Extra" w:hAnsi="BRH Malayalam Extra" w:cs="BRH Malayalam Extra"/>
+                <w:sz w:val="32"/>
+                <w:szCs w:val="40"/>
+              </w:rPr>
+              <w:t>(</w:t>
+            </w:r>
+            <w:r>
+              <w:rPr>
+                <w:rFonts w:cs="BRH Malayalam Extra"/>
+                <w:szCs w:val="40"/>
+              </w:rPr>
+              <w:t>33</w:t>
+            </w:r>
+            <w:r>
+              <w:rPr>
+                <w:rFonts w:ascii="BRH Malayalam Extra" w:hAnsi="BRH Malayalam Extra" w:cs="BRH Malayalam Extra"/>
+                <w:sz w:val="32"/>
+                <w:szCs w:val="40"/>
+              </w:rPr>
+              <w:t>)-  öe</w:t>
+            </w:r>
+            <w:r>
+              <w:rPr>
+                <w:rFonts w:ascii="BRH Malayalam Extra" w:hAnsi="BRH Malayalam Extra" w:cs="BRH Malayalam Extra"/>
+                <w:sz w:val="27"/>
+                <w:szCs w:val="40"/>
+              </w:rPr>
+              <w:t>–</w:t>
+            </w:r>
+            <w:r>
+              <w:rPr>
+                <w:rFonts w:ascii="BRH Malayalam Extra" w:hAnsi="BRH Malayalam Extra" w:cs="BRH Malayalam Extra"/>
+                <w:sz w:val="32"/>
+                <w:szCs w:val="40"/>
+              </w:rPr>
+              <w:t>¥P</w:t>
+            </w:r>
+            <w:r>
+              <w:rPr>
+                <w:rFonts w:ascii="BRH Malayalam Extra" w:hAnsi="BRH Malayalam Extra" w:cs="BRH Malayalam Extra"/>
+                <w:sz w:val="27"/>
+                <w:szCs w:val="40"/>
+              </w:rPr>
+              <w:t>–</w:t>
+            </w:r>
+            <w:r>
+              <w:rPr>
+                <w:rFonts w:ascii="BRH Malayalam Extra" w:hAnsi="BRH Malayalam Extra" w:cs="BRH Malayalam Extra"/>
+                <w:sz w:val="32"/>
+                <w:szCs w:val="40"/>
+                <w:highlight w:val="green"/>
+              </w:rPr>
+              <w:t>Z</w:t>
+            </w:r>
+            <w:r>
+              <w:rPr>
+                <w:rFonts w:ascii="BRH Malayalam Extra" w:hAnsi="BRH Malayalam Extra" w:cs="BRH Malayalam Extra"/>
+                <w:sz w:val="27"/>
+                <w:szCs w:val="40"/>
+                <w:highlight w:val="green"/>
+              </w:rPr>
+              <w:t>–</w:t>
+            </w:r>
+            <w:r>
+              <w:rPr>
+                <w:rFonts w:ascii="BRH Malayalam Extra" w:hAnsi="BRH Malayalam Extra" w:cs="BRH Malayalam Extra"/>
+                <w:sz w:val="32"/>
+                <w:szCs w:val="40"/>
+              </w:rPr>
+              <w:t>J | kxRË§— |</w:t>
+            </w:r>
           </w:p>
           <w:p>
             <w:pPr>
@@ -31865,159 +31363,11 @@
             </w:pPr>
             <w:r>
               <w:rPr>
-                <w:rFonts w:cs="BRH Malayalam Extra"/>
-                <w:szCs w:val="40"/>
-              </w:rPr>
-              <w:t>35</w:t>
-            </w:r>
-            <w:r>
-              <w:rPr>
-                <w:rFonts w:ascii="BRH Malayalam Extra" w:hAnsi="BRH Malayalam Extra" w:cs="BRH Malayalam Extra"/>
-                <w:sz w:val="32"/>
-                <w:szCs w:val="40"/>
-              </w:rPr>
-              <w:t>)</w:t>
-            </w:r>
-            <w:r>
-              <w:rPr>
-                <w:rFonts w:ascii="BRH Malayalam Extra" w:hAnsi="BRH Malayalam Extra" w:cs="BRH Malayalam Extra"/>
-                <w:sz w:val="32"/>
-                <w:szCs w:val="40"/>
-              </w:rPr>
-              <w:tab/>
-            </w:r>
-            <w:r>
-              <w:rPr>
-                <w:rFonts w:cs="BRH Malayalam Extra"/>
-                <w:szCs w:val="40"/>
-              </w:rPr>
-              <w:t>1</w:t>
-            </w:r>
-            <w:r>
-              <w:rPr>
-                <w:rFonts w:ascii="BRH Malayalam Extra" w:hAnsi="BRH Malayalam Extra" w:cs="BRH Malayalam Extra"/>
-                <w:sz w:val="32"/>
-                <w:szCs w:val="40"/>
-              </w:rPr>
-              <w:t>.</w:t>
-            </w:r>
-            <w:r>
-              <w:rPr>
-                <w:rFonts w:cs="BRH Malayalam Extra"/>
-                <w:szCs w:val="40"/>
-              </w:rPr>
-              <w:t>5</w:t>
-            </w:r>
-            <w:r>
-              <w:rPr>
-                <w:rFonts w:ascii="BRH Malayalam Extra" w:hAnsi="BRH Malayalam Extra" w:cs="BRH Malayalam Extra"/>
-                <w:sz w:val="32"/>
-                <w:szCs w:val="40"/>
-              </w:rPr>
-              <w:t>.</w:t>
-            </w:r>
-            <w:r>
-              <w:rPr>
-                <w:rFonts w:cs="BRH Malayalam Extra"/>
-                <w:szCs w:val="40"/>
-              </w:rPr>
-              <w:t>11</w:t>
-            </w:r>
-            <w:r>
-              <w:rPr>
-                <w:rFonts w:ascii="BRH Malayalam Extra" w:hAnsi="BRH Malayalam Extra" w:cs="BRH Malayalam Extra"/>
-                <w:sz w:val="32"/>
-                <w:szCs w:val="40"/>
-              </w:rPr>
-              <w:t>.</w:t>
-            </w:r>
-            <w:r>
-              <w:rPr>
-                <w:rFonts w:cs="BRH Malayalam Extra"/>
-                <w:szCs w:val="40"/>
-              </w:rPr>
-              <w:t>3</w:t>
-            </w:r>
-            <w:r>
-              <w:rPr>
-                <w:rFonts w:ascii="BRH Malayalam Extra" w:hAnsi="BRH Malayalam Extra" w:cs="BRH Malayalam Extra"/>
-                <w:sz w:val="32"/>
-                <w:szCs w:val="40"/>
-              </w:rPr>
-              <w:t>(</w:t>
-            </w:r>
-            <w:r>
-              <w:rPr>
-                <w:rFonts w:cs="BRH Malayalam Extra"/>
-                <w:szCs w:val="40"/>
-              </w:rPr>
-              <w:t>32</w:t>
-            </w:r>
-            <w:r>
-              <w:rPr>
-                <w:rFonts w:ascii="BRH Malayalam Extra" w:hAnsi="BRH Malayalam Extra" w:cs="BRH Malayalam Extra"/>
-                <w:sz w:val="32"/>
-                <w:szCs w:val="40"/>
-              </w:rPr>
-              <w:t>)</w:t>
-            </w:r>
-            <w:proofErr w:type="gramStart"/>
-            <w:r>
-              <w:rPr>
-                <w:rFonts w:ascii="BRH Malayalam Extra" w:hAnsi="BRH Malayalam Extra" w:cs="BRH Malayalam Extra"/>
-                <w:sz w:val="32"/>
-                <w:szCs w:val="40"/>
-              </w:rPr>
-              <w:t>-  A</w:t>
-            </w:r>
-            <w:proofErr w:type="gramEnd"/>
-            <w:r>
-              <w:rPr>
-                <w:rFonts w:ascii="BRH Malayalam Extra" w:hAnsi="BRH Malayalam Extra" w:cs="BRH Malayalam Extra"/>
-                <w:sz w:val="27"/>
-                <w:szCs w:val="40"/>
-              </w:rPr>
-              <w:t>–</w:t>
-            </w:r>
-            <w:r>
-              <w:rPr>
-                <w:rFonts w:ascii="BRH Malayalam Extra" w:hAnsi="BRH Malayalam Extra" w:cs="BRH Malayalam Extra"/>
-                <w:sz w:val="32"/>
-                <w:szCs w:val="40"/>
-              </w:rPr>
-              <w:t>s¡</w:t>
-            </w:r>
-            <w:r>
-              <w:rPr>
-                <w:rFonts w:ascii="BRH Malayalam Extra" w:hAnsi="BRH Malayalam Extra" w:cs="BRH Malayalam Extra"/>
-                <w:sz w:val="27"/>
-                <w:szCs w:val="40"/>
-              </w:rPr>
-              <w:t>–</w:t>
-            </w:r>
-            <w:r>
-              <w:rPr>
-                <w:rFonts w:ascii="BRH Malayalam Extra" w:hAnsi="BRH Malayalam Extra" w:cs="BRH Malayalam Extra"/>
-                <w:sz w:val="32"/>
-                <w:szCs w:val="40"/>
-              </w:rPr>
-              <w:t>k</w:t>
-            </w:r>
-            <w:r>
-              <w:rPr>
-                <w:rFonts w:ascii="BRH Malayalam Extra" w:hAnsi="BRH Malayalam Extra" w:cs="BRH Malayalam Extra"/>
-                <w:sz w:val="27"/>
-                <w:szCs w:val="40"/>
-              </w:rPr>
-              <w:t>–</w:t>
-            </w:r>
-            <w:r>
-              <w:rPr>
-                <w:rFonts w:ascii="BRH Malayalam Extra" w:hAnsi="BRH Malayalam Extra" w:cs="BRH Malayalam Extra"/>
-                <w:sz w:val="32"/>
-                <w:szCs w:val="40"/>
-              </w:rPr>
-              <w:t xml:space="preserve"> | öe</w:t>
+                <w:rFonts w:ascii="BRH Malayalam Extra" w:hAnsi="BRH Malayalam Extra" w:cs="BRH Malayalam Extra"/>
+                <w:sz w:val="32"/>
+                <w:szCs w:val="40"/>
+              </w:rPr>
+              <w:t>öe</w:t>
             </w:r>
             <w:r>
               <w:rPr>
@@ -32048,6 +31398,14 @@
                 <w:rFonts w:ascii="BRH Malayalam Extra" w:hAnsi="BRH Malayalam Extra" w:cs="BRH Malayalam Extra"/>
                 <w:sz w:val="32"/>
                 <w:szCs w:val="40"/>
+              </w:rPr>
+              <w:t>¥</w:t>
+            </w:r>
+            <w:r>
+              <w:rPr>
+                <w:rFonts w:ascii="BRH Malayalam Extra" w:hAnsi="BRH Malayalam Extra" w:cs="BRH Malayalam Extra"/>
+                <w:sz w:val="32"/>
+                <w:szCs w:val="40"/>
                 <w:highlight w:val="green"/>
               </w:rPr>
               <w:t>Z</w:t>
@@ -32057,17 +31415,92 @@
                 <w:rFonts w:ascii="BRH Malayalam Extra" w:hAnsi="BRH Malayalam Extra" w:cs="BRH Malayalam Extra"/>
                 <w:sz w:val="27"/>
                 <w:szCs w:val="40"/>
+              </w:rPr>
+              <w:t>–</w:t>
+            </w:r>
+            <w:r>
+              <w:rPr>
+                <w:rFonts w:ascii="BRH Malayalam Extra" w:hAnsi="BRH Malayalam Extra" w:cs="BRH Malayalam Extra"/>
+                <w:sz w:val="32"/>
+                <w:szCs w:val="40"/>
+              </w:rPr>
+              <w:t>x kxR</w:t>
+            </w:r>
+            <w:r>
+              <w:rPr>
+                <w:rFonts w:ascii="BRH Malayalam Extra" w:hAnsi="BRH Malayalam Extra" w:cs="BRH Malayalam Extra"/>
+                <w:sz w:val="27"/>
+                <w:szCs w:val="40"/>
+              </w:rPr>
+              <w:t>–</w:t>
+            </w:r>
+            <w:r>
+              <w:rPr>
+                <w:rFonts w:ascii="BRH Malayalam Extra" w:hAnsi="BRH Malayalam Extra" w:cs="BRH Malayalam Extra"/>
+                <w:sz w:val="32"/>
+                <w:szCs w:val="40"/>
+              </w:rPr>
+              <w:t>© kxR—© öe</w:t>
+            </w:r>
+            <w:r>
+              <w:rPr>
+                <w:rFonts w:ascii="BRH Malayalam Extra" w:hAnsi="BRH Malayalam Extra" w:cs="BRH Malayalam Extra"/>
+                <w:sz w:val="32"/>
+                <w:szCs w:val="40"/>
                 <w:highlight w:val="green"/>
               </w:rPr>
-              <w:t>–</w:t>
-            </w:r>
-            <w:r>
-              <w:rPr>
-                <w:rFonts w:ascii="BRH Malayalam Extra" w:hAnsi="BRH Malayalam Extra" w:cs="BRH Malayalam Extra"/>
-                <w:sz w:val="32"/>
-                <w:szCs w:val="40"/>
-              </w:rPr>
-              <w:t>J |</w:t>
+              <w:t>¥P</w:t>
+            </w:r>
+            <w:r>
+              <w:rPr>
+                <w:rFonts w:ascii="BRH Malayalam Extra" w:hAnsi="BRH Malayalam Extra" w:cs="BRH Malayalam Extra"/>
+                <w:sz w:val="32"/>
+                <w:szCs w:val="40"/>
+              </w:rPr>
+              <w:t xml:space="preserve">ZJ </w:t>
+            </w:r>
+            <w:r>
+              <w:rPr>
+                <w:rFonts w:ascii="BRH Malayalam Extra" w:hAnsi="BRH Malayalam Extra" w:cs="BRH Malayalam Extra"/>
+                <w:sz w:val="32"/>
+                <w:szCs w:val="40"/>
+                <w:highlight w:val="green"/>
+              </w:rPr>
+              <w:t>öe</w:t>
+            </w:r>
+            <w:r>
+              <w:rPr>
+                <w:rFonts w:ascii="BRH Malayalam Extra" w:hAnsi="BRH Malayalam Extra" w:cs="BRH Malayalam Extra"/>
+                <w:sz w:val="32"/>
+                <w:szCs w:val="40"/>
+              </w:rPr>
+              <w:t>¥P</w:t>
+            </w:r>
+            <w:r>
+              <w:rPr>
+                <w:rFonts w:ascii="BRH Malayalam Extra" w:hAnsi="BRH Malayalam Extra" w:cs="BRH Malayalam Extra"/>
+                <w:sz w:val="32"/>
+                <w:szCs w:val="40"/>
+                <w:highlight w:val="green"/>
+              </w:rPr>
+              <w:t>¥Zx</w:t>
+            </w:r>
+            <w:r>
+              <w:rPr>
+                <w:rFonts w:ascii="BRH Malayalam Extra" w:hAnsi="BRH Malayalam Extra" w:cs="BRH Malayalam Extra"/>
+                <w:sz w:val="27"/>
+                <w:szCs w:val="40"/>
+                <w:highlight w:val="green"/>
+              </w:rPr>
+              <w:t>–</w:t>
+            </w:r>
+            <w:r>
+              <w:rPr>
+                <w:rFonts w:ascii="BRH Malayalam Extra" w:hAnsi="BRH Malayalam Extra" w:cs="BRH Malayalam Extra"/>
+                <w:sz w:val="32"/>
+                <w:szCs w:val="40"/>
+              </w:rPr>
+              <w:t xml:space="preserve"> kxRË§— | </w:t>
             </w:r>
           </w:p>
           <w:p>
@@ -32085,357 +31518,10 @@
             </w:pPr>
             <w:r>
               <w:rPr>
-                <w:rFonts w:ascii="BRH Malayalam Extra" w:hAnsi="BRH Malayalam Extra" w:cs="BRH Malayalam Extra"/>
-                <w:sz w:val="32"/>
-                <w:szCs w:val="40"/>
-              </w:rPr>
-              <w:t>A</w:t>
-            </w:r>
-            <w:r>
-              <w:rPr>
-                <w:rFonts w:ascii="BRH Malayalam Extra" w:hAnsi="BRH Malayalam Extra" w:cs="BRH Malayalam Extra"/>
-                <w:sz w:val="27"/>
-                <w:szCs w:val="40"/>
-              </w:rPr>
-              <w:t>–</w:t>
-            </w:r>
-            <w:r>
-              <w:rPr>
-                <w:rFonts w:ascii="BRH Malayalam Extra" w:hAnsi="BRH Malayalam Extra" w:cs="BRH Malayalam Extra"/>
-                <w:sz w:val="32"/>
-                <w:szCs w:val="40"/>
-              </w:rPr>
-              <w:t>s¡</w:t>
-            </w:r>
-            <w:r>
-              <w:rPr>
-                <w:rFonts w:ascii="BRH Malayalam Extra" w:hAnsi="BRH Malayalam Extra" w:cs="BRH Malayalam Extra"/>
-                <w:sz w:val="27"/>
-                <w:szCs w:val="40"/>
-              </w:rPr>
-              <w:t>–</w:t>
-            </w:r>
-            <w:r>
-              <w:rPr>
-                <w:rFonts w:ascii="BRH Malayalam Extra" w:hAnsi="BRH Malayalam Extra" w:cs="BRH Malayalam Extra"/>
-                <w:sz w:val="32"/>
-                <w:szCs w:val="40"/>
-              </w:rPr>
-              <w:t>k</w:t>
-            </w:r>
-            <w:r>
-              <w:rPr>
-                <w:rFonts w:ascii="BRH Malayalam Extra" w:hAnsi="BRH Malayalam Extra" w:cs="BRH Malayalam Extra"/>
-                <w:sz w:val="27"/>
-                <w:szCs w:val="40"/>
-              </w:rPr>
-              <w:t>–</w:t>
-            </w:r>
-            <w:r>
-              <w:rPr>
-                <w:rFonts w:ascii="BRH Malayalam Extra" w:hAnsi="BRH Malayalam Extra" w:cs="BRH Malayalam Extra"/>
-                <w:sz w:val="32"/>
-                <w:szCs w:val="40"/>
-              </w:rPr>
-              <w:t xml:space="preserve"> </w:t>
-            </w:r>
-            <w:r>
-              <w:rPr>
-                <w:rFonts w:ascii="BRH Malayalam Extra" w:hAnsi="BRH Malayalam Extra" w:cs="BRH Malayalam Extra"/>
-                <w:sz w:val="32"/>
-                <w:szCs w:val="40"/>
-                <w:highlight w:val="green"/>
-              </w:rPr>
-              <w:t>öe</w:t>
-            </w:r>
-            <w:r>
-              <w:rPr>
-                <w:rFonts w:ascii="BRH Malayalam Extra" w:hAnsi="BRH Malayalam Extra" w:cs="BRH Malayalam Extra"/>
-                <w:sz w:val="27"/>
-                <w:szCs w:val="40"/>
-                <w:highlight w:val="green"/>
-              </w:rPr>
-              <w:t>–</w:t>
-            </w:r>
-            <w:r>
-              <w:rPr>
-                <w:rFonts w:ascii="BRH Malayalam Extra" w:hAnsi="BRH Malayalam Extra" w:cs="BRH Malayalam Extra"/>
-                <w:sz w:val="32"/>
-                <w:szCs w:val="40"/>
-                <w:highlight w:val="green"/>
-              </w:rPr>
-              <w:t>¥P</w:t>
-            </w:r>
-            <w:r>
-              <w:rPr>
-                <w:rFonts w:ascii="BRH Malayalam Extra" w:hAnsi="BRH Malayalam Extra" w:cs="BRH Malayalam Extra"/>
-                <w:sz w:val="27"/>
-                <w:szCs w:val="40"/>
-              </w:rPr>
-              <w:t>–</w:t>
-            </w:r>
-            <w:r>
-              <w:rPr>
-                <w:rFonts w:ascii="BRH Malayalam Extra" w:hAnsi="BRH Malayalam Extra" w:cs="BRH Malayalam Extra"/>
-                <w:sz w:val="32"/>
-                <w:szCs w:val="40"/>
-              </w:rPr>
-              <w:t>Z</w:t>
-            </w:r>
-            <w:r>
-              <w:rPr>
-                <w:rFonts w:ascii="BRH Malayalam Extra" w:hAnsi="BRH Malayalam Extra" w:cs="BRH Malayalam Extra"/>
-                <w:sz w:val="27"/>
-                <w:szCs w:val="40"/>
-              </w:rPr>
-              <w:t>–</w:t>
-            </w:r>
-            <w:r>
-              <w:rPr>
-                <w:rFonts w:ascii="BRH Malayalam Extra" w:hAnsi="BRH Malayalam Extra" w:cs="BRH Malayalam Extra"/>
-                <w:sz w:val="32"/>
-                <w:szCs w:val="40"/>
-              </w:rPr>
-              <w:t>J ö</w:t>
-            </w:r>
-            <w:r>
-              <w:rPr>
-                <w:rFonts w:ascii="BRH Malayalam Extra" w:hAnsi="BRH Malayalam Extra" w:cs="BRH Malayalam Extra"/>
-                <w:sz w:val="32"/>
-                <w:szCs w:val="40"/>
-                <w:highlight w:val="green"/>
-              </w:rPr>
-              <w:t>e</w:t>
-            </w:r>
-            <w:r>
-              <w:rPr>
-                <w:rFonts w:ascii="BRH Malayalam Extra" w:hAnsi="BRH Malayalam Extra" w:cs="BRH Malayalam Extra"/>
-                <w:sz w:val="27"/>
-                <w:szCs w:val="40"/>
-              </w:rPr>
-              <w:t>–</w:t>
-            </w:r>
-            <w:r>
-              <w:rPr>
-                <w:rFonts w:ascii="BRH Malayalam Extra" w:hAnsi="BRH Malayalam Extra" w:cs="BRH Malayalam Extra"/>
-                <w:sz w:val="32"/>
-                <w:szCs w:val="40"/>
-              </w:rPr>
-              <w:t>¥P</w:t>
-            </w:r>
-            <w:r>
-              <w:rPr>
-                <w:rFonts w:ascii="BRH Malayalam Extra" w:hAnsi="BRH Malayalam Extra" w:cs="BRH Malayalam Extra"/>
-                <w:sz w:val="27"/>
-                <w:szCs w:val="40"/>
-                <w:highlight w:val="green"/>
-              </w:rPr>
-              <w:t>–</w:t>
-            </w:r>
-            <w:r>
-              <w:rPr>
-                <w:rFonts w:ascii="BRH Malayalam Extra" w:hAnsi="BRH Malayalam Extra" w:cs="BRH Malayalam Extra"/>
-                <w:sz w:val="32"/>
-                <w:szCs w:val="40"/>
-                <w:highlight w:val="green"/>
-              </w:rPr>
-              <w:t>¥Zx</w:t>
-            </w:r>
-            <w:r>
-              <w:rPr>
-                <w:rFonts w:ascii="BRH Malayalam Extra" w:hAnsi="BRH Malayalam Extra" w:cs="BRH Malayalam Extra"/>
-                <w:sz w:val="27"/>
-                <w:szCs w:val="40"/>
-                <w:highlight w:val="green"/>
-              </w:rPr>
-              <w:t>–</w:t>
-            </w:r>
-            <w:r>
-              <w:rPr>
-                <w:rFonts w:ascii="BRH Malayalam Extra" w:hAnsi="BRH Malayalam Extra" w:cs="BRH Malayalam Extra"/>
-                <w:sz w:val="32"/>
-                <w:szCs w:val="40"/>
-              </w:rPr>
-              <w:t xml:space="preserve"> </w:t>
-            </w:r>
-            <w:r>
-              <w:rPr>
-                <w:rFonts w:ascii="BRH Malayalam Extra" w:hAnsi="BRH Malayalam Extra" w:cs="BRH Malayalam Extra"/>
-                <w:sz w:val="32"/>
-                <w:szCs w:val="40"/>
-                <w:highlight w:val="green"/>
-              </w:rPr>
-              <w:t>A</w:t>
-            </w:r>
-            <w:r>
-              <w:rPr>
-                <w:rFonts w:ascii="BRH Malayalam Extra" w:hAnsi="BRH Malayalam Extra" w:cs="BRH Malayalam Extra"/>
-                <w:sz w:val="27"/>
-                <w:szCs w:val="40"/>
-                <w:highlight w:val="green"/>
-              </w:rPr>
-              <w:t>–</w:t>
-            </w:r>
-            <w:r>
-              <w:rPr>
-                <w:rFonts w:ascii="BRH Malayalam Extra" w:hAnsi="BRH Malayalam Extra" w:cs="BRH Malayalam Extra"/>
-                <w:sz w:val="32"/>
-                <w:szCs w:val="40"/>
-                <w:highlight w:val="green"/>
-              </w:rPr>
-              <w:t>s</w:t>
-            </w:r>
-            <w:r>
-              <w:rPr>
-                <w:rFonts w:ascii="BRH Malayalam Extra" w:hAnsi="BRH Malayalam Extra" w:cs="BRH Malayalam Extra"/>
-                <w:sz w:val="27"/>
-                <w:szCs w:val="40"/>
-                <w:highlight w:val="green"/>
-              </w:rPr>
-              <w:t>–</w:t>
-            </w:r>
-            <w:r>
-              <w:rPr>
-                <w:rFonts w:ascii="BRH Malayalam Extra" w:hAnsi="BRH Malayalam Extra" w:cs="BRH Malayalam Extra"/>
-                <w:sz w:val="32"/>
-                <w:szCs w:val="40"/>
-                <w:highlight w:val="green"/>
-              </w:rPr>
-              <w:t>¡kx</w:t>
-            </w:r>
-            <w:r>
-              <w:rPr>
-                <w:rFonts w:ascii="BRH Malayalam Extra" w:hAnsi="BRH Malayalam Extra" w:cs="BRH Malayalam Extra"/>
-                <w:sz w:val="27"/>
-                <w:szCs w:val="40"/>
-                <w:highlight w:val="green"/>
-              </w:rPr>
-              <w:t>–</w:t>
-            </w:r>
-            <w:r>
-              <w:rPr>
-                <w:rFonts w:ascii="BRH Malayalam Extra" w:hAnsi="BRH Malayalam Extra" w:cs="BRH Malayalam Extra"/>
-                <w:sz w:val="32"/>
-                <w:szCs w:val="40"/>
-                <w:highlight w:val="green"/>
-              </w:rPr>
-              <w:t>s</w:t>
-            </w:r>
-            <w:r>
-              <w:rPr>
-                <w:rFonts w:ascii="BRH Malayalam Extra" w:hAnsi="BRH Malayalam Extra" w:cs="BRH Malayalam Extra"/>
-                <w:sz w:val="27"/>
-                <w:szCs w:val="40"/>
-                <w:highlight w:val="green"/>
-              </w:rPr>
-              <w:t>–</w:t>
-            </w:r>
-            <w:r>
-              <w:rPr>
-                <w:rFonts w:ascii="BRH Malayalam Extra" w:hAnsi="BRH Malayalam Extra" w:cs="BRH Malayalam Extra"/>
-                <w:sz w:val="32"/>
-                <w:szCs w:val="40"/>
-                <w:highlight w:val="green"/>
-              </w:rPr>
-              <w:t>¡k</w:t>
-            </w:r>
-            <w:r>
-              <w:rPr>
-                <w:rFonts w:ascii="BRH Malayalam Extra" w:hAnsi="BRH Malayalam Extra" w:cs="BRH Malayalam Extra"/>
-                <w:sz w:val="27"/>
-                <w:szCs w:val="40"/>
-              </w:rPr>
-              <w:t>–</w:t>
-            </w:r>
-            <w:r>
-              <w:rPr>
-                <w:rFonts w:ascii="BRH Malayalam Extra" w:hAnsi="BRH Malayalam Extra" w:cs="BRH Malayalam Extra"/>
-                <w:sz w:val="32"/>
-                <w:szCs w:val="40"/>
-              </w:rPr>
-              <w:t xml:space="preserve"> </w:t>
-            </w:r>
-            <w:r>
-              <w:rPr>
-                <w:rFonts w:ascii="BRH Malayalam Extra" w:hAnsi="BRH Malayalam Extra" w:cs="BRH Malayalam Extra"/>
-                <w:sz w:val="32"/>
-                <w:szCs w:val="40"/>
-                <w:highlight w:val="green"/>
-              </w:rPr>
-              <w:t>öe</w:t>
-            </w:r>
-            <w:r>
-              <w:rPr>
-                <w:rFonts w:ascii="BRH Malayalam Extra" w:hAnsi="BRH Malayalam Extra" w:cs="BRH Malayalam Extra"/>
-                <w:sz w:val="27"/>
-                <w:szCs w:val="40"/>
-                <w:highlight w:val="green"/>
-              </w:rPr>
-              <w:t>–</w:t>
-            </w:r>
-            <w:r>
-              <w:rPr>
-                <w:rFonts w:ascii="BRH Malayalam Extra" w:hAnsi="BRH Malayalam Extra" w:cs="BRH Malayalam Extra"/>
-                <w:sz w:val="32"/>
-                <w:szCs w:val="40"/>
-              </w:rPr>
-              <w:t>¥P</w:t>
-            </w:r>
-            <w:r>
-              <w:rPr>
-                <w:rFonts w:ascii="BRH Malayalam Extra" w:hAnsi="BRH Malayalam Extra" w:cs="BRH Malayalam Extra"/>
-                <w:sz w:val="27"/>
-                <w:szCs w:val="40"/>
-                <w:highlight w:val="green"/>
-              </w:rPr>
-              <w:t>–</w:t>
-            </w:r>
-            <w:r>
-              <w:rPr>
-                <w:rFonts w:ascii="BRH Malayalam Extra" w:hAnsi="BRH Malayalam Extra" w:cs="BRH Malayalam Extra"/>
-                <w:sz w:val="32"/>
-                <w:szCs w:val="40"/>
-                <w:highlight w:val="green"/>
-              </w:rPr>
-              <w:t>Z</w:t>
-            </w:r>
-            <w:r>
-              <w:rPr>
-                <w:rFonts w:ascii="BRH Malayalam Extra" w:hAnsi="BRH Malayalam Extra" w:cs="BRH Malayalam Extra"/>
-                <w:sz w:val="27"/>
-                <w:szCs w:val="40"/>
-                <w:highlight w:val="green"/>
-              </w:rPr>
-              <w:t>–</w:t>
-            </w:r>
-            <w:r>
-              <w:rPr>
-                <w:rFonts w:ascii="BRH Malayalam Extra" w:hAnsi="BRH Malayalam Extra" w:cs="BRH Malayalam Extra"/>
-                <w:sz w:val="32"/>
-                <w:szCs w:val="40"/>
-              </w:rPr>
-              <w:t xml:space="preserve">J | </w:t>
-            </w:r>
-          </w:p>
-          <w:p>
-            <w:pPr>
-              <w:widowControl w:val="0"/>
-              <w:autoSpaceDE w:val="0"/>
-              <w:autoSpaceDN w:val="0"/>
-              <w:adjustRightInd w:val="0"/>
-              <w:spacing w:before="0" w:line="240" w:lineRule="auto"/>
-              <w:rPr>
-                <w:rFonts w:ascii="BRH Malayalam Extra" w:hAnsi="BRH Malayalam Extra" w:cs="BRH Malayalam Extra"/>
-                <w:sz w:val="32"/>
-                <w:szCs w:val="40"/>
-              </w:rPr>
-            </w:pPr>
-            <w:r>
-              <w:rPr>
-                <w:rFonts w:cs="BRH Malayalam Extra"/>
-                <w:szCs w:val="40"/>
-              </w:rPr>
-              <w:t>36</w:t>
+                <w:rFonts w:cs="BRH Malayalam Extra"/>
+                <w:szCs w:val="40"/>
+              </w:rPr>
+              <w:t>37</w:t>
             </w:r>
             <w:r>
               <w:rPr>
@@ -32526,345 +31612,8 @@
                 <w:sz w:val="32"/>
                 <w:szCs w:val="40"/>
               </w:rPr>
-              <w:t>)</w:t>
-            </w:r>
-            <w:proofErr w:type="gramStart"/>
-            <w:r>
-              <w:rPr>
-                <w:rFonts w:ascii="BRH Malayalam Extra" w:hAnsi="BRH Malayalam Extra" w:cs="BRH Malayalam Extra"/>
-                <w:sz w:val="32"/>
-                <w:szCs w:val="40"/>
-              </w:rPr>
-              <w:t>-  öe</w:t>
-            </w:r>
-            <w:proofErr w:type="gramEnd"/>
-            <w:r>
-              <w:rPr>
-                <w:rFonts w:ascii="BRH Malayalam Extra" w:hAnsi="BRH Malayalam Extra" w:cs="BRH Malayalam Extra"/>
-                <w:sz w:val="27"/>
-                <w:szCs w:val="40"/>
-              </w:rPr>
-              <w:t>–</w:t>
-            </w:r>
-            <w:r>
-              <w:rPr>
-                <w:rFonts w:ascii="BRH Malayalam Extra" w:hAnsi="BRH Malayalam Extra" w:cs="BRH Malayalam Extra"/>
-                <w:sz w:val="32"/>
-                <w:szCs w:val="40"/>
-              </w:rPr>
-              <w:t>¥P</w:t>
-            </w:r>
-            <w:r>
-              <w:rPr>
-                <w:rFonts w:ascii="BRH Malayalam Extra" w:hAnsi="BRH Malayalam Extra" w:cs="BRH Malayalam Extra"/>
-                <w:sz w:val="27"/>
-                <w:szCs w:val="40"/>
-              </w:rPr>
-              <w:t>–</w:t>
-            </w:r>
-            <w:r>
-              <w:rPr>
-                <w:rFonts w:ascii="BRH Malayalam Extra" w:hAnsi="BRH Malayalam Extra" w:cs="BRH Malayalam Extra"/>
-                <w:sz w:val="32"/>
-                <w:szCs w:val="40"/>
-                <w:highlight w:val="green"/>
-              </w:rPr>
-              <w:t>Z</w:t>
-            </w:r>
-            <w:r>
-              <w:rPr>
-                <w:rFonts w:ascii="BRH Malayalam Extra" w:hAnsi="BRH Malayalam Extra" w:cs="BRH Malayalam Extra"/>
-                <w:sz w:val="27"/>
-                <w:szCs w:val="40"/>
-                <w:highlight w:val="green"/>
-              </w:rPr>
-              <w:t>–</w:t>
-            </w:r>
-            <w:r>
-              <w:rPr>
-                <w:rFonts w:ascii="BRH Malayalam Extra" w:hAnsi="BRH Malayalam Extra" w:cs="BRH Malayalam Extra"/>
-                <w:sz w:val="32"/>
-                <w:szCs w:val="40"/>
-              </w:rPr>
-              <w:t>J | kxRË§— |</w:t>
-            </w:r>
-          </w:p>
-          <w:p>
-            <w:pPr>
-              <w:widowControl w:val="0"/>
-              <w:autoSpaceDE w:val="0"/>
-              <w:autoSpaceDN w:val="0"/>
-              <w:adjustRightInd w:val="0"/>
-              <w:spacing w:before="0" w:line="240" w:lineRule="auto"/>
-              <w:rPr>
-                <w:rFonts w:ascii="BRH Malayalam Extra" w:hAnsi="BRH Malayalam Extra" w:cs="BRH Malayalam Extra"/>
-                <w:sz w:val="32"/>
-                <w:szCs w:val="40"/>
-              </w:rPr>
-            </w:pPr>
-            <w:r>
-              <w:rPr>
-                <w:rFonts w:ascii="BRH Malayalam Extra" w:hAnsi="BRH Malayalam Extra" w:cs="BRH Malayalam Extra"/>
-                <w:sz w:val="32"/>
-                <w:szCs w:val="40"/>
-              </w:rPr>
-              <w:t>öe</w:t>
-            </w:r>
-            <w:r>
-              <w:rPr>
-                <w:rFonts w:ascii="BRH Malayalam Extra" w:hAnsi="BRH Malayalam Extra" w:cs="BRH Malayalam Extra"/>
-                <w:sz w:val="27"/>
-                <w:szCs w:val="40"/>
-              </w:rPr>
-              <w:t>–</w:t>
-            </w:r>
-            <w:r>
-              <w:rPr>
-                <w:rFonts w:ascii="BRH Malayalam Extra" w:hAnsi="BRH Malayalam Extra" w:cs="BRH Malayalam Extra"/>
-                <w:sz w:val="32"/>
-                <w:szCs w:val="40"/>
-              </w:rPr>
-              <w:t>¥P</w:t>
-            </w:r>
-            <w:r>
-              <w:rPr>
-                <w:rFonts w:ascii="BRH Malayalam Extra" w:hAnsi="BRH Malayalam Extra" w:cs="BRH Malayalam Extra"/>
-                <w:sz w:val="27"/>
-                <w:szCs w:val="40"/>
-              </w:rPr>
-              <w:t>–</w:t>
-            </w:r>
-            <w:r>
-              <w:rPr>
-                <w:rFonts w:ascii="BRH Malayalam Extra" w:hAnsi="BRH Malayalam Extra" w:cs="BRH Malayalam Extra"/>
-                <w:sz w:val="32"/>
-                <w:szCs w:val="40"/>
-              </w:rPr>
-              <w:t>¥</w:t>
-            </w:r>
-            <w:r>
-              <w:rPr>
-                <w:rFonts w:ascii="BRH Malayalam Extra" w:hAnsi="BRH Malayalam Extra" w:cs="BRH Malayalam Extra"/>
-                <w:sz w:val="32"/>
-                <w:szCs w:val="40"/>
-                <w:highlight w:val="green"/>
-              </w:rPr>
-              <w:t>Z</w:t>
-            </w:r>
-            <w:r>
-              <w:rPr>
-                <w:rFonts w:ascii="BRH Malayalam Extra" w:hAnsi="BRH Malayalam Extra" w:cs="BRH Malayalam Extra"/>
-                <w:sz w:val="27"/>
-                <w:szCs w:val="40"/>
-              </w:rPr>
-              <w:t>–</w:t>
-            </w:r>
-            <w:r>
-              <w:rPr>
-                <w:rFonts w:ascii="BRH Malayalam Extra" w:hAnsi="BRH Malayalam Extra" w:cs="BRH Malayalam Extra"/>
-                <w:sz w:val="32"/>
-                <w:szCs w:val="40"/>
-              </w:rPr>
-              <w:t>x kxR</w:t>
-            </w:r>
-            <w:r>
-              <w:rPr>
-                <w:rFonts w:ascii="BRH Malayalam Extra" w:hAnsi="BRH Malayalam Extra" w:cs="BRH Malayalam Extra"/>
-                <w:sz w:val="27"/>
-                <w:szCs w:val="40"/>
-              </w:rPr>
-              <w:t>–</w:t>
-            </w:r>
-            <w:r>
-              <w:rPr>
-                <w:rFonts w:ascii="BRH Malayalam Extra" w:hAnsi="BRH Malayalam Extra" w:cs="BRH Malayalam Extra"/>
-                <w:sz w:val="32"/>
-                <w:szCs w:val="40"/>
-              </w:rPr>
-              <w:t>© kxR—© öe</w:t>
-            </w:r>
-            <w:r>
-              <w:rPr>
-                <w:rFonts w:ascii="BRH Malayalam Extra" w:hAnsi="BRH Malayalam Extra" w:cs="BRH Malayalam Extra"/>
-                <w:sz w:val="32"/>
-                <w:szCs w:val="40"/>
-                <w:highlight w:val="green"/>
-              </w:rPr>
-              <w:t>¥P</w:t>
-            </w:r>
-            <w:r>
-              <w:rPr>
-                <w:rFonts w:ascii="BRH Malayalam Extra" w:hAnsi="BRH Malayalam Extra" w:cs="BRH Malayalam Extra"/>
-                <w:sz w:val="32"/>
-                <w:szCs w:val="40"/>
-              </w:rPr>
-              <w:t xml:space="preserve">ZJ </w:t>
-            </w:r>
-            <w:r>
-              <w:rPr>
-                <w:rFonts w:ascii="BRH Malayalam Extra" w:hAnsi="BRH Malayalam Extra" w:cs="BRH Malayalam Extra"/>
-                <w:sz w:val="32"/>
-                <w:szCs w:val="40"/>
-                <w:highlight w:val="green"/>
-              </w:rPr>
-              <w:t>öe</w:t>
-            </w:r>
-            <w:r>
-              <w:rPr>
-                <w:rFonts w:ascii="BRH Malayalam Extra" w:hAnsi="BRH Malayalam Extra" w:cs="BRH Malayalam Extra"/>
-                <w:sz w:val="32"/>
-                <w:szCs w:val="40"/>
-              </w:rPr>
-              <w:t>¥P</w:t>
-            </w:r>
-            <w:r>
-              <w:rPr>
-                <w:rFonts w:ascii="BRH Malayalam Extra" w:hAnsi="BRH Malayalam Extra" w:cs="BRH Malayalam Extra"/>
-                <w:sz w:val="32"/>
-                <w:szCs w:val="40"/>
-                <w:highlight w:val="green"/>
-              </w:rPr>
-              <w:t>¥Zx</w:t>
-            </w:r>
-            <w:r>
-              <w:rPr>
-                <w:rFonts w:ascii="BRH Malayalam Extra" w:hAnsi="BRH Malayalam Extra" w:cs="BRH Malayalam Extra"/>
-                <w:sz w:val="27"/>
-                <w:szCs w:val="40"/>
-                <w:highlight w:val="green"/>
-              </w:rPr>
-              <w:t>–</w:t>
-            </w:r>
-            <w:r>
-              <w:rPr>
-                <w:rFonts w:ascii="BRH Malayalam Extra" w:hAnsi="BRH Malayalam Extra" w:cs="BRH Malayalam Extra"/>
-                <w:sz w:val="32"/>
-                <w:szCs w:val="40"/>
-              </w:rPr>
-              <w:t xml:space="preserve"> kxRË§— | </w:t>
-            </w:r>
-          </w:p>
-          <w:p>
-            <w:pPr>
-              <w:widowControl w:val="0"/>
-              <w:autoSpaceDE w:val="0"/>
-              <w:autoSpaceDN w:val="0"/>
-              <w:adjustRightInd w:val="0"/>
-              <w:spacing w:before="0" w:line="240" w:lineRule="auto"/>
-              <w:rPr>
-                <w:rFonts w:ascii="BRH Malayalam Extra" w:hAnsi="BRH Malayalam Extra" w:cs="BRH Malayalam Extra"/>
-                <w:sz w:val="32"/>
-                <w:szCs w:val="40"/>
-              </w:rPr>
-            </w:pPr>
-            <w:r>
-              <w:rPr>
-                <w:rFonts w:cs="BRH Malayalam Extra"/>
-                <w:szCs w:val="40"/>
-              </w:rPr>
-              <w:t>37</w:t>
-            </w:r>
-            <w:r>
-              <w:rPr>
-                <w:rFonts w:ascii="BRH Malayalam Extra" w:hAnsi="BRH Malayalam Extra" w:cs="BRH Malayalam Extra"/>
-                <w:sz w:val="32"/>
-                <w:szCs w:val="40"/>
-              </w:rPr>
-              <w:t>)</w:t>
-            </w:r>
-            <w:r>
-              <w:rPr>
-                <w:rFonts w:ascii="BRH Malayalam Extra" w:hAnsi="BRH Malayalam Extra" w:cs="BRH Malayalam Extra"/>
-                <w:sz w:val="32"/>
-                <w:szCs w:val="40"/>
-              </w:rPr>
-              <w:tab/>
-            </w:r>
-            <w:r>
-              <w:rPr>
-                <w:rFonts w:cs="BRH Malayalam Extra"/>
-                <w:szCs w:val="40"/>
-              </w:rPr>
-              <w:t>1</w:t>
-            </w:r>
-            <w:r>
-              <w:rPr>
-                <w:rFonts w:ascii="BRH Malayalam Extra" w:hAnsi="BRH Malayalam Extra" w:cs="BRH Malayalam Extra"/>
-                <w:sz w:val="32"/>
-                <w:szCs w:val="40"/>
-              </w:rPr>
-              <w:t>.</w:t>
-            </w:r>
-            <w:r>
-              <w:rPr>
-                <w:rFonts w:cs="BRH Malayalam Extra"/>
-                <w:szCs w:val="40"/>
-              </w:rPr>
-              <w:t>5</w:t>
-            </w:r>
-            <w:r>
-              <w:rPr>
-                <w:rFonts w:ascii="BRH Malayalam Extra" w:hAnsi="BRH Malayalam Extra" w:cs="BRH Malayalam Extra"/>
-                <w:sz w:val="32"/>
-                <w:szCs w:val="40"/>
-              </w:rPr>
-              <w:t>.</w:t>
-            </w:r>
-            <w:r>
-              <w:rPr>
-                <w:rFonts w:cs="BRH Malayalam Extra"/>
-                <w:szCs w:val="40"/>
-              </w:rPr>
-              <w:t>11</w:t>
-            </w:r>
-            <w:r>
-              <w:rPr>
-                <w:rFonts w:ascii="BRH Malayalam Extra" w:hAnsi="BRH Malayalam Extra" w:cs="BRH Malayalam Extra"/>
-                <w:sz w:val="32"/>
-                <w:szCs w:val="40"/>
-              </w:rPr>
-              <w:t>.</w:t>
-            </w:r>
-            <w:r>
-              <w:rPr>
-                <w:rFonts w:cs="BRH Malayalam Extra"/>
-                <w:szCs w:val="40"/>
-              </w:rPr>
-              <w:t>3</w:t>
-            </w:r>
-            <w:r>
-              <w:rPr>
-                <w:rFonts w:ascii="BRH Malayalam Extra" w:hAnsi="BRH Malayalam Extra" w:cs="BRH Malayalam Extra"/>
-                <w:sz w:val="32"/>
-                <w:szCs w:val="40"/>
-              </w:rPr>
-              <w:t>(</w:t>
-            </w:r>
-            <w:r>
-              <w:rPr>
-                <w:rFonts w:cs="BRH Malayalam Extra"/>
-                <w:szCs w:val="40"/>
-              </w:rPr>
-              <w:t>33</w:t>
-            </w:r>
-            <w:r>
-              <w:rPr>
-                <w:rFonts w:ascii="BRH Malayalam Extra" w:hAnsi="BRH Malayalam Extra" w:cs="BRH Malayalam Extra"/>
-                <w:sz w:val="32"/>
-                <w:szCs w:val="40"/>
-              </w:rPr>
-              <w:t>)</w:t>
-            </w:r>
-            <w:proofErr w:type="gramStart"/>
-            <w:r>
-              <w:rPr>
-                <w:rFonts w:ascii="BRH Malayalam Extra" w:hAnsi="BRH Malayalam Extra" w:cs="BRH Malayalam Extra"/>
-                <w:sz w:val="32"/>
-                <w:szCs w:val="40"/>
-              </w:rPr>
-              <w:t>-  öe</w:t>
-            </w:r>
-            <w:proofErr w:type="gramEnd"/>
+              <w:t>)-  öe</w:t>
+            </w:r>
             <w:r>
               <w:rPr>
                 <w:rFonts w:ascii="BRH Malayalam Extra" w:hAnsi="BRH Malayalam Extra" w:cs="BRH Malayalam Extra"/>
@@ -33065,7 +31814,6 @@
                 <w:rFonts w:cs="BRH Malayalam Extra"/>
                 <w:szCs w:val="40"/>
               </w:rPr>
-              <w:lastRenderedPageBreak/>
               <w:t>32</w:t>
             </w:r>
             <w:r>
@@ -33157,18 +31905,8 @@
                 <w:sz w:val="32"/>
                 <w:szCs w:val="40"/>
               </w:rPr>
-              <w:t>)</w:t>
-            </w:r>
-            <w:proofErr w:type="gramStart"/>
-            <w:r>
-              <w:rPr>
-                <w:rFonts w:ascii="BRH Malayalam Extra" w:hAnsi="BRH Malayalam Extra" w:cs="BRH Malayalam Extra"/>
-                <w:sz w:val="32"/>
-                <w:szCs w:val="40"/>
-              </w:rPr>
-              <w:t>-  s</w:t>
-            </w:r>
-            <w:proofErr w:type="gramEnd"/>
+              <w:t>)-  s</w:t>
+            </w:r>
             <w:r>
               <w:rPr>
                 <w:rFonts w:ascii="BRH Malayalam Extra" w:hAnsi="BRH Malayalam Extra" w:cs="BRH Malayalam Extra"/>
@@ -33450,18 +32188,8 @@
                 <w:sz w:val="32"/>
                 <w:szCs w:val="40"/>
               </w:rPr>
-              <w:t>)</w:t>
-            </w:r>
-            <w:proofErr w:type="gramStart"/>
-            <w:r>
-              <w:rPr>
-                <w:rFonts w:ascii="BRH Malayalam Extra" w:hAnsi="BRH Malayalam Extra" w:cs="BRH Malayalam Extra"/>
-                <w:sz w:val="32"/>
-                <w:szCs w:val="40"/>
-              </w:rPr>
-              <w:t>-  s</w:t>
-            </w:r>
-            <w:proofErr w:type="gramEnd"/>
+              <w:t>)-  s</w:t>
+            </w:r>
             <w:r>
               <w:rPr>
                 <w:rFonts w:ascii="BRH Malayalam Extra" w:hAnsi="BRH Malayalam Extra" w:cs="BRH Malayalam Extra"/>
@@ -33631,6 +32359,7 @@
                 <w:rFonts w:cs="BRH Malayalam Extra"/>
                 <w:szCs w:val="40"/>
               </w:rPr>
+              <w:lastRenderedPageBreak/>
               <w:t>41</w:t>
             </w:r>
             <w:r>
@@ -33722,43 +32451,7 @@
                 <w:sz w:val="32"/>
                 <w:szCs w:val="40"/>
               </w:rPr>
-              <w:t>)</w:t>
-            </w:r>
-            <w:proofErr w:type="gramStart"/>
-            <w:r>
-              <w:rPr>
-                <w:rFonts w:ascii="BRH Malayalam Extra" w:hAnsi="BRH Malayalam Extra" w:cs="BRH Malayalam Extra"/>
-                <w:sz w:val="32"/>
-                <w:szCs w:val="40"/>
-              </w:rPr>
-              <w:t>-  pPx</w:t>
-            </w:r>
-            <w:proofErr w:type="gramEnd"/>
-            <w:r>
-              <w:rPr>
-                <w:rFonts w:ascii="BRH Malayalam Extra" w:hAnsi="BRH Malayalam Extra" w:cs="BRH Malayalam Extra"/>
-                <w:sz w:val="32"/>
-                <w:szCs w:val="40"/>
-              </w:rPr>
-              <w:t>(³§</w:t>
-            </w:r>
-            <w:proofErr w:type="gramStart"/>
-            <w:r>
-              <w:rPr>
-                <w:rFonts w:ascii="BRH Malayalam Extra" w:hAnsi="BRH Malayalam Extra" w:cs="BRH Malayalam Extra"/>
-                <w:sz w:val="32"/>
-                <w:szCs w:val="40"/>
-              </w:rPr>
-              <w:t>—)sy</w:t>
-            </w:r>
-            <w:proofErr w:type="gramEnd"/>
-            <w:r>
-              <w:rPr>
-                <w:rFonts w:ascii="BRH Malayalam Extra" w:hAnsi="BRH Malayalam Extra" w:cs="BRH Malayalam Extra"/>
-                <w:sz w:val="32"/>
-                <w:szCs w:val="40"/>
-              </w:rPr>
-              <w:t xml:space="preserve"> ||</w:t>
+              <w:t>)-  pPx(³§—)sy ||</w:t>
             </w:r>
           </w:p>
           <w:p>
@@ -33815,7 +32508,6 @@
               </w:rPr>
               <w:t>(³§</w:t>
             </w:r>
-            <w:proofErr w:type="gramStart"/>
             <w:r>
               <w:rPr>
                 <w:rFonts w:ascii="BRH Malayalam Extra" w:hAnsi="BRH Malayalam Extra" w:cs="BRH Malayalam Extra"/>
@@ -33832,40 +32524,21 @@
               </w:rPr>
               <w:t>)szZy</w:t>
             </w:r>
-            <w:proofErr w:type="gramEnd"/>
-            <w:r>
-              <w:rPr>
-                <w:rFonts w:ascii="BRH Malayalam Extra" w:hAnsi="BRH Malayalam Extra" w:cs="BRH Malayalam Extra"/>
-                <w:sz w:val="27"/>
-                <w:szCs w:val="40"/>
-              </w:rPr>
-              <w:t>–</w:t>
-            </w:r>
-            <w:r>
-              <w:rPr>
-                <w:rFonts w:ascii="BRH Malayalam Extra" w:hAnsi="BRH Malayalam Extra" w:cs="BRH Malayalam Extra"/>
-                <w:sz w:val="32"/>
-                <w:szCs w:val="40"/>
-              </w:rPr>
-              <w:t xml:space="preserve"> pPx(³§</w:t>
-            </w:r>
-            <w:proofErr w:type="gramStart"/>
-            <w:r>
-              <w:rPr>
-                <w:rFonts w:ascii="BRH Malayalam Extra" w:hAnsi="BRH Malayalam Extra" w:cs="BRH Malayalam Extra"/>
-                <w:sz w:val="32"/>
-                <w:szCs w:val="40"/>
-              </w:rPr>
-              <w:t>—)sy</w:t>
-            </w:r>
-            <w:proofErr w:type="gramEnd"/>
-            <w:r>
-              <w:rPr>
-                <w:rFonts w:ascii="BRH Malayalam Extra" w:hAnsi="BRH Malayalam Extra" w:cs="BRH Malayalam Extra"/>
-                <w:sz w:val="32"/>
-                <w:szCs w:val="40"/>
-              </w:rPr>
-              <w:t xml:space="preserve"> | </w:t>
+            <w:r>
+              <w:rPr>
+                <w:rFonts w:ascii="BRH Malayalam Extra" w:hAnsi="BRH Malayalam Extra" w:cs="BRH Malayalam Extra"/>
+                <w:sz w:val="27"/>
+                <w:szCs w:val="40"/>
+              </w:rPr>
+              <w:t>–</w:t>
+            </w:r>
+            <w:r>
+              <w:rPr>
+                <w:rFonts w:ascii="BRH Malayalam Extra" w:hAnsi="BRH Malayalam Extra" w:cs="BRH Malayalam Extra"/>
+                <w:sz w:val="32"/>
+                <w:szCs w:val="40"/>
+              </w:rPr>
+              <w:t xml:space="preserve"> pPx(³§—)sy | </w:t>
             </w:r>
           </w:p>
         </w:tc>
@@ -33988,43 +32661,7 @@
                 <w:sz w:val="32"/>
                 <w:szCs w:val="40"/>
               </w:rPr>
-              <w:t>)</w:t>
-            </w:r>
-            <w:proofErr w:type="gramStart"/>
-            <w:r>
-              <w:rPr>
-                <w:rFonts w:ascii="BRH Malayalam Extra" w:hAnsi="BRH Malayalam Extra" w:cs="BRH Malayalam Extra"/>
-                <w:sz w:val="32"/>
-                <w:szCs w:val="40"/>
-              </w:rPr>
-              <w:t>-  pPx</w:t>
-            </w:r>
-            <w:proofErr w:type="gramEnd"/>
-            <w:r>
-              <w:rPr>
-                <w:rFonts w:ascii="BRH Malayalam Extra" w:hAnsi="BRH Malayalam Extra" w:cs="BRH Malayalam Extra"/>
-                <w:sz w:val="32"/>
-                <w:szCs w:val="40"/>
-              </w:rPr>
-              <w:t>(³§</w:t>
-            </w:r>
-            <w:proofErr w:type="gramStart"/>
-            <w:r>
-              <w:rPr>
-                <w:rFonts w:ascii="BRH Malayalam Extra" w:hAnsi="BRH Malayalam Extra" w:cs="BRH Malayalam Extra"/>
-                <w:sz w:val="32"/>
-                <w:szCs w:val="40"/>
-              </w:rPr>
-              <w:t>—)sy</w:t>
-            </w:r>
-            <w:proofErr w:type="gramEnd"/>
-            <w:r>
-              <w:rPr>
-                <w:rFonts w:ascii="BRH Malayalam Extra" w:hAnsi="BRH Malayalam Extra" w:cs="BRH Malayalam Extra"/>
-                <w:sz w:val="32"/>
-                <w:szCs w:val="40"/>
-              </w:rPr>
-              <w:t xml:space="preserve"> ||</w:t>
+              <w:t>)-  pPx(³§—)sy ||</w:t>
             </w:r>
           </w:p>
           <w:p>
@@ -34072,7 +32709,6 @@
               </w:rPr>
               <w:t>(³§</w:t>
             </w:r>
-            <w:proofErr w:type="gramStart"/>
             <w:r>
               <w:rPr>
                 <w:rFonts w:ascii="BRH Malayalam Extra" w:hAnsi="BRH Malayalam Extra" w:cs="BRH Malayalam Extra"/>
@@ -34089,40 +32725,21 @@
               </w:rPr>
               <w:t>)szZy</w:t>
             </w:r>
-            <w:proofErr w:type="gramEnd"/>
-            <w:r>
-              <w:rPr>
-                <w:rFonts w:ascii="BRH Malayalam Extra" w:hAnsi="BRH Malayalam Extra" w:cs="BRH Malayalam Extra"/>
-                <w:sz w:val="27"/>
-                <w:szCs w:val="40"/>
-              </w:rPr>
-              <w:t>–</w:t>
-            </w:r>
-            <w:r>
-              <w:rPr>
-                <w:rFonts w:ascii="BRH Malayalam Extra" w:hAnsi="BRH Malayalam Extra" w:cs="BRH Malayalam Extra"/>
-                <w:sz w:val="32"/>
-                <w:szCs w:val="40"/>
-              </w:rPr>
-              <w:t xml:space="preserve"> pPx(³§</w:t>
-            </w:r>
-            <w:proofErr w:type="gramStart"/>
-            <w:r>
-              <w:rPr>
-                <w:rFonts w:ascii="BRH Malayalam Extra" w:hAnsi="BRH Malayalam Extra" w:cs="BRH Malayalam Extra"/>
-                <w:sz w:val="32"/>
-                <w:szCs w:val="40"/>
-              </w:rPr>
-              <w:t>—)sy</w:t>
-            </w:r>
-            <w:proofErr w:type="gramEnd"/>
-            <w:r>
-              <w:rPr>
-                <w:rFonts w:ascii="BRH Malayalam Extra" w:hAnsi="BRH Malayalam Extra" w:cs="BRH Malayalam Extra"/>
-                <w:sz w:val="32"/>
-                <w:szCs w:val="40"/>
-              </w:rPr>
-              <w:t xml:space="preserve"> | </w:t>
+            <w:r>
+              <w:rPr>
+                <w:rFonts w:ascii="BRH Malayalam Extra" w:hAnsi="BRH Malayalam Extra" w:cs="BRH Malayalam Extra"/>
+                <w:sz w:val="27"/>
+                <w:szCs w:val="40"/>
+              </w:rPr>
+              <w:t>–</w:t>
+            </w:r>
+            <w:r>
+              <w:rPr>
+                <w:rFonts w:ascii="BRH Malayalam Extra" w:hAnsi="BRH Malayalam Extra" w:cs="BRH Malayalam Extra"/>
+                <w:sz w:val="32"/>
+                <w:szCs w:val="40"/>
+              </w:rPr>
+              <w:t xml:space="preserve"> pPx(³§—)sy | </w:t>
             </w:r>
           </w:p>
         </w:tc>
@@ -34250,18 +32867,8 @@
                 <w:sz w:val="32"/>
                 <w:szCs w:val="40"/>
               </w:rPr>
-              <w:t>)</w:t>
-            </w:r>
-            <w:proofErr w:type="gramStart"/>
-            <w:r>
-              <w:rPr>
-                <w:rFonts w:ascii="BRH Malayalam Extra" w:hAnsi="BRH Malayalam Extra" w:cs="BRH Malayalam Extra"/>
-                <w:sz w:val="32"/>
-                <w:szCs w:val="40"/>
-              </w:rPr>
-              <w:t>-  d</w:t>
-            </w:r>
-            <w:proofErr w:type="gramEnd"/>
+              <w:t>)-  d</w:t>
+            </w:r>
             <w:r>
               <w:rPr>
                 <w:rFonts w:ascii="BRH Malayalam Extra" w:hAnsi="BRH Malayalam Extra" w:cs="BRH Malayalam Extra"/>
@@ -34598,18 +33205,8 @@
                 <w:sz w:val="32"/>
                 <w:szCs w:val="40"/>
               </w:rPr>
-              <w:t>)</w:t>
-            </w:r>
-            <w:proofErr w:type="gramStart"/>
-            <w:r>
-              <w:rPr>
-                <w:rFonts w:ascii="BRH Malayalam Extra" w:hAnsi="BRH Malayalam Extra" w:cs="BRH Malayalam Extra"/>
-                <w:sz w:val="32"/>
-                <w:szCs w:val="40"/>
-              </w:rPr>
-              <w:t>-  D</w:t>
-            </w:r>
-            <w:proofErr w:type="gramEnd"/>
+              <w:t>)-  D</w:t>
+            </w:r>
             <w:r>
               <w:rPr>
                 <w:rFonts w:ascii="BRH Malayalam Extra" w:hAnsi="BRH Malayalam Extra" w:cs="BRH Malayalam Extra"/>
@@ -34913,18 +33510,8 @@
                 <w:sz w:val="32"/>
                 <w:szCs w:val="40"/>
               </w:rPr>
-              <w:t>)</w:t>
-            </w:r>
-            <w:proofErr w:type="gramStart"/>
-            <w:r>
-              <w:rPr>
-                <w:rFonts w:ascii="BRH Malayalam Extra" w:hAnsi="BRH Malayalam Extra" w:cs="BRH Malayalam Extra"/>
-                <w:sz w:val="32"/>
-                <w:szCs w:val="40"/>
-              </w:rPr>
-              <w:t>-  d</w:t>
-            </w:r>
-            <w:proofErr w:type="gramEnd"/>
+              <w:t>)-  d</w:t>
+            </w:r>
             <w:r>
               <w:rPr>
                 <w:rFonts w:ascii="BRH Malayalam Extra" w:hAnsi="BRH Malayalam Extra" w:cs="BRH Malayalam Extra"/>
@@ -35380,18 +33967,8 @@
                 <w:sz w:val="32"/>
                 <w:szCs w:val="40"/>
               </w:rPr>
-              <w:t>)</w:t>
-            </w:r>
-            <w:proofErr w:type="gramStart"/>
-            <w:r>
-              <w:rPr>
-                <w:rFonts w:ascii="BRH Malayalam Extra" w:hAnsi="BRH Malayalam Extra" w:cs="BRH Malayalam Extra"/>
-                <w:sz w:val="32"/>
-                <w:szCs w:val="40"/>
-              </w:rPr>
-              <w:t>-  D</w:t>
-            </w:r>
-            <w:proofErr w:type="gramEnd"/>
+              <w:t>)-  D</w:t>
+            </w:r>
             <w:r>
               <w:rPr>
                 <w:rFonts w:ascii="BRH Malayalam Extra" w:hAnsi="BRH Malayalam Extra" w:cs="BRH Malayalam Extra"/>
@@ -35616,29 +34193,6 @@
     <w:p>
       <w:pPr>
         <w:spacing w:before="0" w:line="240" w:lineRule="auto"/>
-        <w:rPr>
-          <w:b/>
-          <w:bCs/>
-          <w:sz w:val="32"/>
-          <w:szCs w:val="32"/>
-          <w:u w:val="single"/>
-        </w:rPr>
-      </w:pPr>
-      <w:r>
-        <w:rPr>
-          <w:b/>
-          <w:bCs/>
-          <w:sz w:val="32"/>
-          <w:szCs w:val="32"/>
-          <w:u w:val="single"/>
-        </w:rPr>
-        <w:br w:type="page"/>
-      </w:r>
-    </w:p>
-    <w:p>
-      <w:pPr>
-        <w:spacing w:before="0" w:line="240" w:lineRule="auto"/>
-        <w:jc w:val="center"/>
         <w:rPr>
           <w:b/>
           <w:bCs/>

--- a/TS Jatai Ghanam Project/TS 1.5/TS 1.5 Jatai Malayalam Corrections.docx
+++ b/TS Jatai Ghanam Project/TS 1.5/TS 1.5 Jatai Malayalam Corrections.docx
@@ -256,7 +256,27 @@
                 <w:sz w:val="32"/>
                 <w:szCs w:val="40"/>
               </w:rPr>
-              <w:t>)-  B | c</w:t>
+              <w:t>)</w:t>
+            </w:r>
+            <w:proofErr w:type="gramStart"/>
+            <w:r>
+              <w:rPr>
+                <w:rFonts w:ascii="BRH Malayalam Extra" w:hAnsi="BRH Malayalam Extra" w:cs="BRH Malayalam Extra"/>
+                <w:color w:val="000000"/>
+                <w:sz w:val="32"/>
+                <w:szCs w:val="40"/>
+              </w:rPr>
+              <w:t>-  B</w:t>
+            </w:r>
+            <w:proofErr w:type="gramEnd"/>
+            <w:r>
+              <w:rPr>
+                <w:rFonts w:ascii="BRH Malayalam Extra" w:hAnsi="BRH Malayalam Extra" w:cs="BRH Malayalam Extra"/>
+                <w:color w:val="000000"/>
+                <w:sz w:val="32"/>
+                <w:szCs w:val="40"/>
+              </w:rPr>
+              <w:t xml:space="preserve"> | c</w:t>
             </w:r>
             <w:r>
               <w:rPr>
@@ -538,8 +558,19 @@
                 <w:sz w:val="32"/>
                 <w:szCs w:val="40"/>
               </w:rPr>
-              <w:t>)-  c</w:t>
-            </w:r>
+              <w:t>)</w:t>
+            </w:r>
+            <w:proofErr w:type="gramStart"/>
+            <w:r>
+              <w:rPr>
+                <w:rFonts w:ascii="BRH Malayalam Extra" w:hAnsi="BRH Malayalam Extra" w:cs="BRH Malayalam Extra"/>
+                <w:color w:val="000000"/>
+                <w:sz w:val="32"/>
+                <w:szCs w:val="40"/>
+              </w:rPr>
+              <w:t>-  c</w:t>
+            </w:r>
+            <w:proofErr w:type="gramEnd"/>
             <w:r>
               <w:rPr>
                 <w:rFonts w:ascii="BRH Malayalam Extra" w:hAnsi="BRH Malayalam Extra" w:cs="BRH Malayalam Extra"/>
@@ -918,7 +949,27 @@
                 <w:sz w:val="32"/>
                 <w:szCs w:val="40"/>
               </w:rPr>
-              <w:t>)-  B | c</w:t>
+              <w:t>)</w:t>
+            </w:r>
+            <w:proofErr w:type="gramStart"/>
+            <w:r>
+              <w:rPr>
+                <w:rFonts w:ascii="BRH Malayalam Extra" w:hAnsi="BRH Malayalam Extra" w:cs="BRH Malayalam Extra"/>
+                <w:color w:val="000000"/>
+                <w:sz w:val="32"/>
+                <w:szCs w:val="40"/>
+              </w:rPr>
+              <w:t>-  B</w:t>
+            </w:r>
+            <w:proofErr w:type="gramEnd"/>
+            <w:r>
+              <w:rPr>
+                <w:rFonts w:ascii="BRH Malayalam Extra" w:hAnsi="BRH Malayalam Extra" w:cs="BRH Malayalam Extra"/>
+                <w:color w:val="000000"/>
+                <w:sz w:val="32"/>
+                <w:szCs w:val="40"/>
+              </w:rPr>
+              <w:t xml:space="preserve"> | c</w:t>
             </w:r>
             <w:r>
               <w:rPr>
@@ -1180,8 +1231,19 @@
                 <w:sz w:val="32"/>
                 <w:szCs w:val="40"/>
               </w:rPr>
-              <w:t>)-  c</w:t>
-            </w:r>
+              <w:t>)</w:t>
+            </w:r>
+            <w:proofErr w:type="gramStart"/>
+            <w:r>
+              <w:rPr>
+                <w:rFonts w:ascii="BRH Malayalam Extra" w:hAnsi="BRH Malayalam Extra" w:cs="BRH Malayalam Extra"/>
+                <w:color w:val="000000"/>
+                <w:sz w:val="32"/>
+                <w:szCs w:val="40"/>
+              </w:rPr>
+              <w:t>-  c</w:t>
+            </w:r>
+            <w:proofErr w:type="gramEnd"/>
             <w:r>
               <w:rPr>
                 <w:rFonts w:ascii="BRH Malayalam Extra" w:hAnsi="BRH Malayalam Extra" w:cs="BRH Malayalam Extra"/>
@@ -1772,7 +1834,25 @@
                 <w:sz w:val="32"/>
                 <w:szCs w:val="40"/>
               </w:rPr>
-              <w:t xml:space="preserve">)-  st—sx | B | </w:t>
+              <w:t>)</w:t>
+            </w:r>
+            <w:proofErr w:type="gramStart"/>
+            <w:r>
+              <w:rPr>
+                <w:rFonts w:ascii="BRH Malayalam Extra" w:hAnsi="BRH Malayalam Extra" w:cs="BRH Malayalam Extra"/>
+                <w:sz w:val="32"/>
+                <w:szCs w:val="40"/>
+              </w:rPr>
+              <w:t>-  st</w:t>
+            </w:r>
+            <w:proofErr w:type="gramEnd"/>
+            <w:r>
+              <w:rPr>
+                <w:rFonts w:ascii="BRH Malayalam Extra" w:hAnsi="BRH Malayalam Extra" w:cs="BRH Malayalam Extra"/>
+                <w:sz w:val="32"/>
+                <w:szCs w:val="40"/>
+              </w:rPr>
+              <w:t xml:space="preserve">—sx | B | </w:t>
             </w:r>
           </w:p>
           <w:p>
@@ -1959,7 +2039,25 @@
                 <w:sz w:val="32"/>
                 <w:szCs w:val="40"/>
               </w:rPr>
-              <w:t xml:space="preserve">)-  st—sx | B | </w:t>
+              <w:t>)</w:t>
+            </w:r>
+            <w:proofErr w:type="gramStart"/>
+            <w:r>
+              <w:rPr>
+                <w:rFonts w:ascii="BRH Malayalam Extra" w:hAnsi="BRH Malayalam Extra" w:cs="BRH Malayalam Extra"/>
+                <w:sz w:val="32"/>
+                <w:szCs w:val="40"/>
+              </w:rPr>
+              <w:t>-  st</w:t>
+            </w:r>
+            <w:proofErr w:type="gramEnd"/>
+            <w:r>
+              <w:rPr>
+                <w:rFonts w:ascii="BRH Malayalam Extra" w:hAnsi="BRH Malayalam Extra" w:cs="BRH Malayalam Extra"/>
+                <w:sz w:val="32"/>
+                <w:szCs w:val="40"/>
+              </w:rPr>
+              <w:t xml:space="preserve">—sx | B | </w:t>
             </w:r>
           </w:p>
           <w:p>
@@ -2774,7 +2872,25 @@
                 <w:sz w:val="32"/>
                 <w:szCs w:val="40"/>
               </w:rPr>
-              <w:t>)-  Zûræx˜ | B |</w:t>
+              <w:t>)</w:t>
+            </w:r>
+            <w:proofErr w:type="gramStart"/>
+            <w:r>
+              <w:rPr>
+                <w:rFonts w:ascii="BRH Malayalam Extra" w:hAnsi="BRH Malayalam Extra" w:cs="BRH Malayalam Extra"/>
+                <w:sz w:val="32"/>
+                <w:szCs w:val="40"/>
+              </w:rPr>
+              <w:t>-  Zûræx</w:t>
+            </w:r>
+            <w:proofErr w:type="gramEnd"/>
+            <w:r>
+              <w:rPr>
+                <w:rFonts w:ascii="BRH Malayalam Extra" w:hAnsi="BRH Malayalam Extra" w:cs="BRH Malayalam Extra"/>
+                <w:sz w:val="32"/>
+                <w:szCs w:val="40"/>
+              </w:rPr>
+              <w:t>˜ | B |</w:t>
             </w:r>
           </w:p>
           <w:p>
@@ -2945,7 +3061,25 @@
                 <w:sz w:val="32"/>
                 <w:szCs w:val="40"/>
               </w:rPr>
-              <w:t>)-  Zûræx˜ | B |</w:t>
+              <w:t>)</w:t>
+            </w:r>
+            <w:proofErr w:type="gramStart"/>
+            <w:r>
+              <w:rPr>
+                <w:rFonts w:ascii="BRH Malayalam Extra" w:hAnsi="BRH Malayalam Extra" w:cs="BRH Malayalam Extra"/>
+                <w:sz w:val="32"/>
+                <w:szCs w:val="40"/>
+              </w:rPr>
+              <w:t>-  Zûræx</w:t>
+            </w:r>
+            <w:proofErr w:type="gramEnd"/>
+            <w:r>
+              <w:rPr>
+                <w:rFonts w:ascii="BRH Malayalam Extra" w:hAnsi="BRH Malayalam Extra" w:cs="BRH Malayalam Extra"/>
+                <w:sz w:val="32"/>
+                <w:szCs w:val="40"/>
+              </w:rPr>
+              <w:t>˜ | B |</w:t>
             </w:r>
           </w:p>
           <w:p>
@@ -3785,8 +3919,18 @@
                 <w:sz w:val="32"/>
                 <w:szCs w:val="40"/>
               </w:rPr>
-              <w:t>)-  G</w:t>
-            </w:r>
+              <w:t>)</w:t>
+            </w:r>
+            <w:proofErr w:type="gramStart"/>
+            <w:r>
+              <w:rPr>
+                <w:rFonts w:ascii="BRH Malayalam Extra" w:hAnsi="BRH Malayalam Extra" w:cs="BRH Malayalam Extra"/>
+                <w:sz w:val="32"/>
+                <w:szCs w:val="40"/>
+              </w:rPr>
+              <w:t>-  G</w:t>
+            </w:r>
+            <w:proofErr w:type="gramEnd"/>
             <w:r>
               <w:rPr>
                 <w:rFonts w:ascii="BRH Malayalam Extra" w:hAnsi="BRH Malayalam Extra" w:cs="BRH Malayalam Extra"/>
@@ -4065,8 +4209,18 @@
                 <w:sz w:val="32"/>
                 <w:szCs w:val="40"/>
               </w:rPr>
-              <w:t>)-  G</w:t>
-            </w:r>
+              <w:t>)</w:t>
+            </w:r>
+            <w:proofErr w:type="gramStart"/>
+            <w:r>
+              <w:rPr>
+                <w:rFonts w:ascii="BRH Malayalam Extra" w:hAnsi="BRH Malayalam Extra" w:cs="BRH Malayalam Extra"/>
+                <w:sz w:val="32"/>
+                <w:szCs w:val="40"/>
+              </w:rPr>
+              <w:t>-  G</w:t>
+            </w:r>
+            <w:proofErr w:type="gramEnd"/>
             <w:r>
               <w:rPr>
                 <w:rFonts w:ascii="BRH Malayalam Extra" w:hAnsi="BRH Malayalam Extra" w:cs="BRH Malayalam Extra"/>
@@ -4350,7 +4504,25 @@
                 <w:sz w:val="32"/>
                 <w:szCs w:val="40"/>
               </w:rPr>
-              <w:t>)-  sJ | pxP˜I |</w:t>
+              <w:t>)</w:t>
+            </w:r>
+            <w:proofErr w:type="gramStart"/>
+            <w:r>
+              <w:rPr>
+                <w:rFonts w:ascii="BRH Malayalam Extra" w:hAnsi="BRH Malayalam Extra" w:cs="BRH Malayalam Extra"/>
+                <w:sz w:val="32"/>
+                <w:szCs w:val="40"/>
+              </w:rPr>
+              <w:t>-  sJ</w:t>
+            </w:r>
+            <w:proofErr w:type="gramEnd"/>
+            <w:r>
+              <w:rPr>
+                <w:rFonts w:ascii="BRH Malayalam Extra" w:hAnsi="BRH Malayalam Extra" w:cs="BRH Malayalam Extra"/>
+                <w:sz w:val="32"/>
+                <w:szCs w:val="40"/>
+              </w:rPr>
+              <w:t xml:space="preserve"> | pxP˜I |</w:t>
             </w:r>
           </w:p>
           <w:p>
@@ -4568,7 +4740,25 @@
                 <w:sz w:val="32"/>
                 <w:szCs w:val="40"/>
               </w:rPr>
-              <w:t>)-  sJ | pxP˜I |</w:t>
+              <w:t>)</w:t>
+            </w:r>
+            <w:proofErr w:type="gramStart"/>
+            <w:r>
+              <w:rPr>
+                <w:rFonts w:ascii="BRH Malayalam Extra" w:hAnsi="BRH Malayalam Extra" w:cs="BRH Malayalam Extra"/>
+                <w:sz w:val="32"/>
+                <w:szCs w:val="40"/>
+              </w:rPr>
+              <w:t>-  sJ</w:t>
+            </w:r>
+            <w:proofErr w:type="gramEnd"/>
+            <w:r>
+              <w:rPr>
+                <w:rFonts w:ascii="BRH Malayalam Extra" w:hAnsi="BRH Malayalam Extra" w:cs="BRH Malayalam Extra"/>
+                <w:sz w:val="32"/>
+                <w:szCs w:val="40"/>
+              </w:rPr>
+              <w:t xml:space="preserve"> | pxP˜I |</w:t>
             </w:r>
           </w:p>
           <w:p>
@@ -4791,8 +4981,18 @@
                 <w:sz w:val="32"/>
                 <w:szCs w:val="40"/>
               </w:rPr>
-              <w:t>)-  px</w:t>
-            </w:r>
+              <w:t>)</w:t>
+            </w:r>
+            <w:proofErr w:type="gramStart"/>
+            <w:r>
+              <w:rPr>
+                <w:rFonts w:ascii="BRH Malayalam Extra" w:hAnsi="BRH Malayalam Extra" w:cs="BRH Malayalam Extra"/>
+                <w:sz w:val="32"/>
+                <w:szCs w:val="40"/>
+              </w:rPr>
+              <w:t>-  px</w:t>
+            </w:r>
+            <w:proofErr w:type="gramEnd"/>
             <w:r>
               <w:rPr>
                 <w:rFonts w:ascii="BRH Malayalam Extra" w:hAnsi="BRH Malayalam Extra" w:cs="BRH Malayalam Extra"/>
@@ -5073,7 +5273,16 @@
                 <w:sz w:val="32"/>
                 <w:szCs w:val="40"/>
               </w:rPr>
-              <w:t>)-  py</w:t>
+              <w:t>)</w:t>
+            </w:r>
+            <w:proofErr w:type="gramStart"/>
+            <w:r>
+              <w:rPr>
+                <w:rFonts w:ascii="BRH Malayalam Extra" w:hAnsi="BRH Malayalam Extra" w:cs="BRH Malayalam Extra"/>
+                <w:sz w:val="32"/>
+                <w:szCs w:val="40"/>
+              </w:rPr>
+              <w:t>-  py</w:t>
             </w:r>
             <w:r>
               <w:rPr>
@@ -5084,6 +5293,7 @@
               </w:rPr>
               <w:t>Æ</w:t>
             </w:r>
+            <w:proofErr w:type="gramEnd"/>
             <w:r>
               <w:rPr>
                 <w:rFonts w:ascii="BRH Malayalam Extra" w:hAnsi="BRH Malayalam Extra" w:cs="BRH Malayalam Extra"/>
@@ -5355,7 +5565,16 @@
                 <w:sz w:val="32"/>
                 <w:szCs w:val="40"/>
               </w:rPr>
-              <w:t>)-  py</w:t>
+              <w:t>)</w:t>
+            </w:r>
+            <w:proofErr w:type="gramStart"/>
+            <w:r>
+              <w:rPr>
+                <w:rFonts w:ascii="BRH Malayalam Extra" w:hAnsi="BRH Malayalam Extra" w:cs="BRH Malayalam Extra"/>
+                <w:sz w:val="32"/>
+                <w:szCs w:val="40"/>
+              </w:rPr>
+              <w:t>-  py</w:t>
             </w:r>
             <w:r>
               <w:rPr>
@@ -5366,6 +5585,7 @@
               </w:rPr>
               <w:t>Æ</w:t>
             </w:r>
+            <w:proofErr w:type="gramEnd"/>
             <w:r>
               <w:rPr>
                 <w:rFonts w:ascii="BRH Malayalam Extra" w:hAnsi="BRH Malayalam Extra" w:cs="BRH Malayalam Extra"/>
@@ -5590,8 +5810,18 @@
                 <w:sz w:val="32"/>
                 <w:szCs w:val="40"/>
               </w:rPr>
-              <w:t>)-  px</w:t>
-            </w:r>
+              <w:t>)</w:t>
+            </w:r>
+            <w:proofErr w:type="gramStart"/>
+            <w:r>
+              <w:rPr>
+                <w:rFonts w:ascii="BRH Malayalam Extra" w:hAnsi="BRH Malayalam Extra" w:cs="BRH Malayalam Extra"/>
+                <w:sz w:val="32"/>
+                <w:szCs w:val="40"/>
+              </w:rPr>
+              <w:t>-  px</w:t>
+            </w:r>
+            <w:proofErr w:type="gramEnd"/>
             <w:r>
               <w:rPr>
                 <w:rFonts w:ascii="BRH Malayalam Extra" w:hAnsi="BRH Malayalam Extra" w:cs="BRH Malayalam Extra"/>
@@ -5894,7 +6124,16 @@
                 <w:sz w:val="32"/>
                 <w:szCs w:val="40"/>
               </w:rPr>
-              <w:t>)-  py</w:t>
+              <w:t>)</w:t>
+            </w:r>
+            <w:proofErr w:type="gramStart"/>
+            <w:r>
+              <w:rPr>
+                <w:rFonts w:ascii="BRH Malayalam Extra" w:hAnsi="BRH Malayalam Extra" w:cs="BRH Malayalam Extra"/>
+                <w:sz w:val="32"/>
+                <w:szCs w:val="40"/>
+              </w:rPr>
+              <w:t>-  py</w:t>
             </w:r>
             <w:r>
               <w:rPr>
@@ -5905,6 +6144,7 @@
               </w:rPr>
               <w:t>c</w:t>
             </w:r>
+            <w:proofErr w:type="gramEnd"/>
             <w:r>
               <w:rPr>
                 <w:rFonts w:ascii="BRH Malayalam Extra" w:hAnsi="BRH Malayalam Extra" w:cs="BRH Malayalam Extra"/>
@@ -6176,7 +6416,16 @@
                 <w:sz w:val="32"/>
                 <w:szCs w:val="40"/>
               </w:rPr>
-              <w:t>)-  py</w:t>
+              <w:t>)</w:t>
+            </w:r>
+            <w:proofErr w:type="gramStart"/>
+            <w:r>
+              <w:rPr>
+                <w:rFonts w:ascii="BRH Malayalam Extra" w:hAnsi="BRH Malayalam Extra" w:cs="BRH Malayalam Extra"/>
+                <w:sz w:val="32"/>
+                <w:szCs w:val="40"/>
+              </w:rPr>
+              <w:t>-  py</w:t>
             </w:r>
             <w:r>
               <w:rPr>
@@ -6187,6 +6436,7 @@
               </w:rPr>
               <w:t>c</w:t>
             </w:r>
+            <w:proofErr w:type="gramEnd"/>
             <w:r>
               <w:rPr>
                 <w:rFonts w:ascii="BRH Malayalam Extra" w:hAnsi="BRH Malayalam Extra" w:cs="BRH Malayalam Extra"/>
@@ -6416,8 +6666,18 @@
                 <w:sz w:val="32"/>
                 <w:szCs w:val="40"/>
               </w:rPr>
-              <w:t>)-  G</w:t>
-            </w:r>
+              <w:t>)</w:t>
+            </w:r>
+            <w:proofErr w:type="gramStart"/>
+            <w:r>
+              <w:rPr>
+                <w:rFonts w:ascii="BRH Malayalam Extra" w:hAnsi="BRH Malayalam Extra" w:cs="BRH Malayalam Extra"/>
+                <w:sz w:val="32"/>
+                <w:szCs w:val="40"/>
+              </w:rPr>
+              <w:t>-  G</w:t>
+            </w:r>
+            <w:proofErr w:type="gramEnd"/>
             <w:r>
               <w:rPr>
                 <w:rFonts w:ascii="BRH Malayalam Extra" w:hAnsi="BRH Malayalam Extra" w:cs="BRH Malayalam Extra"/>
@@ -6700,8 +6960,18 @@
                 <w:sz w:val="32"/>
                 <w:szCs w:val="40"/>
               </w:rPr>
-              <w:t>)-  G</w:t>
-            </w:r>
+              <w:t>)</w:t>
+            </w:r>
+            <w:proofErr w:type="gramStart"/>
+            <w:r>
+              <w:rPr>
+                <w:rFonts w:ascii="BRH Malayalam Extra" w:hAnsi="BRH Malayalam Extra" w:cs="BRH Malayalam Extra"/>
+                <w:sz w:val="32"/>
+                <w:szCs w:val="40"/>
+              </w:rPr>
+              <w:t>-  G</w:t>
+            </w:r>
+            <w:proofErr w:type="gramEnd"/>
             <w:r>
               <w:rPr>
                 <w:rFonts w:ascii="BRH Malayalam Extra" w:hAnsi="BRH Malayalam Extra" w:cs="BRH Malayalam Extra"/>
@@ -6989,7 +7259,25 @@
                 <w:sz w:val="32"/>
                 <w:szCs w:val="40"/>
               </w:rPr>
-              <w:t>)-  B | E</w:t>
+              <w:t>)</w:t>
+            </w:r>
+            <w:proofErr w:type="gramStart"/>
+            <w:r>
+              <w:rPr>
+                <w:rFonts w:ascii="BRH Malayalam Extra" w:hAnsi="BRH Malayalam Extra" w:cs="BRH Malayalam Extra"/>
+                <w:sz w:val="32"/>
+                <w:szCs w:val="40"/>
+              </w:rPr>
+              <w:t>-  B</w:t>
+            </w:r>
+            <w:proofErr w:type="gramEnd"/>
+            <w:r>
+              <w:rPr>
+                <w:rFonts w:ascii="BRH Malayalam Extra" w:hAnsi="BRH Malayalam Extra" w:cs="BRH Malayalam Extra"/>
+                <w:sz w:val="32"/>
+                <w:szCs w:val="40"/>
+              </w:rPr>
+              <w:t xml:space="preserve"> | E</w:t>
             </w:r>
             <w:r>
               <w:rPr>
@@ -7209,7 +7497,25 @@
                 <w:sz w:val="32"/>
                 <w:szCs w:val="40"/>
               </w:rPr>
-              <w:t>)-  B | E</w:t>
+              <w:t>)</w:t>
+            </w:r>
+            <w:proofErr w:type="gramStart"/>
+            <w:r>
+              <w:rPr>
+                <w:rFonts w:ascii="BRH Malayalam Extra" w:hAnsi="BRH Malayalam Extra" w:cs="BRH Malayalam Extra"/>
+                <w:sz w:val="32"/>
+                <w:szCs w:val="40"/>
+              </w:rPr>
+              <w:t>-  B</w:t>
+            </w:r>
+            <w:proofErr w:type="gramEnd"/>
+            <w:r>
+              <w:rPr>
+                <w:rFonts w:ascii="BRH Malayalam Extra" w:hAnsi="BRH Malayalam Extra" w:cs="BRH Malayalam Extra"/>
+                <w:sz w:val="32"/>
+                <w:szCs w:val="40"/>
+              </w:rPr>
+              <w:t xml:space="preserve"> | E</w:t>
             </w:r>
             <w:r>
               <w:rPr>
@@ -7800,6 +8106,7 @@
                 <w:rFonts w:ascii="BRH Malayalam Extra" w:hAnsi="BRH Malayalam Extra" w:cs="BRH Malayalam Extra"/>
                 <w:sz w:val="32"/>
                 <w:szCs w:val="40"/>
+                <w:lang w:val="it-IT"/>
               </w:rPr>
             </w:pPr>
             <w:r>
@@ -7807,6 +8114,7 @@
                 <w:rFonts w:ascii="BRH Malayalam Extra" w:hAnsi="BRH Malayalam Extra" w:cs="BRH Malayalam Extra"/>
                 <w:sz w:val="32"/>
                 <w:szCs w:val="40"/>
+                <w:lang w:val="it-IT"/>
               </w:rPr>
               <w:t>i</w:t>
             </w:r>
@@ -7815,14 +8123,16 @@
                 <w:rFonts w:ascii="BRH Malayalam Extra" w:hAnsi="BRH Malayalam Extra" w:cs="BRH Malayalam Extra"/>
                 <w:sz w:val="27"/>
                 <w:szCs w:val="40"/>
-              </w:rPr>
-              <w:t>–</w:t>
-            </w:r>
-            <w:r>
-              <w:rPr>
-                <w:rFonts w:ascii="BRH Malayalam Extra" w:hAnsi="BRH Malayalam Extra" w:cs="BRH Malayalam Extra"/>
-                <w:sz w:val="32"/>
-                <w:szCs w:val="40"/>
+                <w:lang w:val="it-IT"/>
+              </w:rPr>
+              <w:t>–</w:t>
+            </w:r>
+            <w:r>
+              <w:rPr>
+                <w:rFonts w:ascii="BRH Malayalam Extra" w:hAnsi="BRH Malayalam Extra" w:cs="BRH Malayalam Extra"/>
+                <w:sz w:val="32"/>
+                <w:szCs w:val="40"/>
+                <w:lang w:val="it-IT"/>
               </w:rPr>
               <w:t>Ëx</w:t>
             </w:r>
@@ -7832,6 +8142,7 @@
                 <w:sz w:val="32"/>
                 <w:szCs w:val="40"/>
                 <w:highlight w:val="yellow"/>
+                <w:lang w:val="it-IT"/>
               </w:rPr>
               <w:t>bõx</w:t>
             </w:r>
@@ -7841,6 +8152,7 @@
                 <w:sz w:val="27"/>
                 <w:szCs w:val="40"/>
                 <w:highlight w:val="yellow"/>
+                <w:lang w:val="it-IT"/>
               </w:rPr>
               <w:t>–</w:t>
             </w:r>
@@ -7850,6 +8162,7 @@
                 <w:sz w:val="32"/>
                 <w:szCs w:val="40"/>
                 <w:highlight w:val="yellow"/>
+                <w:lang w:val="it-IT"/>
               </w:rPr>
               <w:t>jx</w:t>
             </w:r>
@@ -7858,6 +8171,7 @@
                 <w:rFonts w:ascii="BRH Malayalam Extra" w:hAnsi="BRH Malayalam Extra" w:cs="BRH Malayalam Extra"/>
                 <w:sz w:val="32"/>
                 <w:szCs w:val="40"/>
+                <w:lang w:val="it-IT"/>
               </w:rPr>
               <w:t xml:space="preserve">—j | </w:t>
             </w:r>
@@ -7873,12 +8187,14 @@
                 <w:rFonts w:ascii="BRH Malayalam Extra" w:hAnsi="BRH Malayalam Extra" w:cs="BRH Malayalam Extra"/>
                 <w:sz w:val="32"/>
                 <w:szCs w:val="40"/>
+                <w:lang w:val="it-IT"/>
               </w:rPr>
             </w:pPr>
             <w:r>
               <w:rPr>
                 <w:rFonts w:cs="BRH Malayalam Extra"/>
                 <w:szCs w:val="40"/>
+                <w:lang w:val="it-IT"/>
               </w:rPr>
               <w:t>15</w:t>
             </w:r>
@@ -7887,6 +8203,7 @@
                 <w:rFonts w:ascii="BRH Malayalam Extra" w:hAnsi="BRH Malayalam Extra" w:cs="BRH Malayalam Extra"/>
                 <w:sz w:val="32"/>
                 <w:szCs w:val="40"/>
+                <w:lang w:val="it-IT"/>
               </w:rPr>
               <w:t>)</w:t>
             </w:r>
@@ -7895,6 +8212,7 @@
                 <w:rFonts w:ascii="BRH Malayalam Extra" w:hAnsi="BRH Malayalam Extra" w:cs="BRH Malayalam Extra"/>
                 <w:sz w:val="32"/>
                 <w:szCs w:val="40"/>
+                <w:lang w:val="it-IT"/>
               </w:rPr>
               <w:tab/>
             </w:r>
@@ -7902,6 +8220,7 @@
               <w:rPr>
                 <w:rFonts w:cs="BRH Malayalam Extra"/>
                 <w:szCs w:val="40"/>
+                <w:lang w:val="it-IT"/>
               </w:rPr>
               <w:t>1</w:t>
             </w:r>
@@ -7910,6 +8229,7 @@
                 <w:rFonts w:ascii="BRH Malayalam Extra" w:hAnsi="BRH Malayalam Extra" w:cs="BRH Malayalam Extra"/>
                 <w:sz w:val="32"/>
                 <w:szCs w:val="40"/>
+                <w:lang w:val="it-IT"/>
               </w:rPr>
               <w:t>.</w:t>
             </w:r>
@@ -7917,6 +8237,7 @@
               <w:rPr>
                 <w:rFonts w:cs="BRH Malayalam Extra"/>
                 <w:szCs w:val="40"/>
+                <w:lang w:val="it-IT"/>
               </w:rPr>
               <w:t>5</w:t>
             </w:r>
@@ -7925,6 +8246,7 @@
                 <w:rFonts w:ascii="BRH Malayalam Extra" w:hAnsi="BRH Malayalam Extra" w:cs="BRH Malayalam Extra"/>
                 <w:sz w:val="32"/>
                 <w:szCs w:val="40"/>
+                <w:lang w:val="it-IT"/>
               </w:rPr>
               <w:t>.</w:t>
             </w:r>
@@ -7932,6 +8254,7 @@
               <w:rPr>
                 <w:rFonts w:cs="BRH Malayalam Extra"/>
                 <w:szCs w:val="40"/>
+                <w:lang w:val="it-IT"/>
               </w:rPr>
               <w:t>3</w:t>
             </w:r>
@@ -7940,6 +8263,7 @@
                 <w:rFonts w:ascii="BRH Malayalam Extra" w:hAnsi="BRH Malayalam Extra" w:cs="BRH Malayalam Extra"/>
                 <w:sz w:val="32"/>
                 <w:szCs w:val="40"/>
+                <w:lang w:val="it-IT"/>
               </w:rPr>
               <w:t>.</w:t>
             </w:r>
@@ -7947,6 +8271,7 @@
               <w:rPr>
                 <w:rFonts w:cs="BRH Malayalam Extra"/>
                 <w:szCs w:val="40"/>
+                <w:lang w:val="it-IT"/>
               </w:rPr>
               <w:t>1</w:t>
             </w:r>
@@ -7955,6 +8280,7 @@
                 <w:rFonts w:ascii="BRH Malayalam Extra" w:hAnsi="BRH Malayalam Extra" w:cs="BRH Malayalam Extra"/>
                 <w:sz w:val="32"/>
                 <w:szCs w:val="40"/>
+                <w:lang w:val="it-IT"/>
               </w:rPr>
               <w:t>(</w:t>
             </w:r>
@@ -7962,6 +8288,7 @@
               <w:rPr>
                 <w:rFonts w:cs="BRH Malayalam Extra"/>
                 <w:szCs w:val="40"/>
+                <w:lang w:val="it-IT"/>
               </w:rPr>
               <w:t>13</w:t>
             </w:r>
@@ -7970,6 +8297,7 @@
                 <w:rFonts w:ascii="BRH Malayalam Extra" w:hAnsi="BRH Malayalam Extra" w:cs="BRH Malayalam Extra"/>
                 <w:sz w:val="32"/>
                 <w:szCs w:val="40"/>
+                <w:lang w:val="it-IT"/>
               </w:rPr>
               <w:t>)-  A</w:t>
             </w:r>
@@ -7978,14 +8306,16 @@
                 <w:rFonts w:ascii="BRH Malayalam Extra" w:hAnsi="BRH Malayalam Extra" w:cs="BRH Malayalam Extra"/>
                 <w:sz w:val="27"/>
                 <w:szCs w:val="40"/>
-              </w:rPr>
-              <w:t>–</w:t>
-            </w:r>
-            <w:r>
-              <w:rPr>
-                <w:rFonts w:ascii="BRH Malayalam Extra" w:hAnsi="BRH Malayalam Extra" w:cs="BRH Malayalam Extra"/>
-                <w:sz w:val="32"/>
-                <w:szCs w:val="40"/>
+                <w:lang w:val="it-IT"/>
+              </w:rPr>
+              <w:t>–</w:t>
+            </w:r>
+            <w:r>
+              <w:rPr>
+                <w:rFonts w:ascii="BRH Malayalam Extra" w:hAnsi="BRH Malayalam Extra" w:cs="BRH Malayalam Extra"/>
+                <w:sz w:val="32"/>
+                <w:szCs w:val="40"/>
+                <w:lang w:val="it-IT"/>
               </w:rPr>
               <w:t>Ëx</w:t>
             </w:r>
@@ -7995,6 +8325,7 @@
                 <w:sz w:val="32"/>
                 <w:szCs w:val="40"/>
                 <w:highlight w:val="yellow"/>
+                <w:lang w:val="it-IT"/>
               </w:rPr>
               <w:t>bõx</w:t>
             </w:r>
@@ -8004,6 +8335,7 @@
                 <w:sz w:val="27"/>
                 <w:szCs w:val="40"/>
                 <w:highlight w:val="yellow"/>
+                <w:lang w:val="it-IT"/>
               </w:rPr>
               <w:t>–</w:t>
             </w:r>
@@ -8013,6 +8345,7 @@
                 <w:sz w:val="32"/>
                 <w:szCs w:val="40"/>
                 <w:highlight w:val="yellow"/>
+                <w:lang w:val="it-IT"/>
               </w:rPr>
               <w:t>jx—</w:t>
             </w:r>
@@ -8021,6 +8354,7 @@
                 <w:rFonts w:ascii="BRH Malayalam Extra" w:hAnsi="BRH Malayalam Extra" w:cs="BRH Malayalam Extra"/>
                 <w:sz w:val="32"/>
                 <w:szCs w:val="40"/>
+                <w:lang w:val="it-IT"/>
               </w:rPr>
               <w:t>j | B |</w:t>
             </w:r>
@@ -8036,6 +8370,7 @@
                 <w:rFonts w:ascii="BRH Malayalam Extra" w:hAnsi="BRH Malayalam Extra" w:cs="BRH Malayalam Extra"/>
                 <w:sz w:val="32"/>
                 <w:szCs w:val="40"/>
+                <w:lang w:val="it-IT"/>
               </w:rPr>
             </w:pPr>
             <w:r>
@@ -8043,6 +8378,7 @@
                 <w:rFonts w:ascii="BRH Malayalam Extra" w:hAnsi="BRH Malayalam Extra" w:cs="BRH Malayalam Extra"/>
                 <w:sz w:val="32"/>
                 <w:szCs w:val="40"/>
+                <w:lang w:val="it-IT"/>
               </w:rPr>
               <w:t>A</w:t>
             </w:r>
@@ -8051,14 +8387,16 @@
                 <w:rFonts w:ascii="BRH Malayalam Extra" w:hAnsi="BRH Malayalam Extra" w:cs="BRH Malayalam Extra"/>
                 <w:sz w:val="27"/>
                 <w:szCs w:val="40"/>
-              </w:rPr>
-              <w:t>–</w:t>
-            </w:r>
-            <w:r>
-              <w:rPr>
-                <w:rFonts w:ascii="BRH Malayalam Extra" w:hAnsi="BRH Malayalam Extra" w:cs="BRH Malayalam Extra"/>
-                <w:sz w:val="32"/>
-                <w:szCs w:val="40"/>
+                <w:lang w:val="it-IT"/>
+              </w:rPr>
+              <w:t>–</w:t>
+            </w:r>
+            <w:r>
+              <w:rPr>
+                <w:rFonts w:ascii="BRH Malayalam Extra" w:hAnsi="BRH Malayalam Extra" w:cs="BRH Malayalam Extra"/>
+                <w:sz w:val="32"/>
+                <w:szCs w:val="40"/>
+                <w:lang w:val="it-IT"/>
               </w:rPr>
               <w:t>Ëx</w:t>
             </w:r>
@@ -8068,6 +8406,7 @@
                 <w:sz w:val="32"/>
                 <w:szCs w:val="40"/>
                 <w:highlight w:val="yellow"/>
+                <w:lang w:val="it-IT"/>
               </w:rPr>
               <w:t>bõx—jx</w:t>
             </w:r>
@@ -8077,14 +8416,16 @@
                 <w:sz w:val="27"/>
                 <w:szCs w:val="40"/>
                 <w:highlight w:val="yellow"/>
-              </w:rPr>
-              <w:t>–</w:t>
-            </w:r>
-            <w:r>
-              <w:rPr>
-                <w:rFonts w:ascii="BRH Malayalam Extra" w:hAnsi="BRH Malayalam Extra" w:cs="BRH Malayalam Extra"/>
-                <w:sz w:val="32"/>
-                <w:szCs w:val="40"/>
+                <w:lang w:val="it-IT"/>
+              </w:rPr>
+              <w:t>–</w:t>
+            </w:r>
+            <w:r>
+              <w:rPr>
+                <w:rFonts w:ascii="BRH Malayalam Extra" w:hAnsi="BRH Malayalam Extra" w:cs="BRH Malayalam Extra"/>
+                <w:sz w:val="32"/>
+                <w:szCs w:val="40"/>
+                <w:lang w:val="it-IT"/>
               </w:rPr>
               <w:t>jx „Ëx</w:t>
             </w:r>
@@ -8094,6 +8435,7 @@
                 <w:sz w:val="32"/>
                 <w:szCs w:val="40"/>
                 <w:highlight w:val="yellow"/>
+                <w:lang w:val="it-IT"/>
               </w:rPr>
               <w:t>bõx</w:t>
             </w:r>
@@ -8103,6 +8445,7 @@
                 <w:sz w:val="27"/>
                 <w:szCs w:val="40"/>
                 <w:highlight w:val="yellow"/>
+                <w:lang w:val="it-IT"/>
               </w:rPr>
               <w:t>–</w:t>
             </w:r>
@@ -8112,6 +8455,7 @@
                 <w:sz w:val="32"/>
                 <w:szCs w:val="40"/>
                 <w:highlight w:val="yellow"/>
+                <w:lang w:val="it-IT"/>
               </w:rPr>
               <w:t>jx—jx</w:t>
             </w:r>
@@ -8120,14 +8464,16 @@
                 <w:rFonts w:ascii="BRH Malayalam Extra" w:hAnsi="BRH Malayalam Extra" w:cs="BRH Malayalam Extra"/>
                 <w:sz w:val="27"/>
                 <w:szCs w:val="40"/>
-              </w:rPr>
-              <w:t>–</w:t>
-            </w:r>
-            <w:r>
-              <w:rPr>
-                <w:rFonts w:ascii="BRH Malayalam Extra" w:hAnsi="BRH Malayalam Extra" w:cs="BRH Malayalam Extra"/>
-                <w:sz w:val="27"/>
-                <w:szCs w:val="40"/>
+                <w:lang w:val="it-IT"/>
+              </w:rPr>
+              <w:t>–</w:t>
+            </w:r>
+            <w:r>
+              <w:rPr>
+                <w:rFonts w:ascii="BRH Malayalam Extra" w:hAnsi="BRH Malayalam Extra" w:cs="BRH Malayalam Extra"/>
+                <w:sz w:val="27"/>
+                <w:szCs w:val="40"/>
+                <w:lang w:val="it-IT"/>
               </w:rPr>
               <w:t xml:space="preserve"> </w:t>
             </w:r>
@@ -8136,6 +8482,7 @@
                 <w:rFonts w:ascii="BRH Malayalam Extra" w:hAnsi="BRH Malayalam Extra" w:cs="BRH Malayalam Extra"/>
                 <w:sz w:val="32"/>
                 <w:szCs w:val="40"/>
+                <w:lang w:val="it-IT"/>
               </w:rPr>
               <w:t>Ëx</w:t>
             </w:r>
@@ -8145,6 +8492,7 @@
                 <w:sz w:val="32"/>
                 <w:szCs w:val="40"/>
                 <w:highlight w:val="yellow"/>
+                <w:lang w:val="it-IT"/>
               </w:rPr>
               <w:t>bõx—jx</w:t>
             </w:r>
@@ -8153,14 +8501,16 @@
                 <w:rFonts w:ascii="BRH Malayalam Extra" w:hAnsi="BRH Malayalam Extra" w:cs="BRH Malayalam Extra"/>
                 <w:sz w:val="27"/>
                 <w:szCs w:val="40"/>
-              </w:rPr>
-              <w:t>–</w:t>
-            </w:r>
-            <w:r>
-              <w:rPr>
-                <w:rFonts w:ascii="BRH Malayalam Extra" w:hAnsi="BRH Malayalam Extra" w:cs="BRH Malayalam Extra"/>
-                <w:sz w:val="32"/>
-                <w:szCs w:val="40"/>
+                <w:lang w:val="it-IT"/>
+              </w:rPr>
+              <w:t>–</w:t>
+            </w:r>
+            <w:r>
+              <w:rPr>
+                <w:rFonts w:ascii="BRH Malayalam Extra" w:hAnsi="BRH Malayalam Extra" w:cs="BRH Malayalam Extra"/>
+                <w:sz w:val="32"/>
+                <w:szCs w:val="40"/>
+                <w:lang w:val="it-IT"/>
               </w:rPr>
               <w:t xml:space="preserve">jx | </w:t>
             </w:r>
@@ -8176,12 +8526,14 @@
                 <w:rFonts w:ascii="BRH Malayalam Extra" w:hAnsi="BRH Malayalam Extra" w:cs="BRH Malayalam Extra"/>
                 <w:sz w:val="32"/>
                 <w:szCs w:val="40"/>
+                <w:lang w:val="it-IT"/>
               </w:rPr>
             </w:pPr>
             <w:r>
               <w:rPr>
                 <w:rFonts w:cs="BRH Malayalam Extra"/>
                 <w:szCs w:val="40"/>
+                <w:lang w:val="it-IT"/>
               </w:rPr>
               <w:t>16</w:t>
             </w:r>
@@ -8190,6 +8542,7 @@
                 <w:rFonts w:ascii="BRH Malayalam Extra" w:hAnsi="BRH Malayalam Extra" w:cs="BRH Malayalam Extra"/>
                 <w:sz w:val="32"/>
                 <w:szCs w:val="40"/>
+                <w:lang w:val="it-IT"/>
               </w:rPr>
               <w:t>)</w:t>
             </w:r>
@@ -8198,6 +8551,7 @@
                 <w:rFonts w:ascii="BRH Malayalam Extra" w:hAnsi="BRH Malayalam Extra" w:cs="BRH Malayalam Extra"/>
                 <w:sz w:val="32"/>
                 <w:szCs w:val="40"/>
+                <w:lang w:val="it-IT"/>
               </w:rPr>
               <w:tab/>
             </w:r>
@@ -8205,6 +8559,7 @@
               <w:rPr>
                 <w:rFonts w:cs="BRH Malayalam Extra"/>
                 <w:szCs w:val="40"/>
+                <w:lang w:val="it-IT"/>
               </w:rPr>
               <w:t>1</w:t>
             </w:r>
@@ -8213,6 +8568,7 @@
                 <w:rFonts w:ascii="BRH Malayalam Extra" w:hAnsi="BRH Malayalam Extra" w:cs="BRH Malayalam Extra"/>
                 <w:sz w:val="32"/>
                 <w:szCs w:val="40"/>
+                <w:lang w:val="it-IT"/>
               </w:rPr>
               <w:t>.</w:t>
             </w:r>
@@ -8220,6 +8576,7 @@
               <w:rPr>
                 <w:rFonts w:cs="BRH Malayalam Extra"/>
                 <w:szCs w:val="40"/>
+                <w:lang w:val="it-IT"/>
               </w:rPr>
               <w:t>5</w:t>
             </w:r>
@@ -8228,6 +8585,7 @@
                 <w:rFonts w:ascii="BRH Malayalam Extra" w:hAnsi="BRH Malayalam Extra" w:cs="BRH Malayalam Extra"/>
                 <w:sz w:val="32"/>
                 <w:szCs w:val="40"/>
+                <w:lang w:val="it-IT"/>
               </w:rPr>
               <w:t>.</w:t>
             </w:r>
@@ -8235,6 +8593,7 @@
               <w:rPr>
                 <w:rFonts w:cs="BRH Malayalam Extra"/>
                 <w:szCs w:val="40"/>
+                <w:lang w:val="it-IT"/>
               </w:rPr>
               <w:t>3</w:t>
             </w:r>
@@ -8243,6 +8602,7 @@
                 <w:rFonts w:ascii="BRH Malayalam Extra" w:hAnsi="BRH Malayalam Extra" w:cs="BRH Malayalam Extra"/>
                 <w:sz w:val="32"/>
                 <w:szCs w:val="40"/>
+                <w:lang w:val="it-IT"/>
               </w:rPr>
               <w:t>.</w:t>
             </w:r>
@@ -8250,6 +8610,7 @@
               <w:rPr>
                 <w:rFonts w:cs="BRH Malayalam Extra"/>
                 <w:szCs w:val="40"/>
+                <w:lang w:val="it-IT"/>
               </w:rPr>
               <w:t>1</w:t>
             </w:r>
@@ -8258,6 +8619,7 @@
                 <w:rFonts w:ascii="BRH Malayalam Extra" w:hAnsi="BRH Malayalam Extra" w:cs="BRH Malayalam Extra"/>
                 <w:sz w:val="32"/>
                 <w:szCs w:val="40"/>
+                <w:lang w:val="it-IT"/>
               </w:rPr>
               <w:t>(</w:t>
             </w:r>
@@ -8265,6 +8627,7 @@
               <w:rPr>
                 <w:rFonts w:cs="BRH Malayalam Extra"/>
                 <w:szCs w:val="40"/>
+                <w:lang w:val="it-IT"/>
               </w:rPr>
               <w:t>13</w:t>
             </w:r>
@@ -8273,6 +8636,7 @@
                 <w:rFonts w:ascii="BRH Malayalam Extra" w:hAnsi="BRH Malayalam Extra" w:cs="BRH Malayalam Extra"/>
                 <w:sz w:val="32"/>
                 <w:szCs w:val="40"/>
+                <w:lang w:val="it-IT"/>
               </w:rPr>
               <w:t>)-  A</w:t>
             </w:r>
@@ -8281,14 +8645,16 @@
                 <w:rFonts w:ascii="BRH Malayalam Extra" w:hAnsi="BRH Malayalam Extra" w:cs="BRH Malayalam Extra"/>
                 <w:sz w:val="27"/>
                 <w:szCs w:val="40"/>
-              </w:rPr>
-              <w:t>–</w:t>
-            </w:r>
-            <w:r>
-              <w:rPr>
-                <w:rFonts w:ascii="BRH Malayalam Extra" w:hAnsi="BRH Malayalam Extra" w:cs="BRH Malayalam Extra"/>
-                <w:sz w:val="32"/>
-                <w:szCs w:val="40"/>
+                <w:lang w:val="it-IT"/>
+              </w:rPr>
+              <w:t>–</w:t>
+            </w:r>
+            <w:r>
+              <w:rPr>
+                <w:rFonts w:ascii="BRH Malayalam Extra" w:hAnsi="BRH Malayalam Extra" w:cs="BRH Malayalam Extra"/>
+                <w:sz w:val="32"/>
+                <w:szCs w:val="40"/>
+                <w:lang w:val="it-IT"/>
               </w:rPr>
               <w:t>Ëx</w:t>
             </w:r>
@@ -8298,6 +8664,7 @@
                 <w:sz w:val="32"/>
                 <w:szCs w:val="40"/>
                 <w:highlight w:val="yellow"/>
+                <w:lang w:val="it-IT"/>
               </w:rPr>
               <w:t>bõx</w:t>
             </w:r>
@@ -8307,6 +8674,7 @@
                 <w:sz w:val="27"/>
                 <w:szCs w:val="40"/>
                 <w:highlight w:val="yellow"/>
+                <w:lang w:val="it-IT"/>
               </w:rPr>
               <w:t>–</w:t>
             </w:r>
@@ -8316,6 +8684,7 @@
                 <w:sz w:val="32"/>
                 <w:szCs w:val="40"/>
                 <w:highlight w:val="yellow"/>
+                <w:lang w:val="it-IT"/>
               </w:rPr>
               <w:t>jx—</w:t>
             </w:r>
@@ -8324,6 +8693,7 @@
                 <w:rFonts w:ascii="BRH Malayalam Extra" w:hAnsi="BRH Malayalam Extra" w:cs="BRH Malayalam Extra"/>
                 <w:sz w:val="32"/>
                 <w:szCs w:val="40"/>
+                <w:lang w:val="it-IT"/>
               </w:rPr>
               <w:t>j |</w:t>
             </w:r>
@@ -8338,6 +8708,7 @@
               <w:rPr>
                 <w:rFonts w:cs="BRH Malayalam Extra"/>
                 <w:szCs w:val="40"/>
+                <w:lang w:val="it-IT"/>
               </w:rPr>
             </w:pPr>
             <w:r>
@@ -8345,6 +8716,7 @@
                 <w:rFonts w:ascii="BRH Malayalam Extra" w:hAnsi="BRH Malayalam Extra" w:cs="BRH Malayalam Extra"/>
                 <w:sz w:val="32"/>
                 <w:szCs w:val="40"/>
+                <w:lang w:val="it-IT"/>
               </w:rPr>
               <w:t>A</w:t>
             </w:r>
@@ -8353,14 +8725,16 @@
                 <w:rFonts w:ascii="BRH Malayalam Extra" w:hAnsi="BRH Malayalam Extra" w:cs="BRH Malayalam Extra"/>
                 <w:sz w:val="27"/>
                 <w:szCs w:val="40"/>
-              </w:rPr>
-              <w:t>–</w:t>
-            </w:r>
-            <w:r>
-              <w:rPr>
-                <w:rFonts w:ascii="BRH Malayalam Extra" w:hAnsi="BRH Malayalam Extra" w:cs="BRH Malayalam Extra"/>
-                <w:sz w:val="32"/>
-                <w:szCs w:val="40"/>
+                <w:lang w:val="it-IT"/>
+              </w:rPr>
+              <w:t>–</w:t>
+            </w:r>
+            <w:r>
+              <w:rPr>
+                <w:rFonts w:ascii="BRH Malayalam Extra" w:hAnsi="BRH Malayalam Extra" w:cs="BRH Malayalam Extra"/>
+                <w:sz w:val="32"/>
+                <w:szCs w:val="40"/>
+                <w:lang w:val="it-IT"/>
               </w:rPr>
               <w:t>Ëxbõx</w:t>
             </w:r>
@@ -8369,14 +8743,16 @@
                 <w:rFonts w:ascii="BRH Malayalam Extra" w:hAnsi="BRH Malayalam Extra" w:cs="BRH Malayalam Extra"/>
                 <w:sz w:val="27"/>
                 <w:szCs w:val="40"/>
-              </w:rPr>
-              <w:t>–</w:t>
-            </w:r>
-            <w:r>
-              <w:rPr>
-                <w:rFonts w:ascii="BRH Malayalam Extra" w:hAnsi="BRH Malayalam Extra" w:cs="BRH Malayalam Extra"/>
-                <w:sz w:val="32"/>
-                <w:szCs w:val="40"/>
+                <w:lang w:val="it-IT"/>
+              </w:rPr>
+              <w:t>–</w:t>
+            </w:r>
+            <w:r>
+              <w:rPr>
+                <w:rFonts w:ascii="BRH Malayalam Extra" w:hAnsi="BRH Malayalam Extra" w:cs="BRH Malayalam Extra"/>
+                <w:sz w:val="32"/>
+                <w:szCs w:val="40"/>
+                <w:lang w:val="it-IT"/>
               </w:rPr>
               <w:t xml:space="preserve">¥jZõ—Ë - Abõx—j | </w:t>
             </w:r>
@@ -9358,12 +9734,14 @@
                 <w:rFonts w:ascii="BRH Malayalam Extra" w:hAnsi="BRH Malayalam Extra" w:cs="BRH Malayalam Extra"/>
                 <w:sz w:val="32"/>
                 <w:szCs w:val="40"/>
+                <w:lang w:val="it-IT"/>
               </w:rPr>
             </w:pPr>
             <w:r>
               <w:rPr>
                 <w:rFonts w:cs="BRH Malayalam Extra"/>
                 <w:szCs w:val="40"/>
+                <w:lang w:val="it-IT"/>
               </w:rPr>
               <w:t>1</w:t>
             </w:r>
@@ -9372,6 +9750,7 @@
                 <w:rFonts w:ascii="BRH Malayalam Extra" w:hAnsi="BRH Malayalam Extra" w:cs="BRH Malayalam Extra"/>
                 <w:sz w:val="32"/>
                 <w:szCs w:val="40"/>
+                <w:lang w:val="it-IT"/>
               </w:rPr>
               <w:t>)</w:t>
             </w:r>
@@ -9380,6 +9759,7 @@
                 <w:rFonts w:ascii="BRH Malayalam Extra" w:hAnsi="BRH Malayalam Extra" w:cs="BRH Malayalam Extra"/>
                 <w:sz w:val="32"/>
                 <w:szCs w:val="40"/>
+                <w:lang w:val="it-IT"/>
               </w:rPr>
               <w:tab/>
             </w:r>
@@ -9387,6 +9767,7 @@
               <w:rPr>
                 <w:rFonts w:cs="BRH Malayalam Extra"/>
                 <w:szCs w:val="40"/>
+                <w:lang w:val="it-IT"/>
               </w:rPr>
               <w:t>1</w:t>
             </w:r>
@@ -9395,6 +9776,7 @@
                 <w:rFonts w:ascii="BRH Malayalam Extra" w:hAnsi="BRH Malayalam Extra" w:cs="BRH Malayalam Extra"/>
                 <w:sz w:val="32"/>
                 <w:szCs w:val="40"/>
+                <w:lang w:val="it-IT"/>
               </w:rPr>
               <w:t>.</w:t>
             </w:r>
@@ -9402,6 +9784,7 @@
               <w:rPr>
                 <w:rFonts w:cs="BRH Malayalam Extra"/>
                 <w:szCs w:val="40"/>
+                <w:lang w:val="it-IT"/>
               </w:rPr>
               <w:t>5</w:t>
             </w:r>
@@ -9410,6 +9793,7 @@
                 <w:rFonts w:ascii="BRH Malayalam Extra" w:hAnsi="BRH Malayalam Extra" w:cs="BRH Malayalam Extra"/>
                 <w:sz w:val="32"/>
                 <w:szCs w:val="40"/>
+                <w:lang w:val="it-IT"/>
               </w:rPr>
               <w:t>.</w:t>
             </w:r>
@@ -9417,6 +9801,7 @@
               <w:rPr>
                 <w:rFonts w:cs="BRH Malayalam Extra"/>
                 <w:szCs w:val="40"/>
+                <w:lang w:val="it-IT"/>
               </w:rPr>
               <w:t>3</w:t>
             </w:r>
@@ -9425,6 +9810,7 @@
                 <w:rFonts w:ascii="BRH Malayalam Extra" w:hAnsi="BRH Malayalam Extra" w:cs="BRH Malayalam Extra"/>
                 <w:sz w:val="32"/>
                 <w:szCs w:val="40"/>
+                <w:lang w:val="it-IT"/>
               </w:rPr>
               <w:t>.</w:t>
             </w:r>
@@ -9432,6 +9818,7 @@
               <w:rPr>
                 <w:rFonts w:cs="BRH Malayalam Extra"/>
                 <w:szCs w:val="40"/>
+                <w:lang w:val="it-IT"/>
               </w:rPr>
               <w:t>2</w:t>
             </w:r>
@@ -9440,6 +9827,7 @@
                 <w:rFonts w:ascii="BRH Malayalam Extra" w:hAnsi="BRH Malayalam Extra" w:cs="BRH Malayalam Extra"/>
                 <w:sz w:val="32"/>
                 <w:szCs w:val="40"/>
+                <w:lang w:val="it-IT"/>
               </w:rPr>
               <w:t>(</w:t>
             </w:r>
@@ -9447,6 +9835,7 @@
               <w:rPr>
                 <w:rFonts w:cs="BRH Malayalam Extra"/>
                 <w:szCs w:val="40"/>
+                <w:lang w:val="it-IT"/>
               </w:rPr>
               <w:t>1</w:t>
             </w:r>
@@ -9455,6 +9844,7 @@
                 <w:rFonts w:ascii="BRH Malayalam Extra" w:hAnsi="BRH Malayalam Extra" w:cs="BRH Malayalam Extra"/>
                 <w:sz w:val="32"/>
                 <w:szCs w:val="40"/>
+                <w:lang w:val="it-IT"/>
               </w:rPr>
               <w:t>)-  öK¡</w:t>
             </w:r>
@@ -9463,14 +9853,16 @@
                 <w:rFonts w:ascii="BRH Malayalam Extra" w:hAnsi="BRH Malayalam Extra" w:cs="BRH Malayalam Extra"/>
                 <w:sz w:val="27"/>
                 <w:szCs w:val="40"/>
-              </w:rPr>
-              <w:t>–</w:t>
-            </w:r>
-            <w:r>
-              <w:rPr>
-                <w:rFonts w:ascii="BRH Malayalam Extra" w:hAnsi="BRH Malayalam Extra" w:cs="BRH Malayalam Extra"/>
-                <w:sz w:val="32"/>
-                <w:szCs w:val="40"/>
+                <w:lang w:val="it-IT"/>
+              </w:rPr>
+              <w:t>–</w:t>
+            </w:r>
+            <w:r>
+              <w:rPr>
+                <w:rFonts w:ascii="BRH Malayalam Extra" w:hAnsi="BRH Malayalam Extra" w:cs="BRH Malayalam Extra"/>
+                <w:sz w:val="32"/>
+                <w:szCs w:val="40"/>
+                <w:lang w:val="it-IT"/>
               </w:rPr>
               <w:t>ÆJ | e</w:t>
             </w:r>
@@ -9479,14 +9871,16 @@
                 <w:rFonts w:ascii="BRH Malayalam Extra" w:hAnsi="BRH Malayalam Extra" w:cs="BRH Malayalam Extra"/>
                 <w:sz w:val="27"/>
                 <w:szCs w:val="40"/>
-              </w:rPr>
-              <w:t>–</w:t>
-            </w:r>
-            <w:r>
-              <w:rPr>
-                <w:rFonts w:ascii="BRH Malayalam Extra" w:hAnsi="BRH Malayalam Extra" w:cs="BRH Malayalam Extra"/>
-                <w:sz w:val="32"/>
-                <w:szCs w:val="40"/>
+                <w:lang w:val="it-IT"/>
+              </w:rPr>
+              <w:t>–</w:t>
+            </w:r>
+            <w:r>
+              <w:rPr>
+                <w:rFonts w:ascii="BRH Malayalam Extra" w:hAnsi="BRH Malayalam Extra" w:cs="BRH Malayalam Extra"/>
+                <w:sz w:val="32"/>
+                <w:szCs w:val="40"/>
+                <w:lang w:val="it-IT"/>
               </w:rPr>
               <w:t>¥kx</w:t>
             </w:r>
@@ -9495,14 +9889,16 @@
                 <w:rFonts w:ascii="BRH Malayalam Extra" w:hAnsi="BRH Malayalam Extra" w:cs="BRH Malayalam Extra"/>
                 <w:sz w:val="27"/>
                 <w:szCs w:val="40"/>
-              </w:rPr>
-              <w:t>–</w:t>
-            </w:r>
-            <w:r>
-              <w:rPr>
-                <w:rFonts w:ascii="BRH Malayalam Extra" w:hAnsi="BRH Malayalam Extra" w:cs="BRH Malayalam Extra"/>
-                <w:sz w:val="32"/>
-                <w:szCs w:val="40"/>
+                <w:lang w:val="it-IT"/>
+              </w:rPr>
+              <w:t>–</w:t>
+            </w:r>
+            <w:r>
+              <w:rPr>
+                <w:rFonts w:ascii="BRH Malayalam Extra" w:hAnsi="BRH Malayalam Extra" w:cs="BRH Malayalam Extra"/>
+                <w:sz w:val="32"/>
+                <w:szCs w:val="40"/>
+                <w:lang w:val="it-IT"/>
               </w:rPr>
               <w:t>p</w:t>
             </w:r>
@@ -9512,6 +9908,7 @@
                 <w:sz w:val="32"/>
                 <w:szCs w:val="40"/>
                 <w:highlight w:val="yellow"/>
+                <w:lang w:val="it-IT"/>
               </w:rPr>
               <w:t>ep</w:t>
             </w:r>
@@ -9520,6 +9917,7 @@
                 <w:rFonts w:ascii="BRH Malayalam Extra" w:hAnsi="BRH Malayalam Extra" w:cs="BRH Malayalam Extra"/>
                 <w:sz w:val="32"/>
                 <w:szCs w:val="40"/>
+                <w:lang w:val="it-IT"/>
               </w:rPr>
               <w:t>— |</w:t>
             </w:r>
@@ -9535,6 +9933,7 @@
                 <w:rFonts w:ascii="BRH Malayalam Extra" w:hAnsi="BRH Malayalam Extra" w:cs="BRH Malayalam Extra"/>
                 <w:sz w:val="32"/>
                 <w:szCs w:val="40"/>
+                <w:lang w:val="it-IT"/>
               </w:rPr>
             </w:pPr>
             <w:r>
@@ -9542,6 +9941,7 @@
                 <w:rFonts w:ascii="BRH Malayalam Extra" w:hAnsi="BRH Malayalam Extra" w:cs="BRH Malayalam Extra"/>
                 <w:sz w:val="32"/>
                 <w:szCs w:val="40"/>
+                <w:lang w:val="it-IT"/>
               </w:rPr>
               <w:t>öK¡</w:t>
             </w:r>
@@ -9550,14 +9950,16 @@
                 <w:rFonts w:ascii="BRH Malayalam Extra" w:hAnsi="BRH Malayalam Extra" w:cs="BRH Malayalam Extra"/>
                 <w:sz w:val="27"/>
                 <w:szCs w:val="40"/>
-              </w:rPr>
-              <w:t>–</w:t>
-            </w:r>
-            <w:r>
-              <w:rPr>
-                <w:rFonts w:ascii="BRH Malayalam Extra" w:hAnsi="BRH Malayalam Extra" w:cs="BRH Malayalam Extra"/>
-                <w:sz w:val="32"/>
-                <w:szCs w:val="40"/>
+                <w:lang w:val="it-IT"/>
+              </w:rPr>
+              <w:t>–</w:t>
+            </w:r>
+            <w:r>
+              <w:rPr>
+                <w:rFonts w:ascii="BRH Malayalam Extra" w:hAnsi="BRH Malayalam Extra" w:cs="BRH Malayalam Extra"/>
+                <w:sz w:val="32"/>
+                <w:szCs w:val="40"/>
+                <w:lang w:val="it-IT"/>
               </w:rPr>
               <w:t>ÆJ e—¥kx</w:t>
             </w:r>
@@ -9566,14 +9968,16 @@
                 <w:rFonts w:ascii="BRH Malayalam Extra" w:hAnsi="BRH Malayalam Extra" w:cs="BRH Malayalam Extra"/>
                 <w:sz w:val="27"/>
                 <w:szCs w:val="40"/>
-              </w:rPr>
-              <w:t>–</w:t>
-            </w:r>
-            <w:r>
-              <w:rPr>
-                <w:rFonts w:ascii="BRH Malayalam Extra" w:hAnsi="BRH Malayalam Extra" w:cs="BRH Malayalam Extra"/>
-                <w:sz w:val="32"/>
-                <w:szCs w:val="40"/>
+                <w:lang w:val="it-IT"/>
+              </w:rPr>
+              <w:t>–</w:t>
+            </w:r>
+            <w:r>
+              <w:rPr>
+                <w:rFonts w:ascii="BRH Malayalam Extra" w:hAnsi="BRH Malayalam Extra" w:cs="BRH Malayalam Extra"/>
+                <w:sz w:val="32"/>
+                <w:szCs w:val="40"/>
+                <w:lang w:val="it-IT"/>
               </w:rPr>
               <w:t>p</w:t>
             </w:r>
@@ -9583,6 +9987,7 @@
                 <w:sz w:val="32"/>
                 <w:szCs w:val="40"/>
                 <w:highlight w:val="yellow"/>
+                <w:lang w:val="it-IT"/>
               </w:rPr>
               <w:t>ep</w:t>
             </w:r>
@@ -9591,6 +9996,7 @@
                 <w:rFonts w:ascii="BRH Malayalam Extra" w:hAnsi="BRH Malayalam Extra" w:cs="BRH Malayalam Extra"/>
                 <w:sz w:val="32"/>
                 <w:szCs w:val="40"/>
+                <w:lang w:val="it-IT"/>
               </w:rPr>
               <w:t>— e¥kx</w:t>
             </w:r>
@@ -9599,14 +10005,16 @@
                 <w:rFonts w:ascii="BRH Malayalam Extra" w:hAnsi="BRH Malayalam Extra" w:cs="BRH Malayalam Extra"/>
                 <w:sz w:val="27"/>
                 <w:szCs w:val="40"/>
-              </w:rPr>
-              <w:t>–</w:t>
-            </w:r>
-            <w:r>
-              <w:rPr>
-                <w:rFonts w:ascii="BRH Malayalam Extra" w:hAnsi="BRH Malayalam Extra" w:cs="BRH Malayalam Extra"/>
-                <w:sz w:val="32"/>
-                <w:szCs w:val="40"/>
+                <w:lang w:val="it-IT"/>
+              </w:rPr>
+              <w:t>–</w:t>
+            </w:r>
+            <w:r>
+              <w:rPr>
+                <w:rFonts w:ascii="BRH Malayalam Extra" w:hAnsi="BRH Malayalam Extra" w:cs="BRH Malayalam Extra"/>
+                <w:sz w:val="32"/>
+                <w:szCs w:val="40"/>
+                <w:lang w:val="it-IT"/>
               </w:rPr>
               <w:t>p</w:t>
             </w:r>
@@ -9616,6 +10024,7 @@
                 <w:sz w:val="32"/>
                 <w:szCs w:val="40"/>
                 <w:highlight w:val="yellow"/>
+                <w:lang w:val="it-IT"/>
               </w:rPr>
               <w:t>ep</w:t>
             </w:r>
@@ -9624,6 +10033,7 @@
                 <w:rFonts w:ascii="BRH Malayalam Extra" w:hAnsi="BRH Malayalam Extra" w:cs="BRH Malayalam Extra"/>
                 <w:sz w:val="32"/>
                 <w:szCs w:val="40"/>
+                <w:lang w:val="it-IT"/>
               </w:rPr>
               <w:t>— öK¡</w:t>
             </w:r>
@@ -9632,14 +10042,16 @@
                 <w:rFonts w:ascii="BRH Malayalam Extra" w:hAnsi="BRH Malayalam Extra" w:cs="BRH Malayalam Extra"/>
                 <w:sz w:val="27"/>
                 <w:szCs w:val="40"/>
-              </w:rPr>
-              <w:t>–</w:t>
-            </w:r>
-            <w:r>
-              <w:rPr>
-                <w:rFonts w:ascii="BRH Malayalam Extra" w:hAnsi="BRH Malayalam Extra" w:cs="BRH Malayalam Extra"/>
-                <w:sz w:val="32"/>
-                <w:szCs w:val="40"/>
+                <w:lang w:val="it-IT"/>
+              </w:rPr>
+              <w:t>–</w:t>
+            </w:r>
+            <w:r>
+              <w:rPr>
+                <w:rFonts w:ascii="BRH Malayalam Extra" w:hAnsi="BRH Malayalam Extra" w:cs="BRH Malayalam Extra"/>
+                <w:sz w:val="32"/>
+                <w:szCs w:val="40"/>
+                <w:lang w:val="it-IT"/>
               </w:rPr>
               <w:t>ÆJ öK¡</w:t>
             </w:r>
@@ -9648,14 +10060,16 @@
                 <w:rFonts w:ascii="BRH Malayalam Extra" w:hAnsi="BRH Malayalam Extra" w:cs="BRH Malayalam Extra"/>
                 <w:sz w:val="27"/>
                 <w:szCs w:val="40"/>
-              </w:rPr>
-              <w:t>–</w:t>
-            </w:r>
-            <w:r>
-              <w:rPr>
-                <w:rFonts w:ascii="BRH Malayalam Extra" w:hAnsi="BRH Malayalam Extra" w:cs="BRH Malayalam Extra"/>
-                <w:sz w:val="32"/>
-                <w:szCs w:val="40"/>
+                <w:lang w:val="it-IT"/>
+              </w:rPr>
+              <w:t>–</w:t>
+            </w:r>
+            <w:r>
+              <w:rPr>
+                <w:rFonts w:ascii="BRH Malayalam Extra" w:hAnsi="BRH Malayalam Extra" w:cs="BRH Malayalam Extra"/>
+                <w:sz w:val="32"/>
+                <w:szCs w:val="40"/>
+                <w:lang w:val="it-IT"/>
               </w:rPr>
               <w:t xml:space="preserve">ÆJ </w:t>
             </w:r>
@@ -10405,9 +10819,19 @@
                 <w:rFonts w:ascii="BRH Malayalam Extra" w:hAnsi="BRH Malayalam Extra" w:cs="BRH Malayalam Extra"/>
                 <w:sz w:val="32"/>
                 <w:szCs w:val="40"/>
-                <w:lang w:val="it-IT"/>
-              </w:rPr>
-              <w:t xml:space="preserve">ep— | </w:t>
+                <w:highlight w:val="yellow"/>
+                <w:lang w:val="it-IT"/>
+              </w:rPr>
+              <w:t>ep</w:t>
+            </w:r>
+            <w:r>
+              <w:rPr>
+                <w:rFonts w:ascii="BRH Malayalam Extra" w:hAnsi="BRH Malayalam Extra" w:cs="BRH Malayalam Extra"/>
+                <w:sz w:val="32"/>
+                <w:szCs w:val="40"/>
+                <w:lang w:val="it-IT"/>
+              </w:rPr>
+              <w:t xml:space="preserve">— | </w:t>
             </w:r>
           </w:p>
         </w:tc>
@@ -11431,9 +11855,29 @@
                 <w:rFonts w:ascii="BRH Malayalam Extra" w:hAnsi="BRH Malayalam Extra" w:cs="BRH Malayalam Extra"/>
                 <w:sz w:val="32"/>
                 <w:szCs w:val="40"/>
-                <w:lang w:val="it-IT"/>
-              </w:rPr>
-              <w:t xml:space="preserve">ep— | </w:t>
+                <w:highlight w:val="green"/>
+                <w:lang w:val="it-IT"/>
+              </w:rPr>
+              <w:t>p</w:t>
+            </w:r>
+            <w:r>
+              <w:rPr>
+                <w:rFonts w:ascii="BRH Malayalam Extra" w:hAnsi="BRH Malayalam Extra" w:cs="BRH Malayalam Extra"/>
+                <w:sz w:val="32"/>
+                <w:szCs w:val="40"/>
+                <w:highlight w:val="green"/>
+                <w:lang w:val="it-IT"/>
+              </w:rPr>
+              <w:t>e</w:t>
+            </w:r>
+            <w:r>
+              <w:rPr>
+                <w:rFonts w:ascii="BRH Malayalam Extra" w:hAnsi="BRH Malayalam Extra" w:cs="BRH Malayalam Extra"/>
+                <w:sz w:val="32"/>
+                <w:szCs w:val="40"/>
+                <w:lang w:val="it-IT"/>
+              </w:rPr>
+              <w:t xml:space="preserve">— | </w:t>
             </w:r>
           </w:p>
         </w:tc>
@@ -11817,12 +12261,14 @@
                 <w:rFonts w:ascii="BRH Malayalam Extra" w:hAnsi="BRH Malayalam Extra" w:cs="BRH Malayalam Extra"/>
                 <w:sz w:val="32"/>
                 <w:szCs w:val="40"/>
+                <w:lang w:val="it-IT"/>
               </w:rPr>
             </w:pPr>
             <w:r>
               <w:rPr>
                 <w:rFonts w:cs="BRH Malayalam Extra"/>
                 <w:szCs w:val="40"/>
+                <w:lang w:val="it-IT"/>
               </w:rPr>
               <w:t>17</w:t>
             </w:r>
@@ -11831,6 +12277,7 @@
                 <w:rFonts w:ascii="BRH Malayalam Extra" w:hAnsi="BRH Malayalam Extra" w:cs="BRH Malayalam Extra"/>
                 <w:sz w:val="32"/>
                 <w:szCs w:val="40"/>
+                <w:lang w:val="it-IT"/>
               </w:rPr>
               <w:t>)</w:t>
             </w:r>
@@ -11839,6 +12286,7 @@
                 <w:rFonts w:ascii="BRH Malayalam Extra" w:hAnsi="BRH Malayalam Extra" w:cs="BRH Malayalam Extra"/>
                 <w:sz w:val="32"/>
                 <w:szCs w:val="40"/>
+                <w:lang w:val="it-IT"/>
               </w:rPr>
               <w:tab/>
             </w:r>
@@ -11846,6 +12294,7 @@
               <w:rPr>
                 <w:rFonts w:cs="BRH Malayalam Extra"/>
                 <w:szCs w:val="40"/>
+                <w:lang w:val="it-IT"/>
               </w:rPr>
               <w:t>1</w:t>
             </w:r>
@@ -11854,6 +12303,7 @@
                 <w:rFonts w:ascii="BRH Malayalam Extra" w:hAnsi="BRH Malayalam Extra" w:cs="BRH Malayalam Extra"/>
                 <w:sz w:val="32"/>
                 <w:szCs w:val="40"/>
+                <w:lang w:val="it-IT"/>
               </w:rPr>
               <w:t>.</w:t>
             </w:r>
@@ -11861,6 +12311,7 @@
               <w:rPr>
                 <w:rFonts w:cs="BRH Malayalam Extra"/>
                 <w:szCs w:val="40"/>
+                <w:lang w:val="it-IT"/>
               </w:rPr>
               <w:t>5</w:t>
             </w:r>
@@ -11869,6 +12320,7 @@
                 <w:rFonts w:ascii="BRH Malayalam Extra" w:hAnsi="BRH Malayalam Extra" w:cs="BRH Malayalam Extra"/>
                 <w:sz w:val="32"/>
                 <w:szCs w:val="40"/>
+                <w:lang w:val="it-IT"/>
               </w:rPr>
               <w:t>.</w:t>
             </w:r>
@@ -11876,6 +12328,7 @@
               <w:rPr>
                 <w:rFonts w:cs="BRH Malayalam Extra"/>
                 <w:szCs w:val="40"/>
+                <w:lang w:val="it-IT"/>
               </w:rPr>
               <w:t>3</w:t>
             </w:r>
@@ -11884,6 +12337,7 @@
                 <w:rFonts w:ascii="BRH Malayalam Extra" w:hAnsi="BRH Malayalam Extra" w:cs="BRH Malayalam Extra"/>
                 <w:sz w:val="32"/>
                 <w:szCs w:val="40"/>
+                <w:lang w:val="it-IT"/>
               </w:rPr>
               <w:t>.</w:t>
             </w:r>
@@ -11891,6 +12345,7 @@
               <w:rPr>
                 <w:rFonts w:cs="BRH Malayalam Extra"/>
                 <w:szCs w:val="40"/>
+                <w:lang w:val="it-IT"/>
               </w:rPr>
               <w:t>2</w:t>
             </w:r>
@@ -11899,6 +12354,7 @@
                 <w:rFonts w:ascii="BRH Malayalam Extra" w:hAnsi="BRH Malayalam Extra" w:cs="BRH Malayalam Extra"/>
                 <w:sz w:val="32"/>
                 <w:szCs w:val="40"/>
+                <w:lang w:val="it-IT"/>
               </w:rPr>
               <w:t>(</w:t>
             </w:r>
@@ -11906,6 +12362,7 @@
               <w:rPr>
                 <w:rFonts w:cs="BRH Malayalam Extra"/>
                 <w:szCs w:val="40"/>
+                <w:lang w:val="it-IT"/>
               </w:rPr>
               <w:t>15</w:t>
             </w:r>
@@ -11914,6 +12371,7 @@
                 <w:rFonts w:ascii="BRH Malayalam Extra" w:hAnsi="BRH Malayalam Extra" w:cs="BRH Malayalam Extra"/>
                 <w:sz w:val="32"/>
                 <w:szCs w:val="40"/>
+                <w:lang w:val="it-IT"/>
               </w:rPr>
               <w:t>)-  ¥Z</w:t>
             </w:r>
@@ -11922,14 +12380,16 @@
                 <w:rFonts w:ascii="BRH Malayalam Extra" w:hAnsi="BRH Malayalam Extra" w:cs="BRH Malayalam Extra"/>
                 <w:sz w:val="27"/>
                 <w:szCs w:val="40"/>
-              </w:rPr>
-              <w:t>–</w:t>
-            </w:r>
-            <w:r>
-              <w:rPr>
-                <w:rFonts w:ascii="BRH Malayalam Extra" w:hAnsi="BRH Malayalam Extra" w:cs="BRH Malayalam Extra"/>
-                <w:sz w:val="32"/>
-                <w:szCs w:val="40"/>
+                <w:lang w:val="it-IT"/>
+              </w:rPr>
+              <w:t>–</w:t>
+            </w:r>
+            <w:r>
+              <w:rPr>
+                <w:rFonts w:ascii="BRH Malayalam Extra" w:hAnsi="BRH Malayalam Extra" w:cs="BRH Malayalam Extra"/>
+                <w:sz w:val="32"/>
+                <w:szCs w:val="40"/>
+                <w:lang w:val="it-IT"/>
               </w:rPr>
               <w:t xml:space="preserve"> | i</w:t>
             </w:r>
@@ -11938,14 +12398,16 @@
                 <w:rFonts w:ascii="BRH Malayalam Extra" w:hAnsi="BRH Malayalam Extra" w:cs="BRH Malayalam Extra"/>
                 <w:sz w:val="27"/>
                 <w:szCs w:val="40"/>
-              </w:rPr>
-              <w:t>–</w:t>
-            </w:r>
-            <w:r>
-              <w:rPr>
-                <w:rFonts w:ascii="BRH Malayalam Extra" w:hAnsi="BRH Malayalam Extra" w:cs="BRH Malayalam Extra"/>
-                <w:sz w:val="32"/>
-                <w:szCs w:val="40"/>
+                <w:lang w:val="it-IT"/>
+              </w:rPr>
+              <w:t>–</w:t>
+            </w:r>
+            <w:r>
+              <w:rPr>
+                <w:rFonts w:ascii="BRH Malayalam Extra" w:hAnsi="BRH Malayalam Extra" w:cs="BRH Malayalam Extra"/>
+                <w:sz w:val="32"/>
+                <w:szCs w:val="40"/>
+                <w:lang w:val="it-IT"/>
               </w:rPr>
               <w:t>dõ¡e—¥kx</w:t>
             </w:r>
@@ -11955,6 +12417,7 @@
                 <w:sz w:val="32"/>
                 <w:szCs w:val="40"/>
                 <w:highlight w:val="yellow"/>
+                <w:lang w:val="it-IT"/>
               </w:rPr>
               <w:t>e</w:t>
             </w:r>
@@ -11963,6 +12426,7 @@
                 <w:rFonts w:ascii="BRH Malayalam Extra" w:hAnsi="BRH Malayalam Extra" w:cs="BRH Malayalam Extra"/>
                 <w:sz w:val="32"/>
                 <w:szCs w:val="40"/>
+                <w:lang w:val="it-IT"/>
               </w:rPr>
               <w:t>ë</w:t>
             </w:r>
@@ -11971,14 +12435,16 @@
                 <w:rFonts w:ascii="BRH Malayalam Extra" w:hAnsi="BRH Malayalam Extra" w:cs="BRH Malayalam Extra"/>
                 <w:sz w:val="27"/>
                 <w:szCs w:val="40"/>
-              </w:rPr>
-              <w:t>–</w:t>
-            </w:r>
-            <w:r>
-              <w:rPr>
-                <w:rFonts w:ascii="BRH Malayalam Extra" w:hAnsi="BRH Malayalam Extra" w:cs="BRH Malayalam Extra"/>
-                <w:sz w:val="32"/>
-                <w:szCs w:val="40"/>
+                <w:lang w:val="it-IT"/>
+              </w:rPr>
+              <w:t>–</w:t>
+            </w:r>
+            <w:r>
+              <w:rPr>
+                <w:rFonts w:ascii="BRH Malayalam Extra" w:hAnsi="BRH Malayalam Extra" w:cs="BRH Malayalam Extra"/>
+                <w:sz w:val="32"/>
+                <w:szCs w:val="40"/>
+                <w:lang w:val="it-IT"/>
               </w:rPr>
               <w:t>sõ |</w:t>
             </w:r>
@@ -11994,6 +12460,7 @@
                 <w:rFonts w:ascii="BRH Malayalam Extra" w:hAnsi="BRH Malayalam Extra" w:cs="BRH Malayalam Extra"/>
                 <w:sz w:val="32"/>
                 <w:szCs w:val="40"/>
+                <w:lang w:val="it-IT"/>
               </w:rPr>
             </w:pPr>
             <w:r>
@@ -12001,6 +12468,7 @@
                 <w:rFonts w:ascii="BRH Malayalam Extra" w:hAnsi="BRH Malayalam Extra" w:cs="BRH Malayalam Extra"/>
                 <w:sz w:val="32"/>
                 <w:szCs w:val="40"/>
+                <w:lang w:val="it-IT"/>
               </w:rPr>
               <w:t>¥Z</w:t>
             </w:r>
@@ -12009,14 +12477,16 @@
                 <w:rFonts w:ascii="BRH Malayalam Extra" w:hAnsi="BRH Malayalam Extra" w:cs="BRH Malayalam Extra"/>
                 <w:sz w:val="27"/>
                 <w:szCs w:val="40"/>
-              </w:rPr>
-              <w:t>–</w:t>
-            </w:r>
-            <w:r>
-              <w:rPr>
-                <w:rFonts w:ascii="BRH Malayalam Extra" w:hAnsi="BRH Malayalam Extra" w:cs="BRH Malayalam Extra"/>
-                <w:sz w:val="32"/>
-                <w:szCs w:val="40"/>
+                <w:lang w:val="it-IT"/>
+              </w:rPr>
+              <w:t>–</w:t>
+            </w:r>
+            <w:r>
+              <w:rPr>
+                <w:rFonts w:ascii="BRH Malayalam Extra" w:hAnsi="BRH Malayalam Extra" w:cs="BRH Malayalam Extra"/>
+                <w:sz w:val="32"/>
+                <w:szCs w:val="40"/>
+                <w:lang w:val="it-IT"/>
               </w:rPr>
               <w:t xml:space="preserve"> i</w:t>
             </w:r>
@@ -12025,14 +12495,16 @@
                 <w:rFonts w:ascii="BRH Malayalam Extra" w:hAnsi="BRH Malayalam Extra" w:cs="BRH Malayalam Extra"/>
                 <w:sz w:val="27"/>
                 <w:szCs w:val="40"/>
-              </w:rPr>
-              <w:t>–</w:t>
-            </w:r>
-            <w:r>
-              <w:rPr>
-                <w:rFonts w:ascii="BRH Malayalam Extra" w:hAnsi="BRH Malayalam Extra" w:cs="BRH Malayalam Extra"/>
-                <w:sz w:val="32"/>
-                <w:szCs w:val="40"/>
+                <w:lang w:val="it-IT"/>
+              </w:rPr>
+              <w:t>–</w:t>
+            </w:r>
+            <w:r>
+              <w:rPr>
+                <w:rFonts w:ascii="BRH Malayalam Extra" w:hAnsi="BRH Malayalam Extra" w:cs="BRH Malayalam Extra"/>
+                <w:sz w:val="32"/>
+                <w:szCs w:val="40"/>
+                <w:lang w:val="it-IT"/>
               </w:rPr>
               <w:t>dõ¡e—¥kx</w:t>
             </w:r>
@@ -12042,6 +12514,7 @@
                 <w:sz w:val="32"/>
                 <w:szCs w:val="40"/>
                 <w:highlight w:val="yellow"/>
+                <w:lang w:val="it-IT"/>
               </w:rPr>
               <w:t>e</w:t>
             </w:r>
@@ -12050,6 +12523,7 @@
                 <w:rFonts w:ascii="BRH Malayalam Extra" w:hAnsi="BRH Malayalam Extra" w:cs="BRH Malayalam Extra"/>
                 <w:sz w:val="32"/>
                 <w:szCs w:val="40"/>
+                <w:lang w:val="it-IT"/>
               </w:rPr>
               <w:t>ë</w:t>
             </w:r>
@@ -12058,14 +12532,16 @@
                 <w:rFonts w:ascii="BRH Malayalam Extra" w:hAnsi="BRH Malayalam Extra" w:cs="BRH Malayalam Extra"/>
                 <w:sz w:val="27"/>
                 <w:szCs w:val="40"/>
-              </w:rPr>
-              <w:t>–</w:t>
-            </w:r>
-            <w:r>
-              <w:rPr>
-                <w:rFonts w:ascii="BRH Malayalam Extra" w:hAnsi="BRH Malayalam Extra" w:cs="BRH Malayalam Extra"/>
-                <w:sz w:val="32"/>
-                <w:szCs w:val="40"/>
+                <w:lang w:val="it-IT"/>
+              </w:rPr>
+              <w:t>–</w:t>
+            </w:r>
+            <w:r>
+              <w:rPr>
+                <w:rFonts w:ascii="BRH Malayalam Extra" w:hAnsi="BRH Malayalam Extra" w:cs="BRH Malayalam Extra"/>
+                <w:sz w:val="32"/>
+                <w:szCs w:val="40"/>
+                <w:lang w:val="it-IT"/>
               </w:rPr>
               <w:t>sõ i</w:t>
             </w:r>
@@ -12074,14 +12550,16 @@
                 <w:rFonts w:ascii="BRH Malayalam Extra" w:hAnsi="BRH Malayalam Extra" w:cs="BRH Malayalam Extra"/>
                 <w:sz w:val="27"/>
                 <w:szCs w:val="40"/>
-              </w:rPr>
-              <w:t>–</w:t>
-            </w:r>
-            <w:r>
-              <w:rPr>
-                <w:rFonts w:ascii="BRH Malayalam Extra" w:hAnsi="BRH Malayalam Extra" w:cs="BRH Malayalam Extra"/>
-                <w:sz w:val="32"/>
-                <w:szCs w:val="40"/>
+                <w:lang w:val="it-IT"/>
+              </w:rPr>
+              <w:t>–</w:t>
+            </w:r>
+            <w:r>
+              <w:rPr>
+                <w:rFonts w:ascii="BRH Malayalam Extra" w:hAnsi="BRH Malayalam Extra" w:cs="BRH Malayalam Extra"/>
+                <w:sz w:val="32"/>
+                <w:szCs w:val="40"/>
+                <w:lang w:val="it-IT"/>
               </w:rPr>
               <w:t>dõ¡e—¥kx</w:t>
             </w:r>
@@ -12091,6 +12569,7 @@
                 <w:sz w:val="32"/>
                 <w:szCs w:val="40"/>
                 <w:highlight w:val="yellow"/>
+                <w:lang w:val="it-IT"/>
               </w:rPr>
               <w:t>e</w:t>
             </w:r>
@@ -12099,6 +12578,7 @@
                 <w:rFonts w:ascii="BRH Malayalam Extra" w:hAnsi="BRH Malayalam Extra" w:cs="BRH Malayalam Extra"/>
                 <w:sz w:val="32"/>
                 <w:szCs w:val="40"/>
+                <w:lang w:val="it-IT"/>
               </w:rPr>
               <w:t>ë</w:t>
             </w:r>
@@ -12107,14 +12587,16 @@
                 <w:rFonts w:ascii="BRH Malayalam Extra" w:hAnsi="BRH Malayalam Extra" w:cs="BRH Malayalam Extra"/>
                 <w:sz w:val="27"/>
                 <w:szCs w:val="40"/>
-              </w:rPr>
-              <w:t>–</w:t>
-            </w:r>
-            <w:r>
-              <w:rPr>
-                <w:rFonts w:ascii="BRH Malayalam Extra" w:hAnsi="BRH Malayalam Extra" w:cs="BRH Malayalam Extra"/>
-                <w:sz w:val="32"/>
-                <w:szCs w:val="40"/>
+                <w:lang w:val="it-IT"/>
+              </w:rPr>
+              <w:t>–</w:t>
+            </w:r>
+            <w:r>
+              <w:rPr>
+                <w:rFonts w:ascii="BRH Malayalam Extra" w:hAnsi="BRH Malayalam Extra" w:cs="BRH Malayalam Extra"/>
+                <w:sz w:val="32"/>
+                <w:szCs w:val="40"/>
+                <w:lang w:val="it-IT"/>
               </w:rPr>
               <w:t xml:space="preserve">sõ </w:t>
             </w:r>
@@ -12124,6 +12606,7 @@
                 <w:sz w:val="32"/>
                 <w:szCs w:val="40"/>
                 <w:highlight w:val="yellow"/>
+                <w:lang w:val="it-IT"/>
               </w:rPr>
               <w:t>¥Z</w:t>
             </w:r>
@@ -12132,6 +12615,7 @@
                 <w:rFonts w:ascii="BRH Malayalam Extra" w:hAnsi="BRH Malayalam Extra" w:cs="BRH Malayalam Extra"/>
                 <w:sz w:val="32"/>
                 <w:szCs w:val="40"/>
+                <w:lang w:val="it-IT"/>
               </w:rPr>
               <w:t xml:space="preserve">— ¥Z </w:t>
             </w:r>
@@ -15100,8 +15584,18 @@
                 <w:sz w:val="32"/>
                 <w:szCs w:val="40"/>
               </w:rPr>
-              <w:t>)-  E</w:t>
-            </w:r>
+              <w:t>)</w:t>
+            </w:r>
+            <w:proofErr w:type="gramStart"/>
+            <w:r>
+              <w:rPr>
+                <w:rFonts w:ascii="BRH Malayalam Extra" w:hAnsi="BRH Malayalam Extra" w:cs="BRH Malayalam Extra"/>
+                <w:sz w:val="32"/>
+                <w:szCs w:val="40"/>
+              </w:rPr>
+              <w:t>-  E</w:t>
+            </w:r>
+            <w:proofErr w:type="gramEnd"/>
             <w:r>
               <w:rPr>
                 <w:rFonts w:ascii="BRH Malayalam Extra" w:hAnsi="BRH Malayalam Extra" w:cs="BRH Malayalam Extra"/>
@@ -15335,8 +15829,18 @@
                 <w:sz w:val="32"/>
                 <w:szCs w:val="40"/>
               </w:rPr>
-              <w:t>)-  E</w:t>
-            </w:r>
+              <w:t>)</w:t>
+            </w:r>
+            <w:proofErr w:type="gramStart"/>
+            <w:r>
+              <w:rPr>
+                <w:rFonts w:ascii="BRH Malayalam Extra" w:hAnsi="BRH Malayalam Extra" w:cs="BRH Malayalam Extra"/>
+                <w:sz w:val="32"/>
+                <w:szCs w:val="40"/>
+              </w:rPr>
+              <w:t>-  E</w:t>
+            </w:r>
+            <w:proofErr w:type="gramEnd"/>
             <w:r>
               <w:rPr>
                 <w:rFonts w:ascii="BRH Malayalam Extra" w:hAnsi="BRH Malayalam Extra" w:cs="BRH Malayalam Extra"/>
@@ -15575,7 +16079,25 @@
                 <w:sz w:val="32"/>
                 <w:szCs w:val="40"/>
               </w:rPr>
-              <w:t>)-  q£</w:t>
+              <w:t>)</w:t>
+            </w:r>
+            <w:proofErr w:type="gramStart"/>
+            <w:r>
+              <w:rPr>
+                <w:rFonts w:ascii="BRH Malayalam Extra" w:hAnsi="BRH Malayalam Extra" w:cs="BRH Malayalam Extra"/>
+                <w:sz w:val="32"/>
+                <w:szCs w:val="40"/>
+              </w:rPr>
+              <w:t>-  q</w:t>
+            </w:r>
+            <w:proofErr w:type="gramEnd"/>
+            <w:r>
+              <w:rPr>
+                <w:rFonts w:ascii="BRH Malayalam Extra" w:hAnsi="BRH Malayalam Extra" w:cs="BRH Malayalam Extra"/>
+                <w:sz w:val="32"/>
+                <w:szCs w:val="40"/>
+              </w:rPr>
+              <w:t>£</w:t>
             </w:r>
             <w:r>
               <w:rPr>
@@ -15802,7 +16324,25 @@
                 <w:sz w:val="32"/>
                 <w:szCs w:val="40"/>
               </w:rPr>
-              <w:t>)-  q£</w:t>
+              <w:t>)</w:t>
+            </w:r>
+            <w:proofErr w:type="gramStart"/>
+            <w:r>
+              <w:rPr>
+                <w:rFonts w:ascii="BRH Malayalam Extra" w:hAnsi="BRH Malayalam Extra" w:cs="BRH Malayalam Extra"/>
+                <w:sz w:val="32"/>
+                <w:szCs w:val="40"/>
+              </w:rPr>
+              <w:t>-  q</w:t>
+            </w:r>
+            <w:proofErr w:type="gramEnd"/>
+            <w:r>
+              <w:rPr>
+                <w:rFonts w:ascii="BRH Malayalam Extra" w:hAnsi="BRH Malayalam Extra" w:cs="BRH Malayalam Extra"/>
+                <w:sz w:val="32"/>
+                <w:szCs w:val="40"/>
+              </w:rPr>
+              <w:t>£</w:t>
             </w:r>
             <w:r>
               <w:rPr>
@@ -16045,8 +16585,18 @@
                 <w:sz w:val="32"/>
                 <w:szCs w:val="40"/>
               </w:rPr>
-              <w:t>)-  ex</w:t>
-            </w:r>
+              <w:t>)</w:t>
+            </w:r>
+            <w:proofErr w:type="gramStart"/>
+            <w:r>
+              <w:rPr>
+                <w:rFonts w:ascii="BRH Malayalam Extra" w:hAnsi="BRH Malayalam Extra" w:cs="BRH Malayalam Extra"/>
+                <w:sz w:val="32"/>
+                <w:szCs w:val="40"/>
+              </w:rPr>
+              <w:t>-  ex</w:t>
+            </w:r>
+            <w:proofErr w:type="gramEnd"/>
             <w:r>
               <w:rPr>
                 <w:rFonts w:ascii="BRH Malayalam Extra" w:hAnsi="BRH Malayalam Extra" w:cs="BRH Malayalam Extra"/>
@@ -16442,8 +16992,18 @@
                 <w:sz w:val="32"/>
                 <w:szCs w:val="40"/>
               </w:rPr>
-              <w:t>)-  bz</w:t>
-            </w:r>
+              <w:t>)</w:t>
+            </w:r>
+            <w:proofErr w:type="gramStart"/>
+            <w:r>
+              <w:rPr>
+                <w:rFonts w:ascii="BRH Malayalam Extra" w:hAnsi="BRH Malayalam Extra" w:cs="BRH Malayalam Extra"/>
+                <w:sz w:val="32"/>
+                <w:szCs w:val="40"/>
+              </w:rPr>
+              <w:t>-  bz</w:t>
+            </w:r>
+            <w:proofErr w:type="gramEnd"/>
             <w:r>
               <w:rPr>
                 <w:rFonts w:ascii="BRH Malayalam Extra" w:hAnsi="BRH Malayalam Extra" w:cs="BRH Malayalam Extra"/>
@@ -16716,8 +17276,18 @@
                 <w:sz w:val="32"/>
                 <w:szCs w:val="40"/>
               </w:rPr>
-              <w:t>)-  ex</w:t>
-            </w:r>
+              <w:t>)</w:t>
+            </w:r>
+            <w:proofErr w:type="gramStart"/>
+            <w:r>
+              <w:rPr>
+                <w:rFonts w:ascii="BRH Malayalam Extra" w:hAnsi="BRH Malayalam Extra" w:cs="BRH Malayalam Extra"/>
+                <w:sz w:val="32"/>
+                <w:szCs w:val="40"/>
+              </w:rPr>
+              <w:t>-  ex</w:t>
+            </w:r>
+            <w:proofErr w:type="gramEnd"/>
             <w:r>
               <w:rPr>
                 <w:rFonts w:ascii="BRH Malayalam Extra" w:hAnsi="BRH Malayalam Extra" w:cs="BRH Malayalam Extra"/>
@@ -17317,8 +17887,18 @@
                 <w:sz w:val="32"/>
                 <w:szCs w:val="40"/>
               </w:rPr>
-              <w:t>)-  bz</w:t>
-            </w:r>
+              <w:t>)</w:t>
+            </w:r>
+            <w:proofErr w:type="gramStart"/>
+            <w:r>
+              <w:rPr>
+                <w:rFonts w:ascii="BRH Malayalam Extra" w:hAnsi="BRH Malayalam Extra" w:cs="BRH Malayalam Extra"/>
+                <w:sz w:val="32"/>
+                <w:szCs w:val="40"/>
+              </w:rPr>
+              <w:t>-  bz</w:t>
+            </w:r>
+            <w:proofErr w:type="gramEnd"/>
             <w:r>
               <w:rPr>
                 <w:rFonts w:ascii="BRH Malayalam Extra" w:hAnsi="BRH Malayalam Extra" w:cs="BRH Malayalam Extra"/>
@@ -17585,7 +18165,25 @@
                 <w:sz w:val="32"/>
                 <w:szCs w:val="40"/>
               </w:rPr>
-              <w:t>)-  Abx˜hõI ||</w:t>
+              <w:t>)</w:t>
+            </w:r>
+            <w:proofErr w:type="gramStart"/>
+            <w:r>
+              <w:rPr>
+                <w:rFonts w:ascii="BRH Malayalam Extra" w:hAnsi="BRH Malayalam Extra" w:cs="BRH Malayalam Extra"/>
+                <w:sz w:val="32"/>
+                <w:szCs w:val="40"/>
+              </w:rPr>
+              <w:t>-  Abx</w:t>
+            </w:r>
+            <w:proofErr w:type="gramEnd"/>
+            <w:r>
+              <w:rPr>
+                <w:rFonts w:ascii="BRH Malayalam Extra" w:hAnsi="BRH Malayalam Extra" w:cs="BRH Malayalam Extra"/>
+                <w:sz w:val="32"/>
+                <w:szCs w:val="40"/>
+              </w:rPr>
+              <w:t>˜hõI ||</w:t>
             </w:r>
           </w:p>
           <w:p>
@@ -17748,7 +18346,25 @@
                 <w:sz w:val="32"/>
                 <w:szCs w:val="40"/>
               </w:rPr>
-              <w:t>)-  Abx˜hõI ||</w:t>
+              <w:t>)</w:t>
+            </w:r>
+            <w:proofErr w:type="gramStart"/>
+            <w:r>
+              <w:rPr>
+                <w:rFonts w:ascii="BRH Malayalam Extra" w:hAnsi="BRH Malayalam Extra" w:cs="BRH Malayalam Extra"/>
+                <w:sz w:val="32"/>
+                <w:szCs w:val="40"/>
+              </w:rPr>
+              <w:t>-  Abx</w:t>
+            </w:r>
+            <w:proofErr w:type="gramEnd"/>
+            <w:r>
+              <w:rPr>
+                <w:rFonts w:ascii="BRH Malayalam Extra" w:hAnsi="BRH Malayalam Extra" w:cs="BRH Malayalam Extra"/>
+                <w:sz w:val="32"/>
+                <w:szCs w:val="40"/>
+              </w:rPr>
+              <w:t>˜hõI ||</w:t>
             </w:r>
           </w:p>
           <w:p>
@@ -17917,8 +18533,18 @@
                 <w:sz w:val="32"/>
                 <w:szCs w:val="40"/>
               </w:rPr>
-              <w:t>)-  ix</w:t>
-            </w:r>
+              <w:t>)</w:t>
+            </w:r>
+            <w:proofErr w:type="gramStart"/>
+            <w:r>
+              <w:rPr>
+                <w:rFonts w:ascii="BRH Malayalam Extra" w:hAnsi="BRH Malayalam Extra" w:cs="BRH Malayalam Extra"/>
+                <w:sz w:val="32"/>
+                <w:szCs w:val="40"/>
+              </w:rPr>
+              <w:t>-  ix</w:t>
+            </w:r>
+            <w:proofErr w:type="gramEnd"/>
             <w:r>
               <w:rPr>
                 <w:rFonts w:ascii="BRH Malayalam Extra" w:hAnsi="BRH Malayalam Extra" w:cs="BRH Malayalam Extra"/>
@@ -18088,8 +18714,18 @@
                 <w:sz w:val="32"/>
                 <w:szCs w:val="40"/>
               </w:rPr>
-              <w:t>)-  ix</w:t>
-            </w:r>
+              <w:t>)</w:t>
+            </w:r>
+            <w:proofErr w:type="gramStart"/>
+            <w:r>
+              <w:rPr>
+                <w:rFonts w:ascii="BRH Malayalam Extra" w:hAnsi="BRH Malayalam Extra" w:cs="BRH Malayalam Extra"/>
+                <w:sz w:val="32"/>
+                <w:szCs w:val="40"/>
+              </w:rPr>
+              <w:t>-  ix</w:t>
+            </w:r>
+            <w:proofErr w:type="gramEnd"/>
             <w:r>
               <w:rPr>
                 <w:rFonts w:ascii="BRH Malayalam Extra" w:hAnsi="BRH Malayalam Extra" w:cs="BRH Malayalam Extra"/>
@@ -20672,12 +21308,14 @@
                 <w:rFonts w:ascii="BRH Malayalam Extra" w:hAnsi="BRH Malayalam Extra" w:cs="BRH Malayalam Extra"/>
                 <w:sz w:val="32"/>
                 <w:szCs w:val="40"/>
+                <w:lang w:val="it-IT"/>
               </w:rPr>
             </w:pPr>
             <w:r>
               <w:rPr>
                 <w:rFonts w:cs="BRH Malayalam Extra"/>
                 <w:szCs w:val="40"/>
+                <w:lang w:val="it-IT"/>
               </w:rPr>
               <w:t>34</w:t>
             </w:r>
@@ -20686,6 +21324,7 @@
                 <w:rFonts w:ascii="BRH Malayalam Extra" w:hAnsi="BRH Malayalam Extra" w:cs="BRH Malayalam Extra"/>
                 <w:sz w:val="32"/>
                 <w:szCs w:val="40"/>
+                <w:lang w:val="it-IT"/>
               </w:rPr>
               <w:t>)</w:t>
             </w:r>
@@ -20694,6 +21333,7 @@
                 <w:rFonts w:ascii="BRH Malayalam Extra" w:hAnsi="BRH Malayalam Extra" w:cs="BRH Malayalam Extra"/>
                 <w:sz w:val="32"/>
                 <w:szCs w:val="40"/>
+                <w:lang w:val="it-IT"/>
               </w:rPr>
               <w:tab/>
             </w:r>
@@ -20701,6 +21341,7 @@
               <w:rPr>
                 <w:rFonts w:cs="BRH Malayalam Extra"/>
                 <w:szCs w:val="40"/>
+                <w:lang w:val="it-IT"/>
               </w:rPr>
               <w:t>1</w:t>
             </w:r>
@@ -20709,6 +21350,7 @@
                 <w:rFonts w:ascii="BRH Malayalam Extra" w:hAnsi="BRH Malayalam Extra" w:cs="BRH Malayalam Extra"/>
                 <w:sz w:val="32"/>
                 <w:szCs w:val="40"/>
+                <w:lang w:val="it-IT"/>
               </w:rPr>
               <w:t>.</w:t>
             </w:r>
@@ -20716,6 +21358,7 @@
               <w:rPr>
                 <w:rFonts w:cs="BRH Malayalam Extra"/>
                 <w:szCs w:val="40"/>
+                <w:lang w:val="it-IT"/>
               </w:rPr>
               <w:t>5</w:t>
             </w:r>
@@ -20724,6 +21367,7 @@
                 <w:rFonts w:ascii="BRH Malayalam Extra" w:hAnsi="BRH Malayalam Extra" w:cs="BRH Malayalam Extra"/>
                 <w:sz w:val="32"/>
                 <w:szCs w:val="40"/>
+                <w:lang w:val="it-IT"/>
               </w:rPr>
               <w:t>.</w:t>
             </w:r>
@@ -20731,6 +21375,7 @@
               <w:rPr>
                 <w:rFonts w:cs="BRH Malayalam Extra"/>
                 <w:szCs w:val="40"/>
+                <w:lang w:val="it-IT"/>
               </w:rPr>
               <w:t>7</w:t>
             </w:r>
@@ -20739,6 +21384,7 @@
                 <w:rFonts w:ascii="BRH Malayalam Extra" w:hAnsi="BRH Malayalam Extra" w:cs="BRH Malayalam Extra"/>
                 <w:sz w:val="32"/>
                 <w:szCs w:val="40"/>
+                <w:lang w:val="it-IT"/>
               </w:rPr>
               <w:t>.</w:t>
             </w:r>
@@ -20746,6 +21392,7 @@
               <w:rPr>
                 <w:rFonts w:cs="BRH Malayalam Extra"/>
                 <w:szCs w:val="40"/>
+                <w:lang w:val="it-IT"/>
               </w:rPr>
               <w:t>4</w:t>
             </w:r>
@@ -20754,6 +21401,7 @@
                 <w:rFonts w:ascii="BRH Malayalam Extra" w:hAnsi="BRH Malayalam Extra" w:cs="BRH Malayalam Extra"/>
                 <w:sz w:val="32"/>
                 <w:szCs w:val="40"/>
+                <w:lang w:val="it-IT"/>
               </w:rPr>
               <w:t>(</w:t>
             </w:r>
@@ -20761,6 +21409,7 @@
               <w:rPr>
                 <w:rFonts w:cs="BRH Malayalam Extra"/>
                 <w:szCs w:val="40"/>
+                <w:lang w:val="it-IT"/>
               </w:rPr>
               <w:t>31</w:t>
             </w:r>
@@ -20769,6 +21418,7 @@
                 <w:rFonts w:ascii="BRH Malayalam Extra" w:hAnsi="BRH Malayalam Extra" w:cs="BRH Malayalam Extra"/>
                 <w:sz w:val="32"/>
                 <w:szCs w:val="40"/>
+                <w:lang w:val="it-IT"/>
               </w:rPr>
               <w:t>)-  G</w:t>
             </w:r>
@@ -20777,14 +21427,16 @@
                 <w:rFonts w:ascii="BRH Malayalam Extra" w:hAnsi="BRH Malayalam Extra" w:cs="BRH Malayalam Extra"/>
                 <w:sz w:val="27"/>
                 <w:szCs w:val="40"/>
-              </w:rPr>
-              <w:t>–</w:t>
-            </w:r>
-            <w:r>
-              <w:rPr>
-                <w:rFonts w:ascii="BRH Malayalam Extra" w:hAnsi="BRH Malayalam Extra" w:cs="BRH Malayalam Extra"/>
-                <w:sz w:val="32"/>
-                <w:szCs w:val="40"/>
+                <w:lang w:val="it-IT"/>
+              </w:rPr>
+              <w:t>–</w:t>
+            </w:r>
+            <w:r>
+              <w:rPr>
+                <w:rFonts w:ascii="BRH Malayalam Extra" w:hAnsi="BRH Malayalam Extra" w:cs="BRH Malayalam Extra"/>
+                <w:sz w:val="32"/>
+                <w:szCs w:val="40"/>
+                <w:lang w:val="it-IT"/>
               </w:rPr>
               <w:t>rJ | p</w:t>
             </w:r>
@@ -20793,14 +21445,16 @@
                 <w:rFonts w:ascii="BRH Malayalam Extra" w:hAnsi="BRH Malayalam Extra" w:cs="BRH Malayalam Extra"/>
                 <w:sz w:val="27"/>
                 <w:szCs w:val="40"/>
-              </w:rPr>
-              <w:t>–</w:t>
-            </w:r>
-            <w:r>
-              <w:rPr>
-                <w:rFonts w:ascii="BRH Malayalam Extra" w:hAnsi="BRH Malayalam Extra" w:cs="BRH Malayalam Extra"/>
-                <w:sz w:val="32"/>
-                <w:szCs w:val="40"/>
+                <w:lang w:val="it-IT"/>
+              </w:rPr>
+              <w:t>–</w:t>
+            </w:r>
+            <w:r>
+              <w:rPr>
+                <w:rFonts w:ascii="BRH Malayalam Extra" w:hAnsi="BRH Malayalam Extra" w:cs="BRH Malayalam Extra"/>
+                <w:sz w:val="32"/>
+                <w:szCs w:val="40"/>
+                <w:lang w:val="it-IT"/>
               </w:rPr>
               <w:t>ª¥Px</w:t>
             </w:r>
@@ -20809,14 +21463,16 @@
                 <w:rFonts w:ascii="BRH Malayalam Extra" w:hAnsi="BRH Malayalam Extra" w:cs="BRH Malayalam Extra"/>
                 <w:sz w:val="27"/>
                 <w:szCs w:val="40"/>
-              </w:rPr>
-              <w:t>–</w:t>
-            </w:r>
-            <w:r>
-              <w:rPr>
-                <w:rFonts w:ascii="BRH Malayalam Extra" w:hAnsi="BRH Malayalam Extra" w:cs="BRH Malayalam Extra"/>
-                <w:sz w:val="32"/>
-                <w:szCs w:val="40"/>
+                <w:lang w:val="it-IT"/>
+              </w:rPr>
+              <w:t>–</w:t>
+            </w:r>
+            <w:r>
+              <w:rPr>
+                <w:rFonts w:ascii="BRH Malayalam Extra" w:hAnsi="BRH Malayalam Extra" w:cs="BRH Malayalam Extra"/>
+                <w:sz w:val="32"/>
+                <w:szCs w:val="40"/>
+                <w:lang w:val="it-IT"/>
               </w:rPr>
               <w:t>bxJ |</w:t>
             </w:r>
@@ -20831,6 +21487,7 @@
               <w:rPr>
                 <w:rFonts w:cs="BRH Malayalam Extra"/>
                 <w:szCs w:val="40"/>
+                <w:lang w:val="it-IT"/>
               </w:rPr>
             </w:pPr>
             <w:r>
@@ -20838,6 +21495,7 @@
                 <w:rFonts w:ascii="BRH Malayalam Extra" w:hAnsi="BRH Malayalam Extra" w:cs="BRH Malayalam Extra"/>
                 <w:sz w:val="32"/>
                 <w:szCs w:val="40"/>
+                <w:lang w:val="it-IT"/>
               </w:rPr>
               <w:t>G</w:t>
             </w:r>
@@ -20846,14 +21504,16 @@
                 <w:rFonts w:ascii="BRH Malayalam Extra" w:hAnsi="BRH Malayalam Extra" w:cs="BRH Malayalam Extra"/>
                 <w:sz w:val="27"/>
                 <w:szCs w:val="40"/>
-              </w:rPr>
-              <w:t>–</w:t>
-            </w:r>
-            <w:r>
-              <w:rPr>
-                <w:rFonts w:ascii="BRH Malayalam Extra" w:hAnsi="BRH Malayalam Extra" w:cs="BRH Malayalam Extra"/>
-                <w:sz w:val="32"/>
-                <w:szCs w:val="40"/>
+                <w:lang w:val="it-IT"/>
+              </w:rPr>
+              <w:t>–</w:t>
+            </w:r>
+            <w:r>
+              <w:rPr>
+                <w:rFonts w:ascii="BRH Malayalam Extra" w:hAnsi="BRH Malayalam Extra" w:cs="BRH Malayalam Extra"/>
+                <w:sz w:val="32"/>
+                <w:szCs w:val="40"/>
+                <w:lang w:val="it-IT"/>
               </w:rPr>
               <w:t>r p—ª¥Px</w:t>
             </w:r>
@@ -20862,14 +21522,16 @@
                 <w:rFonts w:ascii="BRH Malayalam Extra" w:hAnsi="BRH Malayalam Extra" w:cs="BRH Malayalam Extra"/>
                 <w:sz w:val="27"/>
                 <w:szCs w:val="40"/>
-              </w:rPr>
-              <w:t>–</w:t>
-            </w:r>
-            <w:r>
-              <w:rPr>
-                <w:rFonts w:ascii="BRH Malayalam Extra" w:hAnsi="BRH Malayalam Extra" w:cs="BRH Malayalam Extra"/>
-                <w:sz w:val="32"/>
-                <w:szCs w:val="40"/>
+                <w:lang w:val="it-IT"/>
+              </w:rPr>
+              <w:t>–</w:t>
+            </w:r>
+            <w:r>
+              <w:rPr>
+                <w:rFonts w:ascii="BRH Malayalam Extra" w:hAnsi="BRH Malayalam Extra" w:cs="BRH Malayalam Extra"/>
+                <w:sz w:val="32"/>
+                <w:szCs w:val="40"/>
+                <w:lang w:val="it-IT"/>
               </w:rPr>
               <w:t>bx p—ª¥Px</w:t>
             </w:r>
@@ -20878,14 +21540,16 @@
                 <w:rFonts w:ascii="BRH Malayalam Extra" w:hAnsi="BRH Malayalam Extra" w:cs="BRH Malayalam Extra"/>
                 <w:sz w:val="27"/>
                 <w:szCs w:val="40"/>
-              </w:rPr>
-              <w:t>–</w:t>
-            </w:r>
-            <w:r>
-              <w:rPr>
-                <w:rFonts w:ascii="BRH Malayalam Extra" w:hAnsi="BRH Malayalam Extra" w:cs="BRH Malayalam Extra"/>
-                <w:sz w:val="32"/>
-                <w:szCs w:val="40"/>
+                <w:lang w:val="it-IT"/>
+              </w:rPr>
+              <w:t>–</w:t>
+            </w:r>
+            <w:r>
+              <w:rPr>
+                <w:rFonts w:ascii="BRH Malayalam Extra" w:hAnsi="BRH Malayalam Extra" w:cs="BRH Malayalam Extra"/>
+                <w:sz w:val="32"/>
+                <w:szCs w:val="40"/>
+                <w:lang w:val="it-IT"/>
               </w:rPr>
               <w:t>bx G</w:t>
             </w:r>
@@ -20894,14 +21558,16 @@
                 <w:rFonts w:ascii="BRH Malayalam Extra" w:hAnsi="BRH Malayalam Extra" w:cs="BRH Malayalam Extra"/>
                 <w:sz w:val="27"/>
                 <w:szCs w:val="40"/>
-              </w:rPr>
-              <w:t>–</w:t>
-            </w:r>
-            <w:r>
-              <w:rPr>
-                <w:rFonts w:ascii="BRH Malayalam Extra" w:hAnsi="BRH Malayalam Extra" w:cs="BRH Malayalam Extra"/>
-                <w:sz w:val="32"/>
-                <w:szCs w:val="40"/>
+                <w:lang w:val="it-IT"/>
+              </w:rPr>
+              <w:t>–</w:t>
+            </w:r>
+            <w:r>
+              <w:rPr>
+                <w:rFonts w:ascii="BRH Malayalam Extra" w:hAnsi="BRH Malayalam Extra" w:cs="BRH Malayalam Extra"/>
+                <w:sz w:val="32"/>
+                <w:szCs w:val="40"/>
+                <w:lang w:val="it-IT"/>
               </w:rPr>
               <w:t>r G</w:t>
             </w:r>
@@ -20910,14 +21576,16 @@
                 <w:rFonts w:ascii="BRH Malayalam Extra" w:hAnsi="BRH Malayalam Extra" w:cs="BRH Malayalam Extra"/>
                 <w:sz w:val="27"/>
                 <w:szCs w:val="40"/>
-              </w:rPr>
-              <w:t>–</w:t>
-            </w:r>
-            <w:r>
-              <w:rPr>
-                <w:rFonts w:ascii="BRH Malayalam Extra" w:hAnsi="BRH Malayalam Extra" w:cs="BRH Malayalam Extra"/>
-                <w:sz w:val="32"/>
-                <w:szCs w:val="40"/>
+                <w:lang w:val="it-IT"/>
+              </w:rPr>
+              <w:t>–</w:t>
+            </w:r>
+            <w:r>
+              <w:rPr>
+                <w:rFonts w:ascii="BRH Malayalam Extra" w:hAnsi="BRH Malayalam Extra" w:cs="BRH Malayalam Extra"/>
+                <w:sz w:val="32"/>
+                <w:szCs w:val="40"/>
+                <w:lang w:val="it-IT"/>
               </w:rPr>
               <w:t>¥</w:t>
             </w:r>
@@ -20927,6 +21595,7 @@
                 <w:sz w:val="32"/>
                 <w:szCs w:val="40"/>
                 <w:highlight w:val="yellow"/>
+                <w:lang w:val="it-IT"/>
               </w:rPr>
               <w:t>r</w:t>
             </w:r>
@@ -20935,6 +21604,7 @@
                 <w:rFonts w:ascii="BRH Malayalam Extra" w:hAnsi="BRH Malayalam Extra" w:cs="BRH Malayalam Extra"/>
                 <w:sz w:val="32"/>
                 <w:szCs w:val="40"/>
+                <w:lang w:val="it-IT"/>
               </w:rPr>
               <w:t>x p—ª¥Px</w:t>
             </w:r>
@@ -20943,14 +21613,16 @@
                 <w:rFonts w:ascii="BRH Malayalam Extra" w:hAnsi="BRH Malayalam Extra" w:cs="BRH Malayalam Extra"/>
                 <w:sz w:val="27"/>
                 <w:szCs w:val="40"/>
-              </w:rPr>
-              <w:t>–</w:t>
-            </w:r>
-            <w:r>
-              <w:rPr>
-                <w:rFonts w:ascii="BRH Malayalam Extra" w:hAnsi="BRH Malayalam Extra" w:cs="BRH Malayalam Extra"/>
-                <w:sz w:val="32"/>
-                <w:szCs w:val="40"/>
+                <w:lang w:val="it-IT"/>
+              </w:rPr>
+              <w:t>–</w:t>
+            </w:r>
+            <w:r>
+              <w:rPr>
+                <w:rFonts w:ascii="BRH Malayalam Extra" w:hAnsi="BRH Malayalam Extra" w:cs="BRH Malayalam Extra"/>
+                <w:sz w:val="32"/>
+                <w:szCs w:val="40"/>
+                <w:lang w:val="it-IT"/>
               </w:rPr>
               <w:t>bxJ |</w:t>
             </w:r>
@@ -20971,12 +21643,14 @@
                 <w:rFonts w:ascii="BRH Malayalam Extra" w:hAnsi="BRH Malayalam Extra" w:cs="BRH Malayalam Extra"/>
                 <w:sz w:val="32"/>
                 <w:szCs w:val="40"/>
+                <w:lang w:val="it-IT"/>
               </w:rPr>
             </w:pPr>
             <w:r>
               <w:rPr>
                 <w:rFonts w:cs="BRH Malayalam Extra"/>
                 <w:szCs w:val="40"/>
+                <w:lang w:val="it-IT"/>
               </w:rPr>
               <w:t>34</w:t>
             </w:r>
@@ -20985,6 +21659,7 @@
                 <w:rFonts w:ascii="BRH Malayalam Extra" w:hAnsi="BRH Malayalam Extra" w:cs="BRH Malayalam Extra"/>
                 <w:sz w:val="32"/>
                 <w:szCs w:val="40"/>
+                <w:lang w:val="it-IT"/>
               </w:rPr>
               <w:t>)</w:t>
             </w:r>
@@ -20993,6 +21668,7 @@
                 <w:rFonts w:ascii="BRH Malayalam Extra" w:hAnsi="BRH Malayalam Extra" w:cs="BRH Malayalam Extra"/>
                 <w:sz w:val="32"/>
                 <w:szCs w:val="40"/>
+                <w:lang w:val="it-IT"/>
               </w:rPr>
               <w:tab/>
             </w:r>
@@ -21000,6 +21676,7 @@
               <w:rPr>
                 <w:rFonts w:cs="BRH Malayalam Extra"/>
                 <w:szCs w:val="40"/>
+                <w:lang w:val="it-IT"/>
               </w:rPr>
               <w:t>1</w:t>
             </w:r>
@@ -21008,6 +21685,7 @@
                 <w:rFonts w:ascii="BRH Malayalam Extra" w:hAnsi="BRH Malayalam Extra" w:cs="BRH Malayalam Extra"/>
                 <w:sz w:val="32"/>
                 <w:szCs w:val="40"/>
+                <w:lang w:val="it-IT"/>
               </w:rPr>
               <w:t>.</w:t>
             </w:r>
@@ -21015,6 +21693,7 @@
               <w:rPr>
                 <w:rFonts w:cs="BRH Malayalam Extra"/>
                 <w:szCs w:val="40"/>
+                <w:lang w:val="it-IT"/>
               </w:rPr>
               <w:t>5</w:t>
             </w:r>
@@ -21023,6 +21702,7 @@
                 <w:rFonts w:ascii="BRH Malayalam Extra" w:hAnsi="BRH Malayalam Extra" w:cs="BRH Malayalam Extra"/>
                 <w:sz w:val="32"/>
                 <w:szCs w:val="40"/>
+                <w:lang w:val="it-IT"/>
               </w:rPr>
               <w:t>.</w:t>
             </w:r>
@@ -21030,6 +21710,7 @@
               <w:rPr>
                 <w:rFonts w:cs="BRH Malayalam Extra"/>
                 <w:szCs w:val="40"/>
+                <w:lang w:val="it-IT"/>
               </w:rPr>
               <w:t>7</w:t>
             </w:r>
@@ -21038,6 +21719,7 @@
                 <w:rFonts w:ascii="BRH Malayalam Extra" w:hAnsi="BRH Malayalam Extra" w:cs="BRH Malayalam Extra"/>
                 <w:sz w:val="32"/>
                 <w:szCs w:val="40"/>
+                <w:lang w:val="it-IT"/>
               </w:rPr>
               <w:t>.</w:t>
             </w:r>
@@ -21045,6 +21727,7 @@
               <w:rPr>
                 <w:rFonts w:cs="BRH Malayalam Extra"/>
                 <w:szCs w:val="40"/>
+                <w:lang w:val="it-IT"/>
               </w:rPr>
               <w:t>4</w:t>
             </w:r>
@@ -21053,6 +21736,7 @@
                 <w:rFonts w:ascii="BRH Malayalam Extra" w:hAnsi="BRH Malayalam Extra" w:cs="BRH Malayalam Extra"/>
                 <w:sz w:val="32"/>
                 <w:szCs w:val="40"/>
+                <w:lang w:val="it-IT"/>
               </w:rPr>
               <w:t>(</w:t>
             </w:r>
@@ -21060,6 +21744,7 @@
               <w:rPr>
                 <w:rFonts w:cs="BRH Malayalam Extra"/>
                 <w:szCs w:val="40"/>
+                <w:lang w:val="it-IT"/>
               </w:rPr>
               <w:t>31</w:t>
             </w:r>
@@ -21068,6 +21753,7 @@
                 <w:rFonts w:ascii="BRH Malayalam Extra" w:hAnsi="BRH Malayalam Extra" w:cs="BRH Malayalam Extra"/>
                 <w:sz w:val="32"/>
                 <w:szCs w:val="40"/>
+                <w:lang w:val="it-IT"/>
               </w:rPr>
               <w:t>)-  G</w:t>
             </w:r>
@@ -21076,14 +21762,16 @@
                 <w:rFonts w:ascii="BRH Malayalam Extra" w:hAnsi="BRH Malayalam Extra" w:cs="BRH Malayalam Extra"/>
                 <w:sz w:val="27"/>
                 <w:szCs w:val="40"/>
-              </w:rPr>
-              <w:t>–</w:t>
-            </w:r>
-            <w:r>
-              <w:rPr>
-                <w:rFonts w:ascii="BRH Malayalam Extra" w:hAnsi="BRH Malayalam Extra" w:cs="BRH Malayalam Extra"/>
-                <w:sz w:val="32"/>
-                <w:szCs w:val="40"/>
+                <w:lang w:val="it-IT"/>
+              </w:rPr>
+              <w:t>–</w:t>
+            </w:r>
+            <w:r>
+              <w:rPr>
+                <w:rFonts w:ascii="BRH Malayalam Extra" w:hAnsi="BRH Malayalam Extra" w:cs="BRH Malayalam Extra"/>
+                <w:sz w:val="32"/>
+                <w:szCs w:val="40"/>
+                <w:lang w:val="it-IT"/>
               </w:rPr>
               <w:t>rJ | p</w:t>
             </w:r>
@@ -21092,14 +21780,16 @@
                 <w:rFonts w:ascii="BRH Malayalam Extra" w:hAnsi="BRH Malayalam Extra" w:cs="BRH Malayalam Extra"/>
                 <w:sz w:val="27"/>
                 <w:szCs w:val="40"/>
-              </w:rPr>
-              <w:t>–</w:t>
-            </w:r>
-            <w:r>
-              <w:rPr>
-                <w:rFonts w:ascii="BRH Malayalam Extra" w:hAnsi="BRH Malayalam Extra" w:cs="BRH Malayalam Extra"/>
-                <w:sz w:val="32"/>
-                <w:szCs w:val="40"/>
+                <w:lang w:val="it-IT"/>
+              </w:rPr>
+              <w:t>–</w:t>
+            </w:r>
+            <w:r>
+              <w:rPr>
+                <w:rFonts w:ascii="BRH Malayalam Extra" w:hAnsi="BRH Malayalam Extra" w:cs="BRH Malayalam Extra"/>
+                <w:sz w:val="32"/>
+                <w:szCs w:val="40"/>
+                <w:lang w:val="it-IT"/>
               </w:rPr>
               <w:t>ª¥Px</w:t>
             </w:r>
@@ -21108,14 +21798,16 @@
                 <w:rFonts w:ascii="BRH Malayalam Extra" w:hAnsi="BRH Malayalam Extra" w:cs="BRH Malayalam Extra"/>
                 <w:sz w:val="27"/>
                 <w:szCs w:val="40"/>
-              </w:rPr>
-              <w:t>–</w:t>
-            </w:r>
-            <w:r>
-              <w:rPr>
-                <w:rFonts w:ascii="BRH Malayalam Extra" w:hAnsi="BRH Malayalam Extra" w:cs="BRH Malayalam Extra"/>
-                <w:sz w:val="32"/>
-                <w:szCs w:val="40"/>
+                <w:lang w:val="it-IT"/>
+              </w:rPr>
+              <w:t>–</w:t>
+            </w:r>
+            <w:r>
+              <w:rPr>
+                <w:rFonts w:ascii="BRH Malayalam Extra" w:hAnsi="BRH Malayalam Extra" w:cs="BRH Malayalam Extra"/>
+                <w:sz w:val="32"/>
+                <w:szCs w:val="40"/>
+                <w:lang w:val="it-IT"/>
               </w:rPr>
               <w:t>bxJ |</w:t>
             </w:r>
@@ -21130,6 +21822,7 @@
               <w:rPr>
                 <w:rFonts w:cs="BRH Malayalam Extra"/>
                 <w:szCs w:val="40"/>
+                <w:lang w:val="it-IT"/>
               </w:rPr>
             </w:pPr>
             <w:r>
@@ -21137,6 +21830,7 @@
                 <w:rFonts w:ascii="BRH Malayalam Extra" w:hAnsi="BRH Malayalam Extra" w:cs="BRH Malayalam Extra"/>
                 <w:sz w:val="32"/>
                 <w:szCs w:val="40"/>
+                <w:lang w:val="it-IT"/>
               </w:rPr>
               <w:t>G</w:t>
             </w:r>
@@ -21145,14 +21839,16 @@
                 <w:rFonts w:ascii="BRH Malayalam Extra" w:hAnsi="BRH Malayalam Extra" w:cs="BRH Malayalam Extra"/>
                 <w:sz w:val="27"/>
                 <w:szCs w:val="40"/>
-              </w:rPr>
-              <w:t>–</w:t>
-            </w:r>
-            <w:r>
-              <w:rPr>
-                <w:rFonts w:ascii="BRH Malayalam Extra" w:hAnsi="BRH Malayalam Extra" w:cs="BRH Malayalam Extra"/>
-                <w:sz w:val="32"/>
-                <w:szCs w:val="40"/>
+                <w:lang w:val="it-IT"/>
+              </w:rPr>
+              <w:t>–</w:t>
+            </w:r>
+            <w:r>
+              <w:rPr>
+                <w:rFonts w:ascii="BRH Malayalam Extra" w:hAnsi="BRH Malayalam Extra" w:cs="BRH Malayalam Extra"/>
+                <w:sz w:val="32"/>
+                <w:szCs w:val="40"/>
+                <w:lang w:val="it-IT"/>
               </w:rPr>
               <w:t>r p—ª¥Px</w:t>
             </w:r>
@@ -21161,14 +21857,16 @@
                 <w:rFonts w:ascii="BRH Malayalam Extra" w:hAnsi="BRH Malayalam Extra" w:cs="BRH Malayalam Extra"/>
                 <w:sz w:val="27"/>
                 <w:szCs w:val="40"/>
-              </w:rPr>
-              <w:t>–</w:t>
-            </w:r>
-            <w:r>
-              <w:rPr>
-                <w:rFonts w:ascii="BRH Malayalam Extra" w:hAnsi="BRH Malayalam Extra" w:cs="BRH Malayalam Extra"/>
-                <w:sz w:val="32"/>
-                <w:szCs w:val="40"/>
+                <w:lang w:val="it-IT"/>
+              </w:rPr>
+              <w:t>–</w:t>
+            </w:r>
+            <w:r>
+              <w:rPr>
+                <w:rFonts w:ascii="BRH Malayalam Extra" w:hAnsi="BRH Malayalam Extra" w:cs="BRH Malayalam Extra"/>
+                <w:sz w:val="32"/>
+                <w:szCs w:val="40"/>
+                <w:lang w:val="it-IT"/>
               </w:rPr>
               <w:t>bx p—ª¥Px</w:t>
             </w:r>
@@ -21177,14 +21875,16 @@
                 <w:rFonts w:ascii="BRH Malayalam Extra" w:hAnsi="BRH Malayalam Extra" w:cs="BRH Malayalam Extra"/>
                 <w:sz w:val="27"/>
                 <w:szCs w:val="40"/>
-              </w:rPr>
-              <w:t>–</w:t>
-            </w:r>
-            <w:r>
-              <w:rPr>
-                <w:rFonts w:ascii="BRH Malayalam Extra" w:hAnsi="BRH Malayalam Extra" w:cs="BRH Malayalam Extra"/>
-                <w:sz w:val="32"/>
-                <w:szCs w:val="40"/>
+                <w:lang w:val="it-IT"/>
+              </w:rPr>
+              <w:t>–</w:t>
+            </w:r>
+            <w:r>
+              <w:rPr>
+                <w:rFonts w:ascii="BRH Malayalam Extra" w:hAnsi="BRH Malayalam Extra" w:cs="BRH Malayalam Extra"/>
+                <w:sz w:val="32"/>
+                <w:szCs w:val="40"/>
+                <w:lang w:val="it-IT"/>
               </w:rPr>
               <w:t>bx G</w:t>
             </w:r>
@@ -21193,14 +21893,16 @@
                 <w:rFonts w:ascii="BRH Malayalam Extra" w:hAnsi="BRH Malayalam Extra" w:cs="BRH Malayalam Extra"/>
                 <w:sz w:val="27"/>
                 <w:szCs w:val="40"/>
-              </w:rPr>
-              <w:t>–</w:t>
-            </w:r>
-            <w:r>
-              <w:rPr>
-                <w:rFonts w:ascii="BRH Malayalam Extra" w:hAnsi="BRH Malayalam Extra" w:cs="BRH Malayalam Extra"/>
-                <w:sz w:val="32"/>
-                <w:szCs w:val="40"/>
+                <w:lang w:val="it-IT"/>
+              </w:rPr>
+              <w:t>–</w:t>
+            </w:r>
+            <w:r>
+              <w:rPr>
+                <w:rFonts w:ascii="BRH Malayalam Extra" w:hAnsi="BRH Malayalam Extra" w:cs="BRH Malayalam Extra"/>
+                <w:sz w:val="32"/>
+                <w:szCs w:val="40"/>
+                <w:lang w:val="it-IT"/>
               </w:rPr>
               <w:t>r G</w:t>
             </w:r>
@@ -21209,6 +21911,7 @@
                 <w:rFonts w:ascii="BRH Malayalam Extra" w:hAnsi="BRH Malayalam Extra" w:cs="BRH Malayalam Extra"/>
                 <w:sz w:val="27"/>
                 <w:szCs w:val="40"/>
+                <w:lang w:val="it-IT"/>
               </w:rPr>
               <w:t>–</w:t>
             </w:r>
@@ -21218,6 +21921,7 @@
                 <w:sz w:val="32"/>
                 <w:szCs w:val="40"/>
                 <w:highlight w:val="green"/>
+                <w:lang w:val="it-IT"/>
               </w:rPr>
               <w:t>r</w:t>
             </w:r>
@@ -21226,6 +21930,7 @@
                 <w:rFonts w:ascii="BRH Malayalam Extra" w:hAnsi="BRH Malayalam Extra" w:cs="BRH Malayalam Extra"/>
                 <w:sz w:val="32"/>
                 <w:szCs w:val="40"/>
+                <w:lang w:val="it-IT"/>
               </w:rPr>
               <w:t xml:space="preserve"> p—ª¥Px</w:t>
             </w:r>
@@ -21234,14 +21939,16 @@
                 <w:rFonts w:ascii="BRH Malayalam Extra" w:hAnsi="BRH Malayalam Extra" w:cs="BRH Malayalam Extra"/>
                 <w:sz w:val="27"/>
                 <w:szCs w:val="40"/>
-              </w:rPr>
-              <w:t>–</w:t>
-            </w:r>
-            <w:r>
-              <w:rPr>
-                <w:rFonts w:ascii="BRH Malayalam Extra" w:hAnsi="BRH Malayalam Extra" w:cs="BRH Malayalam Extra"/>
-                <w:sz w:val="32"/>
-                <w:szCs w:val="40"/>
+                <w:lang w:val="it-IT"/>
+              </w:rPr>
+              <w:t>–</w:t>
+            </w:r>
+            <w:r>
+              <w:rPr>
+                <w:rFonts w:ascii="BRH Malayalam Extra" w:hAnsi="BRH Malayalam Extra" w:cs="BRH Malayalam Extra"/>
+                <w:sz w:val="32"/>
+                <w:szCs w:val="40"/>
+                <w:lang w:val="it-IT"/>
               </w:rPr>
               <w:t xml:space="preserve">bxJ | </w:t>
             </w:r>
@@ -21267,12 +21974,14 @@
                 <w:rFonts w:ascii="BRH Malayalam Extra" w:hAnsi="BRH Malayalam Extra" w:cs="BRH Malayalam Extra"/>
                 <w:sz w:val="32"/>
                 <w:szCs w:val="40"/>
+                <w:lang w:val="it-IT"/>
               </w:rPr>
             </w:pPr>
             <w:r>
               <w:rPr>
                 <w:rFonts w:cs="BRH Malayalam Extra"/>
                 <w:szCs w:val="40"/>
+                <w:lang w:val="it-IT"/>
               </w:rPr>
               <w:t>47</w:t>
             </w:r>
@@ -21281,6 +21990,7 @@
                 <w:rFonts w:ascii="BRH Malayalam Extra" w:hAnsi="BRH Malayalam Extra" w:cs="BRH Malayalam Extra"/>
                 <w:sz w:val="32"/>
                 <w:szCs w:val="40"/>
+                <w:lang w:val="it-IT"/>
               </w:rPr>
               <w:t>)</w:t>
             </w:r>
@@ -21289,6 +21999,7 @@
                 <w:rFonts w:ascii="BRH Malayalam Extra" w:hAnsi="BRH Malayalam Extra" w:cs="BRH Malayalam Extra"/>
                 <w:sz w:val="32"/>
                 <w:szCs w:val="40"/>
+                <w:lang w:val="it-IT"/>
               </w:rPr>
               <w:tab/>
             </w:r>
@@ -21296,6 +22007,7 @@
               <w:rPr>
                 <w:rFonts w:cs="BRH Malayalam Extra"/>
                 <w:szCs w:val="40"/>
+                <w:lang w:val="it-IT"/>
               </w:rPr>
               <w:t>1</w:t>
             </w:r>
@@ -21304,6 +22016,7 @@
                 <w:rFonts w:ascii="BRH Malayalam Extra" w:hAnsi="BRH Malayalam Extra" w:cs="BRH Malayalam Extra"/>
                 <w:sz w:val="32"/>
                 <w:szCs w:val="40"/>
+                <w:lang w:val="it-IT"/>
               </w:rPr>
               <w:t>.</w:t>
             </w:r>
@@ -21311,6 +22024,7 @@
               <w:rPr>
                 <w:rFonts w:cs="BRH Malayalam Extra"/>
                 <w:szCs w:val="40"/>
+                <w:lang w:val="it-IT"/>
               </w:rPr>
               <w:t>5</w:t>
             </w:r>
@@ -21319,6 +22033,7 @@
                 <w:rFonts w:ascii="BRH Malayalam Extra" w:hAnsi="BRH Malayalam Extra" w:cs="BRH Malayalam Extra"/>
                 <w:sz w:val="32"/>
                 <w:szCs w:val="40"/>
+                <w:lang w:val="it-IT"/>
               </w:rPr>
               <w:t>.</w:t>
             </w:r>
@@ -21326,6 +22041,7 @@
               <w:rPr>
                 <w:rFonts w:cs="BRH Malayalam Extra"/>
                 <w:szCs w:val="40"/>
+                <w:lang w:val="it-IT"/>
               </w:rPr>
               <w:t>7</w:t>
             </w:r>
@@ -21334,6 +22050,7 @@
                 <w:rFonts w:ascii="BRH Malayalam Extra" w:hAnsi="BRH Malayalam Extra" w:cs="BRH Malayalam Extra"/>
                 <w:sz w:val="32"/>
                 <w:szCs w:val="40"/>
+                <w:lang w:val="it-IT"/>
               </w:rPr>
               <w:t>.</w:t>
             </w:r>
@@ -21341,6 +22058,7 @@
               <w:rPr>
                 <w:rFonts w:cs="BRH Malayalam Extra"/>
                 <w:szCs w:val="40"/>
+                <w:lang w:val="it-IT"/>
               </w:rPr>
               <w:t>4</w:t>
             </w:r>
@@ -21349,6 +22067,7 @@
                 <w:rFonts w:ascii="BRH Malayalam Extra" w:hAnsi="BRH Malayalam Extra" w:cs="BRH Malayalam Extra"/>
                 <w:sz w:val="32"/>
                 <w:szCs w:val="40"/>
+                <w:lang w:val="it-IT"/>
               </w:rPr>
               <w:t>(</w:t>
             </w:r>
@@ -21356,6 +22075,7 @@
               <w:rPr>
                 <w:rFonts w:cs="BRH Malayalam Extra"/>
                 <w:szCs w:val="40"/>
+                <w:lang w:val="it-IT"/>
               </w:rPr>
               <w:t>42</w:t>
             </w:r>
@@ -21364,6 +22084,7 @@
                 <w:rFonts w:ascii="BRH Malayalam Extra" w:hAnsi="BRH Malayalam Extra" w:cs="BRH Malayalam Extra"/>
                 <w:sz w:val="32"/>
                 <w:szCs w:val="40"/>
+                <w:lang w:val="it-IT"/>
               </w:rPr>
               <w:t>)-  G</w:t>
             </w:r>
@@ -21372,14 +22093,16 @@
                 <w:rFonts w:ascii="BRH Malayalam Extra" w:hAnsi="BRH Malayalam Extra" w:cs="BRH Malayalam Extra"/>
                 <w:sz w:val="27"/>
                 <w:szCs w:val="40"/>
-              </w:rPr>
-              <w:t>–</w:t>
-            </w:r>
-            <w:r>
-              <w:rPr>
-                <w:rFonts w:ascii="BRH Malayalam Extra" w:hAnsi="BRH Malayalam Extra" w:cs="BRH Malayalam Extra"/>
-                <w:sz w:val="32"/>
-                <w:szCs w:val="40"/>
+                <w:lang w:val="it-IT"/>
+              </w:rPr>
+              <w:t>–</w:t>
+            </w:r>
+            <w:r>
+              <w:rPr>
+                <w:rFonts w:ascii="BRH Malayalam Extra" w:hAnsi="BRH Malayalam Extra" w:cs="BRH Malayalam Extra"/>
+                <w:sz w:val="32"/>
+                <w:szCs w:val="40"/>
+                <w:lang w:val="it-IT"/>
               </w:rPr>
               <w:t>rJ | Z</w:t>
             </w:r>
@@ -21388,14 +22111,16 @@
                 <w:rFonts w:ascii="BRH Malayalam Extra" w:hAnsi="BRH Malayalam Extra" w:cs="BRH Malayalam Extra"/>
                 <w:sz w:val="27"/>
                 <w:szCs w:val="40"/>
-              </w:rPr>
-              <w:t>–</w:t>
-            </w:r>
-            <w:r>
-              <w:rPr>
-                <w:rFonts w:ascii="BRH Malayalam Extra" w:hAnsi="BRH Malayalam Extra" w:cs="BRH Malayalam Extra"/>
-                <w:sz w:val="32"/>
-                <w:szCs w:val="40"/>
+                <w:lang w:val="it-IT"/>
+              </w:rPr>
+              <w:t>–</w:t>
+            </w:r>
+            <w:r>
+              <w:rPr>
+                <w:rFonts w:ascii="BRH Malayalam Extra" w:hAnsi="BRH Malayalam Extra" w:cs="BRH Malayalam Extra"/>
+                <w:sz w:val="32"/>
+                <w:szCs w:val="40"/>
+                <w:lang w:val="it-IT"/>
               </w:rPr>
               <w:t>d¢</w:t>
             </w:r>
@@ -21404,14 +22129,16 @@
                 <w:rFonts w:ascii="BRH Malayalam Extra" w:hAnsi="BRH Malayalam Extra" w:cs="BRH Malayalam Extra"/>
                 <w:sz w:val="27"/>
                 <w:szCs w:val="40"/>
-              </w:rPr>
-              <w:t>–</w:t>
-            </w:r>
-            <w:r>
-              <w:rPr>
-                <w:rFonts w:ascii="BRH Malayalam Extra" w:hAnsi="BRH Malayalam Extra" w:cs="BRH Malayalam Extra"/>
-                <w:sz w:val="32"/>
-                <w:szCs w:val="40"/>
+                <w:lang w:val="it-IT"/>
+              </w:rPr>
+              <w:t>–</w:t>
+            </w:r>
+            <w:r>
+              <w:rPr>
+                <w:rFonts w:ascii="BRH Malayalam Extra" w:hAnsi="BRH Malayalam Extra" w:cs="BRH Malayalam Extra"/>
+                <w:sz w:val="32"/>
+                <w:szCs w:val="40"/>
+                <w:lang w:val="it-IT"/>
               </w:rPr>
               <w:t>exJ |</w:t>
             </w:r>
@@ -21426,6 +22153,7 @@
               <w:rPr>
                 <w:rFonts w:cs="BRH Malayalam Extra"/>
                 <w:szCs w:val="40"/>
+                <w:lang w:val="it-IT"/>
               </w:rPr>
             </w:pPr>
             <w:r>
@@ -21433,6 +22161,7 @@
                 <w:rFonts w:ascii="BRH Malayalam Extra" w:hAnsi="BRH Malayalam Extra" w:cs="BRH Malayalam Extra"/>
                 <w:sz w:val="32"/>
                 <w:szCs w:val="40"/>
+                <w:lang w:val="it-IT"/>
               </w:rPr>
               <w:t>G</w:t>
             </w:r>
@@ -21441,14 +22170,16 @@
                 <w:rFonts w:ascii="BRH Malayalam Extra" w:hAnsi="BRH Malayalam Extra" w:cs="BRH Malayalam Extra"/>
                 <w:sz w:val="27"/>
                 <w:szCs w:val="40"/>
-              </w:rPr>
-              <w:t>–</w:t>
-            </w:r>
-            <w:r>
-              <w:rPr>
-                <w:rFonts w:ascii="BRH Malayalam Extra" w:hAnsi="BRH Malayalam Extra" w:cs="BRH Malayalam Extra"/>
-                <w:sz w:val="32"/>
-                <w:szCs w:val="40"/>
+                <w:lang w:val="it-IT"/>
+              </w:rPr>
+              <w:t>–</w:t>
+            </w:r>
+            <w:r>
+              <w:rPr>
+                <w:rFonts w:ascii="BRH Malayalam Extra" w:hAnsi="BRH Malayalam Extra" w:cs="BRH Malayalam Extra"/>
+                <w:sz w:val="32"/>
+                <w:szCs w:val="40"/>
+                <w:lang w:val="it-IT"/>
               </w:rPr>
               <w:t xml:space="preserve">r </w:t>
             </w:r>
@@ -21458,6 +22189,7 @@
                 <w:rFonts w:ascii="BRH Malayalam Extra" w:hAnsi="BRH Malayalam Extra" w:cs="BRH Malayalam Extra"/>
                 <w:sz w:val="32"/>
                 <w:szCs w:val="40"/>
+                <w:lang w:val="it-IT"/>
               </w:rPr>
               <w:t>Z</w:t>
             </w:r>
@@ -21467,6 +22199,7 @@
                 <w:rFonts w:ascii="BRH Malayalam Extra" w:hAnsi="BRH Malayalam Extra" w:cs="BRH Malayalam Extra"/>
                 <w:sz w:val="32"/>
                 <w:szCs w:val="40"/>
+                <w:lang w:val="it-IT"/>
               </w:rPr>
               <w:t>—d¢</w:t>
             </w:r>
@@ -21475,14 +22208,16 @@
                 <w:rFonts w:ascii="BRH Malayalam Extra" w:hAnsi="BRH Malayalam Extra" w:cs="BRH Malayalam Extra"/>
                 <w:sz w:val="27"/>
                 <w:szCs w:val="40"/>
-              </w:rPr>
-              <w:t>–</w:t>
-            </w:r>
-            <w:r>
-              <w:rPr>
-                <w:rFonts w:ascii="BRH Malayalam Extra" w:hAnsi="BRH Malayalam Extra" w:cs="BRH Malayalam Extra"/>
-                <w:sz w:val="32"/>
-                <w:szCs w:val="40"/>
+                <w:lang w:val="it-IT"/>
+              </w:rPr>
+              <w:t>–</w:t>
+            </w:r>
+            <w:r>
+              <w:rPr>
+                <w:rFonts w:ascii="BRH Malayalam Extra" w:hAnsi="BRH Malayalam Extra" w:cs="BRH Malayalam Extra"/>
+                <w:sz w:val="32"/>
+                <w:szCs w:val="40"/>
+                <w:lang w:val="it-IT"/>
               </w:rPr>
               <w:t>ex së—d¢</w:t>
             </w:r>
@@ -21491,14 +22226,16 @@
                 <w:rFonts w:ascii="BRH Malayalam Extra" w:hAnsi="BRH Malayalam Extra" w:cs="BRH Malayalam Extra"/>
                 <w:sz w:val="27"/>
                 <w:szCs w:val="40"/>
-              </w:rPr>
-              <w:t>–</w:t>
-            </w:r>
-            <w:r>
-              <w:rPr>
-                <w:rFonts w:ascii="BRH Malayalam Extra" w:hAnsi="BRH Malayalam Extra" w:cs="BRH Malayalam Extra"/>
-                <w:sz w:val="32"/>
-                <w:szCs w:val="40"/>
+                <w:lang w:val="it-IT"/>
+              </w:rPr>
+              <w:t>–</w:t>
+            </w:r>
+            <w:r>
+              <w:rPr>
+                <w:rFonts w:ascii="BRH Malayalam Extra" w:hAnsi="BRH Malayalam Extra" w:cs="BRH Malayalam Extra"/>
+                <w:sz w:val="32"/>
+                <w:szCs w:val="40"/>
+                <w:lang w:val="it-IT"/>
               </w:rPr>
               <w:t>ex G</w:t>
             </w:r>
@@ -21507,14 +22244,16 @@
                 <w:rFonts w:ascii="BRH Malayalam Extra" w:hAnsi="BRH Malayalam Extra" w:cs="BRH Malayalam Extra"/>
                 <w:sz w:val="27"/>
                 <w:szCs w:val="40"/>
-              </w:rPr>
-              <w:t>–</w:t>
-            </w:r>
-            <w:r>
-              <w:rPr>
-                <w:rFonts w:ascii="BRH Malayalam Extra" w:hAnsi="BRH Malayalam Extra" w:cs="BRH Malayalam Extra"/>
-                <w:sz w:val="32"/>
-                <w:szCs w:val="40"/>
+                <w:lang w:val="it-IT"/>
+              </w:rPr>
+              <w:t>–</w:t>
+            </w:r>
+            <w:r>
+              <w:rPr>
+                <w:rFonts w:ascii="BRH Malayalam Extra" w:hAnsi="BRH Malayalam Extra" w:cs="BRH Malayalam Extra"/>
+                <w:sz w:val="32"/>
+                <w:szCs w:val="40"/>
+                <w:lang w:val="it-IT"/>
               </w:rPr>
               <w:t>r G</w:t>
             </w:r>
@@ -21523,14 +22262,16 @@
                 <w:rFonts w:ascii="BRH Malayalam Extra" w:hAnsi="BRH Malayalam Extra" w:cs="BRH Malayalam Extra"/>
                 <w:sz w:val="27"/>
                 <w:szCs w:val="40"/>
-              </w:rPr>
-              <w:t>–</w:t>
-            </w:r>
-            <w:r>
-              <w:rPr>
-                <w:rFonts w:ascii="BRH Malayalam Extra" w:hAnsi="BRH Malayalam Extra" w:cs="BRH Malayalam Extra"/>
-                <w:sz w:val="32"/>
-                <w:szCs w:val="40"/>
+                <w:lang w:val="it-IT"/>
+              </w:rPr>
+              <w:t>–</w:t>
+            </w:r>
+            <w:r>
+              <w:rPr>
+                <w:rFonts w:ascii="BRH Malayalam Extra" w:hAnsi="BRH Malayalam Extra" w:cs="BRH Malayalam Extra"/>
+                <w:sz w:val="32"/>
+                <w:szCs w:val="40"/>
+                <w:lang w:val="it-IT"/>
               </w:rPr>
               <w:t xml:space="preserve">r </w:t>
             </w:r>
@@ -21540,6 +22281,7 @@
                 <w:sz w:val="32"/>
                 <w:szCs w:val="40"/>
                 <w:highlight w:val="yellow"/>
+                <w:lang w:val="it-IT"/>
               </w:rPr>
               <w:t>s</w:t>
             </w:r>
@@ -21548,6 +22290,7 @@
                 <w:rFonts w:ascii="BRH Malayalam Extra" w:hAnsi="BRH Malayalam Extra" w:cs="BRH Malayalam Extra"/>
                 <w:sz w:val="32"/>
                 <w:szCs w:val="40"/>
+                <w:lang w:val="it-IT"/>
               </w:rPr>
               <w:t>ë—d¢</w:t>
             </w:r>
@@ -21556,14 +22299,16 @@
                 <w:rFonts w:ascii="BRH Malayalam Extra" w:hAnsi="BRH Malayalam Extra" w:cs="BRH Malayalam Extra"/>
                 <w:sz w:val="27"/>
                 <w:szCs w:val="40"/>
-              </w:rPr>
-              <w:t>–</w:t>
-            </w:r>
-            <w:r>
-              <w:rPr>
-                <w:rFonts w:ascii="BRH Malayalam Extra" w:hAnsi="BRH Malayalam Extra" w:cs="BRH Malayalam Extra"/>
-                <w:sz w:val="32"/>
-                <w:szCs w:val="40"/>
+                <w:lang w:val="it-IT"/>
+              </w:rPr>
+              <w:t>–</w:t>
+            </w:r>
+            <w:r>
+              <w:rPr>
+                <w:rFonts w:ascii="BRH Malayalam Extra" w:hAnsi="BRH Malayalam Extra" w:cs="BRH Malayalam Extra"/>
+                <w:sz w:val="32"/>
+                <w:szCs w:val="40"/>
+                <w:lang w:val="it-IT"/>
               </w:rPr>
               <w:t xml:space="preserve">exJ | </w:t>
             </w:r>
@@ -21584,12 +22329,14 @@
                 <w:rFonts w:ascii="BRH Malayalam Extra" w:hAnsi="BRH Malayalam Extra" w:cs="BRH Malayalam Extra"/>
                 <w:sz w:val="32"/>
                 <w:szCs w:val="40"/>
+                <w:lang w:val="it-IT"/>
               </w:rPr>
             </w:pPr>
             <w:r>
               <w:rPr>
                 <w:rFonts w:cs="BRH Malayalam Extra"/>
                 <w:szCs w:val="40"/>
+                <w:lang w:val="it-IT"/>
               </w:rPr>
               <w:t>47</w:t>
             </w:r>
@@ -21598,6 +22345,7 @@
                 <w:rFonts w:ascii="BRH Malayalam Extra" w:hAnsi="BRH Malayalam Extra" w:cs="BRH Malayalam Extra"/>
                 <w:sz w:val="32"/>
                 <w:szCs w:val="40"/>
+                <w:lang w:val="it-IT"/>
               </w:rPr>
               <w:t>)</w:t>
             </w:r>
@@ -21606,6 +22354,7 @@
                 <w:rFonts w:ascii="BRH Malayalam Extra" w:hAnsi="BRH Malayalam Extra" w:cs="BRH Malayalam Extra"/>
                 <w:sz w:val="32"/>
                 <w:szCs w:val="40"/>
+                <w:lang w:val="it-IT"/>
               </w:rPr>
               <w:tab/>
             </w:r>
@@ -21613,6 +22362,7 @@
               <w:rPr>
                 <w:rFonts w:cs="BRH Malayalam Extra"/>
                 <w:szCs w:val="40"/>
+                <w:lang w:val="it-IT"/>
               </w:rPr>
               <w:t>1</w:t>
             </w:r>
@@ -21621,6 +22371,7 @@
                 <w:rFonts w:ascii="BRH Malayalam Extra" w:hAnsi="BRH Malayalam Extra" w:cs="BRH Malayalam Extra"/>
                 <w:sz w:val="32"/>
                 <w:szCs w:val="40"/>
+                <w:lang w:val="it-IT"/>
               </w:rPr>
               <w:t>.</w:t>
             </w:r>
@@ -21628,6 +22379,7 @@
               <w:rPr>
                 <w:rFonts w:cs="BRH Malayalam Extra"/>
                 <w:szCs w:val="40"/>
+                <w:lang w:val="it-IT"/>
               </w:rPr>
               <w:t>5</w:t>
             </w:r>
@@ -21636,6 +22388,7 @@
                 <w:rFonts w:ascii="BRH Malayalam Extra" w:hAnsi="BRH Malayalam Extra" w:cs="BRH Malayalam Extra"/>
                 <w:sz w:val="32"/>
                 <w:szCs w:val="40"/>
+                <w:lang w:val="it-IT"/>
               </w:rPr>
               <w:t>.</w:t>
             </w:r>
@@ -21643,6 +22396,7 @@
               <w:rPr>
                 <w:rFonts w:cs="BRH Malayalam Extra"/>
                 <w:szCs w:val="40"/>
+                <w:lang w:val="it-IT"/>
               </w:rPr>
               <w:t>7</w:t>
             </w:r>
@@ -21651,6 +22405,7 @@
                 <w:rFonts w:ascii="BRH Malayalam Extra" w:hAnsi="BRH Malayalam Extra" w:cs="BRH Malayalam Extra"/>
                 <w:sz w:val="32"/>
                 <w:szCs w:val="40"/>
+                <w:lang w:val="it-IT"/>
               </w:rPr>
               <w:t>.</w:t>
             </w:r>
@@ -21658,6 +22413,7 @@
               <w:rPr>
                 <w:rFonts w:cs="BRH Malayalam Extra"/>
                 <w:szCs w:val="40"/>
+                <w:lang w:val="it-IT"/>
               </w:rPr>
               <w:t>4</w:t>
             </w:r>
@@ -21666,6 +22422,7 @@
                 <w:rFonts w:ascii="BRH Malayalam Extra" w:hAnsi="BRH Malayalam Extra" w:cs="BRH Malayalam Extra"/>
                 <w:sz w:val="32"/>
                 <w:szCs w:val="40"/>
+                <w:lang w:val="it-IT"/>
               </w:rPr>
               <w:t>(</w:t>
             </w:r>
@@ -21673,6 +22430,7 @@
               <w:rPr>
                 <w:rFonts w:cs="BRH Malayalam Extra"/>
                 <w:szCs w:val="40"/>
+                <w:lang w:val="it-IT"/>
               </w:rPr>
               <w:t>42</w:t>
             </w:r>
@@ -21681,6 +22439,7 @@
                 <w:rFonts w:ascii="BRH Malayalam Extra" w:hAnsi="BRH Malayalam Extra" w:cs="BRH Malayalam Extra"/>
                 <w:sz w:val="32"/>
                 <w:szCs w:val="40"/>
+                <w:lang w:val="it-IT"/>
               </w:rPr>
               <w:t>)-  G</w:t>
             </w:r>
@@ -21689,14 +22448,16 @@
                 <w:rFonts w:ascii="BRH Malayalam Extra" w:hAnsi="BRH Malayalam Extra" w:cs="BRH Malayalam Extra"/>
                 <w:sz w:val="27"/>
                 <w:szCs w:val="40"/>
-              </w:rPr>
-              <w:t>–</w:t>
-            </w:r>
-            <w:r>
-              <w:rPr>
-                <w:rFonts w:ascii="BRH Malayalam Extra" w:hAnsi="BRH Malayalam Extra" w:cs="BRH Malayalam Extra"/>
-                <w:sz w:val="32"/>
-                <w:szCs w:val="40"/>
+                <w:lang w:val="it-IT"/>
+              </w:rPr>
+              <w:t>–</w:t>
+            </w:r>
+            <w:r>
+              <w:rPr>
+                <w:rFonts w:ascii="BRH Malayalam Extra" w:hAnsi="BRH Malayalam Extra" w:cs="BRH Malayalam Extra"/>
+                <w:sz w:val="32"/>
+                <w:szCs w:val="40"/>
+                <w:lang w:val="it-IT"/>
               </w:rPr>
               <w:t>rJ | Z</w:t>
             </w:r>
@@ -21705,14 +22466,16 @@
                 <w:rFonts w:ascii="BRH Malayalam Extra" w:hAnsi="BRH Malayalam Extra" w:cs="BRH Malayalam Extra"/>
                 <w:sz w:val="27"/>
                 <w:szCs w:val="40"/>
-              </w:rPr>
-              <w:t>–</w:t>
-            </w:r>
-            <w:r>
-              <w:rPr>
-                <w:rFonts w:ascii="BRH Malayalam Extra" w:hAnsi="BRH Malayalam Extra" w:cs="BRH Malayalam Extra"/>
-                <w:sz w:val="32"/>
-                <w:szCs w:val="40"/>
+                <w:lang w:val="it-IT"/>
+              </w:rPr>
+              <w:t>–</w:t>
+            </w:r>
+            <w:r>
+              <w:rPr>
+                <w:rFonts w:ascii="BRH Malayalam Extra" w:hAnsi="BRH Malayalam Extra" w:cs="BRH Malayalam Extra"/>
+                <w:sz w:val="32"/>
+                <w:szCs w:val="40"/>
+                <w:lang w:val="it-IT"/>
               </w:rPr>
               <w:t>d¢</w:t>
             </w:r>
@@ -21721,14 +22484,16 @@
                 <w:rFonts w:ascii="BRH Malayalam Extra" w:hAnsi="BRH Malayalam Extra" w:cs="BRH Malayalam Extra"/>
                 <w:sz w:val="27"/>
                 <w:szCs w:val="40"/>
-              </w:rPr>
-              <w:t>–</w:t>
-            </w:r>
-            <w:r>
-              <w:rPr>
-                <w:rFonts w:ascii="BRH Malayalam Extra" w:hAnsi="BRH Malayalam Extra" w:cs="BRH Malayalam Extra"/>
-                <w:sz w:val="32"/>
-                <w:szCs w:val="40"/>
+                <w:lang w:val="it-IT"/>
+              </w:rPr>
+              <w:t>–</w:t>
+            </w:r>
+            <w:r>
+              <w:rPr>
+                <w:rFonts w:ascii="BRH Malayalam Extra" w:hAnsi="BRH Malayalam Extra" w:cs="BRH Malayalam Extra"/>
+                <w:sz w:val="32"/>
+                <w:szCs w:val="40"/>
+                <w:lang w:val="it-IT"/>
               </w:rPr>
               <w:t>exJ |</w:t>
             </w:r>
@@ -21743,6 +22508,7 @@
               <w:rPr>
                 <w:rFonts w:cs="BRH Malayalam Extra"/>
                 <w:szCs w:val="40"/>
+                <w:lang w:val="it-IT"/>
               </w:rPr>
             </w:pPr>
             <w:r>
@@ -21750,6 +22516,7 @@
                 <w:rFonts w:ascii="BRH Malayalam Extra" w:hAnsi="BRH Malayalam Extra" w:cs="BRH Malayalam Extra"/>
                 <w:sz w:val="32"/>
                 <w:szCs w:val="40"/>
+                <w:lang w:val="it-IT"/>
               </w:rPr>
               <w:t>G</w:t>
             </w:r>
@@ -21758,14 +22525,16 @@
                 <w:rFonts w:ascii="BRH Malayalam Extra" w:hAnsi="BRH Malayalam Extra" w:cs="BRH Malayalam Extra"/>
                 <w:sz w:val="27"/>
                 <w:szCs w:val="40"/>
-              </w:rPr>
-              <w:t>–</w:t>
-            </w:r>
-            <w:r>
-              <w:rPr>
-                <w:rFonts w:ascii="BRH Malayalam Extra" w:hAnsi="BRH Malayalam Extra" w:cs="BRH Malayalam Extra"/>
-                <w:sz w:val="32"/>
-                <w:szCs w:val="40"/>
+                <w:lang w:val="it-IT"/>
+              </w:rPr>
+              <w:t>–</w:t>
+            </w:r>
+            <w:r>
+              <w:rPr>
+                <w:rFonts w:ascii="BRH Malayalam Extra" w:hAnsi="BRH Malayalam Extra" w:cs="BRH Malayalam Extra"/>
+                <w:sz w:val="32"/>
+                <w:szCs w:val="40"/>
+                <w:lang w:val="it-IT"/>
               </w:rPr>
               <w:t>r Z—d¢</w:t>
             </w:r>
@@ -21774,14 +22543,16 @@
                 <w:rFonts w:ascii="BRH Malayalam Extra" w:hAnsi="BRH Malayalam Extra" w:cs="BRH Malayalam Extra"/>
                 <w:sz w:val="27"/>
                 <w:szCs w:val="40"/>
-              </w:rPr>
-              <w:t>–</w:t>
-            </w:r>
-            <w:r>
-              <w:rPr>
-                <w:rFonts w:ascii="BRH Malayalam Extra" w:hAnsi="BRH Malayalam Extra" w:cs="BRH Malayalam Extra"/>
-                <w:sz w:val="32"/>
-                <w:szCs w:val="40"/>
+                <w:lang w:val="it-IT"/>
+              </w:rPr>
+              <w:t>–</w:t>
+            </w:r>
+            <w:r>
+              <w:rPr>
+                <w:rFonts w:ascii="BRH Malayalam Extra" w:hAnsi="BRH Malayalam Extra" w:cs="BRH Malayalam Extra"/>
+                <w:sz w:val="32"/>
+                <w:szCs w:val="40"/>
+                <w:lang w:val="it-IT"/>
               </w:rPr>
               <w:t>ex së—d¢</w:t>
             </w:r>
@@ -21790,14 +22561,16 @@
                 <w:rFonts w:ascii="BRH Malayalam Extra" w:hAnsi="BRH Malayalam Extra" w:cs="BRH Malayalam Extra"/>
                 <w:sz w:val="27"/>
                 <w:szCs w:val="40"/>
-              </w:rPr>
-              <w:t>–</w:t>
-            </w:r>
-            <w:r>
-              <w:rPr>
-                <w:rFonts w:ascii="BRH Malayalam Extra" w:hAnsi="BRH Malayalam Extra" w:cs="BRH Malayalam Extra"/>
-                <w:sz w:val="32"/>
-                <w:szCs w:val="40"/>
+                <w:lang w:val="it-IT"/>
+              </w:rPr>
+              <w:t>–</w:t>
+            </w:r>
+            <w:r>
+              <w:rPr>
+                <w:rFonts w:ascii="BRH Malayalam Extra" w:hAnsi="BRH Malayalam Extra" w:cs="BRH Malayalam Extra"/>
+                <w:sz w:val="32"/>
+                <w:szCs w:val="40"/>
+                <w:lang w:val="it-IT"/>
               </w:rPr>
               <w:t>ex G</w:t>
             </w:r>
@@ -21806,14 +22579,16 @@
                 <w:rFonts w:ascii="BRH Malayalam Extra" w:hAnsi="BRH Malayalam Extra" w:cs="BRH Malayalam Extra"/>
                 <w:sz w:val="27"/>
                 <w:szCs w:val="40"/>
-              </w:rPr>
-              <w:t>–</w:t>
-            </w:r>
-            <w:r>
-              <w:rPr>
-                <w:rFonts w:ascii="BRH Malayalam Extra" w:hAnsi="BRH Malayalam Extra" w:cs="BRH Malayalam Extra"/>
-                <w:sz w:val="32"/>
-                <w:szCs w:val="40"/>
+                <w:lang w:val="it-IT"/>
+              </w:rPr>
+              <w:t>–</w:t>
+            </w:r>
+            <w:r>
+              <w:rPr>
+                <w:rFonts w:ascii="BRH Malayalam Extra" w:hAnsi="BRH Malayalam Extra" w:cs="BRH Malayalam Extra"/>
+                <w:sz w:val="32"/>
+                <w:szCs w:val="40"/>
+                <w:lang w:val="it-IT"/>
               </w:rPr>
               <w:t>r G</w:t>
             </w:r>
@@ -21822,14 +22597,16 @@
                 <w:rFonts w:ascii="BRH Malayalam Extra" w:hAnsi="BRH Malayalam Extra" w:cs="BRH Malayalam Extra"/>
                 <w:sz w:val="27"/>
                 <w:szCs w:val="40"/>
-              </w:rPr>
-              <w:t>–</w:t>
-            </w:r>
-            <w:r>
-              <w:rPr>
-                <w:rFonts w:ascii="BRH Malayalam Extra" w:hAnsi="BRH Malayalam Extra" w:cs="BRH Malayalam Extra"/>
-                <w:sz w:val="32"/>
-                <w:szCs w:val="40"/>
+                <w:lang w:val="it-IT"/>
+              </w:rPr>
+              <w:t>–</w:t>
+            </w:r>
+            <w:r>
+              <w:rPr>
+                <w:rFonts w:ascii="BRH Malayalam Extra" w:hAnsi="BRH Malayalam Extra" w:cs="BRH Malayalam Extra"/>
+                <w:sz w:val="32"/>
+                <w:szCs w:val="40"/>
+                <w:lang w:val="it-IT"/>
               </w:rPr>
               <w:t xml:space="preserve">r </w:t>
             </w:r>
@@ -21839,6 +22616,7 @@
                 <w:sz w:val="32"/>
                 <w:szCs w:val="40"/>
                 <w:highlight w:val="green"/>
+                <w:lang w:val="it-IT"/>
               </w:rPr>
               <w:t>Z</w:t>
             </w:r>
@@ -21847,6 +22625,7 @@
                 <w:rFonts w:ascii="BRH Malayalam Extra" w:hAnsi="BRH Malayalam Extra" w:cs="BRH Malayalam Extra"/>
                 <w:sz w:val="32"/>
                 <w:szCs w:val="40"/>
+                <w:lang w:val="it-IT"/>
               </w:rPr>
               <w:t>—d¢</w:t>
             </w:r>
@@ -21855,14 +22634,16 @@
                 <w:rFonts w:ascii="BRH Malayalam Extra" w:hAnsi="BRH Malayalam Extra" w:cs="BRH Malayalam Extra"/>
                 <w:sz w:val="27"/>
                 <w:szCs w:val="40"/>
-              </w:rPr>
-              <w:t>–</w:t>
-            </w:r>
-            <w:r>
-              <w:rPr>
-                <w:rFonts w:ascii="BRH Malayalam Extra" w:hAnsi="BRH Malayalam Extra" w:cs="BRH Malayalam Extra"/>
-                <w:sz w:val="32"/>
-                <w:szCs w:val="40"/>
+                <w:lang w:val="it-IT"/>
+              </w:rPr>
+              <w:t>–</w:t>
+            </w:r>
+            <w:r>
+              <w:rPr>
+                <w:rFonts w:ascii="BRH Malayalam Extra" w:hAnsi="BRH Malayalam Extra" w:cs="BRH Malayalam Extra"/>
+                <w:sz w:val="32"/>
+                <w:szCs w:val="40"/>
+                <w:lang w:val="it-IT"/>
               </w:rPr>
               <w:t xml:space="preserve">exJ | </w:t>
             </w:r>
@@ -21888,12 +22669,14 @@
                 <w:rFonts w:ascii="BRH Malayalam Extra" w:hAnsi="BRH Malayalam Extra" w:cs="BRH Malayalam Extra"/>
                 <w:sz w:val="32"/>
                 <w:szCs w:val="40"/>
+                <w:lang w:val="it-IT"/>
               </w:rPr>
             </w:pPr>
             <w:r>
               <w:rPr>
                 <w:rFonts w:cs="BRH Malayalam Extra"/>
                 <w:szCs w:val="40"/>
+                <w:lang w:val="it-IT"/>
               </w:rPr>
               <w:lastRenderedPageBreak/>
               <w:t>49</w:t>
@@ -21903,6 +22686,7 @@
                 <w:rFonts w:ascii="BRH Malayalam Extra" w:hAnsi="BRH Malayalam Extra" w:cs="BRH Malayalam Extra"/>
                 <w:sz w:val="32"/>
                 <w:szCs w:val="40"/>
+                <w:lang w:val="it-IT"/>
               </w:rPr>
               <w:t>)</w:t>
             </w:r>
@@ -21911,6 +22695,7 @@
                 <w:rFonts w:ascii="BRH Malayalam Extra" w:hAnsi="BRH Malayalam Extra" w:cs="BRH Malayalam Extra"/>
                 <w:sz w:val="32"/>
                 <w:szCs w:val="40"/>
+                <w:lang w:val="it-IT"/>
               </w:rPr>
               <w:tab/>
             </w:r>
@@ -21918,6 +22703,7 @@
               <w:rPr>
                 <w:rFonts w:cs="BRH Malayalam Extra"/>
                 <w:szCs w:val="40"/>
+                <w:lang w:val="it-IT"/>
               </w:rPr>
               <w:t>1</w:t>
             </w:r>
@@ -21926,6 +22712,7 @@
                 <w:rFonts w:ascii="BRH Malayalam Extra" w:hAnsi="BRH Malayalam Extra" w:cs="BRH Malayalam Extra"/>
                 <w:sz w:val="32"/>
                 <w:szCs w:val="40"/>
+                <w:lang w:val="it-IT"/>
               </w:rPr>
               <w:t>.</w:t>
             </w:r>
@@ -21933,6 +22720,7 @@
               <w:rPr>
                 <w:rFonts w:cs="BRH Malayalam Extra"/>
                 <w:szCs w:val="40"/>
+                <w:lang w:val="it-IT"/>
               </w:rPr>
               <w:t>5</w:t>
             </w:r>
@@ -21941,6 +22729,7 @@
                 <w:rFonts w:ascii="BRH Malayalam Extra" w:hAnsi="BRH Malayalam Extra" w:cs="BRH Malayalam Extra"/>
                 <w:sz w:val="32"/>
                 <w:szCs w:val="40"/>
+                <w:lang w:val="it-IT"/>
               </w:rPr>
               <w:t>.</w:t>
             </w:r>
@@ -21948,6 +22737,7 @@
               <w:rPr>
                 <w:rFonts w:cs="BRH Malayalam Extra"/>
                 <w:szCs w:val="40"/>
+                <w:lang w:val="it-IT"/>
               </w:rPr>
               <w:t>7</w:t>
             </w:r>
@@ -21956,6 +22746,7 @@
                 <w:rFonts w:ascii="BRH Malayalam Extra" w:hAnsi="BRH Malayalam Extra" w:cs="BRH Malayalam Extra"/>
                 <w:sz w:val="32"/>
                 <w:szCs w:val="40"/>
+                <w:lang w:val="it-IT"/>
               </w:rPr>
               <w:t>.</w:t>
             </w:r>
@@ -21963,6 +22754,7 @@
               <w:rPr>
                 <w:rFonts w:cs="BRH Malayalam Extra"/>
                 <w:szCs w:val="40"/>
+                <w:lang w:val="it-IT"/>
               </w:rPr>
               <w:t>5</w:t>
             </w:r>
@@ -21971,6 +22763,7 @@
                 <w:rFonts w:ascii="BRH Malayalam Extra" w:hAnsi="BRH Malayalam Extra" w:cs="BRH Malayalam Extra"/>
                 <w:sz w:val="32"/>
                 <w:szCs w:val="40"/>
+                <w:lang w:val="it-IT"/>
               </w:rPr>
               <w:t>(</w:t>
             </w:r>
@@ -21978,6 +22771,7 @@
               <w:rPr>
                 <w:rFonts w:cs="BRH Malayalam Extra"/>
                 <w:szCs w:val="40"/>
+                <w:lang w:val="it-IT"/>
               </w:rPr>
               <w:t>44</w:t>
             </w:r>
@@ -21986,6 +22780,7 @@
                 <w:rFonts w:ascii="BRH Malayalam Extra" w:hAnsi="BRH Malayalam Extra" w:cs="BRH Malayalam Extra"/>
                 <w:sz w:val="32"/>
                 <w:szCs w:val="40"/>
+                <w:lang w:val="it-IT"/>
               </w:rPr>
               <w:t>)-  põ¡—ræyI | G</w:t>
             </w:r>
@@ -21994,14 +22789,16 @@
                 <w:rFonts w:ascii="BRH Malayalam Extra" w:hAnsi="BRH Malayalam Extra" w:cs="BRH Malayalam Extra"/>
                 <w:sz w:val="27"/>
                 <w:szCs w:val="40"/>
-              </w:rPr>
-              <w:t>–</w:t>
-            </w:r>
-            <w:r>
-              <w:rPr>
-                <w:rFonts w:ascii="BRH Malayalam Extra" w:hAnsi="BRH Malayalam Extra" w:cs="BRH Malayalam Extra"/>
-                <w:sz w:val="32"/>
-                <w:szCs w:val="40"/>
+                <w:lang w:val="it-IT"/>
+              </w:rPr>
+              <w:t>–</w:t>
+            </w:r>
+            <w:r>
+              <w:rPr>
+                <w:rFonts w:ascii="BRH Malayalam Extra" w:hAnsi="BRH Malayalam Extra" w:cs="BRH Malayalam Extra"/>
+                <w:sz w:val="32"/>
+                <w:szCs w:val="40"/>
+                <w:lang w:val="it-IT"/>
               </w:rPr>
               <w:t>p |</w:t>
             </w:r>
@@ -22016,6 +22813,7 @@
               <w:rPr>
                 <w:rFonts w:cs="BRH Malayalam Extra"/>
                 <w:szCs w:val="40"/>
+                <w:lang w:val="it-IT"/>
               </w:rPr>
             </w:pPr>
             <w:r>
@@ -22023,6 +22821,7 @@
                 <w:rFonts w:ascii="BRH Malayalam Extra" w:hAnsi="BRH Malayalam Extra" w:cs="BRH Malayalam Extra"/>
                 <w:sz w:val="32"/>
                 <w:szCs w:val="40"/>
+                <w:lang w:val="it-IT"/>
               </w:rPr>
               <w:t>põ¡—ræy ¥i</w:t>
             </w:r>
@@ -22031,14 +22830,16 @@
                 <w:rFonts w:ascii="BRH Malayalam Extra" w:hAnsi="BRH Malayalam Extra" w:cs="BRH Malayalam Extra"/>
                 <w:sz w:val="27"/>
                 <w:szCs w:val="40"/>
-              </w:rPr>
-              <w:t>–</w:t>
-            </w:r>
-            <w:r>
-              <w:rPr>
-                <w:rFonts w:ascii="BRH Malayalam Extra" w:hAnsi="BRH Malayalam Extra" w:cs="BRH Malayalam Extra"/>
-                <w:sz w:val="32"/>
-                <w:szCs w:val="40"/>
+                <w:lang w:val="it-IT"/>
+              </w:rPr>
+              <w:t>–</w:t>
+            </w:r>
+            <w:r>
+              <w:rPr>
+                <w:rFonts w:ascii="BRH Malayalam Extra" w:hAnsi="BRH Malayalam Extra" w:cs="BRH Malayalam Extra"/>
+                <w:sz w:val="32"/>
+                <w:szCs w:val="40"/>
+                <w:lang w:val="it-IT"/>
               </w:rPr>
               <w:t>¤¤p</w:t>
             </w:r>
@@ -22048,6 +22849,7 @@
                 <w:sz w:val="32"/>
                 <w:szCs w:val="40"/>
                 <w:highlight w:val="yellow"/>
+                <w:lang w:val="it-IT"/>
               </w:rPr>
               <w:t>p</w:t>
             </w:r>
@@ -22056,14 +22858,16 @@
                 <w:rFonts w:ascii="BRH Malayalam Extra" w:hAnsi="BRH Malayalam Extra" w:cs="BRH Malayalam Extra"/>
                 <w:sz w:val="27"/>
                 <w:szCs w:val="40"/>
-              </w:rPr>
-              <w:t>–</w:t>
-            </w:r>
-            <w:r>
-              <w:rPr>
-                <w:rFonts w:ascii="BRH Malayalam Extra" w:hAnsi="BRH Malayalam Extra" w:cs="BRH Malayalam Extra"/>
-                <w:sz w:val="32"/>
-                <w:szCs w:val="40"/>
+                <w:lang w:val="it-IT"/>
+              </w:rPr>
+              <w:t>–</w:t>
+            </w:r>
+            <w:r>
+              <w:rPr>
+                <w:rFonts w:ascii="BRH Malayalam Extra" w:hAnsi="BRH Malayalam Extra" w:cs="BRH Malayalam Extra"/>
+                <w:sz w:val="32"/>
+                <w:szCs w:val="40"/>
+                <w:lang w:val="it-IT"/>
               </w:rPr>
               <w:t xml:space="preserve"> põ¡—ræy</w:t>
             </w:r>
@@ -22072,14 +22876,16 @@
                 <w:rFonts w:ascii="BRH Malayalam Extra" w:hAnsi="BRH Malayalam Extra" w:cs="BRH Malayalam Extra"/>
                 <w:sz w:val="27"/>
                 <w:szCs w:val="40"/>
-              </w:rPr>
-              <w:t>–</w:t>
-            </w:r>
-            <w:r>
-              <w:rPr>
-                <w:rFonts w:ascii="BRH Malayalam Extra" w:hAnsi="BRH Malayalam Extra" w:cs="BRH Malayalam Extra"/>
-                <w:sz w:val="32"/>
-                <w:szCs w:val="40"/>
+                <w:lang w:val="it-IT"/>
+              </w:rPr>
+              <w:t>–</w:t>
+            </w:r>
+            <w:r>
+              <w:rPr>
+                <w:rFonts w:ascii="BRH Malayalam Extra" w:hAnsi="BRH Malayalam Extra" w:cs="BRH Malayalam Extra"/>
+                <w:sz w:val="32"/>
+                <w:szCs w:val="40"/>
+                <w:lang w:val="it-IT"/>
               </w:rPr>
               <w:t xml:space="preserve">I </w:t>
             </w:r>
@@ -22087,6 +22893,7 @@
               <w:rPr>
                 <w:rFonts w:ascii="BRH Devanagari Extra" w:hAnsi="BRH Devanagari Extra" w:cs="BRH Malayalam Extra"/>
                 <w:szCs w:val="40"/>
+                <w:lang w:val="it-IT"/>
               </w:rPr>
               <w:t>Æ</w:t>
             </w:r>
@@ -22095,6 +22902,7 @@
                 <w:rFonts w:ascii="BRH Malayalam Extra" w:hAnsi="BRH Malayalam Extra" w:cs="BRH Malayalam Extra"/>
                 <w:sz w:val="32"/>
                 <w:szCs w:val="40"/>
+                <w:lang w:val="it-IT"/>
               </w:rPr>
               <w:t>põ¡—ræy ¥i</w:t>
             </w:r>
@@ -22103,14 +22911,16 @@
                 <w:rFonts w:ascii="BRH Malayalam Extra" w:hAnsi="BRH Malayalam Extra" w:cs="BRH Malayalam Extra"/>
                 <w:sz w:val="27"/>
                 <w:szCs w:val="40"/>
-              </w:rPr>
-              <w:t>–</w:t>
-            </w:r>
-            <w:r>
-              <w:rPr>
-                <w:rFonts w:ascii="BRH Malayalam Extra" w:hAnsi="BRH Malayalam Extra" w:cs="BRH Malayalam Extra"/>
-                <w:sz w:val="32"/>
-                <w:szCs w:val="40"/>
+                <w:lang w:val="it-IT"/>
+              </w:rPr>
+              <w:t>–</w:t>
+            </w:r>
+            <w:r>
+              <w:rPr>
+                <w:rFonts w:ascii="BRH Malayalam Extra" w:hAnsi="BRH Malayalam Extra" w:cs="BRH Malayalam Extra"/>
+                <w:sz w:val="32"/>
+                <w:szCs w:val="40"/>
+                <w:lang w:val="it-IT"/>
               </w:rPr>
               <w:t xml:space="preserve">p | </w:t>
             </w:r>
@@ -22131,12 +22941,14 @@
                 <w:rFonts w:ascii="BRH Malayalam Extra" w:hAnsi="BRH Malayalam Extra" w:cs="BRH Malayalam Extra"/>
                 <w:sz w:val="32"/>
                 <w:szCs w:val="40"/>
+                <w:lang w:val="it-IT"/>
               </w:rPr>
             </w:pPr>
             <w:r>
               <w:rPr>
                 <w:rFonts w:cs="BRH Malayalam Extra"/>
                 <w:szCs w:val="40"/>
+                <w:lang w:val="it-IT"/>
               </w:rPr>
               <w:t>49</w:t>
             </w:r>
@@ -22145,6 +22957,7 @@
                 <w:rFonts w:ascii="BRH Malayalam Extra" w:hAnsi="BRH Malayalam Extra" w:cs="BRH Malayalam Extra"/>
                 <w:sz w:val="32"/>
                 <w:szCs w:val="40"/>
+                <w:lang w:val="it-IT"/>
               </w:rPr>
               <w:t>)</w:t>
             </w:r>
@@ -22153,6 +22966,7 @@
                 <w:rFonts w:ascii="BRH Malayalam Extra" w:hAnsi="BRH Malayalam Extra" w:cs="BRH Malayalam Extra"/>
                 <w:sz w:val="32"/>
                 <w:szCs w:val="40"/>
+                <w:lang w:val="it-IT"/>
               </w:rPr>
               <w:tab/>
             </w:r>
@@ -22160,6 +22974,7 @@
               <w:rPr>
                 <w:rFonts w:cs="BRH Malayalam Extra"/>
                 <w:szCs w:val="40"/>
+                <w:lang w:val="it-IT"/>
               </w:rPr>
               <w:t>1</w:t>
             </w:r>
@@ -22168,6 +22983,7 @@
                 <w:rFonts w:ascii="BRH Malayalam Extra" w:hAnsi="BRH Malayalam Extra" w:cs="BRH Malayalam Extra"/>
                 <w:sz w:val="32"/>
                 <w:szCs w:val="40"/>
+                <w:lang w:val="it-IT"/>
               </w:rPr>
               <w:t>.</w:t>
             </w:r>
@@ -22175,6 +22991,7 @@
               <w:rPr>
                 <w:rFonts w:cs="BRH Malayalam Extra"/>
                 <w:szCs w:val="40"/>
+                <w:lang w:val="it-IT"/>
               </w:rPr>
               <w:t>5</w:t>
             </w:r>
@@ -22183,6 +23000,7 @@
                 <w:rFonts w:ascii="BRH Malayalam Extra" w:hAnsi="BRH Malayalam Extra" w:cs="BRH Malayalam Extra"/>
                 <w:sz w:val="32"/>
                 <w:szCs w:val="40"/>
+                <w:lang w:val="it-IT"/>
               </w:rPr>
               <w:t>.</w:t>
             </w:r>
@@ -22190,6 +23008,7 @@
               <w:rPr>
                 <w:rFonts w:cs="BRH Malayalam Extra"/>
                 <w:szCs w:val="40"/>
+                <w:lang w:val="it-IT"/>
               </w:rPr>
               <w:t>7</w:t>
             </w:r>
@@ -22198,6 +23017,7 @@
                 <w:rFonts w:ascii="BRH Malayalam Extra" w:hAnsi="BRH Malayalam Extra" w:cs="BRH Malayalam Extra"/>
                 <w:sz w:val="32"/>
                 <w:szCs w:val="40"/>
+                <w:lang w:val="it-IT"/>
               </w:rPr>
               <w:t>.</w:t>
             </w:r>
@@ -22205,6 +23025,7 @@
               <w:rPr>
                 <w:rFonts w:cs="BRH Malayalam Extra"/>
                 <w:szCs w:val="40"/>
+                <w:lang w:val="it-IT"/>
               </w:rPr>
               <w:t>5</w:t>
             </w:r>
@@ -22213,6 +23034,7 @@
                 <w:rFonts w:ascii="BRH Malayalam Extra" w:hAnsi="BRH Malayalam Extra" w:cs="BRH Malayalam Extra"/>
                 <w:sz w:val="32"/>
                 <w:szCs w:val="40"/>
+                <w:lang w:val="it-IT"/>
               </w:rPr>
               <w:t>(</w:t>
             </w:r>
@@ -22220,6 +23042,7 @@
               <w:rPr>
                 <w:rFonts w:cs="BRH Malayalam Extra"/>
                 <w:szCs w:val="40"/>
+                <w:lang w:val="it-IT"/>
               </w:rPr>
               <w:t>44</w:t>
             </w:r>
@@ -22228,6 +23051,7 @@
                 <w:rFonts w:ascii="BRH Malayalam Extra" w:hAnsi="BRH Malayalam Extra" w:cs="BRH Malayalam Extra"/>
                 <w:sz w:val="32"/>
                 <w:szCs w:val="40"/>
+                <w:lang w:val="it-IT"/>
               </w:rPr>
               <w:t>)-  põ¡—ræyI | G</w:t>
             </w:r>
@@ -22236,14 +23060,16 @@
                 <w:rFonts w:ascii="BRH Malayalam Extra" w:hAnsi="BRH Malayalam Extra" w:cs="BRH Malayalam Extra"/>
                 <w:sz w:val="27"/>
                 <w:szCs w:val="40"/>
-              </w:rPr>
-              <w:t>–</w:t>
-            </w:r>
-            <w:r>
-              <w:rPr>
-                <w:rFonts w:ascii="BRH Malayalam Extra" w:hAnsi="BRH Malayalam Extra" w:cs="BRH Malayalam Extra"/>
-                <w:sz w:val="32"/>
-                <w:szCs w:val="40"/>
+                <w:lang w:val="it-IT"/>
+              </w:rPr>
+              <w:t>–</w:t>
+            </w:r>
+            <w:r>
+              <w:rPr>
+                <w:rFonts w:ascii="BRH Malayalam Extra" w:hAnsi="BRH Malayalam Extra" w:cs="BRH Malayalam Extra"/>
+                <w:sz w:val="32"/>
+                <w:szCs w:val="40"/>
+                <w:lang w:val="it-IT"/>
               </w:rPr>
               <w:t>p |</w:t>
             </w:r>
@@ -22258,6 +23084,7 @@
               <w:rPr>
                 <w:rFonts w:cs="BRH Malayalam Extra"/>
                 <w:szCs w:val="40"/>
+                <w:lang w:val="it-IT"/>
               </w:rPr>
             </w:pPr>
             <w:r>
@@ -22265,6 +23092,7 @@
                 <w:rFonts w:ascii="BRH Malayalam Extra" w:hAnsi="BRH Malayalam Extra" w:cs="BRH Malayalam Extra"/>
                 <w:sz w:val="32"/>
                 <w:szCs w:val="40"/>
+                <w:lang w:val="it-IT"/>
               </w:rPr>
               <w:t>põ¡—ræy ¥i</w:t>
             </w:r>
@@ -22273,14 +23101,16 @@
                 <w:rFonts w:ascii="BRH Malayalam Extra" w:hAnsi="BRH Malayalam Extra" w:cs="BRH Malayalam Extra"/>
                 <w:sz w:val="27"/>
                 <w:szCs w:val="40"/>
-              </w:rPr>
-              <w:t>–</w:t>
-            </w:r>
-            <w:r>
-              <w:rPr>
-                <w:rFonts w:ascii="BRH Malayalam Extra" w:hAnsi="BRH Malayalam Extra" w:cs="BRH Malayalam Extra"/>
-                <w:sz w:val="32"/>
-                <w:szCs w:val="40"/>
+                <w:lang w:val="it-IT"/>
+              </w:rPr>
+              <w:t>–</w:t>
+            </w:r>
+            <w:r>
+              <w:rPr>
+                <w:rFonts w:ascii="BRH Malayalam Extra" w:hAnsi="BRH Malayalam Extra" w:cs="BRH Malayalam Extra"/>
+                <w:sz w:val="32"/>
+                <w:szCs w:val="40"/>
+                <w:lang w:val="it-IT"/>
               </w:rPr>
               <w:t>¤¤p</w:t>
             </w:r>
@@ -22290,6 +23120,7 @@
                 <w:sz w:val="32"/>
                 <w:szCs w:val="40"/>
                 <w:highlight w:val="green"/>
+                <w:lang w:val="it-IT"/>
               </w:rPr>
               <w:t>p</w:t>
             </w:r>
@@ -22298,6 +23129,7 @@
                 <w:rFonts w:ascii="BRH Malayalam Extra" w:hAnsi="BRH Malayalam Extra" w:cs="BRH Malayalam Extra"/>
                 <w:sz w:val="32"/>
                 <w:szCs w:val="40"/>
+                <w:lang w:val="it-IT"/>
               </w:rPr>
               <w:t xml:space="preserve"> põ¡—ræy</w:t>
             </w:r>
@@ -22306,14 +23138,16 @@
                 <w:rFonts w:ascii="BRH Malayalam Extra" w:hAnsi="BRH Malayalam Extra" w:cs="BRH Malayalam Extra"/>
                 <w:sz w:val="27"/>
                 <w:szCs w:val="40"/>
-              </w:rPr>
-              <w:t>–</w:t>
-            </w:r>
-            <w:r>
-              <w:rPr>
-                <w:rFonts w:ascii="BRH Malayalam Extra" w:hAnsi="BRH Malayalam Extra" w:cs="BRH Malayalam Extra"/>
-                <w:sz w:val="32"/>
-                <w:szCs w:val="40"/>
+                <w:lang w:val="it-IT"/>
+              </w:rPr>
+              <w:t>–</w:t>
+            </w:r>
+            <w:r>
+              <w:rPr>
+                <w:rFonts w:ascii="BRH Malayalam Extra" w:hAnsi="BRH Malayalam Extra" w:cs="BRH Malayalam Extra"/>
+                <w:sz w:val="32"/>
+                <w:szCs w:val="40"/>
+                <w:lang w:val="it-IT"/>
               </w:rPr>
               <w:t xml:space="preserve">I </w:t>
             </w:r>
@@ -22321,6 +23155,7 @@
               <w:rPr>
                 <w:rFonts w:ascii="BRH Devanagari Extra" w:hAnsi="BRH Devanagari Extra" w:cs="BRH Malayalam Extra"/>
                 <w:szCs w:val="40"/>
+                <w:lang w:val="it-IT"/>
               </w:rPr>
               <w:t>Æ</w:t>
             </w:r>
@@ -22329,6 +23164,7 @@
                 <w:rFonts w:ascii="BRH Malayalam Extra" w:hAnsi="BRH Malayalam Extra" w:cs="BRH Malayalam Extra"/>
                 <w:sz w:val="32"/>
                 <w:szCs w:val="40"/>
+                <w:lang w:val="it-IT"/>
               </w:rPr>
               <w:t>põ¡—ræy ¥i</w:t>
             </w:r>
@@ -22337,14 +23173,16 @@
                 <w:rFonts w:ascii="BRH Malayalam Extra" w:hAnsi="BRH Malayalam Extra" w:cs="BRH Malayalam Extra"/>
                 <w:sz w:val="27"/>
                 <w:szCs w:val="40"/>
-              </w:rPr>
-              <w:t>–</w:t>
-            </w:r>
-            <w:r>
-              <w:rPr>
-                <w:rFonts w:ascii="BRH Malayalam Extra" w:hAnsi="BRH Malayalam Extra" w:cs="BRH Malayalam Extra"/>
-                <w:sz w:val="32"/>
-                <w:szCs w:val="40"/>
+                <w:lang w:val="it-IT"/>
+              </w:rPr>
+              <w:t>–</w:t>
+            </w:r>
+            <w:r>
+              <w:rPr>
+                <w:rFonts w:ascii="BRH Malayalam Extra" w:hAnsi="BRH Malayalam Extra" w:cs="BRH Malayalam Extra"/>
+                <w:sz w:val="32"/>
+                <w:szCs w:val="40"/>
+                <w:lang w:val="it-IT"/>
               </w:rPr>
               <w:t xml:space="preserve">p | </w:t>
             </w:r>
@@ -22376,12 +23214,14 @@
                 <w:rFonts w:ascii="BRH Malayalam Extra" w:hAnsi="BRH Malayalam Extra" w:cs="BRH Malayalam Extra"/>
                 <w:sz w:val="32"/>
                 <w:szCs w:val="40"/>
+                <w:lang w:val="it-IT"/>
               </w:rPr>
             </w:pPr>
             <w:r>
               <w:rPr>
                 <w:rFonts w:cs="BRH Malayalam Extra"/>
                 <w:szCs w:val="40"/>
+                <w:lang w:val="it-IT"/>
               </w:rPr>
               <w:t>76</w:t>
             </w:r>
@@ -22390,6 +23230,7 @@
                 <w:rFonts w:ascii="BRH Malayalam Extra" w:hAnsi="BRH Malayalam Extra" w:cs="BRH Malayalam Extra"/>
                 <w:sz w:val="32"/>
                 <w:szCs w:val="40"/>
+                <w:lang w:val="it-IT"/>
               </w:rPr>
               <w:t>)</w:t>
             </w:r>
@@ -22398,6 +23239,7 @@
                 <w:rFonts w:ascii="BRH Malayalam Extra" w:hAnsi="BRH Malayalam Extra" w:cs="BRH Malayalam Extra"/>
                 <w:sz w:val="32"/>
                 <w:szCs w:val="40"/>
+                <w:lang w:val="it-IT"/>
               </w:rPr>
               <w:tab/>
             </w:r>
@@ -22405,6 +23247,7 @@
               <w:rPr>
                 <w:rFonts w:cs="BRH Malayalam Extra"/>
                 <w:szCs w:val="40"/>
+                <w:lang w:val="it-IT"/>
               </w:rPr>
               <w:t>1</w:t>
             </w:r>
@@ -22413,6 +23256,7 @@
                 <w:rFonts w:ascii="BRH Malayalam Extra" w:hAnsi="BRH Malayalam Extra" w:cs="BRH Malayalam Extra"/>
                 <w:sz w:val="32"/>
                 <w:szCs w:val="40"/>
+                <w:lang w:val="it-IT"/>
               </w:rPr>
               <w:t>.</w:t>
             </w:r>
@@ -22420,6 +23264,7 @@
               <w:rPr>
                 <w:rFonts w:cs="BRH Malayalam Extra"/>
                 <w:szCs w:val="40"/>
+                <w:lang w:val="it-IT"/>
               </w:rPr>
               <w:t>5</w:t>
             </w:r>
@@ -22428,6 +23273,7 @@
                 <w:rFonts w:ascii="BRH Malayalam Extra" w:hAnsi="BRH Malayalam Extra" w:cs="BRH Malayalam Extra"/>
                 <w:sz w:val="32"/>
                 <w:szCs w:val="40"/>
+                <w:lang w:val="it-IT"/>
               </w:rPr>
               <w:t>.</w:t>
             </w:r>
@@ -22435,6 +23281,7 @@
               <w:rPr>
                 <w:rFonts w:cs="BRH Malayalam Extra"/>
                 <w:szCs w:val="40"/>
+                <w:lang w:val="it-IT"/>
               </w:rPr>
               <w:t>7</w:t>
             </w:r>
@@ -22443,6 +23290,7 @@
                 <w:rFonts w:ascii="BRH Malayalam Extra" w:hAnsi="BRH Malayalam Extra" w:cs="BRH Malayalam Extra"/>
                 <w:sz w:val="32"/>
                 <w:szCs w:val="40"/>
+                <w:lang w:val="it-IT"/>
               </w:rPr>
               <w:t>.</w:t>
             </w:r>
@@ -22450,6 +23298,7 @@
               <w:rPr>
                 <w:rFonts w:cs="BRH Malayalam Extra"/>
                 <w:szCs w:val="40"/>
+                <w:lang w:val="it-IT"/>
               </w:rPr>
               <w:t>6</w:t>
             </w:r>
@@ -22458,6 +23307,7 @@
                 <w:rFonts w:ascii="BRH Malayalam Extra" w:hAnsi="BRH Malayalam Extra" w:cs="BRH Malayalam Extra"/>
                 <w:sz w:val="32"/>
                 <w:szCs w:val="40"/>
+                <w:lang w:val="it-IT"/>
               </w:rPr>
               <w:t>(</w:t>
             </w:r>
@@ -22465,6 +23315,7 @@
               <w:rPr>
                 <w:rFonts w:cs="BRH Malayalam Extra"/>
                 <w:szCs w:val="40"/>
+                <w:lang w:val="it-IT"/>
               </w:rPr>
               <w:t>66</w:t>
             </w:r>
@@ -22473,6 +23324,7 @@
                 <w:rFonts w:ascii="BRH Malayalam Extra" w:hAnsi="BRH Malayalam Extra" w:cs="BRH Malayalam Extra"/>
                 <w:sz w:val="32"/>
                 <w:szCs w:val="40"/>
+                <w:lang w:val="it-IT"/>
               </w:rPr>
               <w:t>)-  qx</w:t>
             </w:r>
@@ -22481,14 +23333,16 @@
                 <w:rFonts w:ascii="BRH Malayalam Extra" w:hAnsi="BRH Malayalam Extra" w:cs="BRH Malayalam Extra"/>
                 <w:sz w:val="27"/>
                 <w:szCs w:val="40"/>
-              </w:rPr>
-              <w:t>–</w:t>
-            </w:r>
-            <w:r>
-              <w:rPr>
-                <w:rFonts w:ascii="BRH Malayalam Extra" w:hAnsi="BRH Malayalam Extra" w:cs="BRH Malayalam Extra"/>
-                <w:sz w:val="32"/>
-                <w:szCs w:val="40"/>
+                <w:lang w:val="it-IT"/>
+              </w:rPr>
+              <w:t>–</w:t>
+            </w:r>
+            <w:r>
+              <w:rPr>
+                <w:rFonts w:ascii="BRH Malayalam Extra" w:hAnsi="BRH Malayalam Extra" w:cs="BRH Malayalam Extra"/>
+                <w:sz w:val="32"/>
+                <w:szCs w:val="40"/>
+                <w:lang w:val="it-IT"/>
               </w:rPr>
               <w:t>¥së</w:t>
             </w:r>
@@ -22497,14 +23351,16 @@
                 <w:rFonts w:ascii="BRH Malayalam Extra" w:hAnsi="BRH Malayalam Extra" w:cs="BRH Malayalam Extra"/>
                 <w:sz w:val="27"/>
                 <w:szCs w:val="40"/>
-              </w:rPr>
-              <w:t>–</w:t>
-            </w:r>
-            <w:r>
-              <w:rPr>
-                <w:rFonts w:ascii="BRH Malayalam Extra" w:hAnsi="BRH Malayalam Extra" w:cs="BRH Malayalam Extra"/>
-                <w:sz w:val="32"/>
-                <w:szCs w:val="40"/>
+                <w:lang w:val="it-IT"/>
+              </w:rPr>
+              <w:t>–</w:t>
+            </w:r>
+            <w:r>
+              <w:rPr>
+                <w:rFonts w:ascii="BRH Malayalam Extra" w:hAnsi="BRH Malayalam Extra" w:cs="BRH Malayalam Extra"/>
+                <w:sz w:val="32"/>
+                <w:szCs w:val="40"/>
+                <w:lang w:val="it-IT"/>
               </w:rPr>
               <w:t xml:space="preserve"> || </w:t>
             </w:r>
@@ -22519,6 +23375,7 @@
               <w:rPr>
                 <w:rFonts w:cs="BRH Malayalam Extra"/>
                 <w:szCs w:val="40"/>
+                <w:lang w:val="it-IT"/>
               </w:rPr>
             </w:pPr>
             <w:r>
@@ -22526,6 +23383,7 @@
                 <w:rFonts w:ascii="BRH Malayalam Extra" w:hAnsi="BRH Malayalam Extra" w:cs="BRH Malayalam Extra"/>
                 <w:sz w:val="32"/>
                 <w:szCs w:val="40"/>
+                <w:lang w:val="it-IT"/>
               </w:rPr>
               <w:t>qx</w:t>
             </w:r>
@@ -22534,6 +23392,7 @@
                 <w:rFonts w:ascii="BRH Malayalam Extra" w:hAnsi="BRH Malayalam Extra" w:cs="BRH Malayalam Extra"/>
                 <w:sz w:val="27"/>
                 <w:szCs w:val="40"/>
+                <w:lang w:val="it-IT"/>
               </w:rPr>
               <w:t>–</w:t>
             </w:r>
@@ -22543,6 +23402,7 @@
                 <w:sz w:val="32"/>
                 <w:szCs w:val="40"/>
                 <w:highlight w:val="yellow"/>
+                <w:lang w:val="it-IT"/>
               </w:rPr>
               <w:t>s</w:t>
             </w:r>
@@ -22551,6 +23411,7 @@
                 <w:rFonts w:ascii="BRH Malayalam Extra" w:hAnsi="BRH Malayalam Extra" w:cs="BRH Malayalam Extra"/>
                 <w:sz w:val="32"/>
                 <w:szCs w:val="40"/>
+                <w:lang w:val="it-IT"/>
               </w:rPr>
               <w:t xml:space="preserve">ë CZy— qx¥së | </w:t>
             </w:r>
@@ -22577,12 +23438,14 @@
                 <w:rFonts w:ascii="BRH Malayalam Extra" w:hAnsi="BRH Malayalam Extra" w:cs="BRH Malayalam Extra"/>
                 <w:sz w:val="32"/>
                 <w:szCs w:val="40"/>
+                <w:lang w:val="it-IT"/>
               </w:rPr>
             </w:pPr>
             <w:r>
               <w:rPr>
                 <w:rFonts w:cs="BRH Malayalam Extra"/>
                 <w:szCs w:val="40"/>
+                <w:lang w:val="it-IT"/>
               </w:rPr>
               <w:t>76</w:t>
             </w:r>
@@ -22591,6 +23454,7 @@
                 <w:rFonts w:ascii="BRH Malayalam Extra" w:hAnsi="BRH Malayalam Extra" w:cs="BRH Malayalam Extra"/>
                 <w:sz w:val="32"/>
                 <w:szCs w:val="40"/>
+                <w:lang w:val="it-IT"/>
               </w:rPr>
               <w:t>)</w:t>
             </w:r>
@@ -22599,6 +23463,7 @@
                 <w:rFonts w:ascii="BRH Malayalam Extra" w:hAnsi="BRH Malayalam Extra" w:cs="BRH Malayalam Extra"/>
                 <w:sz w:val="32"/>
                 <w:szCs w:val="40"/>
+                <w:lang w:val="it-IT"/>
               </w:rPr>
               <w:tab/>
             </w:r>
@@ -22606,6 +23471,7 @@
               <w:rPr>
                 <w:rFonts w:cs="BRH Malayalam Extra"/>
                 <w:szCs w:val="40"/>
+                <w:lang w:val="it-IT"/>
               </w:rPr>
               <w:t>1</w:t>
             </w:r>
@@ -22614,6 +23480,7 @@
                 <w:rFonts w:ascii="BRH Malayalam Extra" w:hAnsi="BRH Malayalam Extra" w:cs="BRH Malayalam Extra"/>
                 <w:sz w:val="32"/>
                 <w:szCs w:val="40"/>
+                <w:lang w:val="it-IT"/>
               </w:rPr>
               <w:t>.</w:t>
             </w:r>
@@ -22621,6 +23488,7 @@
               <w:rPr>
                 <w:rFonts w:cs="BRH Malayalam Extra"/>
                 <w:szCs w:val="40"/>
+                <w:lang w:val="it-IT"/>
               </w:rPr>
               <w:t>5</w:t>
             </w:r>
@@ -22629,6 +23497,7 @@
                 <w:rFonts w:ascii="BRH Malayalam Extra" w:hAnsi="BRH Malayalam Extra" w:cs="BRH Malayalam Extra"/>
                 <w:sz w:val="32"/>
                 <w:szCs w:val="40"/>
+                <w:lang w:val="it-IT"/>
               </w:rPr>
               <w:t>.</w:t>
             </w:r>
@@ -22636,6 +23505,7 @@
               <w:rPr>
                 <w:rFonts w:cs="BRH Malayalam Extra"/>
                 <w:szCs w:val="40"/>
+                <w:lang w:val="it-IT"/>
               </w:rPr>
               <w:t>7</w:t>
             </w:r>
@@ -22644,6 +23514,7 @@
                 <w:rFonts w:ascii="BRH Malayalam Extra" w:hAnsi="BRH Malayalam Extra" w:cs="BRH Malayalam Extra"/>
                 <w:sz w:val="32"/>
                 <w:szCs w:val="40"/>
+                <w:lang w:val="it-IT"/>
               </w:rPr>
               <w:t>.</w:t>
             </w:r>
@@ -22651,6 +23522,7 @@
               <w:rPr>
                 <w:rFonts w:cs="BRH Malayalam Extra"/>
                 <w:szCs w:val="40"/>
+                <w:lang w:val="it-IT"/>
               </w:rPr>
               <w:t>6</w:t>
             </w:r>
@@ -22659,6 +23531,7 @@
                 <w:rFonts w:ascii="BRH Malayalam Extra" w:hAnsi="BRH Malayalam Extra" w:cs="BRH Malayalam Extra"/>
                 <w:sz w:val="32"/>
                 <w:szCs w:val="40"/>
+                <w:lang w:val="it-IT"/>
               </w:rPr>
               <w:t>(</w:t>
             </w:r>
@@ -22666,6 +23539,7 @@
               <w:rPr>
                 <w:rFonts w:cs="BRH Malayalam Extra"/>
                 <w:szCs w:val="40"/>
+                <w:lang w:val="it-IT"/>
               </w:rPr>
               <w:t>66</w:t>
             </w:r>
@@ -22674,6 +23548,7 @@
                 <w:rFonts w:ascii="BRH Malayalam Extra" w:hAnsi="BRH Malayalam Extra" w:cs="BRH Malayalam Extra"/>
                 <w:sz w:val="32"/>
                 <w:szCs w:val="40"/>
+                <w:lang w:val="it-IT"/>
               </w:rPr>
               <w:t>)-  qx</w:t>
             </w:r>
@@ -22682,14 +23557,16 @@
                 <w:rFonts w:ascii="BRH Malayalam Extra" w:hAnsi="BRH Malayalam Extra" w:cs="BRH Malayalam Extra"/>
                 <w:sz w:val="27"/>
                 <w:szCs w:val="40"/>
-              </w:rPr>
-              <w:t>–</w:t>
-            </w:r>
-            <w:r>
-              <w:rPr>
-                <w:rFonts w:ascii="BRH Malayalam Extra" w:hAnsi="BRH Malayalam Extra" w:cs="BRH Malayalam Extra"/>
-                <w:sz w:val="32"/>
-                <w:szCs w:val="40"/>
+                <w:lang w:val="it-IT"/>
+              </w:rPr>
+              <w:t>–</w:t>
+            </w:r>
+            <w:r>
+              <w:rPr>
+                <w:rFonts w:ascii="BRH Malayalam Extra" w:hAnsi="BRH Malayalam Extra" w:cs="BRH Malayalam Extra"/>
+                <w:sz w:val="32"/>
+                <w:szCs w:val="40"/>
+                <w:lang w:val="it-IT"/>
               </w:rPr>
               <w:t>¥së</w:t>
             </w:r>
@@ -22698,14 +23575,16 @@
                 <w:rFonts w:ascii="BRH Malayalam Extra" w:hAnsi="BRH Malayalam Extra" w:cs="BRH Malayalam Extra"/>
                 <w:sz w:val="27"/>
                 <w:szCs w:val="40"/>
-              </w:rPr>
-              <w:t>–</w:t>
-            </w:r>
-            <w:r>
-              <w:rPr>
-                <w:rFonts w:ascii="BRH Malayalam Extra" w:hAnsi="BRH Malayalam Extra" w:cs="BRH Malayalam Extra"/>
-                <w:sz w:val="32"/>
-                <w:szCs w:val="40"/>
+                <w:lang w:val="it-IT"/>
+              </w:rPr>
+              <w:t>–</w:t>
+            </w:r>
+            <w:r>
+              <w:rPr>
+                <w:rFonts w:ascii="BRH Malayalam Extra" w:hAnsi="BRH Malayalam Extra" w:cs="BRH Malayalam Extra"/>
+                <w:sz w:val="32"/>
+                <w:szCs w:val="40"/>
+                <w:lang w:val="it-IT"/>
               </w:rPr>
               <w:t xml:space="preserve"> || </w:t>
             </w:r>
@@ -22720,6 +23599,7 @@
               <w:rPr>
                 <w:rFonts w:cs="BRH Malayalam Extra"/>
                 <w:szCs w:val="40"/>
+                <w:lang w:val="it-IT"/>
               </w:rPr>
             </w:pPr>
             <w:r>
@@ -22727,6 +23607,7 @@
                 <w:rFonts w:ascii="BRH Malayalam Extra" w:hAnsi="BRH Malayalam Extra" w:cs="BRH Malayalam Extra"/>
                 <w:sz w:val="32"/>
                 <w:szCs w:val="40"/>
+                <w:lang w:val="it-IT"/>
               </w:rPr>
               <w:t>qx</w:t>
             </w:r>
@@ -22736,6 +23617,7 @@
                 <w:rFonts w:ascii="BRH Malayalam Extra" w:hAnsi="BRH Malayalam Extra" w:cs="BRH Malayalam Extra"/>
                 <w:sz w:val="27"/>
                 <w:szCs w:val="40"/>
+                <w:lang w:val="it-IT"/>
               </w:rPr>
               <w:t>–</w:t>
             </w:r>
@@ -22746,6 +23628,7 @@
                 <w:sz w:val="32"/>
                 <w:szCs w:val="40"/>
                 <w:highlight w:val="green"/>
+                <w:lang w:val="it-IT"/>
               </w:rPr>
               <w:t>së</w:t>
             </w:r>
@@ -22754,14 +23637,16 @@
                 <w:rFonts w:ascii="BRH Malayalam Extra" w:hAnsi="BRH Malayalam Extra" w:cs="BRH Malayalam Extra"/>
                 <w:sz w:val="27"/>
                 <w:szCs w:val="40"/>
-              </w:rPr>
-              <w:t>–</w:t>
-            </w:r>
-            <w:r>
-              <w:rPr>
-                <w:rFonts w:ascii="BRH Malayalam Extra" w:hAnsi="BRH Malayalam Extra" w:cs="BRH Malayalam Extra"/>
-                <w:sz w:val="32"/>
-                <w:szCs w:val="40"/>
+                <w:lang w:val="it-IT"/>
+              </w:rPr>
+              <w:t>–</w:t>
+            </w:r>
+            <w:r>
+              <w:rPr>
+                <w:rFonts w:ascii="BRH Malayalam Extra" w:hAnsi="BRH Malayalam Extra" w:cs="BRH Malayalam Extra"/>
+                <w:sz w:val="32"/>
+                <w:szCs w:val="40"/>
+                <w:lang w:val="it-IT"/>
               </w:rPr>
               <w:t xml:space="preserve"> CZy— qx¥së | </w:t>
             </w:r>
@@ -22793,12 +23678,14 @@
                 <w:rFonts w:ascii="BRH Malayalam Extra" w:hAnsi="BRH Malayalam Extra" w:cs="BRH Malayalam Extra"/>
                 <w:sz w:val="32"/>
                 <w:szCs w:val="40"/>
+                <w:lang w:val="it-IT"/>
               </w:rPr>
             </w:pPr>
             <w:r>
               <w:rPr>
                 <w:rFonts w:cs="BRH Malayalam Extra"/>
                 <w:szCs w:val="40"/>
+                <w:lang w:val="it-IT"/>
               </w:rPr>
               <w:t>11</w:t>
             </w:r>
@@ -22807,6 +23694,7 @@
                 <w:rFonts w:ascii="BRH Malayalam Extra" w:hAnsi="BRH Malayalam Extra" w:cs="BRH Malayalam Extra"/>
                 <w:sz w:val="32"/>
                 <w:szCs w:val="40"/>
+                <w:lang w:val="it-IT"/>
               </w:rPr>
               <w:t>)</w:t>
             </w:r>
@@ -22815,6 +23703,7 @@
                 <w:rFonts w:ascii="BRH Malayalam Extra" w:hAnsi="BRH Malayalam Extra" w:cs="BRH Malayalam Extra"/>
                 <w:sz w:val="32"/>
                 <w:szCs w:val="40"/>
+                <w:lang w:val="it-IT"/>
               </w:rPr>
               <w:tab/>
             </w:r>
@@ -22822,6 +23711,7 @@
               <w:rPr>
                 <w:rFonts w:cs="BRH Malayalam Extra"/>
                 <w:szCs w:val="40"/>
+                <w:lang w:val="it-IT"/>
               </w:rPr>
               <w:t>1</w:t>
             </w:r>
@@ -22830,6 +23720,7 @@
                 <w:rFonts w:ascii="BRH Malayalam Extra" w:hAnsi="BRH Malayalam Extra" w:cs="BRH Malayalam Extra"/>
                 <w:sz w:val="32"/>
                 <w:szCs w:val="40"/>
+                <w:lang w:val="it-IT"/>
               </w:rPr>
               <w:t>.</w:t>
             </w:r>
@@ -22837,6 +23728,7 @@
               <w:rPr>
                 <w:rFonts w:cs="BRH Malayalam Extra"/>
                 <w:szCs w:val="40"/>
+                <w:lang w:val="it-IT"/>
               </w:rPr>
               <w:t>5</w:t>
             </w:r>
@@ -22845,6 +23737,7 @@
                 <w:rFonts w:ascii="BRH Malayalam Extra" w:hAnsi="BRH Malayalam Extra" w:cs="BRH Malayalam Extra"/>
                 <w:sz w:val="32"/>
                 <w:szCs w:val="40"/>
+                <w:lang w:val="it-IT"/>
               </w:rPr>
               <w:t>.</w:t>
             </w:r>
@@ -22852,6 +23745,7 @@
               <w:rPr>
                 <w:rFonts w:cs="BRH Malayalam Extra"/>
                 <w:szCs w:val="40"/>
+                <w:lang w:val="it-IT"/>
               </w:rPr>
               <w:t>9</w:t>
             </w:r>
@@ -22860,6 +23754,7 @@
                 <w:rFonts w:ascii="BRH Malayalam Extra" w:hAnsi="BRH Malayalam Extra" w:cs="BRH Malayalam Extra"/>
                 <w:sz w:val="32"/>
                 <w:szCs w:val="40"/>
+                <w:lang w:val="it-IT"/>
               </w:rPr>
               <w:t>.</w:t>
             </w:r>
@@ -22867,6 +23762,7 @@
               <w:rPr>
                 <w:rFonts w:cs="BRH Malayalam Extra"/>
                 <w:szCs w:val="40"/>
+                <w:lang w:val="it-IT"/>
               </w:rPr>
               <w:t>2</w:t>
             </w:r>
@@ -22875,6 +23771,7 @@
                 <w:rFonts w:ascii="BRH Malayalam Extra" w:hAnsi="BRH Malayalam Extra" w:cs="BRH Malayalam Extra"/>
                 <w:sz w:val="32"/>
                 <w:szCs w:val="40"/>
+                <w:lang w:val="it-IT"/>
               </w:rPr>
               <w:t>(</w:t>
             </w:r>
@@ -22882,6 +23779,7 @@
               <w:rPr>
                 <w:rFonts w:cs="BRH Malayalam Extra"/>
                 <w:szCs w:val="40"/>
+                <w:lang w:val="it-IT"/>
               </w:rPr>
               <w:t>9</w:t>
             </w:r>
@@ -22890,6 +23788,7 @@
                 <w:rFonts w:ascii="BRH Malayalam Extra" w:hAnsi="BRH Malayalam Extra" w:cs="BRH Malayalam Extra"/>
                 <w:sz w:val="32"/>
                 <w:szCs w:val="40"/>
+                <w:lang w:val="it-IT"/>
               </w:rPr>
               <w:t>)-  G</w:t>
             </w:r>
@@ -22898,14 +23797,16 @@
                 <w:rFonts w:ascii="BRH Malayalam Extra" w:hAnsi="BRH Malayalam Extra" w:cs="BRH Malayalam Extra"/>
                 <w:sz w:val="27"/>
                 <w:szCs w:val="40"/>
-              </w:rPr>
-              <w:t>–</w:t>
-            </w:r>
-            <w:r>
-              <w:rPr>
-                <w:rFonts w:ascii="BRH Malayalam Extra" w:hAnsi="BRH Malayalam Extra" w:cs="BRH Malayalam Extra"/>
-                <w:sz w:val="32"/>
-                <w:szCs w:val="40"/>
+                <w:lang w:val="it-IT"/>
+              </w:rPr>
+              <w:t>–</w:t>
+            </w:r>
+            <w:r>
+              <w:rPr>
+                <w:rFonts w:ascii="BRH Malayalam Extra" w:hAnsi="BRH Malayalam Extra" w:cs="BRH Malayalam Extra"/>
+                <w:sz w:val="32"/>
+                <w:szCs w:val="40"/>
+                <w:lang w:val="it-IT"/>
               </w:rPr>
               <w:t>rJ | ¤¤p |</w:t>
             </w:r>
@@ -22920,6 +23821,7 @@
               <w:rPr>
                 <w:rFonts w:cs="BRH Malayalam Extra"/>
                 <w:szCs w:val="40"/>
+                <w:lang w:val="it-IT"/>
               </w:rPr>
             </w:pPr>
             <w:r>
@@ -22927,6 +23829,7 @@
                 <w:rFonts w:ascii="BRH Malayalam Extra" w:hAnsi="BRH Malayalam Extra" w:cs="BRH Malayalam Extra"/>
                 <w:sz w:val="32"/>
                 <w:szCs w:val="40"/>
+                <w:lang w:val="it-IT"/>
               </w:rPr>
               <w:t>G</w:t>
             </w:r>
@@ -22935,14 +23838,16 @@
                 <w:rFonts w:ascii="BRH Malayalam Extra" w:hAnsi="BRH Malayalam Extra" w:cs="BRH Malayalam Extra"/>
                 <w:sz w:val="27"/>
                 <w:szCs w:val="40"/>
-              </w:rPr>
-              <w:t>–</w:t>
-            </w:r>
-            <w:r>
-              <w:rPr>
-                <w:rFonts w:ascii="BRH Malayalam Extra" w:hAnsi="BRH Malayalam Extra" w:cs="BRH Malayalam Extra"/>
-                <w:sz w:val="32"/>
-                <w:szCs w:val="40"/>
+                <w:lang w:val="it-IT"/>
+              </w:rPr>
+              <w:t>–</w:t>
+            </w:r>
+            <w:r>
+              <w:rPr>
+                <w:rFonts w:ascii="BRH Malayalam Extra" w:hAnsi="BRH Malayalam Extra" w:cs="BRH Malayalam Extra"/>
+                <w:sz w:val="32"/>
+                <w:szCs w:val="40"/>
+                <w:lang w:val="it-IT"/>
               </w:rPr>
               <w:t>r ¤¤p px G</w:t>
             </w:r>
@@ -22951,14 +23856,16 @@
                 <w:rFonts w:ascii="BRH Malayalam Extra" w:hAnsi="BRH Malayalam Extra" w:cs="BRH Malayalam Extra"/>
                 <w:sz w:val="27"/>
                 <w:szCs w:val="40"/>
-              </w:rPr>
-              <w:t>–</w:t>
-            </w:r>
-            <w:r>
-              <w:rPr>
-                <w:rFonts w:ascii="BRH Malayalam Extra" w:hAnsi="BRH Malayalam Extra" w:cs="BRH Malayalam Extra"/>
-                <w:sz w:val="32"/>
-                <w:szCs w:val="40"/>
+                <w:lang w:val="it-IT"/>
+              </w:rPr>
+              <w:t>–</w:t>
+            </w:r>
+            <w:r>
+              <w:rPr>
+                <w:rFonts w:ascii="BRH Malayalam Extra" w:hAnsi="BRH Malayalam Extra" w:cs="BRH Malayalam Extra"/>
+                <w:sz w:val="32"/>
+                <w:szCs w:val="40"/>
+                <w:lang w:val="it-IT"/>
               </w:rPr>
               <w:t>r G</w:t>
             </w:r>
@@ -22968,6 +23875,7 @@
                 <w:sz w:val="27"/>
                 <w:szCs w:val="40"/>
                 <w:highlight w:val="yellow"/>
+                <w:lang w:val="it-IT"/>
               </w:rPr>
               <w:t>–</w:t>
             </w:r>
@@ -22977,6 +23885,7 @@
                 <w:sz w:val="32"/>
                 <w:szCs w:val="40"/>
                 <w:highlight w:val="yellow"/>
+                <w:lang w:val="it-IT"/>
               </w:rPr>
               <w:t>¥rx</w:t>
             </w:r>
@@ -22985,6 +23894,7 @@
                 <w:rFonts w:ascii="BRH Malayalam Extra" w:hAnsi="BRH Malayalam Extra" w:cs="BRH Malayalam Extra"/>
                 <w:sz w:val="32"/>
                 <w:szCs w:val="40"/>
+                <w:lang w:val="it-IT"/>
               </w:rPr>
               <w:t xml:space="preserve"> ¤¤p | </w:t>
             </w:r>
@@ -23011,12 +23921,14 @@
                 <w:rFonts w:ascii="BRH Malayalam Extra" w:hAnsi="BRH Malayalam Extra" w:cs="BRH Malayalam Extra"/>
                 <w:sz w:val="32"/>
                 <w:szCs w:val="40"/>
+                <w:lang w:val="it-IT"/>
               </w:rPr>
             </w:pPr>
             <w:r>
               <w:rPr>
                 <w:rFonts w:cs="BRH Malayalam Extra"/>
                 <w:szCs w:val="40"/>
+                <w:lang w:val="it-IT"/>
               </w:rPr>
               <w:t>11</w:t>
             </w:r>
@@ -23025,6 +23937,7 @@
                 <w:rFonts w:ascii="BRH Malayalam Extra" w:hAnsi="BRH Malayalam Extra" w:cs="BRH Malayalam Extra"/>
                 <w:sz w:val="32"/>
                 <w:szCs w:val="40"/>
+                <w:lang w:val="it-IT"/>
               </w:rPr>
               <w:t>)</w:t>
             </w:r>
@@ -23033,6 +23946,7 @@
                 <w:rFonts w:ascii="BRH Malayalam Extra" w:hAnsi="BRH Malayalam Extra" w:cs="BRH Malayalam Extra"/>
                 <w:sz w:val="32"/>
                 <w:szCs w:val="40"/>
+                <w:lang w:val="it-IT"/>
               </w:rPr>
               <w:tab/>
             </w:r>
@@ -23040,6 +23954,7 @@
               <w:rPr>
                 <w:rFonts w:cs="BRH Malayalam Extra"/>
                 <w:szCs w:val="40"/>
+                <w:lang w:val="it-IT"/>
               </w:rPr>
               <w:t>1</w:t>
             </w:r>
@@ -23048,6 +23963,7 @@
                 <w:rFonts w:ascii="BRH Malayalam Extra" w:hAnsi="BRH Malayalam Extra" w:cs="BRH Malayalam Extra"/>
                 <w:sz w:val="32"/>
                 <w:szCs w:val="40"/>
+                <w:lang w:val="it-IT"/>
               </w:rPr>
               <w:t>.</w:t>
             </w:r>
@@ -23055,6 +23971,7 @@
               <w:rPr>
                 <w:rFonts w:cs="BRH Malayalam Extra"/>
                 <w:szCs w:val="40"/>
+                <w:lang w:val="it-IT"/>
               </w:rPr>
               <w:t>5</w:t>
             </w:r>
@@ -23063,6 +23980,7 @@
                 <w:rFonts w:ascii="BRH Malayalam Extra" w:hAnsi="BRH Malayalam Extra" w:cs="BRH Malayalam Extra"/>
                 <w:sz w:val="32"/>
                 <w:szCs w:val="40"/>
+                <w:lang w:val="it-IT"/>
               </w:rPr>
               <w:t>.</w:t>
             </w:r>
@@ -23070,6 +23988,7 @@
               <w:rPr>
                 <w:rFonts w:cs="BRH Malayalam Extra"/>
                 <w:szCs w:val="40"/>
+                <w:lang w:val="it-IT"/>
               </w:rPr>
               <w:t>9</w:t>
             </w:r>
@@ -23078,6 +23997,7 @@
                 <w:rFonts w:ascii="BRH Malayalam Extra" w:hAnsi="BRH Malayalam Extra" w:cs="BRH Malayalam Extra"/>
                 <w:sz w:val="32"/>
                 <w:szCs w:val="40"/>
+                <w:lang w:val="it-IT"/>
               </w:rPr>
               <w:t>.</w:t>
             </w:r>
@@ -23085,6 +24005,7 @@
               <w:rPr>
                 <w:rFonts w:cs="BRH Malayalam Extra"/>
                 <w:szCs w:val="40"/>
+                <w:lang w:val="it-IT"/>
               </w:rPr>
               <w:t>2</w:t>
             </w:r>
@@ -23093,6 +24014,7 @@
                 <w:rFonts w:ascii="BRH Malayalam Extra" w:hAnsi="BRH Malayalam Extra" w:cs="BRH Malayalam Extra"/>
                 <w:sz w:val="32"/>
                 <w:szCs w:val="40"/>
+                <w:lang w:val="it-IT"/>
               </w:rPr>
               <w:t>(</w:t>
             </w:r>
@@ -23100,6 +24022,7 @@
               <w:rPr>
                 <w:rFonts w:cs="BRH Malayalam Extra"/>
                 <w:szCs w:val="40"/>
+                <w:lang w:val="it-IT"/>
               </w:rPr>
               <w:t>9</w:t>
             </w:r>
@@ -23108,6 +24031,7 @@
                 <w:rFonts w:ascii="BRH Malayalam Extra" w:hAnsi="BRH Malayalam Extra" w:cs="BRH Malayalam Extra"/>
                 <w:sz w:val="32"/>
                 <w:szCs w:val="40"/>
+                <w:lang w:val="it-IT"/>
               </w:rPr>
               <w:t>)-  G</w:t>
             </w:r>
@@ -23116,14 +24040,16 @@
                 <w:rFonts w:ascii="BRH Malayalam Extra" w:hAnsi="BRH Malayalam Extra" w:cs="BRH Malayalam Extra"/>
                 <w:sz w:val="27"/>
                 <w:szCs w:val="40"/>
-              </w:rPr>
-              <w:t>–</w:t>
-            </w:r>
-            <w:r>
-              <w:rPr>
-                <w:rFonts w:ascii="BRH Malayalam Extra" w:hAnsi="BRH Malayalam Extra" w:cs="BRH Malayalam Extra"/>
-                <w:sz w:val="32"/>
-                <w:szCs w:val="40"/>
+                <w:lang w:val="it-IT"/>
+              </w:rPr>
+              <w:t>–</w:t>
+            </w:r>
+            <w:r>
+              <w:rPr>
+                <w:rFonts w:ascii="BRH Malayalam Extra" w:hAnsi="BRH Malayalam Extra" w:cs="BRH Malayalam Extra"/>
+                <w:sz w:val="32"/>
+                <w:szCs w:val="40"/>
+                <w:lang w:val="it-IT"/>
               </w:rPr>
               <w:t>rJ | ¤¤p |</w:t>
             </w:r>
@@ -23138,6 +24064,7 @@
               <w:rPr>
                 <w:rFonts w:cs="BRH Malayalam Extra"/>
                 <w:szCs w:val="40"/>
+                <w:lang w:val="it-IT"/>
               </w:rPr>
             </w:pPr>
             <w:r>
@@ -23145,6 +24072,7 @@
                 <w:rFonts w:ascii="BRH Malayalam Extra" w:hAnsi="BRH Malayalam Extra" w:cs="BRH Malayalam Extra"/>
                 <w:sz w:val="32"/>
                 <w:szCs w:val="40"/>
+                <w:lang w:val="it-IT"/>
               </w:rPr>
               <w:t>G</w:t>
             </w:r>
@@ -23153,14 +24081,16 @@
                 <w:rFonts w:ascii="BRH Malayalam Extra" w:hAnsi="BRH Malayalam Extra" w:cs="BRH Malayalam Extra"/>
                 <w:sz w:val="27"/>
                 <w:szCs w:val="40"/>
-              </w:rPr>
-              <w:t>–</w:t>
-            </w:r>
-            <w:r>
-              <w:rPr>
-                <w:rFonts w:ascii="BRH Malayalam Extra" w:hAnsi="BRH Malayalam Extra" w:cs="BRH Malayalam Extra"/>
-                <w:sz w:val="32"/>
-                <w:szCs w:val="40"/>
+                <w:lang w:val="it-IT"/>
+              </w:rPr>
+              <w:t>–</w:t>
+            </w:r>
+            <w:r>
+              <w:rPr>
+                <w:rFonts w:ascii="BRH Malayalam Extra" w:hAnsi="BRH Malayalam Extra" w:cs="BRH Malayalam Extra"/>
+                <w:sz w:val="32"/>
+                <w:szCs w:val="40"/>
+                <w:lang w:val="it-IT"/>
               </w:rPr>
               <w:t>r ¤¤p px G</w:t>
             </w:r>
@@ -23169,14 +24099,16 @@
                 <w:rFonts w:ascii="BRH Malayalam Extra" w:hAnsi="BRH Malayalam Extra" w:cs="BRH Malayalam Extra"/>
                 <w:sz w:val="27"/>
                 <w:szCs w:val="40"/>
-              </w:rPr>
-              <w:t>–</w:t>
-            </w:r>
-            <w:r>
-              <w:rPr>
-                <w:rFonts w:ascii="BRH Malayalam Extra" w:hAnsi="BRH Malayalam Extra" w:cs="BRH Malayalam Extra"/>
-                <w:sz w:val="32"/>
-                <w:szCs w:val="40"/>
+                <w:lang w:val="it-IT"/>
+              </w:rPr>
+              <w:t>–</w:t>
+            </w:r>
+            <w:r>
+              <w:rPr>
+                <w:rFonts w:ascii="BRH Malayalam Extra" w:hAnsi="BRH Malayalam Extra" w:cs="BRH Malayalam Extra"/>
+                <w:sz w:val="32"/>
+                <w:szCs w:val="40"/>
+                <w:lang w:val="it-IT"/>
               </w:rPr>
               <w:t>r G</w:t>
             </w:r>
@@ -23185,6 +24117,7 @@
                 <w:rFonts w:ascii="BRH Malayalam Extra" w:hAnsi="BRH Malayalam Extra" w:cs="BRH Malayalam Extra"/>
                 <w:sz w:val="27"/>
                 <w:szCs w:val="40"/>
+                <w:lang w:val="it-IT"/>
               </w:rPr>
               <w:t>–</w:t>
             </w:r>
@@ -23194,6 +24127,7 @@
                 <w:sz w:val="32"/>
                 <w:szCs w:val="40"/>
                 <w:highlight w:val="green"/>
+                <w:lang w:val="it-IT"/>
               </w:rPr>
               <w:t>r</w:t>
             </w:r>
@@ -23202,6 +24136,7 @@
                 <w:rFonts w:ascii="BRH Malayalam Extra" w:hAnsi="BRH Malayalam Extra" w:cs="BRH Malayalam Extra"/>
                 <w:sz w:val="32"/>
                 <w:szCs w:val="40"/>
+                <w:lang w:val="it-IT"/>
               </w:rPr>
               <w:t xml:space="preserve"> ¤¤p | </w:t>
             </w:r>
@@ -23331,7 +24266,25 @@
                 <w:sz w:val="32"/>
                 <w:szCs w:val="40"/>
               </w:rPr>
-              <w:t>)-  sJ | d</w:t>
+              <w:t>)</w:t>
+            </w:r>
+            <w:proofErr w:type="gramStart"/>
+            <w:r>
+              <w:rPr>
+                <w:rFonts w:ascii="BRH Malayalam Extra" w:hAnsi="BRH Malayalam Extra" w:cs="BRH Malayalam Extra"/>
+                <w:sz w:val="32"/>
+                <w:szCs w:val="40"/>
+              </w:rPr>
+              <w:t>-  sJ</w:t>
+            </w:r>
+            <w:proofErr w:type="gramEnd"/>
+            <w:r>
+              <w:rPr>
+                <w:rFonts w:ascii="BRH Malayalam Extra" w:hAnsi="BRH Malayalam Extra" w:cs="BRH Malayalam Extra"/>
+                <w:sz w:val="32"/>
+                <w:szCs w:val="40"/>
+              </w:rPr>
+              <w:t xml:space="preserve"> | d</w:t>
             </w:r>
             <w:r>
               <w:rPr>
@@ -23524,7 +24477,25 @@
                 <w:sz w:val="32"/>
                 <w:szCs w:val="40"/>
               </w:rPr>
-              <w:t>)-  sJ | d</w:t>
+              <w:t>)</w:t>
+            </w:r>
+            <w:proofErr w:type="gramStart"/>
+            <w:r>
+              <w:rPr>
+                <w:rFonts w:ascii="BRH Malayalam Extra" w:hAnsi="BRH Malayalam Extra" w:cs="BRH Malayalam Extra"/>
+                <w:sz w:val="32"/>
+                <w:szCs w:val="40"/>
+              </w:rPr>
+              <w:t>-  sJ</w:t>
+            </w:r>
+            <w:proofErr w:type="gramEnd"/>
+            <w:r>
+              <w:rPr>
+                <w:rFonts w:ascii="BRH Malayalam Extra" w:hAnsi="BRH Malayalam Extra" w:cs="BRH Malayalam Extra"/>
+                <w:sz w:val="32"/>
+                <w:szCs w:val="40"/>
+              </w:rPr>
+              <w:t xml:space="preserve"> | d</w:t>
             </w:r>
             <w:r>
               <w:rPr>
@@ -23722,8 +24693,18 @@
                 <w:sz w:val="32"/>
                 <w:szCs w:val="40"/>
               </w:rPr>
-              <w:t>)-  py</w:t>
-            </w:r>
+              <w:t>)</w:t>
+            </w:r>
+            <w:proofErr w:type="gramStart"/>
+            <w:r>
+              <w:rPr>
+                <w:rFonts w:ascii="BRH Malayalam Extra" w:hAnsi="BRH Malayalam Extra" w:cs="BRH Malayalam Extra"/>
+                <w:sz w:val="32"/>
+                <w:szCs w:val="40"/>
+              </w:rPr>
+              <w:t>-  py</w:t>
+            </w:r>
+            <w:proofErr w:type="gramEnd"/>
             <w:r>
               <w:rPr>
                 <w:rFonts w:ascii="BRH Malayalam Extra" w:hAnsi="BRH Malayalam Extra" w:cs="BRH Malayalam Extra"/>
@@ -23963,8 +24944,18 @@
                 <w:sz w:val="32"/>
                 <w:szCs w:val="40"/>
               </w:rPr>
-              <w:t>)-  py</w:t>
-            </w:r>
+              <w:t>)</w:t>
+            </w:r>
+            <w:proofErr w:type="gramStart"/>
+            <w:r>
+              <w:rPr>
+                <w:rFonts w:ascii="BRH Malayalam Extra" w:hAnsi="BRH Malayalam Extra" w:cs="BRH Malayalam Extra"/>
+                <w:sz w:val="32"/>
+                <w:szCs w:val="40"/>
+              </w:rPr>
+              <w:t>-  py</w:t>
+            </w:r>
+            <w:proofErr w:type="gramEnd"/>
             <w:r>
               <w:rPr>
                 <w:rFonts w:ascii="BRH Malayalam Extra" w:hAnsi="BRH Malayalam Extra" w:cs="BRH Malayalam Extra"/>
@@ -24209,7 +25200,25 @@
                 <w:sz w:val="32"/>
                 <w:szCs w:val="40"/>
               </w:rPr>
-              <w:t>)-  sJ | ix</w:t>
+              <w:t>)</w:t>
+            </w:r>
+            <w:proofErr w:type="gramStart"/>
+            <w:r>
+              <w:rPr>
+                <w:rFonts w:ascii="BRH Malayalam Extra" w:hAnsi="BRH Malayalam Extra" w:cs="BRH Malayalam Extra"/>
+                <w:sz w:val="32"/>
+                <w:szCs w:val="40"/>
+              </w:rPr>
+              <w:t>-  sJ</w:t>
+            </w:r>
+            <w:proofErr w:type="gramEnd"/>
+            <w:r>
+              <w:rPr>
+                <w:rFonts w:ascii="BRH Malayalam Extra" w:hAnsi="BRH Malayalam Extra" w:cs="BRH Malayalam Extra"/>
+                <w:sz w:val="32"/>
+                <w:szCs w:val="40"/>
+              </w:rPr>
+              <w:t xml:space="preserve"> | ix</w:t>
             </w:r>
             <w:r>
               <w:rPr>
@@ -24402,7 +25411,25 @@
                 <w:sz w:val="32"/>
                 <w:szCs w:val="40"/>
               </w:rPr>
-              <w:t>)-  sJ | ix</w:t>
+              <w:t>)</w:t>
+            </w:r>
+            <w:proofErr w:type="gramStart"/>
+            <w:r>
+              <w:rPr>
+                <w:rFonts w:ascii="BRH Malayalam Extra" w:hAnsi="BRH Malayalam Extra" w:cs="BRH Malayalam Extra"/>
+                <w:sz w:val="32"/>
+                <w:szCs w:val="40"/>
+              </w:rPr>
+              <w:t>-  sJ</w:t>
+            </w:r>
+            <w:proofErr w:type="gramEnd"/>
+            <w:r>
+              <w:rPr>
+                <w:rFonts w:ascii="BRH Malayalam Extra" w:hAnsi="BRH Malayalam Extra" w:cs="BRH Malayalam Extra"/>
+                <w:sz w:val="32"/>
+                <w:szCs w:val="40"/>
+              </w:rPr>
+              <w:t xml:space="preserve"> | ix</w:t>
             </w:r>
             <w:r>
               <w:rPr>
@@ -24600,8 +25627,18 @@
                 <w:sz w:val="32"/>
                 <w:szCs w:val="40"/>
               </w:rPr>
-              <w:t>)-  A</w:t>
-            </w:r>
+              <w:t>)</w:t>
+            </w:r>
+            <w:proofErr w:type="gramStart"/>
+            <w:r>
+              <w:rPr>
+                <w:rFonts w:ascii="BRH Malayalam Extra" w:hAnsi="BRH Malayalam Extra" w:cs="BRH Malayalam Extra"/>
+                <w:sz w:val="32"/>
+                <w:szCs w:val="40"/>
+              </w:rPr>
+              <w:t>-  A</w:t>
+            </w:r>
+            <w:proofErr w:type="gramEnd"/>
             <w:r>
               <w:rPr>
                 <w:rFonts w:ascii="BRH Malayalam Extra" w:hAnsi="BRH Malayalam Extra" w:cs="BRH Malayalam Extra"/>
@@ -24817,8 +25854,18 @@
                 <w:sz w:val="32"/>
                 <w:szCs w:val="40"/>
               </w:rPr>
-              <w:t>)-  A</w:t>
-            </w:r>
+              <w:t>)</w:t>
+            </w:r>
+            <w:proofErr w:type="gramStart"/>
+            <w:r>
+              <w:rPr>
+                <w:rFonts w:ascii="BRH Malayalam Extra" w:hAnsi="BRH Malayalam Extra" w:cs="BRH Malayalam Extra"/>
+                <w:sz w:val="32"/>
+                <w:szCs w:val="40"/>
+              </w:rPr>
+              <w:t>-  A</w:t>
+            </w:r>
+            <w:proofErr w:type="gramEnd"/>
             <w:r>
               <w:rPr>
                 <w:rFonts w:ascii="BRH Malayalam Extra" w:hAnsi="BRH Malayalam Extra" w:cs="BRH Malayalam Extra"/>
@@ -25032,8 +26079,18 @@
                 <w:sz w:val="32"/>
                 <w:szCs w:val="40"/>
               </w:rPr>
-              <w:t>)-  G</w:t>
-            </w:r>
+              <w:t>)</w:t>
+            </w:r>
+            <w:proofErr w:type="gramStart"/>
+            <w:r>
+              <w:rPr>
+                <w:rFonts w:ascii="BRH Malayalam Extra" w:hAnsi="BRH Malayalam Extra" w:cs="BRH Malayalam Extra"/>
+                <w:sz w:val="32"/>
+                <w:szCs w:val="40"/>
+              </w:rPr>
+              <w:t>-  G</w:t>
+            </w:r>
+            <w:proofErr w:type="gramEnd"/>
             <w:r>
               <w:rPr>
                 <w:rFonts w:ascii="BRH Malayalam Extra" w:hAnsi="BRH Malayalam Extra" w:cs="BRH Malayalam Extra"/>
@@ -25301,7 +26358,25 @@
                 <w:sz w:val="32"/>
                 <w:szCs w:val="40"/>
               </w:rPr>
-              <w:t>)-  Kpx—Zykõµ§ | C</w:t>
+              <w:t>)</w:t>
+            </w:r>
+            <w:proofErr w:type="gramStart"/>
+            <w:r>
+              <w:rPr>
+                <w:rFonts w:ascii="BRH Malayalam Extra" w:hAnsi="BRH Malayalam Extra" w:cs="BRH Malayalam Extra"/>
+                <w:sz w:val="32"/>
+                <w:szCs w:val="40"/>
+              </w:rPr>
+              <w:t>-  Kpx</w:t>
+            </w:r>
+            <w:proofErr w:type="gramEnd"/>
+            <w:r>
+              <w:rPr>
+                <w:rFonts w:ascii="BRH Malayalam Extra" w:hAnsi="BRH Malayalam Extra" w:cs="BRH Malayalam Extra"/>
+                <w:sz w:val="32"/>
+                <w:szCs w:val="40"/>
+              </w:rPr>
+              <w:t>—Zykõµ§ | C</w:t>
             </w:r>
             <w:r>
               <w:rPr>
@@ -25516,7 +26591,25 @@
                 <w:sz w:val="32"/>
                 <w:szCs w:val="40"/>
               </w:rPr>
-              <w:t xml:space="preserve">)-  Kpx—Zykõµ§ | </w:t>
+              <w:t>)</w:t>
+            </w:r>
+            <w:proofErr w:type="gramStart"/>
+            <w:r>
+              <w:rPr>
+                <w:rFonts w:ascii="BRH Malayalam Extra" w:hAnsi="BRH Malayalam Extra" w:cs="BRH Malayalam Extra"/>
+                <w:sz w:val="32"/>
+                <w:szCs w:val="40"/>
+              </w:rPr>
+              <w:t>-  Kpx</w:t>
+            </w:r>
+            <w:proofErr w:type="gramEnd"/>
+            <w:r>
+              <w:rPr>
+                <w:rFonts w:ascii="BRH Malayalam Extra" w:hAnsi="BRH Malayalam Extra" w:cs="BRH Malayalam Extra"/>
+                <w:sz w:val="32"/>
+                <w:szCs w:val="40"/>
+              </w:rPr>
+              <w:t xml:space="preserve">—Zykõµ§ | </w:t>
             </w:r>
           </w:p>
           <w:p>
@@ -25733,8 +26826,18 @@
                 <w:sz w:val="32"/>
                 <w:szCs w:val="40"/>
               </w:rPr>
-              <w:t>)-  G</w:t>
-            </w:r>
+              <w:t>)</w:t>
+            </w:r>
+            <w:proofErr w:type="gramStart"/>
+            <w:r>
+              <w:rPr>
+                <w:rFonts w:ascii="BRH Malayalam Extra" w:hAnsi="BRH Malayalam Extra" w:cs="BRH Malayalam Extra"/>
+                <w:sz w:val="32"/>
+                <w:szCs w:val="40"/>
+              </w:rPr>
+              <w:t>-  G</w:t>
+            </w:r>
+            <w:proofErr w:type="gramEnd"/>
             <w:r>
               <w:rPr>
                 <w:rFonts w:ascii="BRH Malayalam Extra" w:hAnsi="BRH Malayalam Extra" w:cs="BRH Malayalam Extra"/>
@@ -26002,7 +27105,25 @@
                 <w:sz w:val="32"/>
                 <w:szCs w:val="40"/>
               </w:rPr>
-              <w:t>)-  Kpx—Zykõµ§ | C</w:t>
+              <w:t>)</w:t>
+            </w:r>
+            <w:proofErr w:type="gramStart"/>
+            <w:r>
+              <w:rPr>
+                <w:rFonts w:ascii="BRH Malayalam Extra" w:hAnsi="BRH Malayalam Extra" w:cs="BRH Malayalam Extra"/>
+                <w:sz w:val="32"/>
+                <w:szCs w:val="40"/>
+              </w:rPr>
+              <w:t>-  Kpx</w:t>
+            </w:r>
+            <w:proofErr w:type="gramEnd"/>
+            <w:r>
+              <w:rPr>
+                <w:rFonts w:ascii="BRH Malayalam Extra" w:hAnsi="BRH Malayalam Extra" w:cs="BRH Malayalam Extra"/>
+                <w:sz w:val="32"/>
+                <w:szCs w:val="40"/>
+              </w:rPr>
+              <w:t>—Zykõµ§ | C</w:t>
             </w:r>
             <w:r>
               <w:rPr>
@@ -26234,7 +27355,25 @@
                 <w:sz w:val="32"/>
                 <w:szCs w:val="40"/>
               </w:rPr>
-              <w:t xml:space="preserve">)-  Kpx—Zykõµ§ | </w:t>
+              <w:t>)</w:t>
+            </w:r>
+            <w:proofErr w:type="gramStart"/>
+            <w:r>
+              <w:rPr>
+                <w:rFonts w:ascii="BRH Malayalam Extra" w:hAnsi="BRH Malayalam Extra" w:cs="BRH Malayalam Extra"/>
+                <w:sz w:val="32"/>
+                <w:szCs w:val="40"/>
+              </w:rPr>
+              <w:t>-  Kpx</w:t>
+            </w:r>
+            <w:proofErr w:type="gramEnd"/>
+            <w:r>
+              <w:rPr>
+                <w:rFonts w:ascii="BRH Malayalam Extra" w:hAnsi="BRH Malayalam Extra" w:cs="BRH Malayalam Extra"/>
+                <w:sz w:val="32"/>
+                <w:szCs w:val="40"/>
+              </w:rPr>
+              <w:t xml:space="preserve">—Zykõµ§ | </w:t>
             </w:r>
           </w:p>
           <w:p>
@@ -26457,7 +27596,25 @@
                 <w:sz w:val="32"/>
                 <w:szCs w:val="40"/>
               </w:rPr>
-              <w:t>)-  sJ | Zûx</w:t>
+              <w:t>)</w:t>
+            </w:r>
+            <w:proofErr w:type="gramStart"/>
+            <w:r>
+              <w:rPr>
+                <w:rFonts w:ascii="BRH Malayalam Extra" w:hAnsi="BRH Malayalam Extra" w:cs="BRH Malayalam Extra"/>
+                <w:sz w:val="32"/>
+                <w:szCs w:val="40"/>
+              </w:rPr>
+              <w:t>-  sJ</w:t>
+            </w:r>
+            <w:proofErr w:type="gramEnd"/>
+            <w:r>
+              <w:rPr>
+                <w:rFonts w:ascii="BRH Malayalam Extra" w:hAnsi="BRH Malayalam Extra" w:cs="BRH Malayalam Extra"/>
+                <w:sz w:val="32"/>
+                <w:szCs w:val="40"/>
+              </w:rPr>
+              <w:t xml:space="preserve"> | Zûx</w:t>
             </w:r>
             <w:r>
               <w:rPr>
@@ -26650,7 +27807,25 @@
                 <w:sz w:val="32"/>
                 <w:szCs w:val="40"/>
               </w:rPr>
-              <w:t>)-  sJ | Zûx</w:t>
+              <w:t>)</w:t>
+            </w:r>
+            <w:proofErr w:type="gramStart"/>
+            <w:r>
+              <w:rPr>
+                <w:rFonts w:ascii="BRH Malayalam Extra" w:hAnsi="BRH Malayalam Extra" w:cs="BRH Malayalam Extra"/>
+                <w:sz w:val="32"/>
+                <w:szCs w:val="40"/>
+              </w:rPr>
+              <w:t>-  sJ</w:t>
+            </w:r>
+            <w:proofErr w:type="gramEnd"/>
+            <w:r>
+              <w:rPr>
+                <w:rFonts w:ascii="BRH Malayalam Extra" w:hAnsi="BRH Malayalam Extra" w:cs="BRH Malayalam Extra"/>
+                <w:sz w:val="32"/>
+                <w:szCs w:val="40"/>
+              </w:rPr>
+              <w:t xml:space="preserve"> | Zûx</w:t>
             </w:r>
             <w:r>
               <w:rPr>
@@ -26848,7 +28023,25 @@
                 <w:sz w:val="32"/>
                 <w:szCs w:val="40"/>
               </w:rPr>
-              <w:t>)-  ¥pby—J | e</w:t>
+              <w:t>)</w:t>
+            </w:r>
+            <w:proofErr w:type="gramStart"/>
+            <w:r>
+              <w:rPr>
+                <w:rFonts w:ascii="BRH Malayalam Extra" w:hAnsi="BRH Malayalam Extra" w:cs="BRH Malayalam Extra"/>
+                <w:sz w:val="32"/>
+                <w:szCs w:val="40"/>
+              </w:rPr>
+              <w:t>-  ¥</w:t>
+            </w:r>
+            <w:proofErr w:type="gramEnd"/>
+            <w:r>
+              <w:rPr>
+                <w:rFonts w:ascii="BRH Malayalam Extra" w:hAnsi="BRH Malayalam Extra" w:cs="BRH Malayalam Extra"/>
+                <w:sz w:val="32"/>
+                <w:szCs w:val="40"/>
+              </w:rPr>
+              <w:t>pby—J | e</w:t>
             </w:r>
             <w:r>
               <w:rPr>
@@ -27123,8 +28316,18 @@
                 <w:sz w:val="32"/>
                 <w:szCs w:val="40"/>
               </w:rPr>
-              <w:t>)-  e</w:t>
-            </w:r>
+              <w:t>)</w:t>
+            </w:r>
+            <w:proofErr w:type="gramStart"/>
+            <w:r>
+              <w:rPr>
+                <w:rFonts w:ascii="BRH Malayalam Extra" w:hAnsi="BRH Malayalam Extra" w:cs="BRH Malayalam Extra"/>
+                <w:sz w:val="32"/>
+                <w:szCs w:val="40"/>
+              </w:rPr>
+              <w:t>-  e</w:t>
+            </w:r>
+            <w:proofErr w:type="gramEnd"/>
             <w:r>
               <w:rPr>
                 <w:rFonts w:ascii="BRH Malayalam Extra" w:hAnsi="BRH Malayalam Extra" w:cs="BRH Malayalam Extra"/>
@@ -27423,8 +28626,18 @@
                 <w:sz w:val="32"/>
                 <w:szCs w:val="40"/>
               </w:rPr>
-              <w:t>)-  e</w:t>
-            </w:r>
+              <w:t>)</w:t>
+            </w:r>
+            <w:proofErr w:type="gramStart"/>
+            <w:r>
+              <w:rPr>
+                <w:rFonts w:ascii="BRH Malayalam Extra" w:hAnsi="BRH Malayalam Extra" w:cs="BRH Malayalam Extra"/>
+                <w:sz w:val="32"/>
+                <w:szCs w:val="40"/>
+              </w:rPr>
+              <w:t>-  e</w:t>
+            </w:r>
+            <w:proofErr w:type="gramEnd"/>
             <w:r>
               <w:rPr>
                 <w:rFonts w:ascii="BRH Malayalam Extra" w:hAnsi="BRH Malayalam Extra" w:cs="BRH Malayalam Extra"/>
@@ -27682,7 +28895,25 @@
                 <w:sz w:val="32"/>
                 <w:szCs w:val="40"/>
               </w:rPr>
-              <w:t>)-  ¥pby—J | e</w:t>
+              <w:t>)</w:t>
+            </w:r>
+            <w:proofErr w:type="gramStart"/>
+            <w:r>
+              <w:rPr>
+                <w:rFonts w:ascii="BRH Malayalam Extra" w:hAnsi="BRH Malayalam Extra" w:cs="BRH Malayalam Extra"/>
+                <w:sz w:val="32"/>
+                <w:szCs w:val="40"/>
+              </w:rPr>
+              <w:t>-  ¥</w:t>
+            </w:r>
+            <w:proofErr w:type="gramEnd"/>
+            <w:r>
+              <w:rPr>
+                <w:rFonts w:ascii="BRH Malayalam Extra" w:hAnsi="BRH Malayalam Extra" w:cs="BRH Malayalam Extra"/>
+                <w:sz w:val="32"/>
+                <w:szCs w:val="40"/>
+              </w:rPr>
+              <w:t>pby—J | e</w:t>
             </w:r>
             <w:r>
               <w:rPr>
@@ -27949,8 +29180,18 @@
                 <w:sz w:val="32"/>
                 <w:szCs w:val="40"/>
               </w:rPr>
-              <w:t>)-  e</w:t>
-            </w:r>
+              <w:t>)</w:t>
+            </w:r>
+            <w:proofErr w:type="gramStart"/>
+            <w:r>
+              <w:rPr>
+                <w:rFonts w:ascii="BRH Malayalam Extra" w:hAnsi="BRH Malayalam Extra" w:cs="BRH Malayalam Extra"/>
+                <w:sz w:val="32"/>
+                <w:szCs w:val="40"/>
+              </w:rPr>
+              <w:t>-  e</w:t>
+            </w:r>
+            <w:proofErr w:type="gramEnd"/>
             <w:r>
               <w:rPr>
                 <w:rFonts w:ascii="BRH Malayalam Extra" w:hAnsi="BRH Malayalam Extra" w:cs="BRH Malayalam Extra"/>
@@ -28231,8 +29472,18 @@
                 <w:sz w:val="32"/>
                 <w:szCs w:val="40"/>
               </w:rPr>
-              <w:t>)-  e</w:t>
-            </w:r>
+              <w:t>)</w:t>
+            </w:r>
+            <w:proofErr w:type="gramStart"/>
+            <w:r>
+              <w:rPr>
+                <w:rFonts w:ascii="BRH Malayalam Extra" w:hAnsi="BRH Malayalam Extra" w:cs="BRH Malayalam Extra"/>
+                <w:sz w:val="32"/>
+                <w:szCs w:val="40"/>
+              </w:rPr>
+              <w:t>-  e</w:t>
+            </w:r>
+            <w:proofErr w:type="gramEnd"/>
             <w:r>
               <w:rPr>
                 <w:rFonts w:ascii="BRH Malayalam Extra" w:hAnsi="BRH Malayalam Extra" w:cs="BRH Malayalam Extra"/>
@@ -28479,8 +29730,18 @@
                 <w:sz w:val="32"/>
                 <w:szCs w:val="40"/>
               </w:rPr>
-              <w:t>)-  A</w:t>
-            </w:r>
+              <w:t>)</w:t>
+            </w:r>
+            <w:proofErr w:type="gramStart"/>
+            <w:r>
+              <w:rPr>
+                <w:rFonts w:ascii="BRH Malayalam Extra" w:hAnsi="BRH Malayalam Extra" w:cs="BRH Malayalam Extra"/>
+                <w:sz w:val="32"/>
+                <w:szCs w:val="40"/>
+              </w:rPr>
+              <w:t>-  A</w:t>
+            </w:r>
+            <w:proofErr w:type="gramEnd"/>
             <w:r>
               <w:rPr>
                 <w:rFonts w:ascii="BRH Malayalam Extra" w:hAnsi="BRH Malayalam Extra" w:cs="BRH Malayalam Extra"/>
@@ -28695,7 +29956,25 @@
                 <w:sz w:val="32"/>
                 <w:szCs w:val="40"/>
               </w:rPr>
-              <w:t>)-  sJ | d</w:t>
+              <w:t>)</w:t>
+            </w:r>
+            <w:proofErr w:type="gramStart"/>
+            <w:r>
+              <w:rPr>
+                <w:rFonts w:ascii="BRH Malayalam Extra" w:hAnsi="BRH Malayalam Extra" w:cs="BRH Malayalam Extra"/>
+                <w:sz w:val="32"/>
+                <w:szCs w:val="40"/>
+              </w:rPr>
+              <w:t>-  sJ</w:t>
+            </w:r>
+            <w:proofErr w:type="gramEnd"/>
+            <w:r>
+              <w:rPr>
+                <w:rFonts w:ascii="BRH Malayalam Extra" w:hAnsi="BRH Malayalam Extra" w:cs="BRH Malayalam Extra"/>
+                <w:sz w:val="32"/>
+                <w:szCs w:val="40"/>
+              </w:rPr>
+              <w:t xml:space="preserve"> | d</w:t>
             </w:r>
             <w:r>
               <w:rPr>
@@ -28888,8 +30167,18 @@
                 <w:sz w:val="32"/>
                 <w:szCs w:val="40"/>
               </w:rPr>
-              <w:t>)-  A</w:t>
-            </w:r>
+              <w:t>)</w:t>
+            </w:r>
+            <w:proofErr w:type="gramStart"/>
+            <w:r>
+              <w:rPr>
+                <w:rFonts w:ascii="BRH Malayalam Extra" w:hAnsi="BRH Malayalam Extra" w:cs="BRH Malayalam Extra"/>
+                <w:sz w:val="32"/>
+                <w:szCs w:val="40"/>
+              </w:rPr>
+              <w:t>-  A</w:t>
+            </w:r>
+            <w:proofErr w:type="gramEnd"/>
             <w:r>
               <w:rPr>
                 <w:rFonts w:ascii="BRH Malayalam Extra" w:hAnsi="BRH Malayalam Extra" w:cs="BRH Malayalam Extra"/>
@@ -29104,7 +30393,25 @@
                 <w:sz w:val="32"/>
                 <w:szCs w:val="40"/>
               </w:rPr>
-              <w:t>)-  sJ | d</w:t>
+              <w:t>)</w:t>
+            </w:r>
+            <w:proofErr w:type="gramStart"/>
+            <w:r>
+              <w:rPr>
+                <w:rFonts w:ascii="BRH Malayalam Extra" w:hAnsi="BRH Malayalam Extra" w:cs="BRH Malayalam Extra"/>
+                <w:sz w:val="32"/>
+                <w:szCs w:val="40"/>
+              </w:rPr>
+              <w:t>-  sJ</w:t>
+            </w:r>
+            <w:proofErr w:type="gramEnd"/>
+            <w:r>
+              <w:rPr>
+                <w:rFonts w:ascii="BRH Malayalam Extra" w:hAnsi="BRH Malayalam Extra" w:cs="BRH Malayalam Extra"/>
+                <w:sz w:val="32"/>
+                <w:szCs w:val="40"/>
+              </w:rPr>
+              <w:t xml:space="preserve"> | d</w:t>
             </w:r>
             <w:r>
               <w:rPr>
@@ -29302,7 +30609,25 @@
                 <w:sz w:val="32"/>
                 <w:szCs w:val="40"/>
               </w:rPr>
-              <w:t>)-  sJ | ky</w:t>
+              <w:t>)</w:t>
+            </w:r>
+            <w:proofErr w:type="gramStart"/>
+            <w:r>
+              <w:rPr>
+                <w:rFonts w:ascii="BRH Malayalam Extra" w:hAnsi="BRH Malayalam Extra" w:cs="BRH Malayalam Extra"/>
+                <w:sz w:val="32"/>
+                <w:szCs w:val="40"/>
+              </w:rPr>
+              <w:t>-  sJ</w:t>
+            </w:r>
+            <w:proofErr w:type="gramEnd"/>
+            <w:r>
+              <w:rPr>
+                <w:rFonts w:ascii="BRH Malayalam Extra" w:hAnsi="BRH Malayalam Extra" w:cs="BRH Malayalam Extra"/>
+                <w:sz w:val="32"/>
+                <w:szCs w:val="40"/>
+              </w:rPr>
+              <w:t xml:space="preserve"> | ky</w:t>
             </w:r>
             <w:r>
               <w:rPr>
@@ -29527,7 +30852,25 @@
                 <w:sz w:val="32"/>
                 <w:szCs w:val="40"/>
               </w:rPr>
-              <w:t>)-  sJ | ky</w:t>
+              <w:t>)</w:t>
+            </w:r>
+            <w:proofErr w:type="gramStart"/>
+            <w:r>
+              <w:rPr>
+                <w:rFonts w:ascii="BRH Malayalam Extra" w:hAnsi="BRH Malayalam Extra" w:cs="BRH Malayalam Extra"/>
+                <w:sz w:val="32"/>
+                <w:szCs w:val="40"/>
+              </w:rPr>
+              <w:t>-  sJ</w:t>
+            </w:r>
+            <w:proofErr w:type="gramEnd"/>
+            <w:r>
+              <w:rPr>
+                <w:rFonts w:ascii="BRH Malayalam Extra" w:hAnsi="BRH Malayalam Extra" w:cs="BRH Malayalam Extra"/>
+                <w:sz w:val="32"/>
+                <w:szCs w:val="40"/>
+              </w:rPr>
+              <w:t xml:space="preserve"> | ky</w:t>
             </w:r>
             <w:r>
               <w:rPr>
@@ -29757,8 +31100,18 @@
                 <w:sz w:val="32"/>
                 <w:szCs w:val="40"/>
               </w:rPr>
-              <w:t>)-  A</w:t>
-            </w:r>
+              <w:t>)</w:t>
+            </w:r>
+            <w:proofErr w:type="gramStart"/>
+            <w:r>
+              <w:rPr>
+                <w:rFonts w:ascii="BRH Malayalam Extra" w:hAnsi="BRH Malayalam Extra" w:cs="BRH Malayalam Extra"/>
+                <w:sz w:val="32"/>
+                <w:szCs w:val="40"/>
+              </w:rPr>
+              <w:t>-  A</w:t>
+            </w:r>
+            <w:proofErr w:type="gramEnd"/>
             <w:r>
               <w:rPr>
                 <w:rFonts w:ascii="BRH Malayalam Extra" w:hAnsi="BRH Malayalam Extra" w:cs="BRH Malayalam Extra"/>
@@ -30165,8 +31518,18 @@
                 <w:sz w:val="32"/>
                 <w:szCs w:val="40"/>
               </w:rPr>
-              <w:t>)-  öe</w:t>
-            </w:r>
+              <w:t>)</w:t>
+            </w:r>
+            <w:proofErr w:type="gramStart"/>
+            <w:r>
+              <w:rPr>
+                <w:rFonts w:ascii="BRH Malayalam Extra" w:hAnsi="BRH Malayalam Extra" w:cs="BRH Malayalam Extra"/>
+                <w:sz w:val="32"/>
+                <w:szCs w:val="40"/>
+              </w:rPr>
+              <w:t>-  öe</w:t>
+            </w:r>
+            <w:proofErr w:type="gramEnd"/>
             <w:r>
               <w:rPr>
                 <w:rFonts w:ascii="BRH Malayalam Extra" w:hAnsi="BRH Malayalam Extra" w:cs="BRH Malayalam Extra"/>
@@ -30458,8 +31821,18 @@
                 <w:sz w:val="32"/>
                 <w:szCs w:val="40"/>
               </w:rPr>
-              <w:t>)-  öe</w:t>
-            </w:r>
+              <w:t>)</w:t>
+            </w:r>
+            <w:proofErr w:type="gramStart"/>
+            <w:r>
+              <w:rPr>
+                <w:rFonts w:ascii="BRH Malayalam Extra" w:hAnsi="BRH Malayalam Extra" w:cs="BRH Malayalam Extra"/>
+                <w:sz w:val="32"/>
+                <w:szCs w:val="40"/>
+              </w:rPr>
+              <w:t>-  öe</w:t>
+            </w:r>
+            <w:proofErr w:type="gramEnd"/>
             <w:r>
               <w:rPr>
                 <w:rFonts w:ascii="BRH Malayalam Extra" w:hAnsi="BRH Malayalam Extra" w:cs="BRH Malayalam Extra"/>
@@ -30738,8 +32111,18 @@
                 <w:sz w:val="32"/>
                 <w:szCs w:val="40"/>
               </w:rPr>
-              <w:t>)-  A</w:t>
-            </w:r>
+              <w:t>)</w:t>
+            </w:r>
+            <w:proofErr w:type="gramStart"/>
+            <w:r>
+              <w:rPr>
+                <w:rFonts w:ascii="BRH Malayalam Extra" w:hAnsi="BRH Malayalam Extra" w:cs="BRH Malayalam Extra"/>
+                <w:sz w:val="32"/>
+                <w:szCs w:val="40"/>
+              </w:rPr>
+              <w:t>-  A</w:t>
+            </w:r>
+            <w:proofErr w:type="gramEnd"/>
             <w:r>
               <w:rPr>
                 <w:rFonts w:ascii="BRH Malayalam Extra" w:hAnsi="BRH Malayalam Extra" w:cs="BRH Malayalam Extra"/>
@@ -31295,8 +32678,18 @@
                 <w:sz w:val="32"/>
                 <w:szCs w:val="40"/>
               </w:rPr>
-              <w:t>)-  öe</w:t>
-            </w:r>
+              <w:t>)</w:t>
+            </w:r>
+            <w:proofErr w:type="gramStart"/>
+            <w:r>
+              <w:rPr>
+                <w:rFonts w:ascii="BRH Malayalam Extra" w:hAnsi="BRH Malayalam Extra" w:cs="BRH Malayalam Extra"/>
+                <w:sz w:val="32"/>
+                <w:szCs w:val="40"/>
+              </w:rPr>
+              <w:t>-  öe</w:t>
+            </w:r>
+            <w:proofErr w:type="gramEnd"/>
             <w:r>
               <w:rPr>
                 <w:rFonts w:ascii="BRH Malayalam Extra" w:hAnsi="BRH Malayalam Extra" w:cs="BRH Malayalam Extra"/>
@@ -31612,8 +33005,18 @@
                 <w:sz w:val="32"/>
                 <w:szCs w:val="40"/>
               </w:rPr>
-              <w:t>)-  öe</w:t>
-            </w:r>
+              <w:t>)</w:t>
+            </w:r>
+            <w:proofErr w:type="gramStart"/>
+            <w:r>
+              <w:rPr>
+                <w:rFonts w:ascii="BRH Malayalam Extra" w:hAnsi="BRH Malayalam Extra" w:cs="BRH Malayalam Extra"/>
+                <w:sz w:val="32"/>
+                <w:szCs w:val="40"/>
+              </w:rPr>
+              <w:t>-  öe</w:t>
+            </w:r>
+            <w:proofErr w:type="gramEnd"/>
             <w:r>
               <w:rPr>
                 <w:rFonts w:ascii="BRH Malayalam Extra" w:hAnsi="BRH Malayalam Extra" w:cs="BRH Malayalam Extra"/>
@@ -31905,8 +33308,18 @@
                 <w:sz w:val="32"/>
                 <w:szCs w:val="40"/>
               </w:rPr>
-              <w:t>)-  s</w:t>
-            </w:r>
+              <w:t>)</w:t>
+            </w:r>
+            <w:proofErr w:type="gramStart"/>
+            <w:r>
+              <w:rPr>
+                <w:rFonts w:ascii="BRH Malayalam Extra" w:hAnsi="BRH Malayalam Extra" w:cs="BRH Malayalam Extra"/>
+                <w:sz w:val="32"/>
+                <w:szCs w:val="40"/>
+              </w:rPr>
+              <w:t>-  s</w:t>
+            </w:r>
+            <w:proofErr w:type="gramEnd"/>
             <w:r>
               <w:rPr>
                 <w:rFonts w:ascii="BRH Malayalam Extra" w:hAnsi="BRH Malayalam Extra" w:cs="BRH Malayalam Extra"/>
@@ -32188,8 +33601,18 @@
                 <w:sz w:val="32"/>
                 <w:szCs w:val="40"/>
               </w:rPr>
-              <w:t>)-  s</w:t>
-            </w:r>
+              <w:t>)</w:t>
+            </w:r>
+            <w:proofErr w:type="gramStart"/>
+            <w:r>
+              <w:rPr>
+                <w:rFonts w:ascii="BRH Malayalam Extra" w:hAnsi="BRH Malayalam Extra" w:cs="BRH Malayalam Extra"/>
+                <w:sz w:val="32"/>
+                <w:szCs w:val="40"/>
+              </w:rPr>
+              <w:t>-  s</w:t>
+            </w:r>
+            <w:proofErr w:type="gramEnd"/>
             <w:r>
               <w:rPr>
                 <w:rFonts w:ascii="BRH Malayalam Extra" w:hAnsi="BRH Malayalam Extra" w:cs="BRH Malayalam Extra"/>
@@ -32451,7 +33874,43 @@
                 <w:sz w:val="32"/>
                 <w:szCs w:val="40"/>
               </w:rPr>
-              <w:t>)-  pPx(³§—)sy ||</w:t>
+              <w:t>)</w:t>
+            </w:r>
+            <w:proofErr w:type="gramStart"/>
+            <w:r>
+              <w:rPr>
+                <w:rFonts w:ascii="BRH Malayalam Extra" w:hAnsi="BRH Malayalam Extra" w:cs="BRH Malayalam Extra"/>
+                <w:sz w:val="32"/>
+                <w:szCs w:val="40"/>
+              </w:rPr>
+              <w:t>-  pPx</w:t>
+            </w:r>
+            <w:proofErr w:type="gramEnd"/>
+            <w:r>
+              <w:rPr>
+                <w:rFonts w:ascii="BRH Malayalam Extra" w:hAnsi="BRH Malayalam Extra" w:cs="BRH Malayalam Extra"/>
+                <w:sz w:val="32"/>
+                <w:szCs w:val="40"/>
+              </w:rPr>
+              <w:t>(³§</w:t>
+            </w:r>
+            <w:proofErr w:type="gramStart"/>
+            <w:r>
+              <w:rPr>
+                <w:rFonts w:ascii="BRH Malayalam Extra" w:hAnsi="BRH Malayalam Extra" w:cs="BRH Malayalam Extra"/>
+                <w:sz w:val="32"/>
+                <w:szCs w:val="40"/>
+              </w:rPr>
+              <w:t>—)sy</w:t>
+            </w:r>
+            <w:proofErr w:type="gramEnd"/>
+            <w:r>
+              <w:rPr>
+                <w:rFonts w:ascii="BRH Malayalam Extra" w:hAnsi="BRH Malayalam Extra" w:cs="BRH Malayalam Extra"/>
+                <w:sz w:val="32"/>
+                <w:szCs w:val="40"/>
+              </w:rPr>
+              <w:t xml:space="preserve"> ||</w:t>
             </w:r>
           </w:p>
           <w:p>
@@ -32508,6 +33967,7 @@
               </w:rPr>
               <w:t>(³§</w:t>
             </w:r>
+            <w:proofErr w:type="gramStart"/>
             <w:r>
               <w:rPr>
                 <w:rFonts w:ascii="BRH Malayalam Extra" w:hAnsi="BRH Malayalam Extra" w:cs="BRH Malayalam Extra"/>
@@ -32524,21 +33984,40 @@
               </w:rPr>
               <w:t>)szZy</w:t>
             </w:r>
-            <w:r>
-              <w:rPr>
-                <w:rFonts w:ascii="BRH Malayalam Extra" w:hAnsi="BRH Malayalam Extra" w:cs="BRH Malayalam Extra"/>
-                <w:sz w:val="27"/>
-                <w:szCs w:val="40"/>
-              </w:rPr>
-              <w:t>–</w:t>
-            </w:r>
-            <w:r>
-              <w:rPr>
-                <w:rFonts w:ascii="BRH Malayalam Extra" w:hAnsi="BRH Malayalam Extra" w:cs="BRH Malayalam Extra"/>
-                <w:sz w:val="32"/>
-                <w:szCs w:val="40"/>
-              </w:rPr>
-              <w:t xml:space="preserve"> pPx(³§—)sy | </w:t>
+            <w:proofErr w:type="gramEnd"/>
+            <w:r>
+              <w:rPr>
+                <w:rFonts w:ascii="BRH Malayalam Extra" w:hAnsi="BRH Malayalam Extra" w:cs="BRH Malayalam Extra"/>
+                <w:sz w:val="27"/>
+                <w:szCs w:val="40"/>
+              </w:rPr>
+              <w:t>–</w:t>
+            </w:r>
+            <w:r>
+              <w:rPr>
+                <w:rFonts w:ascii="BRH Malayalam Extra" w:hAnsi="BRH Malayalam Extra" w:cs="BRH Malayalam Extra"/>
+                <w:sz w:val="32"/>
+                <w:szCs w:val="40"/>
+              </w:rPr>
+              <w:t xml:space="preserve"> pPx(³§</w:t>
+            </w:r>
+            <w:proofErr w:type="gramStart"/>
+            <w:r>
+              <w:rPr>
+                <w:rFonts w:ascii="BRH Malayalam Extra" w:hAnsi="BRH Malayalam Extra" w:cs="BRH Malayalam Extra"/>
+                <w:sz w:val="32"/>
+                <w:szCs w:val="40"/>
+              </w:rPr>
+              <w:t>—)sy</w:t>
+            </w:r>
+            <w:proofErr w:type="gramEnd"/>
+            <w:r>
+              <w:rPr>
+                <w:rFonts w:ascii="BRH Malayalam Extra" w:hAnsi="BRH Malayalam Extra" w:cs="BRH Malayalam Extra"/>
+                <w:sz w:val="32"/>
+                <w:szCs w:val="40"/>
+              </w:rPr>
+              <w:t xml:space="preserve"> | </w:t>
             </w:r>
           </w:p>
         </w:tc>
@@ -32661,7 +34140,43 @@
                 <w:sz w:val="32"/>
                 <w:szCs w:val="40"/>
               </w:rPr>
-              <w:t>)-  pPx(³§—)sy ||</w:t>
+              <w:t>)</w:t>
+            </w:r>
+            <w:proofErr w:type="gramStart"/>
+            <w:r>
+              <w:rPr>
+                <w:rFonts w:ascii="BRH Malayalam Extra" w:hAnsi="BRH Malayalam Extra" w:cs="BRH Malayalam Extra"/>
+                <w:sz w:val="32"/>
+                <w:szCs w:val="40"/>
+              </w:rPr>
+              <w:t>-  pPx</w:t>
+            </w:r>
+            <w:proofErr w:type="gramEnd"/>
+            <w:r>
+              <w:rPr>
+                <w:rFonts w:ascii="BRH Malayalam Extra" w:hAnsi="BRH Malayalam Extra" w:cs="BRH Malayalam Extra"/>
+                <w:sz w:val="32"/>
+                <w:szCs w:val="40"/>
+              </w:rPr>
+              <w:t>(³§</w:t>
+            </w:r>
+            <w:proofErr w:type="gramStart"/>
+            <w:r>
+              <w:rPr>
+                <w:rFonts w:ascii="BRH Malayalam Extra" w:hAnsi="BRH Malayalam Extra" w:cs="BRH Malayalam Extra"/>
+                <w:sz w:val="32"/>
+                <w:szCs w:val="40"/>
+              </w:rPr>
+              <w:t>—)sy</w:t>
+            </w:r>
+            <w:proofErr w:type="gramEnd"/>
+            <w:r>
+              <w:rPr>
+                <w:rFonts w:ascii="BRH Malayalam Extra" w:hAnsi="BRH Malayalam Extra" w:cs="BRH Malayalam Extra"/>
+                <w:sz w:val="32"/>
+                <w:szCs w:val="40"/>
+              </w:rPr>
+              <w:t xml:space="preserve"> ||</w:t>
             </w:r>
           </w:p>
           <w:p>
@@ -32709,6 +34224,7 @@
               </w:rPr>
               <w:t>(³§</w:t>
             </w:r>
+            <w:proofErr w:type="gramStart"/>
             <w:r>
               <w:rPr>
                 <w:rFonts w:ascii="BRH Malayalam Extra" w:hAnsi="BRH Malayalam Extra" w:cs="BRH Malayalam Extra"/>
@@ -32725,21 +34241,40 @@
               </w:rPr>
               <w:t>)szZy</w:t>
             </w:r>
-            <w:r>
-              <w:rPr>
-                <w:rFonts w:ascii="BRH Malayalam Extra" w:hAnsi="BRH Malayalam Extra" w:cs="BRH Malayalam Extra"/>
-                <w:sz w:val="27"/>
-                <w:szCs w:val="40"/>
-              </w:rPr>
-              <w:t>–</w:t>
-            </w:r>
-            <w:r>
-              <w:rPr>
-                <w:rFonts w:ascii="BRH Malayalam Extra" w:hAnsi="BRH Malayalam Extra" w:cs="BRH Malayalam Extra"/>
-                <w:sz w:val="32"/>
-                <w:szCs w:val="40"/>
-              </w:rPr>
-              <w:t xml:space="preserve"> pPx(³§—)sy | </w:t>
+            <w:proofErr w:type="gramEnd"/>
+            <w:r>
+              <w:rPr>
+                <w:rFonts w:ascii="BRH Malayalam Extra" w:hAnsi="BRH Malayalam Extra" w:cs="BRH Malayalam Extra"/>
+                <w:sz w:val="27"/>
+                <w:szCs w:val="40"/>
+              </w:rPr>
+              <w:t>–</w:t>
+            </w:r>
+            <w:r>
+              <w:rPr>
+                <w:rFonts w:ascii="BRH Malayalam Extra" w:hAnsi="BRH Malayalam Extra" w:cs="BRH Malayalam Extra"/>
+                <w:sz w:val="32"/>
+                <w:szCs w:val="40"/>
+              </w:rPr>
+              <w:t xml:space="preserve"> pPx(³§</w:t>
+            </w:r>
+            <w:proofErr w:type="gramStart"/>
+            <w:r>
+              <w:rPr>
+                <w:rFonts w:ascii="BRH Malayalam Extra" w:hAnsi="BRH Malayalam Extra" w:cs="BRH Malayalam Extra"/>
+                <w:sz w:val="32"/>
+                <w:szCs w:val="40"/>
+              </w:rPr>
+              <w:t>—)sy</w:t>
+            </w:r>
+            <w:proofErr w:type="gramEnd"/>
+            <w:r>
+              <w:rPr>
+                <w:rFonts w:ascii="BRH Malayalam Extra" w:hAnsi="BRH Malayalam Extra" w:cs="BRH Malayalam Extra"/>
+                <w:sz w:val="32"/>
+                <w:szCs w:val="40"/>
+              </w:rPr>
+              <w:t xml:space="preserve"> | </w:t>
             </w:r>
           </w:p>
         </w:tc>
@@ -32867,8 +34402,18 @@
                 <w:sz w:val="32"/>
                 <w:szCs w:val="40"/>
               </w:rPr>
-              <w:t>)-  d</w:t>
-            </w:r>
+              <w:t>)</w:t>
+            </w:r>
+            <w:proofErr w:type="gramStart"/>
+            <w:r>
+              <w:rPr>
+                <w:rFonts w:ascii="BRH Malayalam Extra" w:hAnsi="BRH Malayalam Extra" w:cs="BRH Malayalam Extra"/>
+                <w:sz w:val="32"/>
+                <w:szCs w:val="40"/>
+              </w:rPr>
+              <w:t>-  d</w:t>
+            </w:r>
+            <w:proofErr w:type="gramEnd"/>
             <w:r>
               <w:rPr>
                 <w:rFonts w:ascii="BRH Malayalam Extra" w:hAnsi="BRH Malayalam Extra" w:cs="BRH Malayalam Extra"/>
@@ -33205,8 +34750,18 @@
                 <w:sz w:val="32"/>
                 <w:szCs w:val="40"/>
               </w:rPr>
-              <w:t>)-  D</w:t>
-            </w:r>
+              <w:t>)</w:t>
+            </w:r>
+            <w:proofErr w:type="gramStart"/>
+            <w:r>
+              <w:rPr>
+                <w:rFonts w:ascii="BRH Malayalam Extra" w:hAnsi="BRH Malayalam Extra" w:cs="BRH Malayalam Extra"/>
+                <w:sz w:val="32"/>
+                <w:szCs w:val="40"/>
+              </w:rPr>
+              <w:t>-  D</w:t>
+            </w:r>
+            <w:proofErr w:type="gramEnd"/>
             <w:r>
               <w:rPr>
                 <w:rFonts w:ascii="BRH Malayalam Extra" w:hAnsi="BRH Malayalam Extra" w:cs="BRH Malayalam Extra"/>
@@ -33510,8 +35065,18 @@
                 <w:sz w:val="32"/>
                 <w:szCs w:val="40"/>
               </w:rPr>
-              <w:t>)-  d</w:t>
-            </w:r>
+              <w:t>)</w:t>
+            </w:r>
+            <w:proofErr w:type="gramStart"/>
+            <w:r>
+              <w:rPr>
+                <w:rFonts w:ascii="BRH Malayalam Extra" w:hAnsi="BRH Malayalam Extra" w:cs="BRH Malayalam Extra"/>
+                <w:sz w:val="32"/>
+                <w:szCs w:val="40"/>
+              </w:rPr>
+              <w:t>-  d</w:t>
+            </w:r>
+            <w:proofErr w:type="gramEnd"/>
             <w:r>
               <w:rPr>
                 <w:rFonts w:ascii="BRH Malayalam Extra" w:hAnsi="BRH Malayalam Extra" w:cs="BRH Malayalam Extra"/>
@@ -33967,8 +35532,18 @@
                 <w:sz w:val="32"/>
                 <w:szCs w:val="40"/>
               </w:rPr>
-              <w:t>)-  D</w:t>
-            </w:r>
+              <w:t>)</w:t>
+            </w:r>
+            <w:proofErr w:type="gramStart"/>
+            <w:r>
+              <w:rPr>
+                <w:rFonts w:ascii="BRH Malayalam Extra" w:hAnsi="BRH Malayalam Extra" w:cs="BRH Malayalam Extra"/>
+                <w:sz w:val="32"/>
+                <w:szCs w:val="40"/>
+              </w:rPr>
+              <w:t>-  D</w:t>
+            </w:r>
+            <w:proofErr w:type="gramEnd"/>
             <w:r>
               <w:rPr>
                 <w:rFonts w:ascii="BRH Malayalam Extra" w:hAnsi="BRH Malayalam Extra" w:cs="BRH Malayalam Extra"/>
